--- a/docs/CEO_BIBLE.docx
+++ b/docs/CEO_BIBLE.docx
@@ -2,7 +2,7 @@
 <file path=word/document.xml><?xml version="1.0" encoding="utf-8"?>
 <w:document xmlns:w="http://schemas.openxmlformats.org/wordprocessingml/2006/main" xmlns:m="http://schemas.openxmlformats.org/officeDocument/2006/math" xmlns:r="http://schemas.openxmlformats.org/officeDocument/2006/relationships" xmlns:o="urn:schemas-microsoft-com:office:office" xmlns:v="urn:schemas-microsoft-com:vml" xmlns:w10="urn:schemas-microsoft-com:office:word" xmlns:a="http://schemas.openxmlformats.org/drawingml/2006/main" xmlns:pic="http://schemas.openxmlformats.org/drawingml/2006/picture" xmlns:wp="http://schemas.openxmlformats.org/drawingml/2006/wordprocessingDrawing">
   <w:body>
-    <w:bookmarkStart w:id="73" w:name="ceo-bible--pièces"/>
+    <w:bookmarkStart w:id="84" w:name="ceo-bible--pièces"/>
     <w:p>
       <w:pPr>
         <w:pStyle w:val="Heading1"/>
@@ -97,7 +97,7 @@
       <w:r>
         <w:t xml:space="preserve"> </w:t>
       </w:r>
-      <w:hyperlink r:id="rId9">
+      <w:hyperlink r:id="rId20">
         <w:r>
           <w:rPr>
             <w:rStyle w:val="VerbatimChar"/>
@@ -114,7 +114,7 @@
       <w:r>
         <w:t xml:space="preserve"> </w:t>
       </w:r>
-      <w:hyperlink r:id="rId10">
+      <w:hyperlink r:id="rId21">
         <w:r>
           <w:rPr>
             <w:rStyle w:val="VerbatimChar"/>
@@ -136,7 +136,7 @@
         </w:pict>
       </w:r>
     </w:p>
-    <w:bookmarkStart w:id="11" w:name="Xd1024c92292dbd693f3b9f813cf88813fe44e42"/>
+    <w:bookmarkStart w:id="22" w:name="Xd1024c92292dbd693f3b9f813cf88813fe44e42"/>
     <w:p>
       <w:pPr>
         <w:pStyle w:val="Heading2"/>
@@ -371,8 +371,8 @@
         </w:pict>
       </w:r>
     </w:p>
-    <w:bookmarkEnd w:id="11"/>
-    <w:bookmarkStart w:id="15" w:name="X21bec87bd2844f45efe0912ccf77b41d35a9c3f"/>
+    <w:bookmarkEnd w:id="22"/>
+    <w:bookmarkStart w:id="26" w:name="X21bec87bd2844f45efe0912ccf77b41d35a9c3f"/>
     <w:p>
       <w:pPr>
         <w:pStyle w:val="Heading2"/>
@@ -381,7 +381,7 @@
         <w:t xml:space="preserve">2. Le marché — taille, structure, dynamique</w:t>
       </w:r>
     </w:p>
-    <w:bookmarkStart w:id="12" w:name="Xb89e8d038e8ae63aea0f91864ed7c603bedd577"/>
+    <w:bookmarkStart w:id="23" w:name="Xb89e8d038e8ae63aea0f91864ed7c603bedd577"/>
     <w:p>
       <w:pPr>
         <w:pStyle w:val="Heading3"/>
@@ -854,8 +854,8 @@
         <w:t xml:space="preserve">(~5 à 8 M USD).</w:t>
       </w:r>
     </w:p>
-    <w:bookmarkEnd w:id="12"/>
-    <w:bookmarkStart w:id="13" w:name="X551645ce3f15aca9f6abbbf2effbdf236f5375a"/>
+    <w:bookmarkEnd w:id="23"/>
+    <w:bookmarkStart w:id="24" w:name="X551645ce3f15aca9f6abbbf2effbdf236f5375a"/>
     <w:p>
       <w:pPr>
         <w:pStyle w:val="Heading3"/>
@@ -974,8 +974,8 @@
         <w:t xml:space="preserve">(~40 acteurs structurés). Pièces de récupération sur carcasses, prix attractif, volume limité.</w:t>
       </w:r>
     </w:p>
-    <w:bookmarkEnd w:id="13"/>
-    <w:bookmarkStart w:id="14" w:name="X54140778297c86bcbd2395be3c2127db8177753"/>
+    <w:bookmarkEnd w:id="24"/>
+    <w:bookmarkStart w:id="25" w:name="X54140778297c86bcbd2395be3c2127db8177753"/>
     <w:p>
       <w:pPr>
         <w:pStyle w:val="Heading3"/>
@@ -1315,9 +1315,9 @@
         </w:pict>
       </w:r>
     </w:p>
-    <w:bookmarkEnd w:id="14"/>
-    <w:bookmarkEnd w:id="15"/>
-    <w:bookmarkStart w:id="20" w:name="Xd2d69ded894dd15c2902f042ac5ab0a89812123"/>
+    <w:bookmarkEnd w:id="25"/>
+    <w:bookmarkEnd w:id="26"/>
+    <w:bookmarkStart w:id="31" w:name="Xd2d69ded894dd15c2902f042ac5ab0a89812123"/>
     <w:p>
       <w:pPr>
         <w:pStyle w:val="Heading2"/>
@@ -1326,7 +1326,7 @@
         <w:t xml:space="preserve">3. Concurrence — qui est là, qui ne l'est pas</w:t>
       </w:r>
     </w:p>
-    <w:bookmarkStart w:id="16" w:name="X45f6a74072689f3b639c72d5338081ab3900af2"/>
+    <w:bookmarkStart w:id="27" w:name="X45f6a74072689f3b639c72d5338081ab3900af2"/>
     <w:p>
       <w:pPr>
         <w:pStyle w:val="Heading3"/>
@@ -1351,7 +1351,16 @@
         <w:t xml:space="preserve">Aucun acteur structuré à l'échelle nationale</w:t>
       </w:r>
       <w:r>
-        <w:t xml:space="preserve">. Quelques pages Facebook (« Pièces Auto Abidjan »), groupes WhatsApp informels, et tentatives ponctuelles e-commerce qui n'ont pas tenu.</w:t>
+        <w:t xml:space="preserve">. Quelques pages Facebook (« Pièces Auto Abidjan »), groupes WhatsApp informels, et tentatives ponctuelles e-commerce qui n'ont pas tenu. Recensement à jour : ~48 acteurs Facebook dont 29 vendeurs pièces CI (</w:t>
+      </w:r>
+      <w:r>
+        <w:rPr>
+          <w:rStyle w:val="VerbatimChar"/>
+        </w:rPr>
+        <w:t xml:space="preserve">_bmad-output/planning-artifacts/facebook-vendeurs/</w:t>
+      </w:r>
+      <w:r>
+        <w:t xml:space="preserve">, 2026-05-29).</w:t>
       </w:r>
     </w:p>
     <w:p>
@@ -1367,6 +1376,57 @@
           <w:b/>
           <w:bCs/>
         </w:rPr>
+        <w:t xml:space="preserve">global-auto.online</w:t>
+      </w:r>
+      <w:r>
+        <w:t xml:space="preserve"> </w:t>
+      </w:r>
+      <w:r>
+        <w:t xml:space="preserve">: le seul concurrent avec un vrai catalogue web structuré (API publique). On en a</w:t>
+      </w:r>
+      <w:r>
+        <w:t xml:space="preserve"> </w:t>
+      </w:r>
+      <w:r>
+        <w:rPr>
+          <w:b/>
+          <w:bCs/>
+        </w:rPr>
+        <w:t xml:space="preserve">miroité l'intégralité dans notre catalogue</w:t>
+      </w:r>
+      <w:r>
+        <w:t xml:space="preserve"> </w:t>
+      </w:r>
+      <w:r>
+        <w:t xml:space="preserve">au 2026-05-29 (3 780 références prix + arbre véhicules complet) — non comme cession à l'adversaire, mais comme</w:t>
+      </w:r>
+      <w:r>
+        <w:t xml:space="preserve"> </w:t>
+      </w:r>
+      <w:r>
+        <w:rPr>
+          <w:b/>
+          <w:bCs/>
+        </w:rPr>
+        <w:t xml:space="preserve">veille prix permanente + couverture catalogue jour 1</w:t>
+      </w:r>
+      <w:r>
+        <w:t xml:space="preserve">. Stratégiquement : on connaît leurs prix en continu, eux pas les nôtres.</w:t>
+      </w:r>
+    </w:p>
+    <w:p>
+      <w:pPr>
+        <w:pStyle w:val="Compact"/>
+        <w:numPr>
+          <w:ilvl w:val="0"/>
+          <w:numId w:val="1003"/>
+        </w:numPr>
+      </w:pPr>
+      <w:r>
+        <w:rPr>
+          <w:b/>
+          <w:bCs/>
+        </w:rPr>
         <w:t xml:space="preserve">Jumia / Glovo / Yango Tech</w:t>
       </w:r>
       <w:r>
@@ -1376,8 +1436,8 @@
         <w:t xml:space="preserve">: pas de catalogue pièces, pas d'expertise verticale. Ne sont pas une menace à court terme mais pourraient acquérir un acteur établi à 24-36 mois.</w:t>
       </w:r>
     </w:p>
-    <w:bookmarkEnd w:id="16"/>
-    <w:bookmarkStart w:id="17" w:name="X08dd2cdf1c15784adfc30fa4ec6ccc1ceccdfd2"/>
+    <w:bookmarkEnd w:id="27"/>
+    <w:bookmarkStart w:id="28" w:name="X08dd2cdf1c15784adfc30fa4ec6ccc1ceccdfd2"/>
     <w:p>
       <w:pPr>
         <w:pStyle w:val="Heading3"/>
@@ -1452,8 +1512,8 @@
         <w:t xml:space="preserve">(Fleetio, Geotab) : trop chers, trop génériques, pas localisés (pas de FCFA, pas de fournisseurs CI, pas de FNE-CI).</w:t>
       </w:r>
     </w:p>
-    <w:bookmarkEnd w:id="17"/>
-    <w:bookmarkStart w:id="18" w:name="Xb5c0040416bc83eabb037b2ea9f5edf04d59ca3"/>
+    <w:bookmarkEnd w:id="28"/>
+    <w:bookmarkStart w:id="29" w:name="Xb5c0040416bc83eabb037b2ea9f5edf04d59ca3"/>
     <w:p>
       <w:pPr>
         <w:pStyle w:val="Heading3"/>
@@ -1506,8 +1566,8 @@
         <w:t xml:space="preserve">: concurrents sur la garantie constructeur, mais hors de prix pour les véhicules de plus de 5 ans (90% du parc). On capture ce qu'ils ne servent pas.</w:t>
       </w:r>
     </w:p>
-    <w:bookmarkEnd w:id="18"/>
-    <w:bookmarkStart w:id="19" w:name="Xa3383bf5768cc30fcd081592f069aab75a2dedf"/>
+    <w:bookmarkEnd w:id="29"/>
+    <w:bookmarkStart w:id="30" w:name="Xa3383bf5768cc30fcd081592f069aab75a2dedf"/>
     <w:p>
       <w:pPr>
         <w:pStyle w:val="Heading3"/>
@@ -1634,9 +1694,9 @@
         </w:pict>
       </w:r>
     </w:p>
-    <w:bookmarkEnd w:id="19"/>
-    <w:bookmarkEnd w:id="20"/>
-    <w:bookmarkStart w:id="24" w:name="Xa51ae0ced374a627eb985a01fae5adb16623b5f"/>
+    <w:bookmarkEnd w:id="30"/>
+    <w:bookmarkEnd w:id="31"/>
+    <w:bookmarkStart w:id="35" w:name="Xa51ae0ced374a627eb985a01fae5adb16623b5f"/>
     <w:p>
       <w:pPr>
         <w:pStyle w:val="Heading2"/>
@@ -1645,7 +1705,7 @@
         <w:t xml:space="preserve">4. Positionnement et proposition de valeur</w:t>
       </w:r>
     </w:p>
-    <w:bookmarkStart w:id="21" w:name="X211f8f57e9cad01e897c26d7d4804e17e296034"/>
+    <w:bookmarkStart w:id="32" w:name="X211f8f57e9cad01e897c26d7d4804e17e296034"/>
     <w:p>
       <w:pPr>
         <w:pStyle w:val="Heading3"/>
@@ -1764,8 +1824,8 @@
         <w:t xml:space="preserve">: « Tu gagnes une commission sur chaque vente que tu déclenches pour les vendeurs que tu as onboardés. »</w:t>
       </w:r>
     </w:p>
-    <w:bookmarkEnd w:id="21"/>
-    <w:bookmarkStart w:id="22" w:name="Xb35e53cce09a3e38b4659d923df6de13534139c"/>
+    <w:bookmarkEnd w:id="32"/>
+    <w:bookmarkStart w:id="33" w:name="Xb35e53cce09a3e38b4659d923df6de13534139c"/>
     <w:p>
       <w:pPr>
         <w:pStyle w:val="Heading3"/>
@@ -1873,8 +1933,8 @@
         <w:t xml:space="preserve">(escrow, garantie, facture normalisée DGI).</w:t>
       </w:r>
     </w:p>
-    <w:bookmarkEnd w:id="22"/>
-    <w:bookmarkStart w:id="23" w:name="X2cdbe38b05827046a4011804ff305a13de6877a"/>
+    <w:bookmarkEnd w:id="33"/>
+    <w:bookmarkStart w:id="34" w:name="X2cdbe38b05827046a4011804ff305a13de6877a"/>
     <w:p>
       <w:pPr>
         <w:pStyle w:val="Heading3"/>
@@ -1973,9 +2033,9 @@
         </w:pict>
       </w:r>
     </w:p>
-    <w:bookmarkEnd w:id="23"/>
-    <w:bookmarkEnd w:id="24"/>
-    <w:bookmarkStart w:id="30" w:name="X076f50ab137ddb315c545907b39c0180ecdc1ca"/>
+    <w:bookmarkEnd w:id="34"/>
+    <w:bookmarkEnd w:id="35"/>
+    <w:bookmarkStart w:id="41" w:name="X076f50ab137ddb315c545907b39c0180ecdc1ca"/>
     <w:p>
       <w:pPr>
         <w:pStyle w:val="Heading2"/>
@@ -1984,7 +2044,7 @@
         <w:t xml:space="preserve">5. La stratégie en 5 mouvements (24 mois)</w:t>
       </w:r>
     </w:p>
-    <w:bookmarkStart w:id="25" w:name="Xa1022c661079494230e5fd2ef22f35c7c3d96e3"/>
+    <w:bookmarkStart w:id="36" w:name="Xa1022c661079494230e5fd2ef22f35c7c3d96e3"/>
     <w:p>
       <w:pPr>
         <w:pStyle w:val="Heading3"/>
@@ -2115,8 +2175,8 @@
         <w:t xml:space="preserve">: 150+ commandes/jour à fin M3, 350+ à fin M6.</w:t>
       </w:r>
     </w:p>
-    <w:bookmarkEnd w:id="25"/>
-    <w:bookmarkStart w:id="26" w:name="X604f7bb6dce60abd3d0ef62cfe2ea6fe29f3028"/>
+    <w:bookmarkEnd w:id="36"/>
+    <w:bookmarkStart w:id="37" w:name="X604f7bb6dce60abd3d0ef62cfe2ea6fe29f3028"/>
     <w:p>
       <w:pPr>
         <w:pStyle w:val="Heading3"/>
@@ -2267,8 +2327,8 @@
         <w:t xml:space="preserve">: 500 véhicules sous abonnement à M9, 1 500 à M12, churn &lt; 5%/mois.</w:t>
       </w:r>
     </w:p>
-    <w:bookmarkEnd w:id="26"/>
-    <w:bookmarkStart w:id="27" w:name="Xb65c934d831f9cdb63b1fea6b46114a3258f94c"/>
+    <w:bookmarkEnd w:id="37"/>
+    <w:bookmarkStart w:id="38" w:name="Xb65c934d831f9cdb63b1fea6b46114a3258f94c"/>
     <w:p>
       <w:pPr>
         <w:pStyle w:val="Heading3"/>
@@ -2405,8 +2465,8 @@
         <w:t xml:space="preserve">: 5 000 factures FNE-CI émises à M12, 25 000 à M15.</w:t>
       </w:r>
     </w:p>
-    <w:bookmarkEnd w:id="27"/>
-    <w:bookmarkStart w:id="28" w:name="Xd84e98ba68735eada0cfed14204a82b3143463f"/>
+    <w:bookmarkEnd w:id="38"/>
+    <w:bookmarkStart w:id="39" w:name="Xd84e98ba68735eada0cfed14204a82b3143463f"/>
     <w:p>
       <w:pPr>
         <w:pStyle w:val="Heading3"/>
@@ -2499,8 +2559,8 @@
         <w:t xml:space="preserve">Offre transport collectif (UNATRCI, syndicats gbaka) : pricing tier intermédiaire, paiement groupé syndical.</w:t>
       </w:r>
     </w:p>
-    <w:bookmarkEnd w:id="28"/>
-    <w:bookmarkStart w:id="29" w:name="Xb85b14ad853b70698f58bc87ccac1759e191d02"/>
+    <w:bookmarkEnd w:id="39"/>
+    <w:bookmarkStart w:id="40" w:name="Xb85b14ad853b70698f58bc87ccac1759e191d02"/>
     <w:p>
       <w:pPr>
         <w:pStyle w:val="Heading3"/>
@@ -2606,9 +2666,9 @@
         </w:pict>
       </w:r>
     </w:p>
-    <w:bookmarkEnd w:id="29"/>
-    <w:bookmarkEnd w:id="30"/>
-    <w:bookmarkStart w:id="34" w:name="Xa81a8ec7edad8896f41af6303d6148e9f2a6336"/>
+    <w:bookmarkEnd w:id="40"/>
+    <w:bookmarkEnd w:id="41"/>
+    <w:bookmarkStart w:id="45" w:name="Xa81a8ec7edad8896f41af6303d6148e9f2a6336"/>
     <w:p>
       <w:pPr>
         <w:pStyle w:val="Heading2"/>
@@ -2617,7 +2677,7 @@
         <w:t xml:space="preserve">6. Modèle économique — comment Pièces gagne de l'argent</w:t>
       </w:r>
     </w:p>
-    <w:bookmarkStart w:id="31" w:name="X5c66d5d9885df1772825564efef71a1ad222843"/>
+    <w:bookmarkStart w:id="42" w:name="X5c66d5d9885df1772825564efef71a1ad222843"/>
     <w:p>
       <w:pPr>
         <w:pStyle w:val="Heading3"/>
@@ -2816,8 +2876,8 @@
         </w:tc>
       </w:tr>
     </w:tbl>
-    <w:bookmarkEnd w:id="31"/>
-    <w:bookmarkStart w:id="32" w:name="X7fd7804bc8b5e125ed35978acca4c5bef1bd56c"/>
+    <w:bookmarkEnd w:id="42"/>
+    <w:bookmarkStart w:id="43" w:name="X7fd7804bc8b5e125ed35978acca4c5bef1bd56c"/>
     <w:p>
       <w:pPr>
         <w:pStyle w:val="Heading3"/>
@@ -2936,8 +2996,8 @@
         <w:t xml:space="preserve">: &gt; 4 sur tous les segments dès M12.</w:t>
       </w:r>
     </w:p>
-    <w:bookmarkEnd w:id="32"/>
-    <w:bookmarkStart w:id="33" w:name="X7fa8afa9aad2a0b8d7d96539a0c0f4287ea7247"/>
+    <w:bookmarkEnd w:id="43"/>
+    <w:bookmarkStart w:id="44" w:name="X7fa8afa9aad2a0b8d7d96539a0c0f4287ea7247"/>
     <w:p>
       <w:pPr>
         <w:pStyle w:val="Heading3"/>
@@ -3001,9 +3061,9 @@
         </w:pict>
       </w:r>
     </w:p>
-    <w:bookmarkEnd w:id="33"/>
-    <w:bookmarkEnd w:id="34"/>
-    <w:bookmarkStart w:id="38" w:name="X4a34cc10c32c7fcafed93dbeeab3db6c110b222"/>
+    <w:bookmarkEnd w:id="44"/>
+    <w:bookmarkEnd w:id="45"/>
+    <w:bookmarkStart w:id="49" w:name="X4a34cc10c32c7fcafed93dbeeab3db6c110b222"/>
     <w:p>
       <w:pPr>
         <w:pStyle w:val="Heading2"/>
@@ -3012,7 +3072,7 @@
         <w:t xml:space="preserve">7. GTM — go-to-market opérationnel</w:t>
       </w:r>
     </w:p>
-    <w:bookmarkStart w:id="35" w:name="X9cc70b76dcbe75e2cdf8c637165478c2ef50f00"/>
+    <w:bookmarkStart w:id="46" w:name="X9cc70b76dcbe75e2cdf8c637165478c2ef50f00"/>
     <w:p>
       <w:pPr>
         <w:pStyle w:val="Heading3"/>
@@ -3150,8 +3210,8 @@
         <w:t xml:space="preserve">Programme de parrainage vendeur → vendeur (5 000 F par vendeur amené qui fait sa première vente).</w:t>
       </w:r>
     </w:p>
-    <w:bookmarkEnd w:id="35"/>
-    <w:bookmarkStart w:id="36" w:name="Xa15e8b492b3365d5ceba4d0e8d1b0a275047e12"/>
+    <w:bookmarkEnd w:id="46"/>
+    <w:bookmarkStart w:id="47" w:name="Xa15e8b492b3365d5ceba4d0e8d1b0a275047e12"/>
     <w:p>
       <w:pPr>
         <w:pStyle w:val="Heading3"/>
@@ -3259,8 +3319,8 @@
         <w:t xml:space="preserve">(les Liaisons recommandent Pièces aux mécaniciens qu'ils croisent en cantine).</w:t>
       </w:r>
     </w:p>
-    <w:bookmarkEnd w:id="36"/>
-    <w:bookmarkStart w:id="37" w:name="X1ab38090f5863a840116a3b3a28145788034b90"/>
+    <w:bookmarkEnd w:id="47"/>
+    <w:bookmarkStart w:id="48" w:name="X1ab38090f5863a840116a3b3a28145788034b90"/>
     <w:p>
       <w:pPr>
         <w:pStyle w:val="Heading3"/>
@@ -3408,9 +3468,9 @@
         </w:pict>
       </w:r>
     </w:p>
-    <w:bookmarkEnd w:id="37"/>
-    <w:bookmarkEnd w:id="38"/>
-    <w:bookmarkStart w:id="42" w:name="X24bc5f9db31a5adbf29bd3cb129e6e5ccc50062"/>
+    <w:bookmarkEnd w:id="48"/>
+    <w:bookmarkEnd w:id="49"/>
+    <w:bookmarkStart w:id="53" w:name="X24bc5f9db31a5adbf29bd3cb129e6e5ccc50062"/>
     <w:p>
       <w:pPr>
         <w:pStyle w:val="Heading2"/>
@@ -3419,7 +3479,7 @@
         <w:t xml:space="preserve">8. Organisation cible — équipe à 12, 24 et 36 mois</w:t>
       </w:r>
     </w:p>
-    <w:bookmarkStart w:id="39" w:name="Xdcf3a7ca454681044c019b58f1d8f8d9a3ec579"/>
+    <w:bookmarkStart w:id="50" w:name="Xdcf3a7ca454681044c019b58f1d8f8d9a3ec579"/>
     <w:p>
       <w:pPr>
         <w:pStyle w:val="Heading3"/>
@@ -3688,8 +3748,8 @@
         </w:tc>
       </w:tr>
     </w:tbl>
-    <w:bookmarkEnd w:id="39"/>
-    <w:bookmarkStart w:id="40" w:name="X1add776e5141a0e3931fa8dc2332a865cfb9ca8"/>
+    <w:bookmarkEnd w:id="50"/>
+    <w:bookmarkStart w:id="51" w:name="X1add776e5141a0e3931fa8dc2332a865cfb9ca8"/>
     <w:p>
       <w:pPr>
         <w:pStyle w:val="Heading3"/>
@@ -3766,8 +3826,8 @@
         <w:t xml:space="preserve">Doublement Liaison et commercial.</w:t>
       </w:r>
     </w:p>
-    <w:bookmarkEnd w:id="40"/>
-    <w:bookmarkStart w:id="41" w:name="Xb0676059d508a7bec0efc8669030c05f91c18cb"/>
+    <w:bookmarkEnd w:id="51"/>
+    <w:bookmarkStart w:id="52" w:name="Xb0676059d508a7bec0efc8669030c05f91c18cb"/>
     <w:p>
       <w:pPr>
         <w:pStyle w:val="Heading3"/>
@@ -3871,9 +3931,9 @@
         </w:pict>
       </w:r>
     </w:p>
-    <w:bookmarkEnd w:id="41"/>
-    <w:bookmarkEnd w:id="42"/>
-    <w:bookmarkStart w:id="46" w:name="X593eea8d4480f240afae1cc23ec216a87c8ebf9"/>
+    <w:bookmarkEnd w:id="52"/>
+    <w:bookmarkEnd w:id="53"/>
+    <w:bookmarkStart w:id="57" w:name="X593eea8d4480f240afae1cc23ec216a87c8ebf9"/>
     <w:p>
       <w:pPr>
         <w:pStyle w:val="Heading2"/>
@@ -3882,7 +3942,7 @@
         <w:t xml:space="preserve">9. Financement — combien, quand, pour quoi</w:t>
       </w:r>
     </w:p>
-    <w:bookmarkStart w:id="43" w:name="Xf862580d9d9f9a171b2ec51fa16fbc457b2b3d8"/>
+    <w:bookmarkStart w:id="54" w:name="Xf862580d9d9f9a171b2ec51fa16fbc457b2b3d8"/>
     <w:p>
       <w:pPr>
         <w:pStyle w:val="Heading3"/>
@@ -3959,8 +4019,8 @@
         <w:t xml:space="preserve">Affectation : expansion nationale et sous-régionale, BTP/corporate, FNE-CI scale.</w:t>
       </w:r>
     </w:p>
-    <w:bookmarkEnd w:id="43"/>
-    <w:bookmarkStart w:id="44" w:name="Xe49fb0a1ad84adb40fc1cf6704dd4bfdf6ff955"/>
+    <w:bookmarkEnd w:id="54"/>
+    <w:bookmarkStart w:id="55" w:name="Xe49fb0a1ad84adb40fc1cf6704dd4bfdf6ff955"/>
     <w:p>
       <w:pPr>
         <w:pStyle w:val="Heading3"/>
@@ -4029,8 +4089,8 @@
         <w:t xml:space="preserve">Churn flotte &lt; 5%/mois.</w:t>
       </w:r>
     </w:p>
-    <w:bookmarkEnd w:id="44"/>
-    <w:bookmarkStart w:id="45" w:name="Xe043c9ea8ab228e350bc1ff5f20eaa2791731a5"/>
+    <w:bookmarkEnd w:id="55"/>
+    <w:bookmarkStart w:id="56" w:name="Xe043c9ea8ab228e350bc1ff5f20eaa2791731a5"/>
     <w:p>
       <w:pPr>
         <w:pStyle w:val="Heading3"/>
@@ -4112,9 +4172,9 @@
         </w:pict>
       </w:r>
     </w:p>
-    <w:bookmarkEnd w:id="45"/>
-    <w:bookmarkEnd w:id="46"/>
-    <w:bookmarkStart w:id="47" w:name="X2b53c5a34afa5a68e084293b26a7f83655ebc84"/>
+    <w:bookmarkEnd w:id="56"/>
+    <w:bookmarkEnd w:id="57"/>
+    <w:bookmarkStart w:id="58" w:name="X2b53c5a34afa5a68e084293b26a7f83655ebc84"/>
     <w:p>
       <w:pPr>
         <w:pStyle w:val="Heading2"/>
@@ -4734,8 +4794,8 @@
         </w:pict>
       </w:r>
     </w:p>
-    <w:bookmarkEnd w:id="47"/>
-    <w:bookmarkStart w:id="51" w:name="Xfc9c688d1163d4bf09bdf4f87dd9b44c45bcf94"/>
+    <w:bookmarkEnd w:id="58"/>
+    <w:bookmarkStart w:id="62" w:name="Xfc9c688d1163d4bf09bdf4f87dd9b44c45bcf94"/>
     <w:p>
       <w:pPr>
         <w:pStyle w:val="Heading2"/>
@@ -4744,7 +4804,7 @@
         <w:t xml:space="preserve">11. KPIs — le dashboard CEO</w:t>
       </w:r>
     </w:p>
-    <w:bookmarkStart w:id="48" w:name="Xb116fcd2687239f6adcb4b3737d9db5ab7c2cc0"/>
+    <w:bookmarkStart w:id="59" w:name="Xb116fcd2687239f6adcb4b3737d9db5ab7c2cc0"/>
     <w:p>
       <w:pPr>
         <w:pStyle w:val="Heading3"/>
@@ -4813,8 +4873,8 @@
         <w:t xml:space="preserve">Cash en banque, runway projeté.</w:t>
       </w:r>
     </w:p>
-    <w:bookmarkEnd w:id="48"/>
-    <w:bookmarkStart w:id="49" w:name="Xa128e8f828b8d864fd5fae1cebae033023048f9"/>
+    <w:bookmarkEnd w:id="59"/>
+    <w:bookmarkStart w:id="60" w:name="Xa128e8f828b8d864fd5fae1cebae033023048f9"/>
     <w:p>
       <w:pPr>
         <w:pStyle w:val="Heading3"/>
@@ -4907,8 +4967,8 @@
         <w:t xml:space="preserve">Disputes ouvertes / résolues, taux de fraude.</w:t>
       </w:r>
     </w:p>
-    <w:bookmarkEnd w:id="49"/>
-    <w:bookmarkStart w:id="50" w:name="Xbc31cc420dbef19fbc1f31687be12296c70982f"/>
+    <w:bookmarkEnd w:id="60"/>
+    <w:bookmarkStart w:id="61" w:name="Xbc31cc420dbef19fbc1f31687be12296c70982f"/>
     <w:p>
       <w:pPr>
         <w:pStyle w:val="Heading3"/>
@@ -4984,9 +5044,9 @@
         </w:pict>
       </w:r>
     </w:p>
-    <w:bookmarkEnd w:id="50"/>
-    <w:bookmarkEnd w:id="51"/>
-    <w:bookmarkStart w:id="55" w:name="Xb4676d605a51ba097b847dca5484a484cdbadb9"/>
+    <w:bookmarkEnd w:id="61"/>
+    <w:bookmarkEnd w:id="62"/>
+    <w:bookmarkStart w:id="66" w:name="Xb4676d605a51ba097b847dca5484a484cdbadb9"/>
     <w:p>
       <w:pPr>
         <w:pStyle w:val="Heading2"/>
@@ -4995,7 +5055,7 @@
         <w:t xml:space="preserve">12. Gouvernance — comment décider</w:t>
       </w:r>
     </w:p>
-    <w:bookmarkStart w:id="52" w:name="Xb2c5dec2c5270899f8712643926c709911e8af2"/>
+    <w:bookmarkStart w:id="63" w:name="Xb2c5dec2c5270899f8712643926c709911e8af2"/>
     <w:p>
       <w:pPr>
         <w:pStyle w:val="Heading3"/>
@@ -5092,8 +5152,8 @@
         <w:t xml:space="preserve">(1.5 jour) revue mouvements 1-5, ajustement roadmap.</w:t>
       </w:r>
     </w:p>
-    <w:bookmarkEnd w:id="52"/>
-    <w:bookmarkStart w:id="53" w:name="X9cd96ea2403ee89f7d668b8637f5d9e89d423fd"/>
+    <w:bookmarkEnd w:id="63"/>
+    <w:bookmarkStart w:id="64" w:name="X9cd96ea2403ee89f7d668b8637f5d9e89d423fd"/>
     <w:p>
       <w:pPr>
         <w:pStyle w:val="Heading3"/>
@@ -5212,8 +5272,8 @@
         <w:t xml:space="preserve">: CEO + Board approval.</w:t>
       </w:r>
     </w:p>
-    <w:bookmarkEnd w:id="53"/>
-    <w:bookmarkStart w:id="54" w:name="X87aaa63aeefdb9d32087aab78b9895e3f2799b9"/>
+    <w:bookmarkEnd w:id="64"/>
+    <w:bookmarkStart w:id="65" w:name="X87aaa63aeefdb9d32087aab78b9895e3f2799b9"/>
     <w:p>
       <w:pPr>
         <w:pStyle w:val="Heading3"/>
@@ -5241,9 +5301,9 @@
         </w:pict>
       </w:r>
     </w:p>
-    <w:bookmarkEnd w:id="54"/>
-    <w:bookmarkEnd w:id="55"/>
-    <w:bookmarkStart w:id="60" w:name="X37e16ef4ff2676dddc4cdd6b3f400ef781962dc"/>
+    <w:bookmarkEnd w:id="65"/>
+    <w:bookmarkEnd w:id="66"/>
+    <w:bookmarkStart w:id="71" w:name="X37e16ef4ff2676dddc4cdd6b3f400ef781962dc"/>
     <w:p>
       <w:pPr>
         <w:pStyle w:val="Heading2"/>
@@ -5252,7 +5312,7 @@
         <w:t xml:space="preserve">13. Marque, communication, image publique</w:t>
       </w:r>
     </w:p>
-    <w:bookmarkStart w:id="56" w:name="Xa6cc849612e0d6bdef22e3c36e57e52d2863f77"/>
+    <w:bookmarkStart w:id="67" w:name="Xa6cc849612e0d6bdef22e3c36e57e52d2863f77"/>
     <w:p>
       <w:pPr>
         <w:pStyle w:val="Heading3"/>
@@ -5277,8 +5337,8 @@
         <w:t xml:space="preserve">Décliné B2B : « Pièces — votre flotte, votre coût, votre contrôle. »</w:t>
       </w:r>
     </w:p>
-    <w:bookmarkEnd w:id="56"/>
-    <w:bookmarkStart w:id="57" w:name="Xd60af454fb754a5a077be3f03ee8423e8caad79"/>
+    <w:bookmarkEnd w:id="67"/>
+    <w:bookmarkStart w:id="68" w:name="Xd60af454fb754a5a077be3f03ee8423e8caad79"/>
     <w:p>
       <w:pPr>
         <w:pStyle w:val="Heading3"/>
@@ -5307,8 +5367,8 @@
         <w:t xml:space="preserve">. Règles d'or : transparence (chips condition), clarté (breakdown), franc-parler en français ivoirien acceptable (pas trop institutionnel pour le canal mécanicien, plus sobre pour le B2B).</w:t>
       </w:r>
     </w:p>
-    <w:bookmarkEnd w:id="57"/>
-    <w:bookmarkStart w:id="58" w:name="Xd128178b9e4c46ccb1daabba4c8b7a740a4070b"/>
+    <w:bookmarkEnd w:id="68"/>
+    <w:bookmarkStart w:id="69" w:name="Xd128178b9e4c46ccb1daabba4c8b7a740a4070b"/>
     <w:p>
       <w:pPr>
         <w:pStyle w:val="Heading3"/>
@@ -5369,8 +5429,8 @@
         <w:t xml:space="preserve">Adhésion CGECI, JCI Côte d'Ivoire, GAPI. Présence visible aux événements ministère Transports, ministère Commerce.</w:t>
       </w:r>
     </w:p>
-    <w:bookmarkEnd w:id="58"/>
-    <w:bookmarkStart w:id="59" w:name="X12a59c7ef80c7916f0ff1c8631cc791a935b646"/>
+    <w:bookmarkEnd w:id="69"/>
+    <w:bookmarkStart w:id="70" w:name="X12a59c7ef80c7916f0ff1c8631cc791a935b646"/>
     <w:p>
       <w:pPr>
         <w:pStyle w:val="Heading3"/>
@@ -5410,9 +5470,9 @@
         </w:pict>
       </w:r>
     </w:p>
-    <w:bookmarkEnd w:id="59"/>
-    <w:bookmarkEnd w:id="60"/>
-    <w:bookmarkStart w:id="64" w:name="X4a40e63ceaae4c0919c2fc20b00892e906041f7"/>
+    <w:bookmarkEnd w:id="70"/>
+    <w:bookmarkEnd w:id="71"/>
+    <w:bookmarkStart w:id="75" w:name="X4a40e63ceaae4c0919c2fc20b00892e906041f7"/>
     <w:p>
       <w:pPr>
         <w:pStyle w:val="Heading2"/>
@@ -5421,7 +5481,7 @@
         <w:t xml:space="preserve">14. Conformité et risques légaux</w:t>
       </w:r>
     </w:p>
-    <w:bookmarkStart w:id="61" w:name="X567cc01974def157ee1e22e71a916609e0d2694"/>
+    <w:bookmarkStart w:id="72" w:name="X567cc01974def157ee1e22e71a916609e0d2694"/>
     <w:p>
       <w:pPr>
         <w:pStyle w:val="Heading3"/>
@@ -5454,8 +5514,8 @@
         <w:t xml:space="preserve">Holding sous-régionale envisageable à M24 pour expansion Sénégal / Bénin.</w:t>
       </w:r>
     </w:p>
-    <w:bookmarkEnd w:id="61"/>
-    <w:bookmarkStart w:id="62" w:name="X0ad535d1627f7e42faff995b7777f39e4e6ba41"/>
+    <w:bookmarkEnd w:id="72"/>
+    <w:bookmarkStart w:id="73" w:name="X0ad535d1627f7e42faff995b7777f39e4e6ba41"/>
     <w:p>
       <w:pPr>
         <w:pStyle w:val="Heading3"/>
@@ -5574,8 +5634,8 @@
         <w:t xml:space="preserve">: partenariats agréés (CinetPay agréé, OM, MTN, Wave directs à étudier).</w:t>
       </w:r>
     </w:p>
-    <w:bookmarkEnd w:id="62"/>
-    <w:bookmarkStart w:id="63" w:name="X58d3ab2fa0979a402a63b97ba715836b96db79c"/>
+    <w:bookmarkEnd w:id="73"/>
+    <w:bookmarkStart w:id="74" w:name="X58d3ab2fa0979a402a63b97ba715836b96db79c"/>
     <w:p>
       <w:pPr>
         <w:pStyle w:val="Heading3"/>
@@ -5651,9 +5711,9 @@
         </w:pict>
       </w:r>
     </w:p>
-    <w:bookmarkEnd w:id="63"/>
-    <w:bookmarkEnd w:id="64"/>
-    <w:bookmarkStart w:id="69" w:name="X5ff9242d6781c90c8e6c52f4743fb3e410053ed"/>
+    <w:bookmarkEnd w:id="74"/>
+    <w:bookmarkEnd w:id="75"/>
+    <w:bookmarkStart w:id="80" w:name="X5ff9242d6781c90c8e6c52f4743fb3e410053ed"/>
     <w:p>
       <w:pPr>
         <w:pStyle w:val="Heading2"/>
@@ -5662,7 +5722,7 @@
         <w:t xml:space="preserve">15. Roadmap produit — vue CEO (détails CTO Bible)</w:t>
       </w:r>
     </w:p>
-    <w:bookmarkStart w:id="65" w:name="Xb8df14f0763cfd70a41bbd4017b51cc2212b6f1"/>
+    <w:bookmarkStart w:id="76" w:name="Xb8df14f0763cfd70a41bbd4017b51cc2212b6f1"/>
     <w:p>
       <w:pPr>
         <w:pStyle w:val="Heading3"/>
@@ -5719,8 +5779,8 @@
         <w:t xml:space="preserve">Bot WhatsApp officiel (onboarding mécanicien, recherche pièce, suivi commande).</w:t>
       </w:r>
     </w:p>
-    <w:bookmarkEnd w:id="65"/>
-    <w:bookmarkStart w:id="66" w:name="X0bc070c58935ebfd6b301c9a7cb5de5ab9ce5b1"/>
+    <w:bookmarkEnd w:id="76"/>
+    <w:bookmarkStart w:id="77" w:name="X0bc070c58935ebfd6b301c9a7cb5de5ab9ce5b1"/>
     <w:p>
       <w:pPr>
         <w:pStyle w:val="Heading3"/>
@@ -5777,8 +5837,8 @@
         <w:t xml:space="preserve">API publique flotte (Yango, Heetch, Treepz).</w:t>
       </w:r>
     </w:p>
-    <w:bookmarkEnd w:id="66"/>
-    <w:bookmarkStart w:id="67" w:name="X6c703f757c73cc937f99c8704ef486ca25a34de"/>
+    <w:bookmarkEnd w:id="77"/>
+    <w:bookmarkStart w:id="78" w:name="X6c703f757c73cc937f99c8704ef486ca25a34de"/>
     <w:p>
       <w:pPr>
         <w:pStyle w:val="Heading3"/>
@@ -5835,8 +5895,8 @@
         <w:t xml:space="preserve">Marketplace main-d'œuvre (réseau garages affiliés) — à arbitrer M12 si focus pièces tient.</w:t>
       </w:r>
     </w:p>
-    <w:bookmarkEnd w:id="67"/>
-    <w:bookmarkStart w:id="68" w:name="Xa364296760401cfcfeb394be2d9f0ef269ae65e"/>
+    <w:bookmarkEnd w:id="78"/>
+    <w:bookmarkStart w:id="79" w:name="Xa364296760401cfcfeb394be2d9f0ef269ae65e"/>
     <w:p>
       <w:pPr>
         <w:pStyle w:val="Heading3"/>
@@ -5888,9 +5948,9 @@
         </w:pict>
       </w:r>
     </w:p>
-    <w:bookmarkEnd w:id="68"/>
-    <w:bookmarkEnd w:id="69"/>
-    <w:bookmarkStart w:id="70" w:name="X442d85207afe55442dc52d86f09fe733e6105f3"/>
+    <w:bookmarkEnd w:id="79"/>
+    <w:bookmarkEnd w:id="80"/>
+    <w:bookmarkStart w:id="81" w:name="X442d85207afe55442dc52d86f09fe733e6105f3"/>
     <w:p>
       <w:pPr>
         <w:pStyle w:val="Heading2"/>
@@ -6108,8 +6168,8 @@
         </w:pict>
       </w:r>
     </w:p>
-    <w:bookmarkEnd w:id="70"/>
-    <w:bookmarkStart w:id="71" w:name="X5d5e7c3dca51020e0044f9ad461dba9d5242de0"/>
+    <w:bookmarkEnd w:id="81"/>
+    <w:bookmarkStart w:id="82" w:name="X5d5e7c3dca51020e0044f9ad461dba9d5242de0"/>
     <w:p>
       <w:pPr>
         <w:pStyle w:val="Heading2"/>
@@ -6345,8 +6405,8 @@
         </w:pict>
       </w:r>
     </w:p>
-    <w:bookmarkEnd w:id="71"/>
-    <w:bookmarkStart w:id="72" w:name="X44e6735b00e4e32432cf055c09e9a26c4859220"/>
+    <w:bookmarkEnd w:id="82"/>
+    <w:bookmarkStart w:id="83" w:name="X44e6735b00e4e32432cf055c09e9a26c4859220"/>
     <w:p>
       <w:pPr>
         <w:pStyle w:val="Heading2"/>
@@ -6617,8 +6677,8 @@
         <w:t xml:space="preserve">Document interne · Handover CEO · v1.0 · 28 mai 2026.</w:t>
       </w:r>
     </w:p>
-    <w:bookmarkEnd w:id="72"/>
-    <w:bookmarkEnd w:id="73"/>
+    <w:bookmarkEnd w:id="83"/>
+    <w:bookmarkEnd w:id="84"/>
     <w:sectPr>
       <w:footnotePr>
         <w:numRestart w:val="eachSect"/>
@@ -7243,10 +7303,10 @@
   <w:docDefaults>
     <w:rPrDefault>
       <w:rPr>
-        <w:rFonts w:asciiTheme="minorHAnsi" w:cstheme="minorBidi" w:eastAsiaTheme="minorEastAsia" w:hAnsiTheme="minorHAnsi"/>
+        <w:rFonts w:asciiTheme="minorHAnsi" w:cstheme="minorBidi" w:eastAsiaTheme="minorHAnsi" w:hAnsiTheme="minorHAnsi"/>
         <w:sz w:val="24"/>
         <w:szCs w:val="24"/>
-        <w:lang w:bidi="ar-SA" w:eastAsia="zh-CN" w:val="en-US"/>
+        <w:lang w:bidi="ar-SA" w:eastAsia="en-US" w:val="en-US"/>
       </w:rPr>
     </w:rPrDefault>
     <w:pPrDefault>
@@ -7787,6 +7847,13 @@
       </w:tblCellMar>
     </w:tblPr>
     <w:tblStylePr w:type="firstRow">
+      <w:tblPr>
+        <w:jc w:val="left"/>
+        <w:tblInd w:type="dxa" w:w="0"/>
+      </w:tblPr>
+      <w:trPr>
+        <w:jc w:val="left"/>
+      </w:trPr>
       <w:tcPr>
         <w:tcBorders>
           <w:bottom w:val="single"/>

--- a/docs/CEO_BIBLE.docx
+++ b/docs/CEO_BIBLE.docx
@@ -6679,11 +6679,7 @@
     </w:p>
     <w:bookmarkEnd w:id="83"/>
     <w:bookmarkEnd w:id="84"/>
-    <w:sectPr>
-      <w:footnotePr>
-        <w:numRestart w:val="eachSect"/>
-      </w:footnotePr>
-    </w:sectPr>
+    <w:sectPr/>
   </w:body>
 </w:document>
 </file>
@@ -7358,6 +7354,8 @@
     </w:pPr>
     <w:rPr>
       <w:rFonts w:asciiTheme="majorHAnsi" w:cstheme="majorBidi" w:eastAsiaTheme="majorEastAsia" w:hAnsiTheme="majorHAnsi"/>
+      <w:spacing w:val="-10"/>
+      <w:kern w:val="28"/>
       <w:sz w:val="56"/>
       <w:szCs w:val="56"/>
     </w:rPr>
@@ -7370,6 +7368,8 @@
     <w:rsid w:val="00A10FD9"/>
     <w:rPr>
       <w:rFonts w:asciiTheme="majorHAnsi" w:cstheme="majorBidi" w:eastAsiaTheme="majorEastAsia" w:hAnsiTheme="majorHAnsi"/>
+      <w:spacing w:val="-10"/>
+      <w:kern w:val="28"/>
       <w:sz w:val="56"/>
       <w:szCs w:val="56"/>
     </w:rPr>
@@ -7410,31 +7410,23 @@
   </w:style>
   <w:style w:customStyle="1" w:styleId="Author" w:type="paragraph">
     <w:name w:val="Author"/>
-    <w:basedOn w:val="Title"/>
     <w:next w:val="BodyText"/>
     <w:qFormat/>
     <w:pPr>
       <w:keepNext/>
       <w:keepLines/>
+      <w:jc w:val="center"/>
     </w:pPr>
-    <w:rPr>
-      <w:sz w:val="24"/>
-      <w:szCs w:val="24"/>
-    </w:rPr>
   </w:style>
   <w:style w:styleId="Date" w:type="paragraph">
     <w:name w:val="Date"/>
-    <w:basedOn w:val="Title"/>
     <w:next w:val="BodyText"/>
     <w:qFormat/>
     <w:pPr>
       <w:keepNext/>
       <w:keepLines/>
+      <w:jc w:val="center"/>
     </w:pPr>
-    <w:rPr>
-      <w:sz w:val="24"/>
-      <w:szCs w:val="24"/>
-    </w:rPr>
   </w:style>
   <w:style w:customStyle="1" w:styleId="AbstractTitle" w:type="paragraph">
     <w:name w:val="Abstract Title"/>

--- a/docs/CEO_BIBLE.docx
+++ b/docs/CEO_BIBLE.docx
@@ -2,7 +2,7 @@
 <file path=word/document.xml><?xml version="1.0" encoding="utf-8"?>
 <w:document xmlns:w="http://schemas.openxmlformats.org/wordprocessingml/2006/main" xmlns:m="http://schemas.openxmlformats.org/officeDocument/2006/math" xmlns:r="http://schemas.openxmlformats.org/officeDocument/2006/relationships" xmlns:o="urn:schemas-microsoft-com:office:office" xmlns:v="urn:schemas-microsoft-com:vml" xmlns:w10="urn:schemas-microsoft-com:office:word" xmlns:a="http://schemas.openxmlformats.org/drawingml/2006/main" xmlns:pic="http://schemas.openxmlformats.org/drawingml/2006/picture" xmlns:wp="http://schemas.openxmlformats.org/drawingml/2006/wordprocessingDrawing">
   <w:body>
-    <w:bookmarkStart w:id="84" w:name="ceo-bible--pièces"/>
+    <w:bookmarkStart w:id="73" w:name="ceo-bible--pièces"/>
     <w:p>
       <w:pPr>
         <w:pStyle w:val="Heading1"/>
@@ -97,7 +97,7 @@
       <w:r>
         <w:t xml:space="preserve"> </w:t>
       </w:r>
-      <w:hyperlink r:id="rId20">
+      <w:hyperlink r:id="rId9">
         <w:r>
           <w:rPr>
             <w:rStyle w:val="VerbatimChar"/>
@@ -114,7 +114,7 @@
       <w:r>
         <w:t xml:space="preserve"> </w:t>
       </w:r>
-      <w:hyperlink r:id="rId21">
+      <w:hyperlink r:id="rId10">
         <w:r>
           <w:rPr>
             <w:rStyle w:val="VerbatimChar"/>
@@ -136,7 +136,7 @@
         </w:pict>
       </w:r>
     </w:p>
-    <w:bookmarkStart w:id="22" w:name="Xd1024c92292dbd693f3b9f813cf88813fe44e42"/>
+    <w:bookmarkStart w:id="11" w:name="Xd1024c92292dbd693f3b9f813cf88813fe44e42"/>
     <w:p>
       <w:pPr>
         <w:pStyle w:val="Heading2"/>
@@ -371,8 +371,8 @@
         </w:pict>
       </w:r>
     </w:p>
-    <w:bookmarkEnd w:id="22"/>
-    <w:bookmarkStart w:id="26" w:name="X21bec87bd2844f45efe0912ccf77b41d35a9c3f"/>
+    <w:bookmarkEnd w:id="11"/>
+    <w:bookmarkStart w:id="15" w:name="X21bec87bd2844f45efe0912ccf77b41d35a9c3f"/>
     <w:p>
       <w:pPr>
         <w:pStyle w:val="Heading2"/>
@@ -381,7 +381,7 @@
         <w:t xml:space="preserve">2. Le marché — taille, structure, dynamique</w:t>
       </w:r>
     </w:p>
-    <w:bookmarkStart w:id="23" w:name="Xb89e8d038e8ae63aea0f91864ed7c603bedd577"/>
+    <w:bookmarkStart w:id="12" w:name="Xb89e8d038e8ae63aea0f91864ed7c603bedd577"/>
     <w:p>
       <w:pPr>
         <w:pStyle w:val="Heading3"/>
@@ -854,8 +854,8 @@
         <w:t xml:space="preserve">(~5 à 8 M USD).</w:t>
       </w:r>
     </w:p>
-    <w:bookmarkEnd w:id="23"/>
-    <w:bookmarkStart w:id="24" w:name="X551645ce3f15aca9f6abbbf2effbdf236f5375a"/>
+    <w:bookmarkEnd w:id="12"/>
+    <w:bookmarkStart w:id="13" w:name="X551645ce3f15aca9f6abbbf2effbdf236f5375a"/>
     <w:p>
       <w:pPr>
         <w:pStyle w:val="Heading3"/>
@@ -974,8 +974,8 @@
         <w:t xml:space="preserve">(~40 acteurs structurés). Pièces de récupération sur carcasses, prix attractif, volume limité.</w:t>
       </w:r>
     </w:p>
-    <w:bookmarkEnd w:id="24"/>
-    <w:bookmarkStart w:id="25" w:name="X54140778297c86bcbd2395be3c2127db8177753"/>
+    <w:bookmarkEnd w:id="13"/>
+    <w:bookmarkStart w:id="14" w:name="X54140778297c86bcbd2395be3c2127db8177753"/>
     <w:p>
       <w:pPr>
         <w:pStyle w:val="Heading3"/>
@@ -1315,9 +1315,9 @@
         </w:pict>
       </w:r>
     </w:p>
-    <w:bookmarkEnd w:id="25"/>
-    <w:bookmarkEnd w:id="26"/>
-    <w:bookmarkStart w:id="31" w:name="Xd2d69ded894dd15c2902f042ac5ab0a89812123"/>
+    <w:bookmarkEnd w:id="14"/>
+    <w:bookmarkEnd w:id="15"/>
+    <w:bookmarkStart w:id="20" w:name="Xd2d69ded894dd15c2902f042ac5ab0a89812123"/>
     <w:p>
       <w:pPr>
         <w:pStyle w:val="Heading2"/>
@@ -1326,7 +1326,7 @@
         <w:t xml:space="preserve">3. Concurrence — qui est là, qui ne l'est pas</w:t>
       </w:r>
     </w:p>
-    <w:bookmarkStart w:id="27" w:name="X45f6a74072689f3b639c72d5338081ab3900af2"/>
+    <w:bookmarkStart w:id="16" w:name="X45f6a74072689f3b639c72d5338081ab3900af2"/>
     <w:p>
       <w:pPr>
         <w:pStyle w:val="Heading3"/>
@@ -1436,8 +1436,8 @@
         <w:t xml:space="preserve">: pas de catalogue pièces, pas d'expertise verticale. Ne sont pas une menace à court terme mais pourraient acquérir un acteur établi à 24-36 mois.</w:t>
       </w:r>
     </w:p>
-    <w:bookmarkEnd w:id="27"/>
-    <w:bookmarkStart w:id="28" w:name="X08dd2cdf1c15784adfc30fa4ec6ccc1ceccdfd2"/>
+    <w:bookmarkEnd w:id="16"/>
+    <w:bookmarkStart w:id="17" w:name="X08dd2cdf1c15784adfc30fa4ec6ccc1ceccdfd2"/>
     <w:p>
       <w:pPr>
         <w:pStyle w:val="Heading3"/>
@@ -1512,8 +1512,8 @@
         <w:t xml:space="preserve">(Fleetio, Geotab) : trop chers, trop génériques, pas localisés (pas de FCFA, pas de fournisseurs CI, pas de FNE-CI).</w:t>
       </w:r>
     </w:p>
-    <w:bookmarkEnd w:id="28"/>
-    <w:bookmarkStart w:id="29" w:name="Xb5c0040416bc83eabb037b2ea9f5edf04d59ca3"/>
+    <w:bookmarkEnd w:id="17"/>
+    <w:bookmarkStart w:id="18" w:name="Xb5c0040416bc83eabb037b2ea9f5edf04d59ca3"/>
     <w:p>
       <w:pPr>
         <w:pStyle w:val="Heading3"/>
@@ -1566,8 +1566,8 @@
         <w:t xml:space="preserve">: concurrents sur la garantie constructeur, mais hors de prix pour les véhicules de plus de 5 ans (90% du parc). On capture ce qu'ils ne servent pas.</w:t>
       </w:r>
     </w:p>
-    <w:bookmarkEnd w:id="29"/>
-    <w:bookmarkStart w:id="30" w:name="Xa3383bf5768cc30fcd081592f069aab75a2dedf"/>
+    <w:bookmarkEnd w:id="18"/>
+    <w:bookmarkStart w:id="19" w:name="Xa3383bf5768cc30fcd081592f069aab75a2dedf"/>
     <w:p>
       <w:pPr>
         <w:pStyle w:val="Heading3"/>
@@ -1694,9 +1694,9 @@
         </w:pict>
       </w:r>
     </w:p>
-    <w:bookmarkEnd w:id="30"/>
-    <w:bookmarkEnd w:id="31"/>
-    <w:bookmarkStart w:id="35" w:name="Xa51ae0ced374a627eb985a01fae5adb16623b5f"/>
+    <w:bookmarkEnd w:id="19"/>
+    <w:bookmarkEnd w:id="20"/>
+    <w:bookmarkStart w:id="24" w:name="Xa51ae0ced374a627eb985a01fae5adb16623b5f"/>
     <w:p>
       <w:pPr>
         <w:pStyle w:val="Heading2"/>
@@ -1705,7 +1705,7 @@
         <w:t xml:space="preserve">4. Positionnement et proposition de valeur</w:t>
       </w:r>
     </w:p>
-    <w:bookmarkStart w:id="32" w:name="X211f8f57e9cad01e897c26d7d4804e17e296034"/>
+    <w:bookmarkStart w:id="21" w:name="X211f8f57e9cad01e897c26d7d4804e17e296034"/>
     <w:p>
       <w:pPr>
         <w:pStyle w:val="Heading3"/>
@@ -1824,8 +1824,8 @@
         <w:t xml:space="preserve">: « Tu gagnes une commission sur chaque vente que tu déclenches pour les vendeurs que tu as onboardés. »</w:t>
       </w:r>
     </w:p>
-    <w:bookmarkEnd w:id="32"/>
-    <w:bookmarkStart w:id="33" w:name="Xb35e53cce09a3e38b4659d923df6de13534139c"/>
+    <w:bookmarkEnd w:id="21"/>
+    <w:bookmarkStart w:id="22" w:name="Xb35e53cce09a3e38b4659d923df6de13534139c"/>
     <w:p>
       <w:pPr>
         <w:pStyle w:val="Heading3"/>
@@ -1933,8 +1933,8 @@
         <w:t xml:space="preserve">(escrow, garantie, facture normalisée DGI).</w:t>
       </w:r>
     </w:p>
-    <w:bookmarkEnd w:id="33"/>
-    <w:bookmarkStart w:id="34" w:name="X2cdbe38b05827046a4011804ff305a13de6877a"/>
+    <w:bookmarkEnd w:id="22"/>
+    <w:bookmarkStart w:id="23" w:name="X2cdbe38b05827046a4011804ff305a13de6877a"/>
     <w:p>
       <w:pPr>
         <w:pStyle w:val="Heading3"/>
@@ -2033,9 +2033,9 @@
         </w:pict>
       </w:r>
     </w:p>
-    <w:bookmarkEnd w:id="34"/>
-    <w:bookmarkEnd w:id="35"/>
-    <w:bookmarkStart w:id="41" w:name="X076f50ab137ddb315c545907b39c0180ecdc1ca"/>
+    <w:bookmarkEnd w:id="23"/>
+    <w:bookmarkEnd w:id="24"/>
+    <w:bookmarkStart w:id="30" w:name="X076f50ab137ddb315c545907b39c0180ecdc1ca"/>
     <w:p>
       <w:pPr>
         <w:pStyle w:val="Heading2"/>
@@ -2044,7 +2044,7 @@
         <w:t xml:space="preserve">5. La stratégie en 5 mouvements (24 mois)</w:t>
       </w:r>
     </w:p>
-    <w:bookmarkStart w:id="36" w:name="Xa1022c661079494230e5fd2ef22f35c7c3d96e3"/>
+    <w:bookmarkStart w:id="25" w:name="Xa1022c661079494230e5fd2ef22f35c7c3d96e3"/>
     <w:p>
       <w:pPr>
         <w:pStyle w:val="Heading3"/>
@@ -2175,8 +2175,8 @@
         <w:t xml:space="preserve">: 150+ commandes/jour à fin M3, 350+ à fin M6.</w:t>
       </w:r>
     </w:p>
-    <w:bookmarkEnd w:id="36"/>
-    <w:bookmarkStart w:id="37" w:name="X604f7bb6dce60abd3d0ef62cfe2ea6fe29f3028"/>
+    <w:bookmarkEnd w:id="25"/>
+    <w:bookmarkStart w:id="26" w:name="X604f7bb6dce60abd3d0ef62cfe2ea6fe29f3028"/>
     <w:p>
       <w:pPr>
         <w:pStyle w:val="Heading3"/>
@@ -2327,8 +2327,8 @@
         <w:t xml:space="preserve">: 500 véhicules sous abonnement à M9, 1 500 à M12, churn &lt; 5%/mois.</w:t>
       </w:r>
     </w:p>
-    <w:bookmarkEnd w:id="37"/>
-    <w:bookmarkStart w:id="38" w:name="Xb65c934d831f9cdb63b1fea6b46114a3258f94c"/>
+    <w:bookmarkEnd w:id="26"/>
+    <w:bookmarkStart w:id="27" w:name="Xb65c934d831f9cdb63b1fea6b46114a3258f94c"/>
     <w:p>
       <w:pPr>
         <w:pStyle w:val="Heading3"/>
@@ -2465,8 +2465,8 @@
         <w:t xml:space="preserve">: 5 000 factures FNE-CI émises à M12, 25 000 à M15.</w:t>
       </w:r>
     </w:p>
-    <w:bookmarkEnd w:id="38"/>
-    <w:bookmarkStart w:id="39" w:name="Xd84e98ba68735eada0cfed14204a82b3143463f"/>
+    <w:bookmarkEnd w:id="27"/>
+    <w:bookmarkStart w:id="28" w:name="Xd84e98ba68735eada0cfed14204a82b3143463f"/>
     <w:p>
       <w:pPr>
         <w:pStyle w:val="Heading3"/>
@@ -2559,8 +2559,8 @@
         <w:t xml:space="preserve">Offre transport collectif (UNATRCI, syndicats gbaka) : pricing tier intermédiaire, paiement groupé syndical.</w:t>
       </w:r>
     </w:p>
-    <w:bookmarkEnd w:id="39"/>
-    <w:bookmarkStart w:id="40" w:name="Xb85b14ad853b70698f58bc87ccac1759e191d02"/>
+    <w:bookmarkEnd w:id="28"/>
+    <w:bookmarkStart w:id="29" w:name="Xb85b14ad853b70698f58bc87ccac1759e191d02"/>
     <w:p>
       <w:pPr>
         <w:pStyle w:val="Heading3"/>
@@ -2666,9 +2666,9 @@
         </w:pict>
       </w:r>
     </w:p>
-    <w:bookmarkEnd w:id="40"/>
-    <w:bookmarkEnd w:id="41"/>
-    <w:bookmarkStart w:id="45" w:name="Xa81a8ec7edad8896f41af6303d6148e9f2a6336"/>
+    <w:bookmarkEnd w:id="29"/>
+    <w:bookmarkEnd w:id="30"/>
+    <w:bookmarkStart w:id="34" w:name="Xa81a8ec7edad8896f41af6303d6148e9f2a6336"/>
     <w:p>
       <w:pPr>
         <w:pStyle w:val="Heading2"/>
@@ -2677,7 +2677,7 @@
         <w:t xml:space="preserve">6. Modèle économique — comment Pièces gagne de l'argent</w:t>
       </w:r>
     </w:p>
-    <w:bookmarkStart w:id="42" w:name="X5c66d5d9885df1772825564efef71a1ad222843"/>
+    <w:bookmarkStart w:id="31" w:name="X5c66d5d9885df1772825564efef71a1ad222843"/>
     <w:p>
       <w:pPr>
         <w:pStyle w:val="Heading3"/>
@@ -2876,8 +2876,8 @@
         </w:tc>
       </w:tr>
     </w:tbl>
-    <w:bookmarkEnd w:id="42"/>
-    <w:bookmarkStart w:id="43" w:name="X7fd7804bc8b5e125ed35978acca4c5bef1bd56c"/>
+    <w:bookmarkEnd w:id="31"/>
+    <w:bookmarkStart w:id="32" w:name="X7fd7804bc8b5e125ed35978acca4c5bef1bd56c"/>
     <w:p>
       <w:pPr>
         <w:pStyle w:val="Heading3"/>
@@ -2996,8 +2996,8 @@
         <w:t xml:space="preserve">: &gt; 4 sur tous les segments dès M12.</w:t>
       </w:r>
     </w:p>
-    <w:bookmarkEnd w:id="43"/>
-    <w:bookmarkStart w:id="44" w:name="X7fa8afa9aad2a0b8d7d96539a0c0f4287ea7247"/>
+    <w:bookmarkEnd w:id="32"/>
+    <w:bookmarkStart w:id="33" w:name="X7fa8afa9aad2a0b8d7d96539a0c0f4287ea7247"/>
     <w:p>
       <w:pPr>
         <w:pStyle w:val="Heading3"/>
@@ -3061,9 +3061,9 @@
         </w:pict>
       </w:r>
     </w:p>
-    <w:bookmarkEnd w:id="44"/>
-    <w:bookmarkEnd w:id="45"/>
-    <w:bookmarkStart w:id="49" w:name="X4a34cc10c32c7fcafed93dbeeab3db6c110b222"/>
+    <w:bookmarkEnd w:id="33"/>
+    <w:bookmarkEnd w:id="34"/>
+    <w:bookmarkStart w:id="38" w:name="X4a34cc10c32c7fcafed93dbeeab3db6c110b222"/>
     <w:p>
       <w:pPr>
         <w:pStyle w:val="Heading2"/>
@@ -3072,7 +3072,7 @@
         <w:t xml:space="preserve">7. GTM — go-to-market opérationnel</w:t>
       </w:r>
     </w:p>
-    <w:bookmarkStart w:id="46" w:name="X9cc70b76dcbe75e2cdf8c637165478c2ef50f00"/>
+    <w:bookmarkStart w:id="35" w:name="X9cc70b76dcbe75e2cdf8c637165478c2ef50f00"/>
     <w:p>
       <w:pPr>
         <w:pStyle w:val="Heading3"/>
@@ -3210,8 +3210,8 @@
         <w:t xml:space="preserve">Programme de parrainage vendeur → vendeur (5 000 F par vendeur amené qui fait sa première vente).</w:t>
       </w:r>
     </w:p>
-    <w:bookmarkEnd w:id="46"/>
-    <w:bookmarkStart w:id="47" w:name="Xa15e8b492b3365d5ceba4d0e8d1b0a275047e12"/>
+    <w:bookmarkEnd w:id="35"/>
+    <w:bookmarkStart w:id="36" w:name="Xa15e8b492b3365d5ceba4d0e8d1b0a275047e12"/>
     <w:p>
       <w:pPr>
         <w:pStyle w:val="Heading3"/>
@@ -3319,8 +3319,8 @@
         <w:t xml:space="preserve">(les Liaisons recommandent Pièces aux mécaniciens qu'ils croisent en cantine).</w:t>
       </w:r>
     </w:p>
-    <w:bookmarkEnd w:id="47"/>
-    <w:bookmarkStart w:id="48" w:name="X1ab38090f5863a840116a3b3a28145788034b90"/>
+    <w:bookmarkEnd w:id="36"/>
+    <w:bookmarkStart w:id="37" w:name="X1ab38090f5863a840116a3b3a28145788034b90"/>
     <w:p>
       <w:pPr>
         <w:pStyle w:val="Heading3"/>
@@ -3468,9 +3468,9 @@
         </w:pict>
       </w:r>
     </w:p>
-    <w:bookmarkEnd w:id="48"/>
-    <w:bookmarkEnd w:id="49"/>
-    <w:bookmarkStart w:id="53" w:name="X24bc5f9db31a5adbf29bd3cb129e6e5ccc50062"/>
+    <w:bookmarkEnd w:id="37"/>
+    <w:bookmarkEnd w:id="38"/>
+    <w:bookmarkStart w:id="42" w:name="X24bc5f9db31a5adbf29bd3cb129e6e5ccc50062"/>
     <w:p>
       <w:pPr>
         <w:pStyle w:val="Heading2"/>
@@ -3479,7 +3479,7 @@
         <w:t xml:space="preserve">8. Organisation cible — équipe à 12, 24 et 36 mois</w:t>
       </w:r>
     </w:p>
-    <w:bookmarkStart w:id="50" w:name="Xdcf3a7ca454681044c019b58f1d8f8d9a3ec579"/>
+    <w:bookmarkStart w:id="39" w:name="Xdcf3a7ca454681044c019b58f1d8f8d9a3ec579"/>
     <w:p>
       <w:pPr>
         <w:pStyle w:val="Heading3"/>
@@ -3748,8 +3748,8 @@
         </w:tc>
       </w:tr>
     </w:tbl>
-    <w:bookmarkEnd w:id="50"/>
-    <w:bookmarkStart w:id="51" w:name="X1add776e5141a0e3931fa8dc2332a865cfb9ca8"/>
+    <w:bookmarkEnd w:id="39"/>
+    <w:bookmarkStart w:id="40" w:name="X1add776e5141a0e3931fa8dc2332a865cfb9ca8"/>
     <w:p>
       <w:pPr>
         <w:pStyle w:val="Heading3"/>
@@ -3826,8 +3826,8 @@
         <w:t xml:space="preserve">Doublement Liaison et commercial.</w:t>
       </w:r>
     </w:p>
-    <w:bookmarkEnd w:id="51"/>
-    <w:bookmarkStart w:id="52" w:name="Xb0676059d508a7bec0efc8669030c05f91c18cb"/>
+    <w:bookmarkEnd w:id="40"/>
+    <w:bookmarkStart w:id="41" w:name="Xb0676059d508a7bec0efc8669030c05f91c18cb"/>
     <w:p>
       <w:pPr>
         <w:pStyle w:val="Heading3"/>
@@ -3931,9 +3931,9 @@
         </w:pict>
       </w:r>
     </w:p>
-    <w:bookmarkEnd w:id="52"/>
-    <w:bookmarkEnd w:id="53"/>
-    <w:bookmarkStart w:id="57" w:name="X593eea8d4480f240afae1cc23ec216a87c8ebf9"/>
+    <w:bookmarkEnd w:id="41"/>
+    <w:bookmarkEnd w:id="42"/>
+    <w:bookmarkStart w:id="46" w:name="X593eea8d4480f240afae1cc23ec216a87c8ebf9"/>
     <w:p>
       <w:pPr>
         <w:pStyle w:val="Heading2"/>
@@ -3942,7 +3942,7 @@
         <w:t xml:space="preserve">9. Financement — combien, quand, pour quoi</w:t>
       </w:r>
     </w:p>
-    <w:bookmarkStart w:id="54" w:name="Xf862580d9d9f9a171b2ec51fa16fbc457b2b3d8"/>
+    <w:bookmarkStart w:id="43" w:name="Xf862580d9d9f9a171b2ec51fa16fbc457b2b3d8"/>
     <w:p>
       <w:pPr>
         <w:pStyle w:val="Heading3"/>
@@ -4019,8 +4019,8 @@
         <w:t xml:space="preserve">Affectation : expansion nationale et sous-régionale, BTP/corporate, FNE-CI scale.</w:t>
       </w:r>
     </w:p>
-    <w:bookmarkEnd w:id="54"/>
-    <w:bookmarkStart w:id="55" w:name="Xe49fb0a1ad84adb40fc1cf6704dd4bfdf6ff955"/>
+    <w:bookmarkEnd w:id="43"/>
+    <w:bookmarkStart w:id="44" w:name="Xe49fb0a1ad84adb40fc1cf6704dd4bfdf6ff955"/>
     <w:p>
       <w:pPr>
         <w:pStyle w:val="Heading3"/>
@@ -4089,8 +4089,8 @@
         <w:t xml:space="preserve">Churn flotte &lt; 5%/mois.</w:t>
       </w:r>
     </w:p>
-    <w:bookmarkEnd w:id="55"/>
-    <w:bookmarkStart w:id="56" w:name="Xe043c9ea8ab228e350bc1ff5f20eaa2791731a5"/>
+    <w:bookmarkEnd w:id="44"/>
+    <w:bookmarkStart w:id="45" w:name="Xe043c9ea8ab228e350bc1ff5f20eaa2791731a5"/>
     <w:p>
       <w:pPr>
         <w:pStyle w:val="Heading3"/>
@@ -4172,9 +4172,9 @@
         </w:pict>
       </w:r>
     </w:p>
-    <w:bookmarkEnd w:id="56"/>
-    <w:bookmarkEnd w:id="57"/>
-    <w:bookmarkStart w:id="58" w:name="X2b53c5a34afa5a68e084293b26a7f83655ebc84"/>
+    <w:bookmarkEnd w:id="45"/>
+    <w:bookmarkEnd w:id="46"/>
+    <w:bookmarkStart w:id="47" w:name="X2b53c5a34afa5a68e084293b26a7f83655ebc84"/>
     <w:p>
       <w:pPr>
         <w:pStyle w:val="Heading2"/>
@@ -4794,8 +4794,8 @@
         </w:pict>
       </w:r>
     </w:p>
-    <w:bookmarkEnd w:id="58"/>
-    <w:bookmarkStart w:id="62" w:name="Xfc9c688d1163d4bf09bdf4f87dd9b44c45bcf94"/>
+    <w:bookmarkEnd w:id="47"/>
+    <w:bookmarkStart w:id="51" w:name="Xfc9c688d1163d4bf09bdf4f87dd9b44c45bcf94"/>
     <w:p>
       <w:pPr>
         <w:pStyle w:val="Heading2"/>
@@ -4804,7 +4804,7 @@
         <w:t xml:space="preserve">11. KPIs — le dashboard CEO</w:t>
       </w:r>
     </w:p>
-    <w:bookmarkStart w:id="59" w:name="Xb116fcd2687239f6adcb4b3737d9db5ab7c2cc0"/>
+    <w:bookmarkStart w:id="48" w:name="Xb116fcd2687239f6adcb4b3737d9db5ab7c2cc0"/>
     <w:p>
       <w:pPr>
         <w:pStyle w:val="Heading3"/>
@@ -4873,8 +4873,8 @@
         <w:t xml:space="preserve">Cash en banque, runway projeté.</w:t>
       </w:r>
     </w:p>
-    <w:bookmarkEnd w:id="59"/>
-    <w:bookmarkStart w:id="60" w:name="Xa128e8f828b8d864fd5fae1cebae033023048f9"/>
+    <w:bookmarkEnd w:id="48"/>
+    <w:bookmarkStart w:id="49" w:name="Xa128e8f828b8d864fd5fae1cebae033023048f9"/>
     <w:p>
       <w:pPr>
         <w:pStyle w:val="Heading3"/>
@@ -4967,8 +4967,8 @@
         <w:t xml:space="preserve">Disputes ouvertes / résolues, taux de fraude.</w:t>
       </w:r>
     </w:p>
-    <w:bookmarkEnd w:id="60"/>
-    <w:bookmarkStart w:id="61" w:name="Xbc31cc420dbef19fbc1f31687be12296c70982f"/>
+    <w:bookmarkEnd w:id="49"/>
+    <w:bookmarkStart w:id="50" w:name="Xbc31cc420dbef19fbc1f31687be12296c70982f"/>
     <w:p>
       <w:pPr>
         <w:pStyle w:val="Heading3"/>
@@ -5044,9 +5044,9 @@
         </w:pict>
       </w:r>
     </w:p>
-    <w:bookmarkEnd w:id="61"/>
-    <w:bookmarkEnd w:id="62"/>
-    <w:bookmarkStart w:id="66" w:name="Xb4676d605a51ba097b847dca5484a484cdbadb9"/>
+    <w:bookmarkEnd w:id="50"/>
+    <w:bookmarkEnd w:id="51"/>
+    <w:bookmarkStart w:id="55" w:name="Xb4676d605a51ba097b847dca5484a484cdbadb9"/>
     <w:p>
       <w:pPr>
         <w:pStyle w:val="Heading2"/>
@@ -5055,7 +5055,7 @@
         <w:t xml:space="preserve">12. Gouvernance — comment décider</w:t>
       </w:r>
     </w:p>
-    <w:bookmarkStart w:id="63" w:name="Xb2c5dec2c5270899f8712643926c709911e8af2"/>
+    <w:bookmarkStart w:id="52" w:name="Xb2c5dec2c5270899f8712643926c709911e8af2"/>
     <w:p>
       <w:pPr>
         <w:pStyle w:val="Heading3"/>
@@ -5152,8 +5152,8 @@
         <w:t xml:space="preserve">(1.5 jour) revue mouvements 1-5, ajustement roadmap.</w:t>
       </w:r>
     </w:p>
-    <w:bookmarkEnd w:id="63"/>
-    <w:bookmarkStart w:id="64" w:name="X9cd96ea2403ee89f7d668b8637f5d9e89d423fd"/>
+    <w:bookmarkEnd w:id="52"/>
+    <w:bookmarkStart w:id="53" w:name="X9cd96ea2403ee89f7d668b8637f5d9e89d423fd"/>
     <w:p>
       <w:pPr>
         <w:pStyle w:val="Heading3"/>
@@ -5272,8 +5272,8 @@
         <w:t xml:space="preserve">: CEO + Board approval.</w:t>
       </w:r>
     </w:p>
-    <w:bookmarkEnd w:id="64"/>
-    <w:bookmarkStart w:id="65" w:name="X87aaa63aeefdb9d32087aab78b9895e3f2799b9"/>
+    <w:bookmarkEnd w:id="53"/>
+    <w:bookmarkStart w:id="54" w:name="X87aaa63aeefdb9d32087aab78b9895e3f2799b9"/>
     <w:p>
       <w:pPr>
         <w:pStyle w:val="Heading3"/>
@@ -5301,9 +5301,9 @@
         </w:pict>
       </w:r>
     </w:p>
-    <w:bookmarkEnd w:id="65"/>
-    <w:bookmarkEnd w:id="66"/>
-    <w:bookmarkStart w:id="71" w:name="X37e16ef4ff2676dddc4cdd6b3f400ef781962dc"/>
+    <w:bookmarkEnd w:id="54"/>
+    <w:bookmarkEnd w:id="55"/>
+    <w:bookmarkStart w:id="60" w:name="X37e16ef4ff2676dddc4cdd6b3f400ef781962dc"/>
     <w:p>
       <w:pPr>
         <w:pStyle w:val="Heading2"/>
@@ -5312,7 +5312,7 @@
         <w:t xml:space="preserve">13. Marque, communication, image publique</w:t>
       </w:r>
     </w:p>
-    <w:bookmarkStart w:id="67" w:name="Xa6cc849612e0d6bdef22e3c36e57e52d2863f77"/>
+    <w:bookmarkStart w:id="56" w:name="Xa6cc849612e0d6bdef22e3c36e57e52d2863f77"/>
     <w:p>
       <w:pPr>
         <w:pStyle w:val="Heading3"/>
@@ -5337,8 +5337,8 @@
         <w:t xml:space="preserve">Décliné B2B : « Pièces — votre flotte, votre coût, votre contrôle. »</w:t>
       </w:r>
     </w:p>
-    <w:bookmarkEnd w:id="67"/>
-    <w:bookmarkStart w:id="68" w:name="Xd60af454fb754a5a077be3f03ee8423e8caad79"/>
+    <w:bookmarkEnd w:id="56"/>
+    <w:bookmarkStart w:id="57" w:name="Xd60af454fb754a5a077be3f03ee8423e8caad79"/>
     <w:p>
       <w:pPr>
         <w:pStyle w:val="Heading3"/>
@@ -5367,8 +5367,8 @@
         <w:t xml:space="preserve">. Règles d'or : transparence (chips condition), clarté (breakdown), franc-parler en français ivoirien acceptable (pas trop institutionnel pour le canal mécanicien, plus sobre pour le B2B).</w:t>
       </w:r>
     </w:p>
-    <w:bookmarkEnd w:id="68"/>
-    <w:bookmarkStart w:id="69" w:name="Xd128178b9e4c46ccb1daabba4c8b7a740a4070b"/>
+    <w:bookmarkEnd w:id="57"/>
+    <w:bookmarkStart w:id="58" w:name="Xd128178b9e4c46ccb1daabba4c8b7a740a4070b"/>
     <w:p>
       <w:pPr>
         <w:pStyle w:val="Heading3"/>
@@ -5429,8 +5429,8 @@
         <w:t xml:space="preserve">Adhésion CGECI, JCI Côte d'Ivoire, GAPI. Présence visible aux événements ministère Transports, ministère Commerce.</w:t>
       </w:r>
     </w:p>
-    <w:bookmarkEnd w:id="69"/>
-    <w:bookmarkStart w:id="70" w:name="X12a59c7ef80c7916f0ff1c8631cc791a935b646"/>
+    <w:bookmarkEnd w:id="58"/>
+    <w:bookmarkStart w:id="59" w:name="X12a59c7ef80c7916f0ff1c8631cc791a935b646"/>
     <w:p>
       <w:pPr>
         <w:pStyle w:val="Heading3"/>
@@ -5470,9 +5470,9 @@
         </w:pict>
       </w:r>
     </w:p>
-    <w:bookmarkEnd w:id="70"/>
-    <w:bookmarkEnd w:id="71"/>
-    <w:bookmarkStart w:id="75" w:name="X4a40e63ceaae4c0919c2fc20b00892e906041f7"/>
+    <w:bookmarkEnd w:id="59"/>
+    <w:bookmarkEnd w:id="60"/>
+    <w:bookmarkStart w:id="64" w:name="X4a40e63ceaae4c0919c2fc20b00892e906041f7"/>
     <w:p>
       <w:pPr>
         <w:pStyle w:val="Heading2"/>
@@ -5481,7 +5481,7 @@
         <w:t xml:space="preserve">14. Conformité et risques légaux</w:t>
       </w:r>
     </w:p>
-    <w:bookmarkStart w:id="72" w:name="X567cc01974def157ee1e22e71a916609e0d2694"/>
+    <w:bookmarkStart w:id="61" w:name="X567cc01974def157ee1e22e71a916609e0d2694"/>
     <w:p>
       <w:pPr>
         <w:pStyle w:val="Heading3"/>
@@ -5514,8 +5514,8 @@
         <w:t xml:space="preserve">Holding sous-régionale envisageable à M24 pour expansion Sénégal / Bénin.</w:t>
       </w:r>
     </w:p>
-    <w:bookmarkEnd w:id="72"/>
-    <w:bookmarkStart w:id="73" w:name="X0ad535d1627f7e42faff995b7777f39e4e6ba41"/>
+    <w:bookmarkEnd w:id="61"/>
+    <w:bookmarkStart w:id="62" w:name="X0ad535d1627f7e42faff995b7777f39e4e6ba41"/>
     <w:p>
       <w:pPr>
         <w:pStyle w:val="Heading3"/>
@@ -5634,8 +5634,8 @@
         <w:t xml:space="preserve">: partenariats agréés (CinetPay agréé, OM, MTN, Wave directs à étudier).</w:t>
       </w:r>
     </w:p>
-    <w:bookmarkEnd w:id="73"/>
-    <w:bookmarkStart w:id="74" w:name="X58d3ab2fa0979a402a63b97ba715836b96db79c"/>
+    <w:bookmarkEnd w:id="62"/>
+    <w:bookmarkStart w:id="63" w:name="X58d3ab2fa0979a402a63b97ba715836b96db79c"/>
     <w:p>
       <w:pPr>
         <w:pStyle w:val="Heading3"/>
@@ -5711,9 +5711,9 @@
         </w:pict>
       </w:r>
     </w:p>
-    <w:bookmarkEnd w:id="74"/>
-    <w:bookmarkEnd w:id="75"/>
-    <w:bookmarkStart w:id="80" w:name="X5ff9242d6781c90c8e6c52f4743fb3e410053ed"/>
+    <w:bookmarkEnd w:id="63"/>
+    <w:bookmarkEnd w:id="64"/>
+    <w:bookmarkStart w:id="69" w:name="X5ff9242d6781c90c8e6c52f4743fb3e410053ed"/>
     <w:p>
       <w:pPr>
         <w:pStyle w:val="Heading2"/>
@@ -5722,7 +5722,7 @@
         <w:t xml:space="preserve">15. Roadmap produit — vue CEO (détails CTO Bible)</w:t>
       </w:r>
     </w:p>
-    <w:bookmarkStart w:id="76" w:name="Xb8df14f0763cfd70a41bbd4017b51cc2212b6f1"/>
+    <w:bookmarkStart w:id="65" w:name="Xb8df14f0763cfd70a41bbd4017b51cc2212b6f1"/>
     <w:p>
       <w:pPr>
         <w:pStyle w:val="Heading3"/>
@@ -5779,8 +5779,8 @@
         <w:t xml:space="preserve">Bot WhatsApp officiel (onboarding mécanicien, recherche pièce, suivi commande).</w:t>
       </w:r>
     </w:p>
-    <w:bookmarkEnd w:id="76"/>
-    <w:bookmarkStart w:id="77" w:name="X0bc070c58935ebfd6b301c9a7cb5de5ab9ce5b1"/>
+    <w:bookmarkEnd w:id="65"/>
+    <w:bookmarkStart w:id="66" w:name="X0bc070c58935ebfd6b301c9a7cb5de5ab9ce5b1"/>
     <w:p>
       <w:pPr>
         <w:pStyle w:val="Heading3"/>
@@ -5837,8 +5837,8 @@
         <w:t xml:space="preserve">API publique flotte (Yango, Heetch, Treepz).</w:t>
       </w:r>
     </w:p>
-    <w:bookmarkEnd w:id="77"/>
-    <w:bookmarkStart w:id="78" w:name="X6c703f757c73cc937f99c8704ef486ca25a34de"/>
+    <w:bookmarkEnd w:id="66"/>
+    <w:bookmarkStart w:id="67" w:name="X6c703f757c73cc937f99c8704ef486ca25a34de"/>
     <w:p>
       <w:pPr>
         <w:pStyle w:val="Heading3"/>
@@ -5895,8 +5895,8 @@
         <w:t xml:space="preserve">Marketplace main-d'œuvre (réseau garages affiliés) — à arbitrer M12 si focus pièces tient.</w:t>
       </w:r>
     </w:p>
-    <w:bookmarkEnd w:id="78"/>
-    <w:bookmarkStart w:id="79" w:name="Xa364296760401cfcfeb394be2d9f0ef269ae65e"/>
+    <w:bookmarkEnd w:id="67"/>
+    <w:bookmarkStart w:id="68" w:name="Xa364296760401cfcfeb394be2d9f0ef269ae65e"/>
     <w:p>
       <w:pPr>
         <w:pStyle w:val="Heading3"/>
@@ -5948,9 +5948,9 @@
         </w:pict>
       </w:r>
     </w:p>
-    <w:bookmarkEnd w:id="79"/>
-    <w:bookmarkEnd w:id="80"/>
-    <w:bookmarkStart w:id="81" w:name="X442d85207afe55442dc52d86f09fe733e6105f3"/>
+    <w:bookmarkEnd w:id="68"/>
+    <w:bookmarkEnd w:id="69"/>
+    <w:bookmarkStart w:id="70" w:name="X442d85207afe55442dc52d86f09fe733e6105f3"/>
     <w:p>
       <w:pPr>
         <w:pStyle w:val="Heading2"/>
@@ -6168,8 +6168,8 @@
         </w:pict>
       </w:r>
     </w:p>
-    <w:bookmarkEnd w:id="81"/>
-    <w:bookmarkStart w:id="82" w:name="X5d5e7c3dca51020e0044f9ad461dba9d5242de0"/>
+    <w:bookmarkEnd w:id="70"/>
+    <w:bookmarkStart w:id="71" w:name="X5d5e7c3dca51020e0044f9ad461dba9d5242de0"/>
     <w:p>
       <w:pPr>
         <w:pStyle w:val="Heading2"/>
@@ -6405,8 +6405,8 @@
         </w:pict>
       </w:r>
     </w:p>
-    <w:bookmarkEnd w:id="82"/>
-    <w:bookmarkStart w:id="83" w:name="X44e6735b00e4e32432cf055c09e9a26c4859220"/>
+    <w:bookmarkEnd w:id="71"/>
+    <w:bookmarkStart w:id="72" w:name="X44e6735b00e4e32432cf055c09e9a26c4859220"/>
     <w:p>
       <w:pPr>
         <w:pStyle w:val="Heading2"/>
@@ -6570,7 +6570,7 @@
         <w:rPr>
           <w:rStyle w:val="VerbatimChar"/>
         </w:rPr>
-        <w:t xml:space="preserve">brochure-commerciale-entreprises-2026-05-27</w:t>
+        <w:t xml:space="preserve">brochure-commerciale-entreprises-2026-06-03</w:t>
       </w:r>
       <w:r>
         <w:t xml:space="preserve">,</w:t>
@@ -6677,9 +6677,13 @@
         <w:t xml:space="preserve">Document interne · Handover CEO · v1.0 · 28 mai 2026.</w:t>
       </w:r>
     </w:p>
-    <w:bookmarkEnd w:id="83"/>
-    <w:bookmarkEnd w:id="84"/>
-    <w:sectPr/>
+    <w:bookmarkEnd w:id="72"/>
+    <w:bookmarkEnd w:id="73"/>
+    <w:sectPr>
+      <w:footnotePr>
+        <w:numRestart w:val="eachSect"/>
+      </w:footnotePr>
+    </w:sectPr>
   </w:body>
 </w:document>
 </file>
@@ -7299,10 +7303,10 @@
   <w:docDefaults>
     <w:rPrDefault>
       <w:rPr>
-        <w:rFonts w:asciiTheme="minorHAnsi" w:cstheme="minorBidi" w:eastAsiaTheme="minorHAnsi" w:hAnsiTheme="minorHAnsi"/>
+        <w:rFonts w:asciiTheme="minorHAnsi" w:cstheme="minorBidi" w:eastAsiaTheme="minorEastAsia" w:hAnsiTheme="minorHAnsi"/>
         <w:sz w:val="24"/>
         <w:szCs w:val="24"/>
-        <w:lang w:bidi="ar-SA" w:eastAsia="en-US" w:val="en-US"/>
+        <w:lang w:bidi="ar-SA" w:eastAsia="zh-CN" w:val="en-US"/>
       </w:rPr>
     </w:rPrDefault>
     <w:pPrDefault>
@@ -7354,8 +7358,6 @@
     </w:pPr>
     <w:rPr>
       <w:rFonts w:asciiTheme="majorHAnsi" w:cstheme="majorBidi" w:eastAsiaTheme="majorEastAsia" w:hAnsiTheme="majorHAnsi"/>
-      <w:spacing w:val="-10"/>
-      <w:kern w:val="28"/>
       <w:sz w:val="56"/>
       <w:szCs w:val="56"/>
     </w:rPr>
@@ -7368,8 +7370,6 @@
     <w:rsid w:val="00A10FD9"/>
     <w:rPr>
       <w:rFonts w:asciiTheme="majorHAnsi" w:cstheme="majorBidi" w:eastAsiaTheme="majorEastAsia" w:hAnsiTheme="majorHAnsi"/>
-      <w:spacing w:val="-10"/>
-      <w:kern w:val="28"/>
       <w:sz w:val="56"/>
       <w:szCs w:val="56"/>
     </w:rPr>
@@ -7410,23 +7410,31 @@
   </w:style>
   <w:style w:customStyle="1" w:styleId="Author" w:type="paragraph">
     <w:name w:val="Author"/>
+    <w:basedOn w:val="Title"/>
     <w:next w:val="BodyText"/>
     <w:qFormat/>
     <w:pPr>
       <w:keepNext/>
       <w:keepLines/>
-      <w:jc w:val="center"/>
     </w:pPr>
+    <w:rPr>
+      <w:sz w:val="24"/>
+      <w:szCs w:val="24"/>
+    </w:rPr>
   </w:style>
   <w:style w:styleId="Date" w:type="paragraph">
     <w:name w:val="Date"/>
+    <w:basedOn w:val="Title"/>
     <w:next w:val="BodyText"/>
     <w:qFormat/>
     <w:pPr>
       <w:keepNext/>
       <w:keepLines/>
-      <w:jc w:val="center"/>
     </w:pPr>
+    <w:rPr>
+      <w:sz w:val="24"/>
+      <w:szCs w:val="24"/>
+    </w:rPr>
   </w:style>
   <w:style w:customStyle="1" w:styleId="AbstractTitle" w:type="paragraph">
     <w:name w:val="Abstract Title"/>
@@ -7839,13 +7847,6 @@
       </w:tblCellMar>
     </w:tblPr>
     <w:tblStylePr w:type="firstRow">
-      <w:tblPr>
-        <w:jc w:val="left"/>
-        <w:tblInd w:type="dxa" w:w="0"/>
-      </w:tblPr>
-      <w:trPr>
-        <w:jc w:val="left"/>
-      </w:trPr>
       <w:tcPr>
         <w:tcBorders>
           <w:bottom w:val="single"/>

--- a/docs/CEO_BIBLE.docx
+++ b/docs/CEO_BIBLE.docx
@@ -6552,12 +6552,21 @@
         <w:pStyle w:val="FirstParagraph"/>
       </w:pPr>
       <w:r>
-        <w:t xml:space="preserve">Tout le reste — produit, ops, finance — est documenté ici, dans la CTO Bible, dans DESIGN.md, et dans les brochures commerciales (</w:t>
+        <w:t xml:space="preserve">Tout le reste — produit, ops, finance — est documenté ici, dans la CTO Bible, dans DESIGN.md, dans le plan d'affaires (</w:t>
       </w:r>
       <w:r>
         <w:rPr>
           <w:rStyle w:val="VerbatimChar"/>
         </w:rPr>
+        <w:t xml:space="preserve">plan-affaires-pieces-2026-06</w:t>
+      </w:r>
+      <w:r>
+        <w:t xml:space="preserve">), et dans les brochures commerciales (</w:t>
+      </w:r>
+      <w:r>
+        <w:rPr>
+          <w:rStyle w:val="VerbatimChar"/>
+        </w:rPr>
         <w:t xml:space="preserve">brochure-commerciale-pieces</w:t>
       </w:r>
       <w:r>
@@ -6582,7 +6591,7 @@
         <w:rPr>
           <w:rStyle w:val="VerbatimChar"/>
         </w:rPr>
-        <w:t xml:space="preserve">brochure-vtc-grand-compte-2026-05</w:t>
+        <w:t xml:space="preserve">brochure-vtc-grand-compte-2026-06-03</w:t>
       </w:r>
       <w:r>
         <w:t xml:space="preserve">,</w:t>
@@ -6606,7 +6615,7 @@
         <w:rPr>
           <w:rStyle w:val="VerbatimChar"/>
         </w:rPr>
-        <w:t xml:space="preserve">offre-vtc-6000-vehicules-2026-05</w:t>
+        <w:t xml:space="preserve">offre-vtc-6000-vehicules-2026-06-03</w:t>
       </w:r>
       <w:r>
         <w:t xml:space="preserve">,</w:t>
@@ -6619,18 +6628,6 @@
           <w:rStyle w:val="VerbatimChar"/>
         </w:rPr>
         <w:t xml:space="preserve">offre-btp-800-vehicules-2026-05</w:t>
-      </w:r>
-      <w:r>
-        <w:t xml:space="preserve">,</w:t>
-      </w:r>
-      <w:r>
-        <w:t xml:space="preserve"> </w:t>
-      </w:r>
-      <w:r>
-        <w:rPr>
-          <w:rStyle w:val="VerbatimChar"/>
-        </w:rPr>
-        <w:t xml:space="preserve">pricing-flotte-2026-05-27</w:t>
       </w:r>
       <w:r>
         <w:t xml:space="preserve">).</w:t>

--- a/docs/CEO_BIBLE.docx
+++ b/docs/CEO_BIBLE.docx
@@ -163,7 +163,7 @@
         <w:t xml:space="preserve">massif, fragmenté, opaque, et 100% informel</w:t>
       </w:r>
       <w:r>
-        <w:t xml:space="preserve">. À Adjamé, Yopougon, Marcory, Koumassi, des milliers de vendeurs vendent des pièces neuves, d'occasion importées (Japon, Dubai), ré-usinées et aftermarket — sans catalogue, sans prix affichés, sans garantie, sans facture, sans traçabilité. Le mécanicien perd 2 à 4 heures par pièce à faire le tour des cantines. Le propriétaire paie 30 à 60% trop cher parce qu'il ne sait pas. Le gestionnaire de flotte VTC perd</w:t>
+        <w:t xml:space="preserve">. À Adjamé, Yopougon, Marcory, Koumassi, des milliers de vendeurs vendent des pièces neuves, d'occasion importées (Japon, Dubai), ré-usinées et aftermarket — sans catalogue, sans prix affichés, sans garantie, sans facture, sans traçabilité. Le mécanicien perd 2 à 4 heures par pièce à faire le tour des magasins. Le propriétaire paie 30 à 60% trop cher parce qu'il ne sait pas. Le gestionnaire de flotte VTC perd</w:t>
       </w:r>
       <w:r>
         <w:t xml:space="preserve"> </w:t>
@@ -877,7 +877,7 @@
           <w:b/>
           <w:bCs/>
         </w:rPr>
-        <w:t xml:space="preserve">Cantines d'Adjamé / Yopougon</w:t>
+        <w:t xml:space="preserve">Magasins d'Adjamé / Yopougon</w:t>
       </w:r>
       <w:r>
         <w:t xml:space="preserve"> </w:t>
@@ -2068,7 +2068,7 @@
         <w:t xml:space="preserve"> </w:t>
       </w:r>
       <w:r>
-        <w:t xml:space="preserve">: 300 vendeurs onboardés, 80% du stock visible des cantines majeures.</w:t>
+        <w:t xml:space="preserve">: 300 vendeurs onboardés, 80% du stock visible des magasins majeurs.</w:t>
       </w:r>
     </w:p>
     <w:p>
@@ -3180,7 +3180,7 @@
         </w:numPr>
       </w:pPr>
       <w:r>
-        <w:t xml:space="preserve">UNATRCI, syndicats vendeurs Adjamé, chambres consulaires. Légitimité institutionnelle = porte ouverte sur les cantines historiques.</w:t>
+        <w:t xml:space="preserve">UNATRCI, syndicats vendeurs Adjamé, chambres consulaires. Légitimité institutionnelle = porte ouverte sur les magasins historiques.</w:t>
       </w:r>
     </w:p>
     <w:p>
@@ -3271,7 +3271,7 @@
         </w:numPr>
       </w:pPr>
       <w:r>
-        <w:t xml:space="preserve">Radio Yopougon, Radio Treichville, panneaux affichage cantines. Message simple : « Pièces.ci — la pièce qu'il te faut, au juste prix, livrée. »</w:t>
+        <w:t xml:space="preserve">Radio Yopougon, Radio Treichville, panneaux affichage magasins. Message simple : « Pièces.ci — la pièce qu'il te faut, au juste prix, livrée. »</w:t>
       </w:r>
     </w:p>
     <w:p>
@@ -3316,7 +3316,7 @@
         <w:t xml:space="preserve"> </w:t>
       </w:r>
       <w:r>
-        <w:t xml:space="preserve">(les Liaisons recommandent Pièces aux mécaniciens qu'ils croisent en cantine).</w:t>
+        <w:t xml:space="preserve">(les Liaisons recommandent Pièces aux mécaniciens qu'ils croisent en magasin).</w:t>
       </w:r>
     </w:p>
     <w:bookmarkEnd w:id="36"/>

--- a/docs/CEO_BIBLE.docx
+++ b/docs/CEO_BIBLE.docx
@@ -2,7 +2,7 @@
 <file path=word/document.xml><?xml version="1.0" encoding="utf-8"?>
 <w:document xmlns:w="http://schemas.openxmlformats.org/wordprocessingml/2006/main" xmlns:m="http://schemas.openxmlformats.org/officeDocument/2006/math" xmlns:r="http://schemas.openxmlformats.org/officeDocument/2006/relationships" xmlns:o="urn:schemas-microsoft-com:office:office" xmlns:v="urn:schemas-microsoft-com:vml" xmlns:w10="urn:schemas-microsoft-com:office:word" xmlns:a="http://schemas.openxmlformats.org/drawingml/2006/main" xmlns:pic="http://schemas.openxmlformats.org/drawingml/2006/picture" xmlns:wp="http://schemas.openxmlformats.org/drawingml/2006/wordprocessingDrawing">
   <w:body>
-    <w:bookmarkStart w:id="73" w:name="ceo-bible--pièces"/>
+    <w:bookmarkStart w:id="84" w:name="ceo-bible-pièces"/>
     <w:p>
       <w:pPr>
         <w:pStyle w:val="Heading1"/>
@@ -42,7 +42,7 @@
         <w:t xml:space="preserve"> </w:t>
       </w:r>
       <w:r>
-        <w:t xml:space="preserve">: 0 → vision claire + plan d'action 24 mois en une journée de lecture. Tout ce qu'il faut pour servir le marché, imposer Pièces comme</w:t>
+        <w:t xml:space="preserve">: 0 → vision claire + plan d’action 24 mois en une journée de lecture. Tout ce qu’il faut pour servir le marché, imposer Pièces comme</w:t>
       </w:r>
       <w:r>
         <w:t xml:space="preserve"> </w:t>
@@ -74,7 +74,7 @@
         <w:t xml:space="preserve"> </w:t>
       </w:r>
       <w:r>
-        <w:t xml:space="preserve">avant d'étendre à BTP, logistique, et au reste de la sous-région.</w:t>
+        <w:t xml:space="preserve">avant d’étendre à BTP, logistique, et au reste de la sous-région.</w:t>
       </w:r>
     </w:p>
     <w:p>
@@ -97,7 +97,7 @@
       <w:r>
         <w:t xml:space="preserve"> </w:t>
       </w:r>
-      <w:hyperlink r:id="rId9">
+      <w:hyperlink r:id="rId20">
         <w:r>
           <w:rPr>
             <w:rStyle w:val="VerbatimChar"/>
@@ -114,7 +114,7 @@
       <w:r>
         <w:t xml:space="preserve"> </w:t>
       </w:r>
-      <w:hyperlink r:id="rId10">
+      <w:hyperlink r:id="rId21">
         <w:r>
           <w:rPr>
             <w:rStyle w:val="VerbatimChar"/>
@@ -136,7 +136,7 @@
         </w:pict>
       </w:r>
     </w:p>
-    <w:bookmarkStart w:id="11" w:name="Xd1024c92292dbd693f3b9f813cf88813fe44e42"/>
+    <w:bookmarkStart w:id="22" w:name="la-thèse-en-90-secondes"/>
     <w:p>
       <w:pPr>
         <w:pStyle w:val="Heading2"/>
@@ -163,7 +163,7 @@
         <w:t xml:space="preserve">massif, fragmenté, opaque, et 100% informel</w:t>
       </w:r>
       <w:r>
-        <w:t xml:space="preserve">. À Adjamé, Yopougon, Marcory, Koumassi, des milliers de vendeurs vendent des pièces neuves, d'occasion importées (Japon, Dubai), ré-usinées et aftermarket — sans catalogue, sans prix affichés, sans garantie, sans facture, sans traçabilité. Le mécanicien perd 2 à 4 heures par pièce à faire le tour des magasins. Le propriétaire paie 30 à 60% trop cher parce qu'il ne sait pas. Le gestionnaire de flotte VTC perd</w:t>
+        <w:t xml:space="preserve">. À Adjamé, Yopougon, Marcory, Koumassi, des milliers de vendeurs vendent des pièces neuves, d’occasion importées (Japon, Dubai), ré-usinées et aftermarket — sans catalogue, sans prix affichés, sans garantie, sans facture, sans traçabilité. Le mécanicien perd 2 à 4 heures par pièce à faire le tour des magasins. Le propriétaire paie 30 à 60% trop cher parce qu’il ne sait pas. Le gestionnaire de flotte VTC perd</w:t>
       </w:r>
       <w:r>
         <w:t xml:space="preserve"> </w:t>
@@ -196,15 +196,15 @@
       <w:r>
         <w:t xml:space="preserve">:</w:t>
       </w:r>
-    </w:p>
-    <w:p>
-      <w:pPr>
-        <w:pStyle w:val="Compact"/>
-        <w:numPr>
-          <w:ilvl w:val="0"/>
-          <w:numId w:val="1001"/>
-        </w:numPr>
-      </w:pPr>
+      <w:r>
+        <w:t xml:space="preserve"> </w:t>
+      </w:r>
+      <w:r>
+        <w:t xml:space="preserve">1.</w:t>
+      </w:r>
+      <w:r>
+        <w:t xml:space="preserve"> </w:t>
+      </w:r>
       <w:r>
         <w:rPr>
           <w:b/>
@@ -231,15 +231,15 @@
       <w:r>
         <w:t xml:space="preserve">, garantie, traçabilité.</w:t>
       </w:r>
-    </w:p>
-    <w:p>
-      <w:pPr>
-        <w:pStyle w:val="Compact"/>
-        <w:numPr>
-          <w:ilvl w:val="0"/>
-          <w:numId w:val="1001"/>
-        </w:numPr>
-      </w:pPr>
+      <w:r>
+        <w:t xml:space="preserve"> </w:t>
+      </w:r>
+      <w:r>
+        <w:t xml:space="preserve">2.</w:t>
+      </w:r>
+      <w:r>
+        <w:t xml:space="preserve"> </w:t>
+      </w:r>
       <w:r>
         <w:rPr>
           <w:b/>
@@ -251,7 +251,7 @@
         <w:t xml:space="preserve"> </w:t>
       </w:r>
       <w:r>
-        <w:t xml:space="preserve">(Flotte Pro / Pro +) qui transforme l'achat de pièces en</w:t>
+        <w:t xml:space="preserve">(Flotte Pro / Pro +) qui transforme l’achat de pièces en</w:t>
       </w:r>
       <w:r>
         <w:t xml:space="preserve"> </w:t>
@@ -269,15 +269,15 @@
       <w:r>
         <w:t xml:space="preserve">pour les flottes VTC, BTP, logistique.</w:t>
       </w:r>
-    </w:p>
-    <w:p>
-      <w:pPr>
-        <w:pStyle w:val="Compact"/>
-        <w:numPr>
-          <w:ilvl w:val="0"/>
-          <w:numId w:val="1001"/>
-        </w:numPr>
-      </w:pPr>
+      <w:r>
+        <w:t xml:space="preserve"> </w:t>
+      </w:r>
+      <w:r>
+        <w:t xml:space="preserve">3.</w:t>
+      </w:r>
+      <w:r>
+        <w:t xml:space="preserve"> </w:t>
+      </w:r>
       <w:r>
         <w:rPr>
           <w:b/>
@@ -289,7 +289,7 @@
         <w:t xml:space="preserve"> </w:t>
       </w:r>
       <w:r>
-        <w:t xml:space="preserve">qui digitalise les vendeurs informels sans qu'ils aient besoin d'un smartphone —</w:t>
+        <w:t xml:space="preserve">qui digitalise les vendeurs informels sans qu’ils aient besoin d’un smartphone —</w:t>
       </w:r>
       <w:r>
         <w:t xml:space="preserve"> </w:t>
@@ -307,17 +307,17 @@
     </w:p>
     <w:p>
       <w:pPr>
-        <w:pStyle w:val="FirstParagraph"/>
-      </w:pPr>
-      <w:r>
-        <w:rPr>
-          <w:b/>
-          <w:bCs/>
-        </w:rPr>
-        <w:t xml:space="preserve">La fenêtre d'opportunité est maintenant</w:t>
-      </w:r>
-      <w:r>
-        <w:t xml:space="preserve">. Aucun acteur n'a tenu la combinaison « marketplace + flotte + onboarding terrain » à Abidjan. Les pure-players e-commerce (Jumia, Glovo Auto) ont échoué sur la pièce détachée parce qu'ils ne comprennent ni le mécanicien, ni le vendeur d'Adjamé. Les gestionnaires de flotte (Yango, Treepz, Heetch sur leur partie VTC, ainsi que les BTP et transporteurs) bricolent sur Excel ou ne pilotent pas.</w:t>
+        <w:pStyle w:val="BodyText"/>
+      </w:pPr>
+      <w:r>
+        <w:rPr>
+          <w:b/>
+          <w:bCs/>
+        </w:rPr>
+        <w:t xml:space="preserve">La fenêtre d’opportunité est maintenant</w:t>
+      </w:r>
+      <w:r>
+        <w:t xml:space="preserve">. Aucun acteur n’a tenu la combinaison « marketplace + flotte + onboarding terrain » à Abidjan. Les pure-players e-commerce (Jumia, Glovo Auto) ont échoué sur la pièce détachée parce qu’ils ne comprennent ni le mécanicien, ni le vendeur d’Adjamé. Les gestionnaires de flotte (Yango, Treepz, Heetch sur leur partie VTC, ainsi que les BTP et transporteurs) bricolent sur Excel ou ne pilotent pas.</w:t>
       </w:r>
       <w:r>
         <w:t xml:space="preserve"> </w:t>
@@ -345,7 +345,7 @@
         <w:t xml:space="preserve"> </w:t>
       </w:r>
       <w:r>
-        <w:t xml:space="preserve">: 5 000 véhicules VTC sous abonnement Flotte Pro / Pro + d'ici fin 2027, 25 000 transactions marketplace / mois, et la position de</w:t>
+        <w:t xml:space="preserve">: 5 000 véhicules VTC sous abonnement Flotte Pro / Pro + d’ici fin 2027, 25 000 transactions marketplace / mois, et la position de</w:t>
       </w:r>
       <w:r>
         <w:t xml:space="preserve"> </w:t>
@@ -371,8 +371,8 @@
         </w:pict>
       </w:r>
     </w:p>
-    <w:bookmarkEnd w:id="11"/>
-    <w:bookmarkStart w:id="15" w:name="X21bec87bd2844f45efe0912ccf77b41d35a9c3f"/>
+    <w:bookmarkEnd w:id="22"/>
+    <w:bookmarkStart w:id="26" w:name="le-marché-taille-structure-dynamique"/>
     <w:p>
       <w:pPr>
         <w:pStyle w:val="Heading2"/>
@@ -381,7 +381,7 @@
         <w:t xml:space="preserve">2. Le marché — taille, structure, dynamique</w:t>
       </w:r>
     </w:p>
-    <w:bookmarkStart w:id="12" w:name="Xb89e8d038e8ae63aea0f91864ed7c603bedd577"/>
+    <w:bookmarkStart w:id="23" w:name="Xf1b8d1e9225894ea8a5f42146942364dcbc95a5"/>
     <w:p>
       <w:pPr>
         <w:pStyle w:val="Heading3"/>
@@ -393,7 +393,8 @@
     <w:tbl>
       <w:tblPr>
         <w:tblStyle w:val="Table"/>
-        <w:tblW w:type="auto" w:w="0"/>
+        <w:tblW w:type="pct" w:w="5000"/>
+        <w:tblLayout w:type="fixed"/>
         <w:tblLook w:firstRow="1" w:lastRow="0" w:firstColumn="0" w:lastColumn="0" w:noHBand="0" w:noVBand="0" w:val="0020"/>
       </w:tblPr>
       <w:tblGrid>
@@ -804,7 +805,7 @@
         <w:t xml:space="preserve"> </w:t>
       </w:r>
       <w:r>
-        <w:t xml:space="preserve">sur la pièce détachée seule. La maintenance complète (pièces + main-d'œuvre) double ce chiffre.</w:t>
+        <w:t xml:space="preserve">sur la pièce détachée seule. La maintenance complète (pièces + main-d’œuvre) double ce chiffre.</w:t>
       </w:r>
     </w:p>
     <w:p>
@@ -854,30 +855,30 @@
         <w:t xml:space="preserve">(~5 à 8 M USD).</w:t>
       </w:r>
     </w:p>
-    <w:bookmarkEnd w:id="12"/>
-    <w:bookmarkStart w:id="13" w:name="X551645ce3f15aca9f6abbbf2effbdf236f5375a"/>
+    <w:bookmarkEnd w:id="23"/>
+    <w:bookmarkStart w:id="24" w:name="X1c2e9133884d5e9510cbdb7204f100455ae792d"/>
     <w:p>
       <w:pPr>
         <w:pStyle w:val="Heading3"/>
       </w:pPr>
       <w:r>
-        <w:t xml:space="preserve">2.2 Structure de l'offre — 5 catégories de vendeurs</w:t>
-      </w:r>
-    </w:p>
-    <w:p>
-      <w:pPr>
-        <w:pStyle w:val="Compact"/>
-        <w:numPr>
-          <w:ilvl w:val="0"/>
-          <w:numId w:val="1002"/>
-        </w:numPr>
-      </w:pPr>
-      <w:r>
-        <w:rPr>
-          <w:b/>
-          <w:bCs/>
-        </w:rPr>
-        <w:t xml:space="preserve">Magasins d'Adjamé / Yopougon</w:t>
+        <w:t xml:space="preserve">2.2 Structure de l’offre — 5 catégories de vendeurs</w:t>
+      </w:r>
+    </w:p>
+    <w:p>
+      <w:pPr>
+        <w:pStyle w:val="Compact"/>
+        <w:numPr>
+          <w:ilvl w:val="0"/>
+          <w:numId w:val="1001"/>
+        </w:numPr>
+      </w:pPr>
+      <w:r>
+        <w:rPr>
+          <w:b/>
+          <w:bCs/>
+        </w:rPr>
+        <w:t xml:space="preserve">Magasins d’Adjamé / Yopougon</w:t>
       </w:r>
       <w:r>
         <w:t xml:space="preserve"> </w:t>
@@ -891,7 +892,7 @@
         <w:pStyle w:val="Compact"/>
         <w:numPr>
           <w:ilvl w:val="0"/>
-          <w:numId w:val="1002"/>
+          <w:numId w:val="1001"/>
         </w:numPr>
       </w:pPr>
       <w:r>
@@ -913,7 +914,7 @@
         <w:pStyle w:val="Compact"/>
         <w:numPr>
           <w:ilvl w:val="0"/>
-          <w:numId w:val="1002"/>
+          <w:numId w:val="1001"/>
         </w:numPr>
       </w:pPr>
       <w:r>
@@ -935,7 +936,7 @@
         <w:pStyle w:val="Compact"/>
         <w:numPr>
           <w:ilvl w:val="0"/>
-          <w:numId w:val="1002"/>
+          <w:numId w:val="1001"/>
         </w:numPr>
       </w:pPr>
       <w:r>
@@ -957,7 +958,7 @@
         <w:pStyle w:val="Compact"/>
         <w:numPr>
           <w:ilvl w:val="0"/>
-          <w:numId w:val="1002"/>
+          <w:numId w:val="1001"/>
         </w:numPr>
       </w:pPr>
       <w:r>
@@ -974,8 +975,8 @@
         <w:t xml:space="preserve">(~40 acteurs structurés). Pièces de récupération sur carcasses, prix attractif, volume limité.</w:t>
       </w:r>
     </w:p>
-    <w:bookmarkEnd w:id="13"/>
-    <w:bookmarkStart w:id="14" w:name="X54140778297c86bcbd2395be3c2127db8177753"/>
+    <w:bookmarkEnd w:id="24"/>
+    <w:bookmarkStart w:id="25" w:name="X39cf19757bc6c68c2eb55e57f795ff0f1f41a6f"/>
     <w:p>
       <w:pPr>
         <w:pStyle w:val="Heading3"/>
@@ -987,7 +988,8 @@
     <w:tbl>
       <w:tblPr>
         <w:tblStyle w:val="Table"/>
-        <w:tblW w:type="auto" w:w="0"/>
+        <w:tblW w:type="pct" w:w="5000"/>
+        <w:tblLayout w:type="fixed"/>
         <w:tblLook w:firstRow="1" w:lastRow="0" w:firstColumn="0" w:lastColumn="0" w:noHBand="0" w:noVBand="0" w:val="0020"/>
       </w:tblPr>
       <w:tblGrid>
@@ -1315,18 +1317,18 @@
         </w:pict>
       </w:r>
     </w:p>
-    <w:bookmarkEnd w:id="14"/>
-    <w:bookmarkEnd w:id="15"/>
-    <w:bookmarkStart w:id="20" w:name="Xd2d69ded894dd15c2902f042ac5ab0a89812123"/>
+    <w:bookmarkEnd w:id="25"/>
+    <w:bookmarkEnd w:id="26"/>
+    <w:bookmarkStart w:id="31" w:name="concurrence-qui-est-là-qui-ne-lest-pas"/>
     <w:p>
       <w:pPr>
         <w:pStyle w:val="Heading2"/>
       </w:pPr>
       <w:r>
-        <w:t xml:space="preserve">3. Concurrence — qui est là, qui ne l'est pas</w:t>
-      </w:r>
-    </w:p>
-    <w:bookmarkStart w:id="16" w:name="X45f6a74072689f3b639c72d5338081ab3900af2"/>
+        <w:t xml:space="preserve">3. Concurrence — qui est là, qui ne l’est pas</w:t>
+      </w:r>
+    </w:p>
+    <w:bookmarkStart w:id="27" w:name="concurrents-directs-marketplace-pièces"/>
     <w:p>
       <w:pPr>
         <w:pStyle w:val="Heading3"/>
@@ -1340,6 +1342,117 @@
         <w:pStyle w:val="Compact"/>
         <w:numPr>
           <w:ilvl w:val="0"/>
+          <w:numId w:val="1002"/>
+        </w:numPr>
+      </w:pPr>
+      <w:r>
+        <w:rPr>
+          <w:b/>
+          <w:bCs/>
+        </w:rPr>
+        <w:t xml:space="preserve">Aucun acteur structuré à l’échelle nationale</w:t>
+      </w:r>
+      <w:r>
+        <w:t xml:space="preserve">. Quelques pages Facebook (« Pièces Auto Abidjan »), groupes WhatsApp informels, et tentatives ponctuelles e-commerce qui n’ont pas tenu. Recensement à jour : ~48 acteurs Facebook dont 29 vendeurs pièces CI (</w:t>
+      </w:r>
+      <w:r>
+        <w:rPr>
+          <w:rStyle w:val="VerbatimChar"/>
+        </w:rPr>
+        <w:t xml:space="preserve">_bmad-output/planning-artifacts/facebook-vendeurs/</w:t>
+      </w:r>
+      <w:r>
+        <w:t xml:space="preserve">, 2026-05-29).</w:t>
+      </w:r>
+    </w:p>
+    <w:p>
+      <w:pPr>
+        <w:pStyle w:val="Compact"/>
+        <w:numPr>
+          <w:ilvl w:val="0"/>
+          <w:numId w:val="1002"/>
+        </w:numPr>
+      </w:pPr>
+      <w:r>
+        <w:rPr>
+          <w:b/>
+          <w:bCs/>
+        </w:rPr>
+        <w:t xml:space="preserve">global-auto.online</w:t>
+      </w:r>
+      <w:r>
+        <w:t xml:space="preserve"> </w:t>
+      </w:r>
+      <w:r>
+        <w:t xml:space="preserve">: le seul concurrent avec un vrai catalogue web structuré (API publique). On en a</w:t>
+      </w:r>
+      <w:r>
+        <w:t xml:space="preserve"> </w:t>
+      </w:r>
+      <w:r>
+        <w:rPr>
+          <w:b/>
+          <w:bCs/>
+        </w:rPr>
+        <w:t xml:space="preserve">miroité l’intégralité dans notre catalogue</w:t>
+      </w:r>
+      <w:r>
+        <w:t xml:space="preserve"> </w:t>
+      </w:r>
+      <w:r>
+        <w:t xml:space="preserve">au 2026-05-29 (3 780 références prix + arbre véhicules complet) — non comme cession à l’adversaire, mais comme</w:t>
+      </w:r>
+      <w:r>
+        <w:t xml:space="preserve"> </w:t>
+      </w:r>
+      <w:r>
+        <w:rPr>
+          <w:b/>
+          <w:bCs/>
+        </w:rPr>
+        <w:t xml:space="preserve">veille prix permanente + couverture catalogue jour 1</w:t>
+      </w:r>
+      <w:r>
+        <w:t xml:space="preserve">. Stratégiquement : on connaît leurs prix en continu, eux pas les nôtres.</w:t>
+      </w:r>
+    </w:p>
+    <w:p>
+      <w:pPr>
+        <w:pStyle w:val="Compact"/>
+        <w:numPr>
+          <w:ilvl w:val="0"/>
+          <w:numId w:val="1002"/>
+        </w:numPr>
+      </w:pPr>
+      <w:r>
+        <w:rPr>
+          <w:b/>
+          <w:bCs/>
+        </w:rPr>
+        <w:t xml:space="preserve">Jumia / Glovo / Yango Tech</w:t>
+      </w:r>
+      <w:r>
+        <w:t xml:space="preserve"> </w:t>
+      </w:r>
+      <w:r>
+        <w:t xml:space="preserve">: pas de catalogue pièces, pas d’expertise verticale. Ne sont pas une menace à court terme mais pourraient acquérir un acteur établi à 24-36 mois.</w:t>
+      </w:r>
+    </w:p>
+    <w:bookmarkEnd w:id="27"/>
+    <w:bookmarkStart w:id="28" w:name="concurrents-indirects-flotte"/>
+    <w:p>
+      <w:pPr>
+        <w:pStyle w:val="Heading3"/>
+      </w:pPr>
+      <w:r>
+        <w:t xml:space="preserve">3.2 Concurrents indirects (flotte)</w:t>
+      </w:r>
+    </w:p>
+    <w:p>
+      <w:pPr>
+        <w:pStyle w:val="Compact"/>
+        <w:numPr>
+          <w:ilvl w:val="0"/>
           <w:numId w:val="1003"/>
         </w:numPr>
       </w:pPr>
@@ -1348,19 +1461,13 @@
           <w:b/>
           <w:bCs/>
         </w:rPr>
-        <w:t xml:space="preserve">Aucun acteur structuré à l'échelle nationale</w:t>
-      </w:r>
-      <w:r>
-        <w:t xml:space="preserve">. Quelques pages Facebook (« Pièces Auto Abidjan »), groupes WhatsApp informels, et tentatives ponctuelles e-commerce qui n'ont pas tenu. Recensement à jour : ~48 acteurs Facebook dont 29 vendeurs pièces CI (</w:t>
-      </w:r>
-      <w:r>
-        <w:rPr>
-          <w:rStyle w:val="VerbatimChar"/>
-        </w:rPr>
-        <w:t xml:space="preserve">_bmad-output/planning-artifacts/facebook-vendeurs/</w:t>
-      </w:r>
-      <w:r>
-        <w:t xml:space="preserve">, 2026-05-29).</w:t>
+        <w:t xml:space="preserve">Excel + WhatsApp + carnet papier</w:t>
+      </w:r>
+      <w:r>
+        <w:t xml:space="preserve"> </w:t>
+      </w:r>
+      <w:r>
+        <w:t xml:space="preserve">: le concurrent réel sur 90% des flottes. Notre vrai job : prouver qu’on rend ce stack obsolète sans demander un changement de comportement brutal.</w:t>
       </w:r>
     </w:p>
     <w:p>
@@ -1376,42 +1483,13 @@
           <w:b/>
           <w:bCs/>
         </w:rPr>
-        <w:t xml:space="preserve">global-auto.online</w:t>
-      </w:r>
-      <w:r>
-        <w:t xml:space="preserve"> </w:t>
-      </w:r>
-      <w:r>
-        <w:t xml:space="preserve">: le seul concurrent avec un vrai catalogue web structuré (API publique). On en a</w:t>
-      </w:r>
-      <w:r>
-        <w:t xml:space="preserve"> </w:t>
-      </w:r>
-      <w:r>
-        <w:rPr>
-          <w:b/>
-          <w:bCs/>
-        </w:rPr>
-        <w:t xml:space="preserve">miroité l'intégralité dans notre catalogue</w:t>
-      </w:r>
-      <w:r>
-        <w:t xml:space="preserve"> </w:t>
-      </w:r>
-      <w:r>
-        <w:t xml:space="preserve">au 2026-05-29 (3 780 références prix + arbre véhicules complet) — non comme cession à l'adversaire, mais comme</w:t>
-      </w:r>
-      <w:r>
-        <w:t xml:space="preserve"> </w:t>
-      </w:r>
-      <w:r>
-        <w:rPr>
-          <w:b/>
-          <w:bCs/>
-        </w:rPr>
-        <w:t xml:space="preserve">veille prix permanente + couverture catalogue jour 1</w:t>
-      </w:r>
-      <w:r>
-        <w:t xml:space="preserve">. Stratégiquement : on connaît leurs prix en continu, eux pas les nôtres.</w:t>
+        <w:t xml:space="preserve">Yango Fleet, Bolt Fleet, Heetch Pro</w:t>
+      </w:r>
+      <w:r>
+        <w:t xml:space="preserve"> </w:t>
+      </w:r>
+      <w:r>
+        <w:t xml:space="preserve">: outils de gestion de course, pas de gestion de coût pièces. Partenariats potentiels (intégration API pour les conducteurs).</w:t>
       </w:r>
     </w:p>
     <w:p>
@@ -1427,23 +1505,23 @@
           <w:b/>
           <w:bCs/>
         </w:rPr>
-        <w:t xml:space="preserve">Jumia / Glovo / Yango Tech</w:t>
-      </w:r>
-      <w:r>
-        <w:t xml:space="preserve"> </w:t>
-      </w:r>
-      <w:r>
-        <w:t xml:space="preserve">: pas de catalogue pièces, pas d'expertise verticale. Ne sont pas une menace à court terme mais pourraient acquérir un acteur établi à 24-36 mois.</w:t>
-      </w:r>
-    </w:p>
-    <w:bookmarkEnd w:id="16"/>
-    <w:bookmarkStart w:id="17" w:name="X08dd2cdf1c15784adfc30fa4ec6ccc1ceccdfd2"/>
+        <w:t xml:space="preserve">Logiciels de fleet management européens</w:t>
+      </w:r>
+      <w:r>
+        <w:t xml:space="preserve"> </w:t>
+      </w:r>
+      <w:r>
+        <w:t xml:space="preserve">(Fleetio, Geotab) : trop chers, trop génériques, pas localisés (pas de FCFA, pas de fournisseurs CI, pas de FNE-CI).</w:t>
+      </w:r>
+    </w:p>
+    <w:bookmarkEnd w:id="28"/>
+    <w:bookmarkStart w:id="29" w:name="concurrents-sur-le-service-additionnel"/>
     <w:p>
       <w:pPr>
         <w:pStyle w:val="Heading3"/>
       </w:pPr>
       <w:r>
-        <w:t xml:space="preserve">3.2 Concurrents indirects (flotte)</w:t>
+        <w:t xml:space="preserve">3.3 Concurrents sur le service additionnel</w:t>
       </w:r>
     </w:p>
     <w:p>
@@ -1459,13 +1537,13 @@
           <w:b/>
           <w:bCs/>
         </w:rPr>
-        <w:t xml:space="preserve">Excel + WhatsApp + carnet papier</w:t>
-      </w:r>
-      <w:r>
-        <w:t xml:space="preserve"> </w:t>
-      </w:r>
-      <w:r>
-        <w:t xml:space="preserve">: le concurrent réel sur 90% des flottes. Notre vrai job : prouver qu'on rend ce stack obsolète sans demander un changement de comportement brutal.</w:t>
+        <w:t xml:space="preserve">Garages enseigne</w:t>
+      </w:r>
+      <w:r>
+        <w:t xml:space="preserve"> </w:t>
+      </w:r>
+      <w:r>
+        <w:t xml:space="preserve">(Speedy, Norauto via partenariats) : concurrents sur la prestation main-d’œuvre, pas sur la pièce. Partenaires probables pour le réseau de centres agréés.</w:t>
       </w:r>
     </w:p>
     <w:p>
@@ -1481,45 +1559,23 @@
           <w:b/>
           <w:bCs/>
         </w:rPr>
-        <w:t xml:space="preserve">Yango Fleet, Bolt Fleet, Heetch Pro</w:t>
-      </w:r>
-      <w:r>
-        <w:t xml:space="preserve"> </w:t>
-      </w:r>
-      <w:r>
-        <w:t xml:space="preserve">: outils de gestion de course, pas de gestion de coût pièces. Partenariats potentiels (intégration API pour les conducteurs).</w:t>
-      </w:r>
-    </w:p>
-    <w:p>
-      <w:pPr>
-        <w:pStyle w:val="Compact"/>
-        <w:numPr>
-          <w:ilvl w:val="0"/>
-          <w:numId w:val="1004"/>
-        </w:numPr>
-      </w:pPr>
-      <w:r>
-        <w:rPr>
-          <w:b/>
-          <w:bCs/>
-        </w:rPr>
-        <w:t xml:space="preserve">Logiciels de fleet management européens</w:t>
-      </w:r>
-      <w:r>
-        <w:t xml:space="preserve"> </w:t>
-      </w:r>
-      <w:r>
-        <w:t xml:space="preserve">(Fleetio, Geotab) : trop chers, trop génériques, pas localisés (pas de FCFA, pas de fournisseurs CI, pas de FNE-CI).</w:t>
-      </w:r>
-    </w:p>
-    <w:bookmarkEnd w:id="17"/>
-    <w:bookmarkStart w:id="18" w:name="Xb5c0040416bc83eabb037b2ea9f5edf04d59ca3"/>
+        <w:t xml:space="preserve">Concessionnaires officiels</w:t>
+      </w:r>
+      <w:r>
+        <w:t xml:space="preserve"> </w:t>
+      </w:r>
+      <w:r>
+        <w:t xml:space="preserve">: concurrents sur la garantie constructeur, mais hors de prix pour les véhicules de plus de 5 ans (90% du parc). On capture ce qu’ils ne servent pas.</w:t>
+      </w:r>
+    </w:p>
+    <w:bookmarkEnd w:id="29"/>
+    <w:bookmarkStart w:id="30" w:name="notre-douve-concurrentielle-durable"/>
     <w:p>
       <w:pPr>
         <w:pStyle w:val="Heading3"/>
       </w:pPr>
       <w:r>
-        <w:t xml:space="preserve">3.3 Concurrents sur le service additionnel</w:t>
+        <w:t xml:space="preserve">3.4 Notre douve concurrentielle (durable)</w:t>
       </w:r>
     </w:p>
     <w:p>
@@ -1535,13 +1591,26 @@
           <w:b/>
           <w:bCs/>
         </w:rPr>
-        <w:t xml:space="preserve">Garages enseigne</w:t>
-      </w:r>
-      <w:r>
-        <w:t xml:space="preserve"> </w:t>
-      </w:r>
-      <w:r>
-        <w:t xml:space="preserve">(Speedy, Norauto via partenariats) : concurrents sur la prestation main-d'œuvre, pas sur la pièce. Partenaires probables pour le réseau de centres agréés.</w:t>
+        <w:t xml:space="preserve">Le réseau Liaison</w:t>
+      </w:r>
+      <w:r>
+        <w:t xml:space="preserve"> </w:t>
+      </w:r>
+      <w:r>
+        <w:t xml:space="preserve">— agents terrain Adjamé/Yopougon. Reproductible en 12-18 mois par un copieur bien financé, donc</w:t>
+      </w:r>
+      <w:r>
+        <w:t xml:space="preserve"> </w:t>
+      </w:r>
+      <w:r>
+        <w:rPr>
+          <w:b/>
+          <w:bCs/>
+        </w:rPr>
+        <w:t xml:space="preserve">on doit en avoir 80 dans 12 mois</w:t>
+      </w:r>
+      <w:r>
+        <w:t xml:space="preserve">.</w:t>
       </w:r>
     </w:p>
     <w:p>
@@ -1557,74 +1626,7 @@
           <w:b/>
           <w:bCs/>
         </w:rPr>
-        <w:t xml:space="preserve">Concessionnaires officiels</w:t>
-      </w:r>
-      <w:r>
-        <w:t xml:space="preserve"> </w:t>
-      </w:r>
-      <w:r>
-        <w:t xml:space="preserve">: concurrents sur la garantie constructeur, mais hors de prix pour les véhicules de plus de 5 ans (90% du parc). On capture ce qu'ils ne servent pas.</w:t>
-      </w:r>
-    </w:p>
-    <w:bookmarkEnd w:id="18"/>
-    <w:bookmarkStart w:id="19" w:name="Xa3383bf5768cc30fcd081592f069aab75a2dedf"/>
-    <w:p>
-      <w:pPr>
-        <w:pStyle w:val="Heading3"/>
-      </w:pPr>
-      <w:r>
-        <w:t xml:space="preserve">3.4 Notre douve concurrentielle (durable)</w:t>
-      </w:r>
-    </w:p>
-    <w:p>
-      <w:pPr>
-        <w:pStyle w:val="Compact"/>
-        <w:numPr>
-          <w:ilvl w:val="0"/>
-          <w:numId w:val="1006"/>
-        </w:numPr>
-      </w:pPr>
-      <w:r>
-        <w:rPr>
-          <w:b/>
-          <w:bCs/>
-        </w:rPr>
-        <w:t xml:space="preserve">Le réseau Liaison</w:t>
-      </w:r>
-      <w:r>
-        <w:t xml:space="preserve"> </w:t>
-      </w:r>
-      <w:r>
-        <w:t xml:space="preserve">— agents terrain Adjamé/Yopougon. Reproductible en 12-18 mois par un copieur bien financé, donc</w:t>
-      </w:r>
-      <w:r>
-        <w:t xml:space="preserve"> </w:t>
-      </w:r>
-      <w:r>
-        <w:rPr>
-          <w:b/>
-          <w:bCs/>
-        </w:rPr>
-        <w:t xml:space="preserve">on doit en avoir 80 dans 12 mois</w:t>
-      </w:r>
-      <w:r>
-        <w:t xml:space="preserve">.</w:t>
-      </w:r>
-    </w:p>
-    <w:p>
-      <w:pPr>
-        <w:pStyle w:val="Compact"/>
-        <w:numPr>
-          <w:ilvl w:val="0"/>
-          <w:numId w:val="1006"/>
-        </w:numPr>
-      </w:pPr>
-      <w:r>
-        <w:rPr>
-          <w:b/>
-          <w:bCs/>
-        </w:rPr>
-        <w:t xml:space="preserve">La data fitments Côte d'Ivoire</w:t>
+        <w:t xml:space="preserve">La data fitments Côte d’Ivoire</w:t>
       </w:r>
       <w:r>
         <w:t xml:space="preserve"> </w:t>
@@ -1648,15 +1650,15 @@
         <w:pStyle w:val="Compact"/>
         <w:numPr>
           <w:ilvl w:val="0"/>
-          <w:numId w:val="1006"/>
-        </w:numPr>
-      </w:pPr>
-      <w:r>
-        <w:rPr>
-          <w:b/>
-          <w:bCs/>
-        </w:rPr>
-        <w:t xml:space="preserve">L'escrow Mobile Money + garantie Pièces</w:t>
+          <w:numId w:val="1005"/>
+        </w:numPr>
+      </w:pPr>
+      <w:r>
+        <w:rPr>
+          <w:b/>
+          <w:bCs/>
+        </w:rPr>
+        <w:t xml:space="preserve">L’escrow Mobile Money + garantie Pièces</w:t>
       </w:r>
       <w:r>
         <w:t xml:space="preserve"> </w:t>
@@ -1670,7 +1672,7 @@
         <w:pStyle w:val="Compact"/>
         <w:numPr>
           <w:ilvl w:val="0"/>
-          <w:numId w:val="1006"/>
+          <w:numId w:val="1005"/>
         </w:numPr>
       </w:pPr>
       <w:r>
@@ -1694,9 +1696,9 @@
         </w:pict>
       </w:r>
     </w:p>
-    <w:bookmarkEnd w:id="19"/>
-    <w:bookmarkEnd w:id="20"/>
-    <w:bookmarkStart w:id="24" w:name="Xa51ae0ced374a627eb985a01fae5adb16623b5f"/>
+    <w:bookmarkEnd w:id="30"/>
+    <w:bookmarkEnd w:id="31"/>
+    <w:bookmarkStart w:id="35" w:name="positionnement-et-proposition-de-valeur"/>
     <w:p>
       <w:pPr>
         <w:pStyle w:val="Heading2"/>
@@ -1705,7 +1707,7 @@
         <w:t xml:space="preserve">4. Positionnement et proposition de valeur</w:t>
       </w:r>
     </w:p>
-    <w:bookmarkStart w:id="21" w:name="X211f8f57e9cad01e897c26d7d4804e17e296034"/>
+    <w:bookmarkStart w:id="32" w:name="le-pitch-une-phrase-par-persona"/>
     <w:p>
       <w:pPr>
         <w:pStyle w:val="Heading3"/>
@@ -1719,6 +1721,235 @@
         <w:pStyle w:val="Compact"/>
         <w:numPr>
           <w:ilvl w:val="0"/>
+          <w:numId w:val="1006"/>
+        </w:numPr>
+      </w:pPr>
+      <w:r>
+        <w:rPr>
+          <w:b/>
+          <w:bCs/>
+        </w:rPr>
+        <w:t xml:space="preserve">Mécanicien</w:t>
+      </w:r>
+      <w:r>
+        <w:t xml:space="preserve"> </w:t>
+      </w:r>
+      <w:r>
+        <w:t xml:space="preserve">: « Identifie la pièce avec ton téléphone, je trouve le meilleur prix à Adjamé, je livre, tu touches ta commission. »</w:t>
+      </w:r>
+    </w:p>
+    <w:p>
+      <w:pPr>
+        <w:pStyle w:val="Compact"/>
+        <w:numPr>
+          <w:ilvl w:val="0"/>
+          <w:numId w:val="1006"/>
+        </w:numPr>
+      </w:pPr>
+      <w:r>
+        <w:rPr>
+          <w:b/>
+          <w:bCs/>
+        </w:rPr>
+        <w:t xml:space="preserve">Propriétaire</w:t>
+      </w:r>
+      <w:r>
+        <w:t xml:space="preserve"> </w:t>
+      </w:r>
+      <w:r>
+        <w:t xml:space="preserve">: « Tu sais ce que tu paies, tu paies en Mobile Money, tu es garanti, tu reçois ta facture. »</w:t>
+      </w:r>
+    </w:p>
+    <w:p>
+      <w:pPr>
+        <w:pStyle w:val="Compact"/>
+        <w:numPr>
+          <w:ilvl w:val="0"/>
+          <w:numId w:val="1006"/>
+        </w:numPr>
+      </w:pPr>
+      <w:r>
+        <w:rPr>
+          <w:b/>
+          <w:bCs/>
+        </w:rPr>
+        <w:t xml:space="preserve">Gestionnaire VTC</w:t>
+      </w:r>
+      <w:r>
+        <w:t xml:space="preserve"> </w:t>
+      </w:r>
+      <w:r>
+        <w:t xml:space="preserve">: « Tu vois où part chaque franc, on te livre en 4 heures quand un véhicule est immobilisé, et tes factures sortent prêtes pour le comptable. »</w:t>
+      </w:r>
+    </w:p>
+    <w:p>
+      <w:pPr>
+        <w:pStyle w:val="Compact"/>
+        <w:numPr>
+          <w:ilvl w:val="0"/>
+          <w:numId w:val="1006"/>
+        </w:numPr>
+      </w:pPr>
+      <w:r>
+        <w:rPr>
+          <w:b/>
+          <w:bCs/>
+        </w:rPr>
+        <w:t xml:space="preserve">Vendeur Adjamé</w:t>
+      </w:r>
+      <w:r>
+        <w:t xml:space="preserve"> </w:t>
+      </w:r>
+      <w:r>
+        <w:t xml:space="preserve">: « Un agent vient chez toi, photographie ton stock, le publie en ligne. Tu reçois des clients via WhatsApp sans changer comment tu travailles. »</w:t>
+      </w:r>
+    </w:p>
+    <w:p>
+      <w:pPr>
+        <w:pStyle w:val="Compact"/>
+        <w:numPr>
+          <w:ilvl w:val="0"/>
+          <w:numId w:val="1006"/>
+        </w:numPr>
+      </w:pPr>
+      <w:r>
+        <w:rPr>
+          <w:b/>
+          <w:bCs/>
+        </w:rPr>
+        <w:t xml:space="preserve">Liaison</w:t>
+      </w:r>
+      <w:r>
+        <w:t xml:space="preserve"> </w:t>
+      </w:r>
+      <w:r>
+        <w:t xml:space="preserve">: « Tu gagnes une commission sur chaque vente que tu déclenches pour les vendeurs que tu as onboardés. »</w:t>
+      </w:r>
+    </w:p>
+    <w:bookmarkEnd w:id="32"/>
+    <w:bookmarkStart w:id="33" w:name="positionnement-marque"/>
+    <w:p>
+      <w:pPr>
+        <w:pStyle w:val="Heading3"/>
+      </w:pPr>
+      <w:r>
+        <w:t xml:space="preserve">4.2 Positionnement marque</w:t>
+      </w:r>
+    </w:p>
+    <w:p>
+      <w:pPr>
+        <w:pStyle w:val="FirstParagraph"/>
+      </w:pPr>
+      <w:r>
+        <w:rPr>
+          <w:b/>
+          <w:bCs/>
+        </w:rPr>
+        <w:t xml:space="preserve">Pièces n’est pas un site e-commerce. Pièces est l’infrastructure de confiance de la pièce auto en Côte d’Ivoire.</w:t>
+      </w:r>
+    </w:p>
+    <w:p>
+      <w:pPr>
+        <w:pStyle w:val="BodyText"/>
+      </w:pPr>
+      <w:r>
+        <w:t xml:space="preserve">Trois mots à graver dans toute communication :</w:t>
+      </w:r>
+      <w:r>
+        <w:t xml:space="preserve"> </w:t>
+      </w:r>
+      <w:r>
+        <w:t xml:space="preserve">-</w:t>
+      </w:r>
+      <w:r>
+        <w:t xml:space="preserve"> </w:t>
+      </w:r>
+      <w:r>
+        <w:rPr>
+          <w:b/>
+          <w:bCs/>
+        </w:rPr>
+        <w:t xml:space="preserve">Transparence</w:t>
+      </w:r>
+      <w:r>
+        <w:t xml:space="preserve"> </w:t>
+      </w:r>
+      <w:r>
+        <w:t xml:space="preserve">(prix affiché, condition de la pièce affichée — chip neuf/occasion/ré-usinée/aftermarket/OEM</w:t>
+      </w:r>
+      <w:r>
+        <w:t xml:space="preserve"> </w:t>
+      </w:r>
+      <w:r>
+        <w:rPr>
+          <w:b/>
+          <w:bCs/>
+        </w:rPr>
+        <w:t xml:space="preserve">non négociable</w:t>
+      </w:r>
+      <w:r>
+        <w:t xml:space="preserve">, breakdown des frais explicite avant paiement).</w:t>
+      </w:r>
+      <w:r>
+        <w:t xml:space="preserve"> </w:t>
+      </w:r>
+      <w:r>
+        <w:t xml:space="preserve">-</w:t>
+      </w:r>
+      <w:r>
+        <w:t xml:space="preserve"> </w:t>
+      </w:r>
+      <w:r>
+        <w:rPr>
+          <w:b/>
+          <w:bCs/>
+        </w:rPr>
+        <w:t xml:space="preserve">Vitesse</w:t>
+      </w:r>
+      <w:r>
+        <w:t xml:space="preserve"> </w:t>
+      </w:r>
+      <w:r>
+        <w:t xml:space="preserve">(livraison express prioritaire Flotte Pro +, livraison standard le jour ouvré suivant à Abidjan).</w:t>
+      </w:r>
+      <w:r>
+        <w:t xml:space="preserve"> </w:t>
+      </w:r>
+      <w:r>
+        <w:t xml:space="preserve">-</w:t>
+      </w:r>
+      <w:r>
+        <w:t xml:space="preserve"> </w:t>
+      </w:r>
+      <w:r>
+        <w:rPr>
+          <w:b/>
+          <w:bCs/>
+        </w:rPr>
+        <w:t xml:space="preserve">Conformité</w:t>
+      </w:r>
+      <w:r>
+        <w:t xml:space="preserve"> </w:t>
+      </w:r>
+      <w:r>
+        <w:t xml:space="preserve">(escrow, garantie, facture normalisée DGI).</w:t>
+      </w:r>
+    </w:p>
+    <w:bookmarkEnd w:id="33"/>
+    <w:bookmarkStart w:id="34" w:name="les-non-négociables-produit-design.md"/>
+    <w:p>
+      <w:pPr>
+        <w:pStyle w:val="Heading3"/>
+      </w:pPr>
+      <w:r>
+        <w:t xml:space="preserve">4.3 Les non-négociables produit (DESIGN.md)</w:t>
+      </w:r>
+    </w:p>
+    <w:p>
+      <w:pPr>
+        <w:pStyle w:val="Compact"/>
+        <w:numPr>
+          <w:ilvl w:val="0"/>
           <w:numId w:val="1007"/>
         </w:numPr>
       </w:pPr>
@@ -1727,13 +1958,13 @@
           <w:b/>
           <w:bCs/>
         </w:rPr>
-        <w:t xml:space="preserve">Mécanicien</w:t>
-      </w:r>
-      <w:r>
-        <w:t xml:space="preserve"> </w:t>
-      </w:r>
-      <w:r>
-        <w:t xml:space="preserve">: « Identifie la pièce avec ton téléphone, je trouve le meilleur prix à Adjamé, je livre, tu touches ta commission. »</w:t>
+        <w:t xml:space="preserve">Chips de condition partout</w:t>
+      </w:r>
+      <w:r>
+        <w:t xml:space="preserve"> </w:t>
+      </w:r>
+      <w:r>
+        <w:t xml:space="preserve">(Neuf, Occasion importée, Ré-usiné, Aftermarket, OEM) — couleur vive, jamais en gris.</w:t>
       </w:r>
     </w:p>
     <w:p>
@@ -1749,13 +1980,13 @@
           <w:b/>
           <w:bCs/>
         </w:rPr>
-        <w:t xml:space="preserve">Propriétaire</w:t>
-      </w:r>
-      <w:r>
-        <w:t xml:space="preserve"> </w:t>
-      </w:r>
-      <w:r>
-        <w:t xml:space="preserve">: « Tu sais ce que tu paies, tu paies en Mobile Money, tu es garanti, tu reçois ta facture. »</w:t>
+        <w:t xml:space="preserve">Breakdown de prix explicite</w:t>
+      </w:r>
+      <w:r>
+        <w:t xml:space="preserve"> </w:t>
+      </w:r>
+      <w:r>
+        <w:t xml:space="preserve">(prix vendeur / main-d’œuvre / livraison / frais plateforme / total) avant le bouton payer.</w:t>
       </w:r>
     </w:p>
     <w:p>
@@ -1771,67 +2002,22 @@
           <w:b/>
           <w:bCs/>
         </w:rPr>
-        <w:t xml:space="preserve">Gestionnaire VTC</w:t>
-      </w:r>
-      <w:r>
-        <w:t xml:space="preserve"> </w:t>
-      </w:r>
-      <w:r>
-        <w:t xml:space="preserve">: « Tu vois où part chaque franc, on te livre en 4 heures quand un véhicule est immobilisé, et tes factures sortent prêtes pour le comptable. »</w:t>
-      </w:r>
-    </w:p>
-    <w:p>
-      <w:pPr>
-        <w:pStyle w:val="Compact"/>
-        <w:numPr>
-          <w:ilvl w:val="0"/>
-          <w:numId w:val="1007"/>
-        </w:numPr>
-      </w:pPr>
-      <w:r>
-        <w:rPr>
-          <w:b/>
-          <w:bCs/>
-        </w:rPr>
-        <w:t xml:space="preserve">Vendeur Adjamé</w:t>
-      </w:r>
-      <w:r>
-        <w:t xml:space="preserve"> </w:t>
-      </w:r>
-      <w:r>
-        <w:t xml:space="preserve">: « Un agent vient chez toi, photographie ton stock, le publie en ligne. Tu reçois des clients via WhatsApp sans changer comment tu travailles. »</w:t>
-      </w:r>
-    </w:p>
-    <w:p>
-      <w:pPr>
-        <w:pStyle w:val="Compact"/>
-        <w:numPr>
-          <w:ilvl w:val="0"/>
-          <w:numId w:val="1007"/>
-        </w:numPr>
-      </w:pPr>
-      <w:r>
-        <w:rPr>
-          <w:b/>
-          <w:bCs/>
-        </w:rPr>
-        <w:t xml:space="preserve">Liaison</w:t>
-      </w:r>
-      <w:r>
-        <w:t xml:space="preserve"> </w:t>
-      </w:r>
-      <w:r>
-        <w:t xml:space="preserve">: « Tu gagnes une commission sur chaque vente que tu déclenches pour les vendeurs que tu as onboardés. »</w:t>
-      </w:r>
-    </w:p>
-    <w:bookmarkEnd w:id="21"/>
-    <w:bookmarkStart w:id="22" w:name="Xb35e53cce09a3e38b4659d923df6de13534139c"/>
-    <w:p>
-      <w:pPr>
-        <w:pStyle w:val="Heading3"/>
-      </w:pPr>
-      <w:r>
-        <w:t xml:space="preserve">4.2 Positionnement marque</w:t>
+        <w:t xml:space="preserve">Tout en français</w:t>
+      </w:r>
+      <w:r>
+        <w:t xml:space="preserve">, devise FCFA, téléphones</w:t>
+      </w:r>
+      <w:r>
+        <w:t xml:space="preserve"> </w:t>
+      </w:r>
+      <w:r>
+        <w:rPr>
+          <w:rStyle w:val="VerbatimChar"/>
+        </w:rPr>
+        <w:t xml:space="preserve">+225XXXXXXXXXX</w:t>
+      </w:r>
+      <w:r>
+        <w:t xml:space="preserve">.</w:t>
       </w:r>
     </w:p>
     <w:p>
@@ -1839,191 +2025,7 @@
         <w:pStyle w:val="FirstParagraph"/>
       </w:pPr>
       <w:r>
-        <w:rPr>
-          <w:b/>
-          <w:bCs/>
-        </w:rPr>
-        <w:t xml:space="preserve">Pièces n'est pas un site e-commerce. Pièces est l'infrastructure de confiance de la pièce auto en Côte d'Ivoire.</w:t>
-      </w:r>
-    </w:p>
-    <w:p>
-      <w:pPr>
-        <w:pStyle w:val="BodyText"/>
-      </w:pPr>
-      <w:r>
-        <w:t xml:space="preserve">Trois mots à graver dans toute communication :</w:t>
-      </w:r>
-    </w:p>
-    <w:p>
-      <w:pPr>
-        <w:pStyle w:val="Compact"/>
-        <w:numPr>
-          <w:ilvl w:val="0"/>
-          <w:numId w:val="1008"/>
-        </w:numPr>
-      </w:pPr>
-      <w:r>
-        <w:rPr>
-          <w:b/>
-          <w:bCs/>
-        </w:rPr>
-        <w:t xml:space="preserve">Transparence</w:t>
-      </w:r>
-      <w:r>
-        <w:t xml:space="preserve"> </w:t>
-      </w:r>
-      <w:r>
-        <w:t xml:space="preserve">(prix affiché, condition de la pièce affichée — chip neuf/occasion/ré-usinée/aftermarket/OEM</w:t>
-      </w:r>
-      <w:r>
-        <w:t xml:space="preserve"> </w:t>
-      </w:r>
-      <w:r>
-        <w:rPr>
-          <w:b/>
-          <w:bCs/>
-        </w:rPr>
-        <w:t xml:space="preserve">non négociable</w:t>
-      </w:r>
-      <w:r>
-        <w:t xml:space="preserve">, breakdown des frais explicite avant paiement).</w:t>
-      </w:r>
-    </w:p>
-    <w:p>
-      <w:pPr>
-        <w:pStyle w:val="Compact"/>
-        <w:numPr>
-          <w:ilvl w:val="0"/>
-          <w:numId w:val="1008"/>
-        </w:numPr>
-      </w:pPr>
-      <w:r>
-        <w:rPr>
-          <w:b/>
-          <w:bCs/>
-        </w:rPr>
-        <w:t xml:space="preserve">Vitesse</w:t>
-      </w:r>
-      <w:r>
-        <w:t xml:space="preserve"> </w:t>
-      </w:r>
-      <w:r>
-        <w:t xml:space="preserve">(SLA 4h Flotte Pro +, livraison standard J+1 à Abidjan).</w:t>
-      </w:r>
-    </w:p>
-    <w:p>
-      <w:pPr>
-        <w:pStyle w:val="Compact"/>
-        <w:numPr>
-          <w:ilvl w:val="0"/>
-          <w:numId w:val="1008"/>
-        </w:numPr>
-      </w:pPr>
-      <w:r>
-        <w:rPr>
-          <w:b/>
-          <w:bCs/>
-        </w:rPr>
-        <w:t xml:space="preserve">Conformité</w:t>
-      </w:r>
-      <w:r>
-        <w:t xml:space="preserve"> </w:t>
-      </w:r>
-      <w:r>
-        <w:t xml:space="preserve">(escrow, garantie, facture normalisée DGI).</w:t>
-      </w:r>
-    </w:p>
-    <w:bookmarkEnd w:id="22"/>
-    <w:bookmarkStart w:id="23" w:name="X2cdbe38b05827046a4011804ff305a13de6877a"/>
-    <w:p>
-      <w:pPr>
-        <w:pStyle w:val="Heading3"/>
-      </w:pPr>
-      <w:r>
-        <w:t xml:space="preserve">4.3 Les non-négociables produit (DESIGN.md)</w:t>
-      </w:r>
-    </w:p>
-    <w:p>
-      <w:pPr>
-        <w:pStyle w:val="Compact"/>
-        <w:numPr>
-          <w:ilvl w:val="0"/>
-          <w:numId w:val="1009"/>
-        </w:numPr>
-      </w:pPr>
-      <w:r>
-        <w:rPr>
-          <w:b/>
-          <w:bCs/>
-        </w:rPr>
-        <w:t xml:space="preserve">Chips de condition partout</w:t>
-      </w:r>
-      <w:r>
-        <w:t xml:space="preserve"> </w:t>
-      </w:r>
-      <w:r>
-        <w:t xml:space="preserve">(Neuf, Occasion importée, Ré-usiné, Aftermarket, OEM) — couleur vive, jamais en gris.</w:t>
-      </w:r>
-    </w:p>
-    <w:p>
-      <w:pPr>
-        <w:pStyle w:val="Compact"/>
-        <w:numPr>
-          <w:ilvl w:val="0"/>
-          <w:numId w:val="1009"/>
-        </w:numPr>
-      </w:pPr>
-      <w:r>
-        <w:rPr>
-          <w:b/>
-          <w:bCs/>
-        </w:rPr>
-        <w:t xml:space="preserve">Breakdown de prix explicite</w:t>
-      </w:r>
-      <w:r>
-        <w:t xml:space="preserve"> </w:t>
-      </w:r>
-      <w:r>
-        <w:t xml:space="preserve">(prix vendeur / main-d'œuvre / livraison / frais plateforme / total) avant le bouton payer.</w:t>
-      </w:r>
-    </w:p>
-    <w:p>
-      <w:pPr>
-        <w:pStyle w:val="Compact"/>
-        <w:numPr>
-          <w:ilvl w:val="0"/>
-          <w:numId w:val="1009"/>
-        </w:numPr>
-      </w:pPr>
-      <w:r>
-        <w:rPr>
-          <w:b/>
-          <w:bCs/>
-        </w:rPr>
-        <w:t xml:space="preserve">Tout en français</w:t>
-      </w:r>
-      <w:r>
-        <w:t xml:space="preserve">, devise FCFA, téléphones</w:t>
-      </w:r>
-      <w:r>
-        <w:t xml:space="preserve"> </w:t>
-      </w:r>
-      <w:r>
-        <w:rPr>
-          <w:rStyle w:val="VerbatimChar"/>
-        </w:rPr>
-        <w:t xml:space="preserve">+225XXXXXXXXXX</w:t>
-      </w:r>
-      <w:r>
-        <w:t xml:space="preserve">.</w:t>
-      </w:r>
-    </w:p>
-    <w:p>
-      <w:pPr>
-        <w:pStyle w:val="FirstParagraph"/>
-      </w:pPr>
-      <w:r>
-        <w:t xml:space="preserve">Tout ce qui s'éloigne de ces règles trahit la promesse et doit être bloqué en review.</w:t>
+        <w:t xml:space="preserve">Tout ce qui s’éloigne de ces règles trahit la promesse et doit être bloqué en review.</w:t>
       </w:r>
     </w:p>
     <w:p>
@@ -2033,9 +2035,9 @@
         </w:pict>
       </w:r>
     </w:p>
-    <w:bookmarkEnd w:id="23"/>
-    <w:bookmarkEnd w:id="24"/>
-    <w:bookmarkStart w:id="30" w:name="X076f50ab137ddb315c545907b39c0180ecdc1ca"/>
+    <w:bookmarkEnd w:id="34"/>
+    <w:bookmarkEnd w:id="35"/>
+    <w:bookmarkStart w:id="41" w:name="la-stratégie-en-5-mouvements-24-mois"/>
     <w:p>
       <w:pPr>
         <w:pStyle w:val="Heading2"/>
@@ -2044,7 +2046,7 @@
         <w:t xml:space="preserve">5. La stratégie en 5 mouvements (24 mois)</w:t>
       </w:r>
     </w:p>
-    <w:bookmarkStart w:id="25" w:name="Xa1022c661079494230e5fd2ef22f35c7c3d96e3"/>
+    <w:bookmarkStart w:id="36" w:name="X79097e767d66e7062f1f188aeb4f66c2d59277d"/>
     <w:p>
       <w:pPr>
         <w:pStyle w:val="Heading3"/>
@@ -2088,17 +2090,11 @@
       <w:r>
         <w:t xml:space="preserve">:</w:t>
       </w:r>
-    </w:p>
-    <w:p>
-      <w:pPr>
-        <w:pStyle w:val="Compact"/>
-        <w:numPr>
-          <w:ilvl w:val="0"/>
-          <w:numId w:val="1010"/>
-        </w:numPr>
-      </w:pPr>
-      <w:r>
-        <w:t xml:space="preserve">Recruter et former</w:t>
+      <w:r>
+        <w:t xml:space="preserve"> </w:t>
+      </w:r>
+      <w:r>
+        <w:t xml:space="preserve">- Recruter et former</w:t>
       </w:r>
       <w:r>
         <w:t xml:space="preserve"> </w:t>
@@ -2116,17 +2112,11 @@
       <w:r>
         <w:t xml:space="preserve">(commission 3 à 5% sur ventes générées + fixe modeste).</w:t>
       </w:r>
-    </w:p>
-    <w:p>
-      <w:pPr>
-        <w:pStyle w:val="Compact"/>
-        <w:numPr>
-          <w:ilvl w:val="0"/>
-          <w:numId w:val="1010"/>
-        </w:numPr>
-      </w:pPr>
-      <w:r>
-        <w:t xml:space="preserve">Photographier et publier</w:t>
+      <w:r>
+        <w:t xml:space="preserve"> </w:t>
+      </w:r>
+      <w:r>
+        <w:t xml:space="preserve">- Photographier et publier</w:t>
       </w:r>
       <w:r>
         <w:t xml:space="preserve"> </w:t>
@@ -2144,17 +2134,39 @@
       <w:r>
         <w:t xml:space="preserve">dans le catalogue Pièces.</w:t>
       </w:r>
-    </w:p>
-    <w:p>
-      <w:pPr>
-        <w:pStyle w:val="Compact"/>
-        <w:numPr>
-          <w:ilvl w:val="0"/>
-          <w:numId w:val="1010"/>
-        </w:numPr>
-      </w:pPr>
-      <w:r>
-        <w:t xml:space="preserve">Lancer une campagne mécanicien (WhatsApp groups, radio Adjamé) pour générer 200 commandes/jour à fin M6.</w:t>
+      <w:r>
+        <w:t xml:space="preserve"> </w:t>
+      </w:r>
+      <w:r>
+        <w:t xml:space="preserve">- Lancer une campagne mécanicien (WhatsApp groups, radio Adjamé) pour générer 200 commandes/jour à fin M6.</w:t>
+      </w:r>
+    </w:p>
+    <w:p>
+      <w:pPr>
+        <w:pStyle w:val="BodyText"/>
+      </w:pPr>
+      <w:r>
+        <w:rPr>
+          <w:b/>
+          <w:bCs/>
+        </w:rPr>
+        <w:t xml:space="preserve">KPI go/no-go</w:t>
+      </w:r>
+      <w:r>
+        <w:t xml:space="preserve"> </w:t>
+      </w:r>
+      <w:r>
+        <w:t xml:space="preserve">: 150+ commandes/jour à fin M3, 350+ à fin M6.</w:t>
+      </w:r>
+    </w:p>
+    <w:bookmarkEnd w:id="36"/>
+    <w:bookmarkStart w:id="37" w:name="X467843c6644b53fd07e672f8766ae2b96d80264"/>
+    <w:p>
+      <w:pPr>
+        <w:pStyle w:val="Heading3"/>
+      </w:pPr>
+      <w:r>
+        <w:t xml:space="preserve">Mouvement 2 — Prendre la verticale VTC (mois 3–12)</w:t>
       </w:r>
     </w:p>
     <w:p>
@@ -2166,23 +2178,147 @@
           <w:b/>
           <w:bCs/>
         </w:rPr>
+        <w:t xml:space="preserve">Objectif</w:t>
+      </w:r>
+      <w:r>
+        <w:t xml:space="preserve"> </w:t>
+      </w:r>
+      <w:r>
+        <w:t xml:space="preserve">: 1 500 véhicules VTC sous Flotte Pro / Pro +.</w:t>
+      </w:r>
+    </w:p>
+    <w:p>
+      <w:pPr>
+        <w:pStyle w:val="BodyText"/>
+      </w:pPr>
+      <w:r>
+        <w:rPr>
+          <w:b/>
+          <w:bCs/>
+        </w:rPr>
+        <w:t xml:space="preserve">Comment</w:t>
+      </w:r>
+      <w:r>
+        <w:t xml:space="preserve"> </w:t>
+      </w:r>
+      <w:r>
+        <w:t xml:space="preserve">:</w:t>
+      </w:r>
+      <w:r>
+        <w:t xml:space="preserve"> </w:t>
+      </w:r>
+      <w:r>
+        <w:t xml:space="preserve">-</w:t>
+      </w:r>
+      <w:r>
+        <w:t xml:space="preserve"> </w:t>
+      </w:r>
+      <w:r>
+        <w:rPr>
+          <w:b/>
+          <w:bCs/>
+        </w:rPr>
+        <w:t xml:space="preserve">Partenariat Yango</w:t>
+      </w:r>
+      <w:r>
+        <w:t xml:space="preserve"> </w:t>
+      </w:r>
+      <w:r>
+        <w:t xml:space="preserve">(premier gros volume, ~12 000 conducteurs Abidjan). Offre pilote : 3 mois gratuits Flotte Pro pour 200 conducteurs, ROI mesuré, déploiement masse.</w:t>
+      </w:r>
+      <w:r>
+        <w:t xml:space="preserve"> </w:t>
+      </w:r>
+      <w:r>
+        <w:t xml:space="preserve">-</w:t>
+      </w:r>
+      <w:r>
+        <w:t xml:space="preserve"> </w:t>
+      </w:r>
+      <w:r>
+        <w:rPr>
+          <w:b/>
+          <w:bCs/>
+        </w:rPr>
+        <w:t xml:space="preserve">Partenariat Heetch + Treepz</w:t>
+      </w:r>
+      <w:r>
+        <w:t xml:space="preserve"> </w:t>
+      </w:r>
+      <w:r>
+        <w:t xml:space="preserve">en parallèle, modèle similaire.</w:t>
+      </w:r>
+      <w:r>
+        <w:t xml:space="preserve"> </w:t>
+      </w:r>
+      <w:r>
+        <w:t xml:space="preserve">-</w:t>
+      </w:r>
+      <w:r>
+        <w:t xml:space="preserve"> </w:t>
+      </w:r>
+      <w:r>
+        <w:rPr>
+          <w:b/>
+          <w:bCs/>
+        </w:rPr>
+        <w:t xml:space="preserve">Offre flottes indépendantes</w:t>
+      </w:r>
+      <w:r>
+        <w:t xml:space="preserve"> </w:t>
+      </w:r>
+      <w:r>
+        <w:t xml:space="preserve">(sociétés VTC propriétaires de 5 à 200 véhicules) : démarchage commercial direct, démo terrain, signature 12 mois.</w:t>
+      </w:r>
+      <w:r>
+        <w:t xml:space="preserve"> </w:t>
+      </w:r>
+      <w:r>
+        <w:t xml:space="preserve">-</w:t>
+      </w:r>
+      <w:r>
+        <w:t xml:space="preserve"> </w:t>
+      </w:r>
+      <w:r>
+        <w:rPr>
+          <w:b/>
+          <w:bCs/>
+        </w:rPr>
+        <w:t xml:space="preserve">Cas client phare</w:t>
+      </w:r>
+      <w:r>
+        <w:t xml:space="preserve"> </w:t>
+      </w:r>
+      <w:r>
+        <w:t xml:space="preserve">: sélectionner 3 flottes (50 / 200 / 500 véhicules), instrumenter à fond, publier les économies réalisées (objectif : -18 à -25% sur le budget pièces annuel).</w:t>
+      </w:r>
+    </w:p>
+    <w:p>
+      <w:pPr>
+        <w:pStyle w:val="BodyText"/>
+      </w:pPr>
+      <w:r>
+        <w:rPr>
+          <w:b/>
+          <w:bCs/>
+        </w:rPr>
         <w:t xml:space="preserve">KPI go/no-go</w:t>
       </w:r>
       <w:r>
         <w:t xml:space="preserve"> </w:t>
       </w:r>
       <w:r>
-        <w:t xml:space="preserve">: 150+ commandes/jour à fin M3, 350+ à fin M6.</w:t>
-      </w:r>
-    </w:p>
-    <w:bookmarkEnd w:id="25"/>
-    <w:bookmarkStart w:id="26" w:name="X604f7bb6dce60abd3d0ef62cfe2ea6fe29f3028"/>
+        <w:t xml:space="preserve">: 500 véhicules sous abonnement à M9, 1 500 à M12, churn &lt; 5%/mois.</w:t>
+      </w:r>
+    </w:p>
+    <w:bookmarkEnd w:id="37"/>
+    <w:bookmarkStart w:id="38" w:name="X59152a6ab95d921213a37cb90e4fe79ce9d2713"/>
     <w:p>
       <w:pPr>
         <w:pStyle w:val="Heading3"/>
       </w:pPr>
       <w:r>
-        <w:t xml:space="preserve">Mouvement 2 — Prendre la verticale VTC (mois 3–12)</w:t>
+        <w:t xml:space="preserve">Mouvement 3 — Devenir le standard FNE-CI sur la pièce (mois 6–15)</w:t>
       </w:r>
     </w:p>
     <w:p>
@@ -2200,7 +2336,7 @@
         <w:t xml:space="preserve"> </w:t>
       </w:r>
       <w:r>
-        <w:t xml:space="preserve">: 1 500 véhicules VTC sous Flotte Pro / Pro +.</w:t>
+        <w:t xml:space="preserve">: émettre 80% des factures normalisées sur la pièce détachée à Abidjan, devenir un interlocuteur officiel DGI.</w:t>
       </w:r>
     </w:p>
     <w:p>
@@ -2220,93 +2356,83 @@
       <w:r>
         <w:t xml:space="preserve">:</w:t>
       </w:r>
-    </w:p>
-    <w:p>
-      <w:pPr>
-        <w:pStyle w:val="Compact"/>
-        <w:numPr>
-          <w:ilvl w:val="0"/>
-          <w:numId w:val="1011"/>
-        </w:numPr>
-      </w:pPr>
-      <w:r>
-        <w:rPr>
-          <w:b/>
-          <w:bCs/>
-        </w:rPr>
-        <w:t xml:space="preserve">Partenariat Yango</w:t>
-      </w:r>
-      <w:r>
-        <w:t xml:space="preserve"> </w:t>
-      </w:r>
-      <w:r>
-        <w:t xml:space="preserve">(premier gros volume, ~12 000 conducteurs Abidjan). Offre pilote : 3 mois gratuits Flotte Pro pour 200 conducteurs, ROI mesuré, déploiement masse.</w:t>
-      </w:r>
-    </w:p>
-    <w:p>
-      <w:pPr>
-        <w:pStyle w:val="Compact"/>
-        <w:numPr>
-          <w:ilvl w:val="0"/>
-          <w:numId w:val="1011"/>
-        </w:numPr>
-      </w:pPr>
-      <w:r>
-        <w:rPr>
-          <w:b/>
-          <w:bCs/>
-        </w:rPr>
-        <w:t xml:space="preserve">Partenariat Heetch + Treepz</w:t>
-      </w:r>
-      <w:r>
-        <w:t xml:space="preserve"> </w:t>
-      </w:r>
-      <w:r>
-        <w:t xml:space="preserve">en parallèle, modèle similaire.</w:t>
-      </w:r>
-    </w:p>
-    <w:p>
-      <w:pPr>
-        <w:pStyle w:val="Compact"/>
-        <w:numPr>
-          <w:ilvl w:val="0"/>
-          <w:numId w:val="1011"/>
-        </w:numPr>
-      </w:pPr>
-      <w:r>
-        <w:rPr>
-          <w:b/>
-          <w:bCs/>
-        </w:rPr>
-        <w:t xml:space="preserve">Offre flottes indépendantes</w:t>
-      </w:r>
-      <w:r>
-        <w:t xml:space="preserve"> </w:t>
-      </w:r>
-      <w:r>
-        <w:t xml:space="preserve">(sociétés VTC propriétaires de 5 à 200 véhicules) : démarchage commercial direct, démo terrain, signature 12 mois.</w:t>
-      </w:r>
-    </w:p>
-    <w:p>
-      <w:pPr>
-        <w:pStyle w:val="Compact"/>
-        <w:numPr>
-          <w:ilvl w:val="0"/>
-          <w:numId w:val="1011"/>
-        </w:numPr>
-      </w:pPr>
-      <w:r>
-        <w:rPr>
-          <w:b/>
-          <w:bCs/>
-        </w:rPr>
-        <w:t xml:space="preserve">Cas client phare</w:t>
-      </w:r>
-      <w:r>
-        <w:t xml:space="preserve"> </w:t>
-      </w:r>
-      <w:r>
-        <w:t xml:space="preserve">: sélectionner 3 flottes (50 / 200 / 500 véhicules), instrumenter à fond, publier les économies réalisées (objectif : -18 à -25% sur le budget pièces annuel).</w:t>
+      <w:r>
+        <w:t xml:space="preserve"> </w:t>
+      </w:r>
+      <w:r>
+        <w:t xml:space="preserve">- Finaliser l’intégration FNE-CI (sprint produit dédié, voir CTO Bible).</w:t>
+      </w:r>
+      <w:r>
+        <w:t xml:space="preserve"> </w:t>
+      </w:r>
+      <w:r>
+        <w:t xml:space="preserve">- Rencontrer la DGI dès la mise en prod (briefing institutionnel, posture « partenaire de la formalisation »).</w:t>
+      </w:r>
+      <w:r>
+        <w:t xml:space="preserve"> </w:t>
+      </w:r>
+      <w:r>
+        <w:t xml:space="preserve">- Forcer la conformité comme</w:t>
+      </w:r>
+      <w:r>
+        <w:t xml:space="preserve"> </w:t>
+      </w:r>
+      <w:r>
+        <w:rPr>
+          <w:b/>
+          <w:bCs/>
+        </w:rPr>
+        <w:t xml:space="preserve">vente directe aux DAF</w:t>
+      </w:r>
+      <w:r>
+        <w:t xml:space="preserve"> </w:t>
+      </w:r>
+      <w:r>
+        <w:t xml:space="preserve">des flottes corporate et BTP (qui ont un problème TVA non récupérable aujourd’hui).</w:t>
+      </w:r>
+      <w:r>
+        <w:t xml:space="preserve"> </w:t>
+      </w:r>
+      <w:r>
+        <w:t xml:space="preserve">- Communication B2B forte :</w:t>
+      </w:r>
+      <w:r>
+        <w:t xml:space="preserve"> </w:t>
+      </w:r>
+      <w:r>
+        <w:rPr>
+          <w:b/>
+          <w:bCs/>
+        </w:rPr>
+        <w:t xml:space="preserve">« Vos chauffeurs achètent leurs pièces ailleurs en cash → vous perdez la TVA. Avec Pièces, vous récupérez 18% de votre budget pièces annuel. »</w:t>
+      </w:r>
+    </w:p>
+    <w:p>
+      <w:pPr>
+        <w:pStyle w:val="BodyText"/>
+      </w:pPr>
+      <w:r>
+        <w:rPr>
+          <w:b/>
+          <w:bCs/>
+        </w:rPr>
+        <w:t xml:space="preserve">KPI go/no-go</w:t>
+      </w:r>
+      <w:r>
+        <w:t xml:space="preserve"> </w:t>
+      </w:r>
+      <w:r>
+        <w:t xml:space="preserve">: 5 000 factures FNE-CI émises à M12, 25 000 à M15.</w:t>
+      </w:r>
+    </w:p>
+    <w:bookmarkEnd w:id="38"/>
+    <w:bookmarkStart w:id="39" w:name="X581de439ec18afab67a27ea8aca3a9a252b28e4"/>
+    <w:p>
+      <w:pPr>
+        <w:pStyle w:val="Heading3"/>
+      </w:pPr>
+      <w:r>
+        <w:t xml:space="preserve">Mouvement 4 — Étendre au BTP, transport collectif, corporate (mois 12–18)</w:t>
       </w:r>
     </w:p>
     <w:p>
@@ -2318,23 +2444,71 @@
           <w:b/>
           <w:bCs/>
         </w:rPr>
-        <w:t xml:space="preserve">KPI go/no-go</w:t>
-      </w:r>
-      <w:r>
-        <w:t xml:space="preserve"> </w:t>
-      </w:r>
-      <w:r>
-        <w:t xml:space="preserve">: 500 véhicules sous abonnement à M9, 1 500 à M12, churn &lt; 5%/mois.</w:t>
-      </w:r>
-    </w:p>
-    <w:bookmarkEnd w:id="26"/>
-    <w:bookmarkStart w:id="27" w:name="Xb65c934d831f9cdb63b1fea6b46114a3258f94c"/>
+        <w:t xml:space="preserve">Objectif</w:t>
+      </w:r>
+      <w:r>
+        <w:t xml:space="preserve"> </w:t>
+      </w:r>
+      <w:r>
+        <w:t xml:space="preserve">: +2 500 véhicules sous abonnement (au-delà du VTC).</w:t>
+      </w:r>
+    </w:p>
+    <w:p>
+      <w:pPr>
+        <w:pStyle w:val="BodyText"/>
+      </w:pPr>
+      <w:r>
+        <w:rPr>
+          <w:b/>
+          <w:bCs/>
+        </w:rPr>
+        <w:t xml:space="preserve">Comment</w:t>
+      </w:r>
+      <w:r>
+        <w:t xml:space="preserve"> </w:t>
+      </w:r>
+      <w:r>
+        <w:t xml:space="preserve">:</w:t>
+      </w:r>
+      <w:r>
+        <w:t xml:space="preserve"> </w:t>
+      </w:r>
+      <w:r>
+        <w:t xml:space="preserve">- Offre dédiée BTP (déjà cadrée — voir</w:t>
+      </w:r>
+      <w:r>
+        <w:t xml:space="preserve"> </w:t>
+      </w:r>
+      <w:r>
+        <w:rPr>
+          <w:rStyle w:val="VerbatimChar"/>
+        </w:rPr>
+        <w:t xml:space="preserve">brochure-btp-grand-compte</w:t>
+      </w:r>
+      <w:r>
+        <w:t xml:space="preserve">) : disponibilité critique, contrats SLA renforcés, pricing Pro + par défaut.</w:t>
+      </w:r>
+      <w:r>
+        <w:t xml:space="preserve"> </w:t>
+      </w:r>
+      <w:r>
+        <w:t xml:space="preserve">- Offre corporate (banques, telco, distribution) : argument fiscal et conformité prioritaire.</w:t>
+      </w:r>
+      <w:r>
+        <w:t xml:space="preserve"> </w:t>
+      </w:r>
+      <w:r>
+        <w:t xml:space="preserve">- Offre transport collectif (UNATRCI, syndicats gbaka) : pricing tier intermédiaire, paiement groupé syndical.</w:t>
+      </w:r>
+    </w:p>
+    <w:bookmarkEnd w:id="39"/>
+    <w:bookmarkStart w:id="40" w:name="X21c24b0b9b32be499d918f2ea95bac1e15c175b"/>
     <w:p>
       <w:pPr>
         <w:pStyle w:val="Heading3"/>
       </w:pPr>
       <w:r>
-        <w:t xml:space="preserve">Mouvement 3 — Devenir le standard FNE-CI sur la pièce (mois 6–15)</w:t>
+        <w:t xml:space="preserve">Mouvement 5 — Sortir d’Abidjan, puis du pays (mois 18–24)</w:t>
       </w:r>
     </w:p>
     <w:p>
@@ -2352,7 +2526,7 @@
         <w:t xml:space="preserve"> </w:t>
       </w:r>
       <w:r>
-        <w:t xml:space="preserve">: émettre 80% des factures normalisées sur la pièce détachée à Abidjan, devenir un interlocuteur officiel DGI.</w:t>
+        <w:t xml:space="preserve">: présence opérationnelle à Bouaké, San Pedro, Yamoussoukro. Pilote Dakar ou Cotonou.</w:t>
       </w:r>
     </w:p>
     <w:p>
@@ -2372,278 +2546,28 @@
       <w:r>
         <w:t xml:space="preserve">:</w:t>
       </w:r>
-    </w:p>
-    <w:p>
-      <w:pPr>
-        <w:pStyle w:val="Compact"/>
-        <w:numPr>
-          <w:ilvl w:val="0"/>
-          <w:numId w:val="1012"/>
-        </w:numPr>
-      </w:pPr>
-      <w:r>
-        <w:t xml:space="preserve">Finaliser l'intégration FNE-CI (sprint produit dédié, voir CTO Bible).</w:t>
-      </w:r>
-    </w:p>
-    <w:p>
-      <w:pPr>
-        <w:pStyle w:val="Compact"/>
-        <w:numPr>
-          <w:ilvl w:val="0"/>
-          <w:numId w:val="1012"/>
-        </w:numPr>
-      </w:pPr>
-      <w:r>
-        <w:t xml:space="preserve">Rencontrer la DGI dès la mise en prod (briefing institutionnel, posture « partenaire de la formalisation »).</w:t>
-      </w:r>
-    </w:p>
-    <w:p>
-      <w:pPr>
-        <w:pStyle w:val="Compact"/>
-        <w:numPr>
-          <w:ilvl w:val="0"/>
-          <w:numId w:val="1012"/>
-        </w:numPr>
-      </w:pPr>
-      <w:r>
-        <w:t xml:space="preserve">Forcer la conformité comme</w:t>
-      </w:r>
-      <w:r>
-        <w:t xml:space="preserve"> </w:t>
-      </w:r>
-      <w:r>
-        <w:rPr>
-          <w:b/>
-          <w:bCs/>
-        </w:rPr>
-        <w:t xml:space="preserve">vente directe aux DAF</w:t>
-      </w:r>
-      <w:r>
-        <w:t xml:space="preserve"> </w:t>
-      </w:r>
-      <w:r>
-        <w:t xml:space="preserve">des flottes corporate et BTP (qui ont un problème TVA non récupérable aujourd'hui).</w:t>
-      </w:r>
-    </w:p>
-    <w:p>
-      <w:pPr>
-        <w:pStyle w:val="Compact"/>
-        <w:numPr>
-          <w:ilvl w:val="0"/>
-          <w:numId w:val="1012"/>
-        </w:numPr>
-      </w:pPr>
-      <w:r>
-        <w:t xml:space="preserve">Communication B2B forte :</w:t>
-      </w:r>
-      <w:r>
-        <w:t xml:space="preserve"> </w:t>
-      </w:r>
-      <w:r>
-        <w:rPr>
-          <w:b/>
-          <w:bCs/>
-        </w:rPr>
-        <w:t xml:space="preserve">« Vos chauffeurs achètent leurs pièces ailleurs en cash → vous perdez la TVA. Avec Pièces, vous récupérez 18% de votre budget pièces annuel. »</w:t>
-      </w:r>
-    </w:p>
-    <w:p>
-      <w:pPr>
-        <w:pStyle w:val="FirstParagraph"/>
-      </w:pPr>
-      <w:r>
-        <w:rPr>
-          <w:b/>
-          <w:bCs/>
-        </w:rPr>
-        <w:t xml:space="preserve">KPI go/no-go</w:t>
-      </w:r>
-      <w:r>
-        <w:t xml:space="preserve"> </w:t>
-      </w:r>
-      <w:r>
-        <w:t xml:space="preserve">: 5 000 factures FNE-CI émises à M12, 25 000 à M15.</w:t>
-      </w:r>
-    </w:p>
-    <w:bookmarkEnd w:id="27"/>
-    <w:bookmarkStart w:id="28" w:name="Xd84e98ba68735eada0cfed14204a82b3143463f"/>
-    <w:p>
-      <w:pPr>
-        <w:pStyle w:val="Heading3"/>
-      </w:pPr>
-      <w:r>
-        <w:t xml:space="preserve">Mouvement 4 — Étendre au BTP, transport collectif, corporate (mois 12–18)</w:t>
-      </w:r>
-    </w:p>
-    <w:p>
-      <w:pPr>
-        <w:pStyle w:val="FirstParagraph"/>
-      </w:pPr>
-      <w:r>
-        <w:rPr>
-          <w:b/>
-          <w:bCs/>
-        </w:rPr>
-        <w:t xml:space="preserve">Objectif</w:t>
-      </w:r>
-      <w:r>
-        <w:t xml:space="preserve"> </w:t>
-      </w:r>
-      <w:r>
-        <w:t xml:space="preserve">: +2 500 véhicules sous abonnement (au-delà du VTC).</w:t>
+      <w:r>
+        <w:t xml:space="preserve"> </w:t>
+      </w:r>
+      <w:r>
+        <w:t xml:space="preserve">- Reproduire le modèle Liaison sur Bouaké (4 agents, 100 vendeurs, 6 mois).</w:t>
+      </w:r>
+      <w:r>
+        <w:t xml:space="preserve"> </w:t>
+      </w:r>
+      <w:r>
+        <w:t xml:space="preserve">- Pilote sous-régional dans une ville où le modèle Mobile Money + parc auto similaire fonctionne (Dakar avec Wave et Orange Money, Cotonou via MTN MoMo).</w:t>
+      </w:r>
+      <w:r>
+        <w:t xml:space="preserve"> </w:t>
+      </w:r>
+      <w:r>
+        <w:t xml:space="preserve">- Recrutement d’un Country Manager Sénégal ou Bénin à M18.</w:t>
       </w:r>
     </w:p>
     <w:p>
       <w:pPr>
         <w:pStyle w:val="BodyText"/>
-      </w:pPr>
-      <w:r>
-        <w:rPr>
-          <w:b/>
-          <w:bCs/>
-        </w:rPr>
-        <w:t xml:space="preserve">Comment</w:t>
-      </w:r>
-      <w:r>
-        <w:t xml:space="preserve"> </w:t>
-      </w:r>
-      <w:r>
-        <w:t xml:space="preserve">:</w:t>
-      </w:r>
-    </w:p>
-    <w:p>
-      <w:pPr>
-        <w:pStyle w:val="Compact"/>
-        <w:numPr>
-          <w:ilvl w:val="0"/>
-          <w:numId w:val="1013"/>
-        </w:numPr>
-      </w:pPr>
-      <w:r>
-        <w:t xml:space="preserve">Offre dédiée BTP (déjà cadrée — voir</w:t>
-      </w:r>
-      <w:r>
-        <w:t xml:space="preserve"> </w:t>
-      </w:r>
-      <w:r>
-        <w:rPr>
-          <w:rStyle w:val="VerbatimChar"/>
-        </w:rPr>
-        <w:t xml:space="preserve">brochure-btp-grand-compte</w:t>
-      </w:r>
-      <w:r>
-        <w:t xml:space="preserve">) : disponibilité critique, contrats SLA renforcés, pricing Pro + par défaut.</w:t>
-      </w:r>
-    </w:p>
-    <w:p>
-      <w:pPr>
-        <w:pStyle w:val="Compact"/>
-        <w:numPr>
-          <w:ilvl w:val="0"/>
-          <w:numId w:val="1013"/>
-        </w:numPr>
-      </w:pPr>
-      <w:r>
-        <w:t xml:space="preserve">Offre corporate (banques, telco, distribution) : argument fiscal et conformité prioritaire.</w:t>
-      </w:r>
-    </w:p>
-    <w:p>
-      <w:pPr>
-        <w:pStyle w:val="Compact"/>
-        <w:numPr>
-          <w:ilvl w:val="0"/>
-          <w:numId w:val="1013"/>
-        </w:numPr>
-      </w:pPr>
-      <w:r>
-        <w:t xml:space="preserve">Offre transport collectif (UNATRCI, syndicats gbaka) : pricing tier intermédiaire, paiement groupé syndical.</w:t>
-      </w:r>
-    </w:p>
-    <w:bookmarkEnd w:id="28"/>
-    <w:bookmarkStart w:id="29" w:name="Xb85b14ad853b70698f58bc87ccac1759e191d02"/>
-    <w:p>
-      <w:pPr>
-        <w:pStyle w:val="Heading3"/>
-      </w:pPr>
-      <w:r>
-        <w:t xml:space="preserve">Mouvement 5 — Sortir d'Abidjan, puis du pays (mois 18–24)</w:t>
-      </w:r>
-    </w:p>
-    <w:p>
-      <w:pPr>
-        <w:pStyle w:val="FirstParagraph"/>
-      </w:pPr>
-      <w:r>
-        <w:rPr>
-          <w:b/>
-          <w:bCs/>
-        </w:rPr>
-        <w:t xml:space="preserve">Objectif</w:t>
-      </w:r>
-      <w:r>
-        <w:t xml:space="preserve"> </w:t>
-      </w:r>
-      <w:r>
-        <w:t xml:space="preserve">: présence opérationnelle à Bouaké, San Pedro, Yamoussoukro. Pilote Dakar ou Cotonou.</w:t>
-      </w:r>
-    </w:p>
-    <w:p>
-      <w:pPr>
-        <w:pStyle w:val="BodyText"/>
-      </w:pPr>
-      <w:r>
-        <w:rPr>
-          <w:b/>
-          <w:bCs/>
-        </w:rPr>
-        <w:t xml:space="preserve">Comment</w:t>
-      </w:r>
-      <w:r>
-        <w:t xml:space="preserve"> </w:t>
-      </w:r>
-      <w:r>
-        <w:t xml:space="preserve">:</w:t>
-      </w:r>
-    </w:p>
-    <w:p>
-      <w:pPr>
-        <w:pStyle w:val="Compact"/>
-        <w:numPr>
-          <w:ilvl w:val="0"/>
-          <w:numId w:val="1014"/>
-        </w:numPr>
-      </w:pPr>
-      <w:r>
-        <w:t xml:space="preserve">Reproduire le modèle Liaison sur Bouaké (4 agents, 100 vendeurs, 6 mois).</w:t>
-      </w:r>
-    </w:p>
-    <w:p>
-      <w:pPr>
-        <w:pStyle w:val="Compact"/>
-        <w:numPr>
-          <w:ilvl w:val="0"/>
-          <w:numId w:val="1014"/>
-        </w:numPr>
-      </w:pPr>
-      <w:r>
-        <w:t xml:space="preserve">Pilote sous-régional dans une ville où le modèle Mobile Money + parc auto similaire fonctionne (Dakar avec Wave et Orange Money, Cotonou via MTN MoMo).</w:t>
-      </w:r>
-    </w:p>
-    <w:p>
-      <w:pPr>
-        <w:pStyle w:val="Compact"/>
-        <w:numPr>
-          <w:ilvl w:val="0"/>
-          <w:numId w:val="1014"/>
-        </w:numPr>
-      </w:pPr>
-      <w:r>
-        <w:t xml:space="preserve">Recrutement d'un Country Manager Sénégal ou Bénin à M18.</w:t>
-      </w:r>
-    </w:p>
-    <w:p>
-      <w:pPr>
-        <w:pStyle w:val="FirstParagraph"/>
       </w:pPr>
       <w:r>
         <w:rPr>
@@ -2666,18 +2590,18 @@
         </w:pict>
       </w:r>
     </w:p>
-    <w:bookmarkEnd w:id="29"/>
-    <w:bookmarkEnd w:id="30"/>
-    <w:bookmarkStart w:id="34" w:name="Xa81a8ec7edad8896f41af6303d6148e9f2a6336"/>
+    <w:bookmarkEnd w:id="40"/>
+    <w:bookmarkEnd w:id="41"/>
+    <w:bookmarkStart w:id="45" w:name="Xd023be4c501644fcae6dff7573b60ff585ee51a"/>
     <w:p>
       <w:pPr>
         <w:pStyle w:val="Heading2"/>
       </w:pPr>
       <w:r>
-        <w:t xml:space="preserve">6. Modèle économique — comment Pièces gagne de l'argent</w:t>
-      </w:r>
-    </w:p>
-    <w:bookmarkStart w:id="31" w:name="X5c66d5d9885df1772825564efef71a1ad222843"/>
+        <w:t xml:space="preserve">6. Modèle économique — comment Pièces gagne de l’argent</w:t>
+      </w:r>
+    </w:p>
+    <w:bookmarkStart w:id="42" w:name="quatre-flux-de-revenus"/>
     <w:p>
       <w:pPr>
         <w:pStyle w:val="Heading3"/>
@@ -2689,7 +2613,8 @@
     <w:tbl>
       <w:tblPr>
         <w:tblStyle w:val="Table"/>
-        <w:tblW w:type="auto" w:w="0"/>
+        <w:tblW w:type="pct" w:w="5000"/>
+        <w:tblLayout w:type="fixed"/>
         <w:tblLook w:firstRow="1" w:lastRow="0" w:firstColumn="0" w:lastColumn="0" w:noHBand="0" w:noVBand="0" w:val="0020"/>
       </w:tblPr>
       <w:tblGrid>
@@ -2754,7 +2679,7 @@
               <w:pStyle w:val="Compact"/>
             </w:pPr>
             <w:r>
-              <w:t xml:space="preserve">5 à 10% côté vendeur, prélevée à l'escrow release</w:t>
+              <w:t xml:space="preserve">5 à 10% côté vendeur, prélevée à l’escrow release</w:t>
             </w:r>
           </w:p>
         </w:tc>
@@ -2824,7 +2749,7 @@
               <w:pStyle w:val="Compact"/>
             </w:pPr>
             <w:r>
-              <w:t xml:space="preserve">10 000 F / véhicule / mois (SLA 4h, urgence)</w:t>
+              <w:t xml:space="preserve">10 000 F / véhicule / mois (livraison prioritaire, urgence)</w:t>
             </w:r>
           </w:p>
         </w:tc>
@@ -2876,8 +2801,8 @@
         </w:tc>
       </w:tr>
     </w:tbl>
-    <w:bookmarkEnd w:id="31"/>
-    <w:bookmarkStart w:id="32" w:name="X7fd7804bc8b5e125ed35978acca4c5bef1bd56c"/>
+    <w:bookmarkEnd w:id="42"/>
+    <w:bookmarkStart w:id="43" w:name="Xe44cf58777fa2fcd8d26aa43d5c0568832e88b9"/>
     <w:p>
       <w:pPr>
         <w:pStyle w:val="Heading3"/>
@@ -2891,7 +2816,7 @@
         <w:pStyle w:val="Compact"/>
         <w:numPr>
           <w:ilvl w:val="0"/>
-          <w:numId w:val="1015"/>
+          <w:numId w:val="1008"/>
         </w:numPr>
       </w:pPr>
       <w:r>
@@ -2913,7 +2838,7 @@
         <w:pStyle w:val="Compact"/>
         <w:numPr>
           <w:ilvl w:val="0"/>
-          <w:numId w:val="1015"/>
+          <w:numId w:val="1008"/>
         </w:numPr>
       </w:pPr>
       <w:r>
@@ -2935,7 +2860,7 @@
         <w:pStyle w:val="Compact"/>
         <w:numPr>
           <w:ilvl w:val="0"/>
-          <w:numId w:val="1015"/>
+          <w:numId w:val="1008"/>
         </w:numPr>
       </w:pPr>
       <w:r>
@@ -2957,7 +2882,7 @@
         <w:pStyle w:val="Compact"/>
         <w:numPr>
           <w:ilvl w:val="0"/>
-          <w:numId w:val="1015"/>
+          <w:numId w:val="1008"/>
         </w:numPr>
       </w:pPr>
       <w:r>
@@ -2979,7 +2904,7 @@
         <w:pStyle w:val="Compact"/>
         <w:numPr>
           <w:ilvl w:val="0"/>
-          <w:numId w:val="1015"/>
+          <w:numId w:val="1008"/>
         </w:numPr>
       </w:pPr>
       <w:r>
@@ -2996,8 +2921,8 @@
         <w:t xml:space="preserve">: &gt; 4 sur tous les segments dès M12.</w:t>
       </w:r>
     </w:p>
-    <w:bookmarkEnd w:id="32"/>
-    <w:bookmarkStart w:id="33" w:name="X7fa8afa9aad2a0b8d7d96539a0c0f4287ea7247"/>
+    <w:bookmarkEnd w:id="43"/>
+    <w:bookmarkStart w:id="44" w:name="path-to-profitability"/>
     <w:p>
       <w:pPr>
         <w:pStyle w:val="Heading3"/>
@@ -3011,7 +2936,7 @@
         <w:pStyle w:val="Compact"/>
         <w:numPr>
           <w:ilvl w:val="0"/>
-          <w:numId w:val="1016"/>
+          <w:numId w:val="1009"/>
         </w:numPr>
       </w:pPr>
       <w:r>
@@ -3023,7 +2948,7 @@
         <w:pStyle w:val="Compact"/>
         <w:numPr>
           <w:ilvl w:val="0"/>
-          <w:numId w:val="1016"/>
+          <w:numId w:val="1009"/>
         </w:numPr>
       </w:pPr>
       <w:r>
@@ -3035,7 +2960,7 @@
         <w:pStyle w:val="Compact"/>
         <w:numPr>
           <w:ilvl w:val="0"/>
-          <w:numId w:val="1016"/>
+          <w:numId w:val="1009"/>
         </w:numPr>
       </w:pPr>
       <w:r>
@@ -3047,7 +2972,7 @@
         <w:pStyle w:val="Compact"/>
         <w:numPr>
           <w:ilvl w:val="0"/>
-          <w:numId w:val="1016"/>
+          <w:numId w:val="1009"/>
         </w:numPr>
       </w:pPr>
       <w:r>
@@ -3061,9 +2986,9 @@
         </w:pict>
       </w:r>
     </w:p>
-    <w:bookmarkEnd w:id="33"/>
-    <w:bookmarkEnd w:id="34"/>
-    <w:bookmarkStart w:id="38" w:name="X4a34cc10c32c7fcafed93dbeeab3db6c110b222"/>
+    <w:bookmarkEnd w:id="44"/>
+    <w:bookmarkEnd w:id="45"/>
+    <w:bookmarkStart w:id="49" w:name="gtm-go-to-market-opérationnel"/>
     <w:p>
       <w:pPr>
         <w:pStyle w:val="Heading2"/>
@@ -3072,7 +2997,7 @@
         <w:t xml:space="preserve">7. GTM — go-to-market opérationnel</w:t>
       </w:r>
     </w:p>
-    <w:bookmarkStart w:id="35" w:name="X9cc70b76dcbe75e2cdf8c637165478c2ef50f00"/>
+    <w:bookmarkStart w:id="46" w:name="acquisition-vendeurs-offre"/>
     <w:p>
       <w:pPr>
         <w:pStyle w:val="Heading3"/>
@@ -3095,53 +3020,29 @@
       <w:r>
         <w:t xml:space="preserve">.</w:t>
       </w:r>
-    </w:p>
-    <w:p>
-      <w:pPr>
-        <w:pStyle w:val="Compact"/>
-        <w:numPr>
-          <w:ilvl w:val="0"/>
-          <w:numId w:val="1017"/>
-        </w:numPr>
-      </w:pPr>
-      <w:r>
-        <w:t xml:space="preserve">Recrutement local (jeunes 22-30 ans, smartphone, motivation commission).</w:t>
-      </w:r>
-    </w:p>
-    <w:p>
-      <w:pPr>
-        <w:pStyle w:val="Compact"/>
-        <w:numPr>
-          <w:ilvl w:val="0"/>
-          <w:numId w:val="1017"/>
-        </w:numPr>
-      </w:pPr>
-      <w:r>
-        <w:t xml:space="preserve">Formation initiale 3 jours (photo, app Liaison, posture, négociation commission vendeur).</w:t>
-      </w:r>
-    </w:p>
-    <w:p>
-      <w:pPr>
-        <w:pStyle w:val="Compact"/>
-        <w:numPr>
-          <w:ilvl w:val="0"/>
-          <w:numId w:val="1017"/>
-        </w:numPr>
-      </w:pPr>
-      <w:r>
-        <w:t xml:space="preserve">Quota : 15 vendeurs onboardés / mois et par Liaison à régime de croisière.</w:t>
-      </w:r>
-    </w:p>
-    <w:p>
-      <w:pPr>
-        <w:pStyle w:val="Compact"/>
-        <w:numPr>
-          <w:ilvl w:val="0"/>
-          <w:numId w:val="1017"/>
-        </w:numPr>
-      </w:pPr>
-      <w:r>
-        <w:t xml:space="preserve">Rémunération : fixe modeste (50 000 F/mois) + commission 3 à 5% sur ventes générées par leurs vendeurs onboardés. Plafond commissionable défini server-side, jamais affiché comme « recommandation » (voir</w:t>
+      <w:r>
+        <w:t xml:space="preserve"> </w:t>
+      </w:r>
+      <w:r>
+        <w:t xml:space="preserve">- Recrutement local (jeunes 22-30 ans, smartphone, motivation commission).</w:t>
+      </w:r>
+      <w:r>
+        <w:t xml:space="preserve"> </w:t>
+      </w:r>
+      <w:r>
+        <w:t xml:space="preserve">- Formation initiale 3 jours (photo, app Liaison, posture, négociation commission vendeur).</w:t>
+      </w:r>
+      <w:r>
+        <w:t xml:space="preserve"> </w:t>
+      </w:r>
+      <w:r>
+        <w:t xml:space="preserve">- Quota : 15 vendeurs onboardés / mois et par Liaison à régime de croisière.</w:t>
+      </w:r>
+      <w:r>
+        <w:t xml:space="preserve"> </w:t>
+      </w:r>
+      <w:r>
+        <w:t xml:space="preserve">- Rémunération : fixe modeste (50 000 F/mois) + commission 3 à 5% sur ventes générées par leurs vendeurs onboardés. Plafond commissionable défini server-side, jamais affiché comme « recommandation » (voir</w:t>
       </w:r>
       <w:r>
         <w:t xml:space="preserve"> </w:t>
@@ -3158,6 +3059,58 @@
     </w:p>
     <w:p>
       <w:pPr>
+        <w:pStyle w:val="BodyText"/>
+      </w:pPr>
+      <w:r>
+        <w:rPr>
+          <w:b/>
+          <w:bCs/>
+        </w:rPr>
+        <w:t xml:space="preserve">Canal #2 — Partenariats associations</w:t>
+      </w:r>
+      <w:r>
+        <w:t xml:space="preserve">.</w:t>
+      </w:r>
+      <w:r>
+        <w:t xml:space="preserve"> </w:t>
+      </w:r>
+      <w:r>
+        <w:t xml:space="preserve">- UNATRCI, syndicats vendeurs Adjamé, chambres consulaires. Légitimité institutionnelle = porte ouverte sur les magasins historiques.</w:t>
+      </w:r>
+    </w:p>
+    <w:p>
+      <w:pPr>
+        <w:pStyle w:val="BodyText"/>
+      </w:pPr>
+      <w:r>
+        <w:rPr>
+          <w:b/>
+          <w:bCs/>
+        </w:rPr>
+        <w:t xml:space="preserve">Canal #3 — Bouche-à-oreille vendeur</w:t>
+      </w:r>
+      <w:r>
+        <w:t xml:space="preserve">.</w:t>
+      </w:r>
+      <w:r>
+        <w:t xml:space="preserve"> </w:t>
+      </w:r>
+      <w:r>
+        <w:t xml:space="preserve">- Programme de parrainage vendeur → vendeur (5 000 F par vendeur amené qui fait sa première vente).</w:t>
+      </w:r>
+    </w:p>
+    <w:bookmarkEnd w:id="46"/>
+    <w:bookmarkStart w:id="47" w:name="Xdb77ff4d138befd52f78d70f084062672c93ccb"/>
+    <w:p>
+      <w:pPr>
+        <w:pStyle w:val="Heading3"/>
+      </w:pPr>
+      <w:r>
+        <w:t xml:space="preserve">7.2 Acquisition mécaniciens / particuliers (demande)</w:t>
+      </w:r>
+    </w:p>
+    <w:p>
+      <w:pPr>
         <w:pStyle w:val="FirstParagraph"/>
       </w:pPr>
       <w:r>
@@ -3165,22 +3118,86 @@
           <w:b/>
           <w:bCs/>
         </w:rPr>
-        <w:t xml:space="preserve">Canal #2 — Partenariats associations</w:t>
+        <w:t xml:space="preserve">Canal #1 — WhatsApp et groupes mécaniciens</w:t>
       </w:r>
       <w:r>
         <w:t xml:space="preserve">.</w:t>
       </w:r>
-    </w:p>
-    <w:p>
-      <w:pPr>
-        <w:pStyle w:val="Compact"/>
-        <w:numPr>
-          <w:ilvl w:val="0"/>
-          <w:numId w:val="1018"/>
-        </w:numPr>
-      </w:pPr>
-      <w:r>
-        <w:t xml:space="preserve">UNATRCI, syndicats vendeurs Adjamé, chambres consulaires. Légitimité institutionnelle = porte ouverte sur les magasins historiques.</w:t>
+      <w:r>
+        <w:t xml:space="preserve"> </w:t>
+      </w:r>
+      <w:r>
+        <w:t xml:space="preserve">- 200+ groupes WhatsApp mécaniciens identifiés. Animation par community managers (2 ETP à M6), contenu utile (tutos identification pièces), pas de spam.</w:t>
+      </w:r>
+    </w:p>
+    <w:p>
+      <w:pPr>
+        <w:pStyle w:val="BodyText"/>
+      </w:pPr>
+      <w:r>
+        <w:rPr>
+          <w:b/>
+          <w:bCs/>
+        </w:rPr>
+        <w:t xml:space="preserve">Canal #2 — Radio populaire et affichage Adjamé / Yopougon</w:t>
+      </w:r>
+      <w:r>
+        <w:t xml:space="preserve">.</w:t>
+      </w:r>
+      <w:r>
+        <w:t xml:space="preserve"> </w:t>
+      </w:r>
+      <w:r>
+        <w:t xml:space="preserve">- Radio Yopougon, Radio Treichville, panneaux affichage magasins. Message simple : « Pièces.ci — la pièce qu’il te faut, au juste prix, livrée. »</w:t>
+      </w:r>
+    </w:p>
+    <w:p>
+      <w:pPr>
+        <w:pStyle w:val="BodyText"/>
+      </w:pPr>
+      <w:r>
+        <w:rPr>
+          <w:b/>
+          <w:bCs/>
+        </w:rPr>
+        <w:t xml:space="preserve">Canal #3 — Bot WhatsApp officiel Pièces</w:t>
+      </w:r>
+      <w:r>
+        <w:t xml:space="preserve">.</w:t>
+      </w:r>
+      <w:r>
+        <w:t xml:space="preserve"> </w:t>
+      </w:r>
+      <w:r>
+        <w:t xml:space="preserve">- Point d’entrée n°1 pour mécaniciens et propriétaires non équipés. À pousser via QR code sur factures, packaging, communication.</w:t>
+      </w:r>
+    </w:p>
+    <w:p>
+      <w:pPr>
+        <w:pStyle w:val="BodyText"/>
+      </w:pPr>
+      <w:r>
+        <w:rPr>
+          <w:b/>
+          <w:bCs/>
+        </w:rPr>
+        <w:t xml:space="preserve">Canal #4 — Réseau Liaison</w:t>
+      </w:r>
+      <w:r>
+        <w:t xml:space="preserve"> </w:t>
+      </w:r>
+      <w:r>
+        <w:t xml:space="preserve">(les Liaisons recommandent Pièces aux mécaniciens qu’ils croisent en magasin).</w:t>
+      </w:r>
+    </w:p>
+    <w:bookmarkEnd w:id="47"/>
+    <w:bookmarkStart w:id="48" w:name="acquisition-flottes-b2b"/>
+    <w:p>
+      <w:pPr>
+        <w:pStyle w:val="Heading3"/>
+      </w:pPr>
+      <w:r>
+        <w:t xml:space="preserve">7.3 Acquisition flottes (B2B)</w:t>
       </w:r>
     </w:p>
     <w:p>
@@ -3192,273 +3209,91 @@
           <w:b/>
           <w:bCs/>
         </w:rPr>
-        <w:t xml:space="preserve">Canal #3 — Bouche-à-oreille vendeur</w:t>
+        <w:t xml:space="preserve">Canal #1 — Vente directe (account executive senior)</w:t>
       </w:r>
       <w:r>
         <w:t xml:space="preserve">.</w:t>
       </w:r>
-    </w:p>
-    <w:p>
-      <w:pPr>
-        <w:pStyle w:val="Compact"/>
-        <w:numPr>
-          <w:ilvl w:val="0"/>
-          <w:numId w:val="1019"/>
-        </w:numPr>
-      </w:pPr>
-      <w:r>
-        <w:t xml:space="preserve">Programme de parrainage vendeur → vendeur (5 000 F par vendeur amené qui fait sa première vente).</w:t>
-      </w:r>
-    </w:p>
-    <w:bookmarkEnd w:id="35"/>
-    <w:bookmarkStart w:id="36" w:name="Xa15e8b492b3365d5ceba4d0e8d1b0a275047e12"/>
-    <w:p>
-      <w:pPr>
-        <w:pStyle w:val="Heading3"/>
-      </w:pPr>
-      <w:r>
-        <w:t xml:space="preserve">7.2 Acquisition mécaniciens / particuliers (demande)</w:t>
-      </w:r>
-    </w:p>
-    <w:p>
-      <w:pPr>
-        <w:pStyle w:val="FirstParagraph"/>
-      </w:pPr>
-      <w:r>
-        <w:rPr>
-          <w:b/>
-          <w:bCs/>
-        </w:rPr>
-        <w:t xml:space="preserve">Canal #1 — WhatsApp et groupes mécaniciens</w:t>
+      <w:r>
+        <w:t xml:space="preserve"> </w:t>
+      </w:r>
+      <w:r>
+        <w:t xml:space="preserve">- 1 AE senior à M3, 3 AE à M9.</w:t>
+      </w:r>
+      <w:r>
+        <w:t xml:space="preserve"> </w:t>
+      </w:r>
+      <w:r>
+        <w:t xml:space="preserve">- ICP prioritaire (mois 3-9) : sociétés VTC indépendantes 20 à 200 véhicules, gérants joignables, douleur cash flow / immobilisation forte.</w:t>
+      </w:r>
+      <w:r>
+        <w:t xml:space="preserve"> </w:t>
+      </w:r>
+      <w:r>
+        <w:t xml:space="preserve">- Cycle de vente cible : 21 jours signature, déploiement initial 30 jours, scaling 60 jours.</w:t>
+      </w:r>
+    </w:p>
+    <w:p>
+      <w:pPr>
+        <w:pStyle w:val="BodyText"/>
+      </w:pPr>
+      <w:r>
+        <w:rPr>
+          <w:b/>
+          <w:bCs/>
+        </w:rPr>
+        <w:t xml:space="preserve">Canal #2 — Partenariats plateformes VTC</w:t>
       </w:r>
       <w:r>
         <w:t xml:space="preserve">.</w:t>
       </w:r>
-    </w:p>
-    <w:p>
-      <w:pPr>
-        <w:pStyle w:val="Compact"/>
-        <w:numPr>
-          <w:ilvl w:val="0"/>
-          <w:numId w:val="1020"/>
-        </w:numPr>
-      </w:pPr>
-      <w:r>
-        <w:t xml:space="preserve">200+ groupes WhatsApp mécaniciens identifiés. Animation par community managers (2 ETP à M6), contenu utile (tutos identification pièces), pas de spam.</w:t>
-      </w:r>
-    </w:p>
-    <w:p>
-      <w:pPr>
-        <w:pStyle w:val="FirstParagraph"/>
-      </w:pPr>
-      <w:r>
-        <w:rPr>
-          <w:b/>
-          <w:bCs/>
-        </w:rPr>
-        <w:t xml:space="preserve">Canal #2 — Radio populaire et affichage Adjamé / Yopougon</w:t>
+      <w:r>
+        <w:t xml:space="preserve"> </w:t>
+      </w:r>
+      <w:r>
+        <w:t xml:space="preserve">- Yango, Heetch, Treepz : offre intégrée pour les conducteurs partenaires. Modèle revenue share si nécessaire.</w:t>
+      </w:r>
+    </w:p>
+    <w:p>
+      <w:pPr>
+        <w:pStyle w:val="BodyText"/>
+      </w:pPr>
+      <w:r>
+        <w:rPr>
+          <w:b/>
+          <w:bCs/>
+        </w:rPr>
+        <w:t xml:space="preserve">Canal #3 — Réseaux DAF / experts-comptables</w:t>
       </w:r>
       <w:r>
         <w:t xml:space="preserve">.</w:t>
       </w:r>
-    </w:p>
-    <w:p>
-      <w:pPr>
-        <w:pStyle w:val="Compact"/>
-        <w:numPr>
-          <w:ilvl w:val="0"/>
-          <w:numId w:val="1021"/>
-        </w:numPr>
-      </w:pPr>
-      <w:r>
-        <w:t xml:space="preserve">Radio Yopougon, Radio Treichville, panneaux affichage magasins. Message simple : « Pièces.ci — la pièce qu'il te faut, au juste prix, livrée. »</w:t>
-      </w:r>
-    </w:p>
-    <w:p>
-      <w:pPr>
-        <w:pStyle w:val="FirstParagraph"/>
-      </w:pPr>
-      <w:r>
-        <w:rPr>
-          <w:b/>
-          <w:bCs/>
-        </w:rPr>
-        <w:t xml:space="preserve">Canal #3 — Bot WhatsApp officiel Pièces</w:t>
+      <w:r>
+        <w:t xml:space="preserve"> </w:t>
+      </w:r>
+      <w:r>
+        <w:t xml:space="preserve">- L’argument FNE-CI / récupération TVA / optimisation fiscale ouvre les portes des cabinets comptables. Programme de prescription : 2 à 3% de commission sur abonnements générés.</w:t>
+      </w:r>
+    </w:p>
+    <w:p>
+      <w:pPr>
+        <w:pStyle w:val="BodyText"/>
+      </w:pPr>
+      <w:r>
+        <w:rPr>
+          <w:b/>
+          <w:bCs/>
+        </w:rPr>
+        <w:t xml:space="preserve">Canal #4 — Événements pro</w:t>
       </w:r>
       <w:r>
         <w:t xml:space="preserve">.</w:t>
       </w:r>
-    </w:p>
-    <w:p>
-      <w:pPr>
-        <w:pStyle w:val="Compact"/>
-        <w:numPr>
-          <w:ilvl w:val="0"/>
-          <w:numId w:val="1022"/>
-        </w:numPr>
-      </w:pPr>
-      <w:r>
-        <w:t xml:space="preserve">Point d'entrée n°1 pour mécaniciens et propriétaires non équipés. À pousser via QR code sur factures, packaging, communication.</w:t>
-      </w:r>
-    </w:p>
-    <w:p>
-      <w:pPr>
-        <w:pStyle w:val="FirstParagraph"/>
-      </w:pPr>
-      <w:r>
-        <w:rPr>
-          <w:b/>
-          <w:bCs/>
-        </w:rPr>
-        <w:t xml:space="preserve">Canal #4 — Réseau Liaison</w:t>
-      </w:r>
-      <w:r>
-        <w:t xml:space="preserve"> </w:t>
-      </w:r>
-      <w:r>
-        <w:t xml:space="preserve">(les Liaisons recommandent Pièces aux mécaniciens qu'ils croisent en magasin).</w:t>
-      </w:r>
-    </w:p>
-    <w:bookmarkEnd w:id="36"/>
-    <w:bookmarkStart w:id="37" w:name="X1ab38090f5863a840116a3b3a28145788034b90"/>
-    <w:p>
-      <w:pPr>
-        <w:pStyle w:val="Heading3"/>
-      </w:pPr>
-      <w:r>
-        <w:t xml:space="preserve">7.3 Acquisition flottes (B2B)</w:t>
-      </w:r>
-    </w:p>
-    <w:p>
-      <w:pPr>
-        <w:pStyle w:val="FirstParagraph"/>
-      </w:pPr>
-      <w:r>
-        <w:rPr>
-          <w:b/>
-          <w:bCs/>
-        </w:rPr>
-        <w:t xml:space="preserve">Canal #1 — Vente directe (account executive senior)</w:t>
-      </w:r>
-      <w:r>
-        <w:t xml:space="preserve">.</w:t>
-      </w:r>
-    </w:p>
-    <w:p>
-      <w:pPr>
-        <w:pStyle w:val="Compact"/>
-        <w:numPr>
-          <w:ilvl w:val="0"/>
-          <w:numId w:val="1023"/>
-        </w:numPr>
-      </w:pPr>
-      <w:r>
-        <w:t xml:space="preserve">1 AE senior à M3, 3 AE à M9.</w:t>
-      </w:r>
-    </w:p>
-    <w:p>
-      <w:pPr>
-        <w:pStyle w:val="Compact"/>
-        <w:numPr>
-          <w:ilvl w:val="0"/>
-          <w:numId w:val="1023"/>
-        </w:numPr>
-      </w:pPr>
-      <w:r>
-        <w:t xml:space="preserve">ICP prioritaire (mois 3-9) : sociétés VTC indépendantes 20 à 200 véhicules, gérants joignables, douleur cash flow / immobilisation forte.</w:t>
-      </w:r>
-    </w:p>
-    <w:p>
-      <w:pPr>
-        <w:pStyle w:val="Compact"/>
-        <w:numPr>
-          <w:ilvl w:val="0"/>
-          <w:numId w:val="1023"/>
-        </w:numPr>
-      </w:pPr>
-      <w:r>
-        <w:t xml:space="preserve">Cycle de vente cible : 21 jours signature, pilote 30 jours, déploiement 60 jours.</w:t>
-      </w:r>
-    </w:p>
-    <w:p>
-      <w:pPr>
-        <w:pStyle w:val="FirstParagraph"/>
-      </w:pPr>
-      <w:r>
-        <w:rPr>
-          <w:b/>
-          <w:bCs/>
-        </w:rPr>
-        <w:t xml:space="preserve">Canal #2 — Partenariats plateformes VTC</w:t>
-      </w:r>
-      <w:r>
-        <w:t xml:space="preserve">.</w:t>
-      </w:r>
-    </w:p>
-    <w:p>
-      <w:pPr>
-        <w:pStyle w:val="Compact"/>
-        <w:numPr>
-          <w:ilvl w:val="0"/>
-          <w:numId w:val="1024"/>
-        </w:numPr>
-      </w:pPr>
-      <w:r>
-        <w:t xml:space="preserve">Yango, Heetch, Treepz : offre intégrée pour les conducteurs partenaires. Modèle revenue share si nécessaire.</w:t>
-      </w:r>
-    </w:p>
-    <w:p>
-      <w:pPr>
-        <w:pStyle w:val="FirstParagraph"/>
-      </w:pPr>
-      <w:r>
-        <w:rPr>
-          <w:b/>
-          <w:bCs/>
-        </w:rPr>
-        <w:t xml:space="preserve">Canal #3 — Réseaux DAF / experts-comptables</w:t>
-      </w:r>
-      <w:r>
-        <w:t xml:space="preserve">.</w:t>
-      </w:r>
-    </w:p>
-    <w:p>
-      <w:pPr>
-        <w:pStyle w:val="Compact"/>
-        <w:numPr>
-          <w:ilvl w:val="0"/>
-          <w:numId w:val="1025"/>
-        </w:numPr>
-      </w:pPr>
-      <w:r>
-        <w:t xml:space="preserve">L'argument FNE-CI / récupération TVA / optimisation fiscale ouvre les portes des cabinets comptables. Programme de prescription : 2 à 3% de commission sur abonnements générés.</w:t>
-      </w:r>
-    </w:p>
-    <w:p>
-      <w:pPr>
-        <w:pStyle w:val="FirstParagraph"/>
-      </w:pPr>
-      <w:r>
-        <w:rPr>
-          <w:b/>
-          <w:bCs/>
-        </w:rPr>
-        <w:t xml:space="preserve">Canal #4 — Événements pro</w:t>
-      </w:r>
-      <w:r>
-        <w:t xml:space="preserve">.</w:t>
-      </w:r>
-    </w:p>
-    <w:p>
-      <w:pPr>
-        <w:pStyle w:val="Compact"/>
-        <w:numPr>
-          <w:ilvl w:val="0"/>
-          <w:numId w:val="1026"/>
-        </w:numPr>
-      </w:pPr>
-      <w:r>
-        <w:t xml:space="preserve">Salon Auto Abidjan, événements UNATRCI, déjeuners DAF. Présence physique = signal de sérieux pour le segment corporate.</w:t>
+      <w:r>
+        <w:t xml:space="preserve"> </w:t>
+      </w:r>
+      <w:r>
+        <w:t xml:space="preserve">- Salon Auto Abidjan, événements UNATRCI, déjeuners DAF. Présence physique = signal de sérieux pour le segment corporate.</w:t>
       </w:r>
     </w:p>
     <w:p>
@@ -3468,9 +3303,9 @@
         </w:pict>
       </w:r>
     </w:p>
-    <w:bookmarkEnd w:id="37"/>
-    <w:bookmarkEnd w:id="38"/>
-    <w:bookmarkStart w:id="42" w:name="X24bc5f9db31a5adbf29bd3cb129e6e5ccc50062"/>
+    <w:bookmarkEnd w:id="48"/>
+    <w:bookmarkEnd w:id="49"/>
+    <w:bookmarkStart w:id="53" w:name="Xb0a878455cea9bd3ad7e3d4f40ebb1489b42cf8"/>
     <w:p>
       <w:pPr>
         <w:pStyle w:val="Heading2"/>
@@ -3479,7 +3314,7 @@
         <w:t xml:space="preserve">8. Organisation cible — équipe à 12, 24 et 36 mois</w:t>
       </w:r>
     </w:p>
-    <w:bookmarkStart w:id="39" w:name="Xdcf3a7ca454681044c019b58f1d8f8d9a3ec579"/>
+    <w:bookmarkStart w:id="50" w:name="équipe-m12-25-personnes"/>
     <w:p>
       <w:pPr>
         <w:pStyle w:val="Heading3"/>
@@ -3491,7 +3326,8 @@
     <w:tbl>
       <w:tblPr>
         <w:tblStyle w:val="Table"/>
-        <w:tblW w:type="auto" w:w="0"/>
+        <w:tblW w:type="pct" w:w="5000"/>
+        <w:tblLayout w:type="fixed"/>
         <w:tblLook w:firstRow="1" w:lastRow="0" w:firstColumn="0" w:lastColumn="0" w:noHBand="0" w:noVBand="0" w:val="0020"/>
       </w:tblPr>
       <w:tblGrid>
@@ -3748,8 +3584,8 @@
         </w:tc>
       </w:tr>
     </w:tbl>
-    <w:bookmarkEnd w:id="39"/>
-    <w:bookmarkStart w:id="40" w:name="X1add776e5141a0e3931fa8dc2332a865cfb9ca8"/>
+    <w:bookmarkEnd w:id="50"/>
+    <w:bookmarkStart w:id="51" w:name="équipe-m24-55-personnes"/>
     <w:p>
       <w:pPr>
         <w:pStyle w:val="Heading3"/>
@@ -3765,69 +3601,39 @@
       <w:r>
         <w:t xml:space="preserve">Ajouts clés :</w:t>
       </w:r>
-    </w:p>
-    <w:p>
-      <w:pPr>
-        <w:pStyle w:val="Compact"/>
-        <w:numPr>
-          <w:ilvl w:val="0"/>
-          <w:numId w:val="1027"/>
-        </w:numPr>
-      </w:pPr>
-      <w:r>
-        <w:t xml:space="preserve">Country Manager Bouaké, Country Manager sous-régional.</w:t>
-      </w:r>
-    </w:p>
-    <w:p>
-      <w:pPr>
-        <w:pStyle w:val="Compact"/>
-        <w:numPr>
-          <w:ilvl w:val="0"/>
-          <w:numId w:val="1027"/>
-        </w:numPr>
-      </w:pPr>
-      <w:r>
-        <w:t xml:space="preserve">VP Sales, VP Operations.</w:t>
-      </w:r>
-    </w:p>
-    <w:p>
-      <w:pPr>
-        <w:pStyle w:val="Compact"/>
-        <w:numPr>
-          <w:ilvl w:val="0"/>
-          <w:numId w:val="1027"/>
-        </w:numPr>
-      </w:pPr>
-      <w:r>
-        <w:t xml:space="preserve">Marketing director (acquisition demande + brand).</w:t>
-      </w:r>
-    </w:p>
-    <w:p>
-      <w:pPr>
-        <w:pStyle w:val="Compact"/>
-        <w:numPr>
-          <w:ilvl w:val="0"/>
-          <w:numId w:val="1027"/>
-        </w:numPr>
-      </w:pPr>
-      <w:r>
-        <w:t xml:space="preserve">Compliance officer (FNE-CI, DGI, autorité de protection des données).</w:t>
-      </w:r>
-    </w:p>
-    <w:p>
-      <w:pPr>
-        <w:pStyle w:val="Compact"/>
-        <w:numPr>
-          <w:ilvl w:val="0"/>
-          <w:numId w:val="1027"/>
-        </w:numPr>
-      </w:pPr>
-      <w:r>
-        <w:t xml:space="preserve">Doublement Liaison et commercial.</w:t>
-      </w:r>
-    </w:p>
-    <w:bookmarkEnd w:id="40"/>
-    <w:bookmarkStart w:id="41" w:name="Xb0676059d508a7bec0efc8669030c05f91c18cb"/>
+      <w:r>
+        <w:t xml:space="preserve"> </w:t>
+      </w:r>
+      <w:r>
+        <w:t xml:space="preserve">- Country Manager Bouaké, Country Manager sous-régional.</w:t>
+      </w:r>
+      <w:r>
+        <w:t xml:space="preserve"> </w:t>
+      </w:r>
+      <w:r>
+        <w:t xml:space="preserve">- VP Sales, VP Operations.</w:t>
+      </w:r>
+      <w:r>
+        <w:t xml:space="preserve"> </w:t>
+      </w:r>
+      <w:r>
+        <w:t xml:space="preserve">- Marketing director (acquisition demande + brand).</w:t>
+      </w:r>
+      <w:r>
+        <w:t xml:space="preserve"> </w:t>
+      </w:r>
+      <w:r>
+        <w:t xml:space="preserve">- Compliance officer (FNE-CI, DGI, autorité de protection des données).</w:t>
+      </w:r>
+      <w:r>
+        <w:t xml:space="preserve"> </w:t>
+      </w:r>
+      <w:r>
+        <w:t xml:space="preserve">- Doublement Liaison et commercial.</w:t>
+      </w:r>
+    </w:p>
+    <w:bookmarkEnd w:id="51"/>
+    <w:bookmarkStart w:id="52" w:name="premiers-recrutements-prioritaires-m0m3"/>
     <w:p>
       <w:pPr>
         <w:pStyle w:val="Heading3"/>
@@ -3841,7 +3647,7 @@
         <w:pStyle w:val="Compact"/>
         <w:numPr>
           <w:ilvl w:val="0"/>
-          <w:numId w:val="1028"/>
+          <w:numId w:val="1010"/>
         </w:numPr>
       </w:pPr>
       <w:r>
@@ -3855,15 +3661,15 @@
         <w:t xml:space="preserve"> </w:t>
       </w:r>
       <w:r>
-        <w:t xml:space="preserve">(l'arme stratégique — recrute soit un ancien ops Jumia/Glovo, soit un cadre commercial expérimenté Adjamé).</w:t>
-      </w:r>
-    </w:p>
-    <w:p>
-      <w:pPr>
-        <w:pStyle w:val="Compact"/>
-        <w:numPr>
-          <w:ilvl w:val="0"/>
-          <w:numId w:val="1028"/>
+        <w:t xml:space="preserve">(l’arme stratégique — recrute soit un ancien ops Jumia/Glovo, soit un cadre commercial expérimenté Adjamé).</w:t>
+      </w:r>
+    </w:p>
+    <w:p>
+      <w:pPr>
+        <w:pStyle w:val="Compact"/>
+        <w:numPr>
+          <w:ilvl w:val="0"/>
+          <w:numId w:val="1010"/>
         </w:numPr>
       </w:pPr>
       <w:r>
@@ -3885,7 +3691,7 @@
         <w:pStyle w:val="Compact"/>
         <w:numPr>
           <w:ilvl w:val="0"/>
-          <w:numId w:val="1028"/>
+          <w:numId w:val="1010"/>
         </w:numPr>
       </w:pPr>
       <w:r>
@@ -3907,7 +3713,7 @@
         <w:pStyle w:val="Compact"/>
         <w:numPr>
           <w:ilvl w:val="0"/>
-          <w:numId w:val="1028"/>
+          <w:numId w:val="1010"/>
         </w:numPr>
       </w:pPr>
       <w:r>
@@ -3931,9 +3737,9 @@
         </w:pict>
       </w:r>
     </w:p>
-    <w:bookmarkEnd w:id="41"/>
-    <w:bookmarkEnd w:id="42"/>
-    <w:bookmarkStart w:id="46" w:name="X593eea8d4480f240afae1cc23ec216a87c8ebf9"/>
+    <w:bookmarkEnd w:id="52"/>
+    <w:bookmarkEnd w:id="53"/>
+    <w:bookmarkStart w:id="57" w:name="financement-combien-quand-pour-quoi"/>
     <w:p>
       <w:pPr>
         <w:pStyle w:val="Heading2"/>
@@ -3942,7 +3748,7 @@
         <w:t xml:space="preserve">9. Financement — combien, quand, pour quoi</w:t>
       </w:r>
     </w:p>
-    <w:bookmarkStart w:id="43" w:name="Xf862580d9d9f9a171b2ec51fa16fbc457b2b3d8"/>
+    <w:bookmarkStart w:id="54" w:name="hypothèse-de-levée"/>
     <w:p>
       <w:pPr>
         <w:pStyle w:val="Heading3"/>
@@ -3956,7 +3762,7 @@
         <w:pStyle w:val="Compact"/>
         <w:numPr>
           <w:ilvl w:val="0"/>
-          <w:numId w:val="1029"/>
+          <w:numId w:val="1011"/>
         </w:numPr>
       </w:pPr>
       <w:r>
@@ -3978,7 +3784,7 @@
         <w:pStyle w:val="Compact"/>
         <w:numPr>
           <w:ilvl w:val="1"/>
-          <w:numId w:val="1030"/>
+          <w:numId w:val="1012"/>
         </w:numPr>
       </w:pPr>
       <w:r>
@@ -3990,7 +3796,7 @@
         <w:pStyle w:val="Compact"/>
         <w:numPr>
           <w:ilvl w:val="0"/>
-          <w:numId w:val="1029"/>
+          <w:numId w:val="1011"/>
         </w:numPr>
       </w:pPr>
       <w:r>
@@ -4012,15 +3818,15 @@
         <w:pStyle w:val="Compact"/>
         <w:numPr>
           <w:ilvl w:val="1"/>
-          <w:numId w:val="1031"/>
+          <w:numId w:val="1013"/>
         </w:numPr>
       </w:pPr>
       <w:r>
         <w:t xml:space="preserve">Affectation : expansion nationale et sous-régionale, BTP/corporate, FNE-CI scale.</w:t>
       </w:r>
     </w:p>
-    <w:bookmarkEnd w:id="43"/>
-    <w:bookmarkStart w:id="44" w:name="Xe49fb0a1ad84adb40fc1cf6704dd4bfdf6ff955"/>
+    <w:bookmarkEnd w:id="54"/>
+    <w:bookmarkStart w:id="55" w:name="Xf679fd1fbbdf2c2884fc0045c540016425c6924"/>
     <w:p>
       <w:pPr>
         <w:pStyle w:val="Heading3"/>
@@ -4034,7 +3840,7 @@
         <w:pStyle w:val="Compact"/>
         <w:numPr>
           <w:ilvl w:val="0"/>
-          <w:numId w:val="1032"/>
+          <w:numId w:val="1014"/>
         </w:numPr>
       </w:pPr>
       <w:r>
@@ -4046,7 +3852,7 @@
         <w:pStyle w:val="Compact"/>
         <w:numPr>
           <w:ilvl w:val="0"/>
-          <w:numId w:val="1032"/>
+          <w:numId w:val="1014"/>
         </w:numPr>
       </w:pPr>
       <w:r>
@@ -4058,7 +3864,7 @@
         <w:pStyle w:val="Compact"/>
         <w:numPr>
           <w:ilvl w:val="0"/>
-          <w:numId w:val="1032"/>
+          <w:numId w:val="1014"/>
         </w:numPr>
       </w:pPr>
       <w:r>
@@ -4070,7 +3876,7 @@
         <w:pStyle w:val="Compact"/>
         <w:numPr>
           <w:ilvl w:val="0"/>
-          <w:numId w:val="1032"/>
+          <w:numId w:val="1014"/>
         </w:numPr>
       </w:pPr>
       <w:r>
@@ -4082,15 +3888,15 @@
         <w:pStyle w:val="Compact"/>
         <w:numPr>
           <w:ilvl w:val="0"/>
-          <w:numId w:val="1032"/>
+          <w:numId w:val="1014"/>
         </w:numPr>
       </w:pPr>
       <w:r>
         <w:t xml:space="preserve">Churn flotte &lt; 5%/mois.</w:t>
       </w:r>
     </w:p>
-    <w:bookmarkEnd w:id="44"/>
-    <w:bookmarkStart w:id="45" w:name="Xe043c9ea8ab228e350bc1ff5f20eaa2791731a5"/>
+    <w:bookmarkEnd w:id="55"/>
+    <w:bookmarkStart w:id="56" w:name="alternatives-non-equity"/>
     <w:p>
       <w:pPr>
         <w:pStyle w:val="Heading3"/>
@@ -4104,7 +3910,7 @@
         <w:pStyle w:val="Compact"/>
         <w:numPr>
           <w:ilvl w:val="0"/>
-          <w:numId w:val="1033"/>
+          <w:numId w:val="1015"/>
         </w:numPr>
       </w:pPr>
       <w:r>
@@ -4126,7 +3932,7 @@
         <w:pStyle w:val="Compact"/>
         <w:numPr>
           <w:ilvl w:val="0"/>
-          <w:numId w:val="1033"/>
+          <w:numId w:val="1015"/>
         </w:numPr>
       </w:pPr>
       <w:r>
@@ -4148,7 +3954,7 @@
         <w:pStyle w:val="Compact"/>
         <w:numPr>
           <w:ilvl w:val="0"/>
-          <w:numId w:val="1033"/>
+          <w:numId w:val="1015"/>
         </w:numPr>
       </w:pPr>
       <w:r>
@@ -4162,7 +3968,7 @@
         <w:t xml:space="preserve"> </w:t>
       </w:r>
       <w:r>
-        <w:t xml:space="preserve">(Total, Vivo Energy, Yango) pour cofinancer l'acquisition flotte.</w:t>
+        <w:t xml:space="preserve">(Total, Vivo Energy, Yango) pour cofinancer l’acquisition flotte.</w:t>
       </w:r>
     </w:p>
     <w:p>
@@ -4172,9 +3978,9 @@
         </w:pict>
       </w:r>
     </w:p>
-    <w:bookmarkEnd w:id="45"/>
-    <w:bookmarkEnd w:id="46"/>
-    <w:bookmarkStart w:id="47" w:name="X2b53c5a34afa5a68e084293b26a7f83655ebc84"/>
+    <w:bookmarkEnd w:id="56"/>
+    <w:bookmarkEnd w:id="57"/>
+    <w:bookmarkStart w:id="58" w:name="Xbf78f766349f9279dd031cdb03b6dd2e894596c"/>
     <w:p>
       <w:pPr>
         <w:pStyle w:val="Heading2"/>
@@ -4186,7 +3992,8 @@
     <w:tbl>
       <w:tblPr>
         <w:tblStyle w:val="Table"/>
-        <w:tblW w:type="auto" w:w="0"/>
+        <w:tblW w:type="pct" w:w="5000"/>
+        <w:tblLayout w:type="fixed"/>
         <w:tblLook w:firstRow="1" w:lastRow="0" w:firstColumn="0" w:lastColumn="0" w:noHBand="0" w:noVBand="0" w:val="0020"/>
       </w:tblPr>
       <w:tblGrid>
@@ -4362,7 +4169,7 @@
                 <w:b/>
                 <w:bCs/>
               </w:rPr>
-              <w:t xml:space="preserve">Échec du SLA 4h Flotte Pro +</w:t>
+              <w:t xml:space="preserve">Échec de la livraison prioritaire Flotte Pro +</w:t>
             </w:r>
             <w:r>
               <w:t xml:space="preserve"> </w:t>
@@ -4401,7 +4208,7 @@
               <w:pStyle w:val="Compact"/>
             </w:pPr>
             <w:r>
-              <w:t xml:space="preserve">Investissement réseau livreurs dédié, stock tampon partenaires, sandbagging du SLA promis vs SLA opérationnel</w:t>
+              <w:t xml:space="preserve">Investissement réseau livreurs dédiés, stock tampon partenaires, engagement de moyens sans promesse de délai contractuel</w:t>
             </w:r>
           </w:p>
         </w:tc>
@@ -4794,8 +4601,8 @@
         </w:pict>
       </w:r>
     </w:p>
-    <w:bookmarkEnd w:id="47"/>
-    <w:bookmarkStart w:id="51" w:name="Xfc9c688d1163d4bf09bdf4f87dd9b44c45bcf94"/>
+    <w:bookmarkEnd w:id="58"/>
+    <w:bookmarkStart w:id="62" w:name="kpis-le-dashboard-ceo"/>
     <w:p>
       <w:pPr>
         <w:pStyle w:val="Heading2"/>
@@ -4804,7 +4611,7 @@
         <w:t xml:space="preserve">11. KPIs — le dashboard CEO</w:t>
       </w:r>
     </w:p>
-    <w:bookmarkStart w:id="48" w:name="Xb116fcd2687239f6adcb4b3737d9db5ab7c2cc0"/>
+    <w:bookmarkStart w:id="59" w:name="vue-hebdomadaire-lundi-9h"/>
     <w:p>
       <w:pPr>
         <w:pStyle w:val="Heading3"/>
@@ -4818,7 +4625,7 @@
         <w:pStyle w:val="Compact"/>
         <w:numPr>
           <w:ilvl w:val="0"/>
-          <w:numId w:val="1034"/>
+          <w:numId w:val="1016"/>
         </w:numPr>
       </w:pPr>
       <w:r>
@@ -4830,7 +4637,7 @@
         <w:pStyle w:val="Compact"/>
         <w:numPr>
           <w:ilvl w:val="0"/>
-          <w:numId w:val="1034"/>
+          <w:numId w:val="1016"/>
         </w:numPr>
       </w:pPr>
       <w:r>
@@ -4842,7 +4649,7 @@
         <w:pStyle w:val="Compact"/>
         <w:numPr>
           <w:ilvl w:val="0"/>
-          <w:numId w:val="1034"/>
+          <w:numId w:val="1016"/>
         </w:numPr>
       </w:pPr>
       <w:r>
@@ -4854,7 +4661,7 @@
         <w:pStyle w:val="Compact"/>
         <w:numPr>
           <w:ilvl w:val="0"/>
-          <w:numId w:val="1034"/>
+          <w:numId w:val="1016"/>
         </w:numPr>
       </w:pPr>
       <w:r>
@@ -4866,15 +4673,15 @@
         <w:pStyle w:val="Compact"/>
         <w:numPr>
           <w:ilvl w:val="0"/>
-          <w:numId w:val="1034"/>
+          <w:numId w:val="1016"/>
         </w:numPr>
       </w:pPr>
       <w:r>
         <w:t xml:space="preserve">Cash en banque, runway projeté.</w:t>
       </w:r>
     </w:p>
-    <w:bookmarkEnd w:id="48"/>
-    <w:bookmarkStart w:id="49" w:name="Xa128e8f828b8d864fd5fae1cebae033023048f9"/>
+    <w:bookmarkEnd w:id="59"/>
+    <w:bookmarkStart w:id="60" w:name="vue-mensuelle-board-pack"/>
     <w:p>
       <w:pPr>
         <w:pStyle w:val="Heading3"/>
@@ -4888,7 +4695,7 @@
         <w:pStyle w:val="Compact"/>
         <w:numPr>
           <w:ilvl w:val="0"/>
-          <w:numId w:val="1035"/>
+          <w:numId w:val="1017"/>
         </w:numPr>
       </w:pPr>
       <w:r>
@@ -4900,7 +4707,7 @@
         <w:pStyle w:val="Compact"/>
         <w:numPr>
           <w:ilvl w:val="0"/>
-          <w:numId w:val="1035"/>
+          <w:numId w:val="1017"/>
         </w:numPr>
       </w:pPr>
       <w:r>
@@ -4912,7 +4719,7 @@
         <w:pStyle w:val="Compact"/>
         <w:numPr>
           <w:ilvl w:val="0"/>
-          <w:numId w:val="1035"/>
+          <w:numId w:val="1017"/>
         </w:numPr>
       </w:pPr>
       <w:r>
@@ -4924,7 +4731,7 @@
         <w:pStyle w:val="Compact"/>
         <w:numPr>
           <w:ilvl w:val="0"/>
-          <w:numId w:val="1035"/>
+          <w:numId w:val="1017"/>
         </w:numPr>
       </w:pPr>
       <w:r>
@@ -4936,7 +4743,7 @@
         <w:pStyle w:val="Compact"/>
         <w:numPr>
           <w:ilvl w:val="0"/>
-          <w:numId w:val="1035"/>
+          <w:numId w:val="1017"/>
         </w:numPr>
       </w:pPr>
       <w:r>
@@ -4948,7 +4755,7 @@
         <w:pStyle w:val="Compact"/>
         <w:numPr>
           <w:ilvl w:val="0"/>
-          <w:numId w:val="1035"/>
+          <w:numId w:val="1017"/>
         </w:numPr>
       </w:pPr>
       <w:r>
@@ -4960,15 +4767,15 @@
         <w:pStyle w:val="Compact"/>
         <w:numPr>
           <w:ilvl w:val="0"/>
-          <w:numId w:val="1035"/>
+          <w:numId w:val="1017"/>
         </w:numPr>
       </w:pPr>
       <w:r>
         <w:t xml:space="preserve">Disputes ouvertes / résolues, taux de fraude.</w:t>
       </w:r>
     </w:p>
-    <w:bookmarkEnd w:id="49"/>
-    <w:bookmarkStart w:id="50" w:name="Xbc31cc420dbef19fbc1f31687be12296c70982f"/>
+    <w:bookmarkEnd w:id="60"/>
+    <w:bookmarkStart w:id="61" w:name="vue-trimestrielle-revue-stratégique"/>
     <w:p>
       <w:pPr>
         <w:pStyle w:val="Heading3"/>
@@ -4982,7 +4789,7 @@
         <w:pStyle w:val="Compact"/>
         <w:numPr>
           <w:ilvl w:val="0"/>
-          <w:numId w:val="1036"/>
+          <w:numId w:val="1018"/>
         </w:numPr>
       </w:pPr>
       <w:r>
@@ -4994,7 +4801,7 @@
         <w:pStyle w:val="Compact"/>
         <w:numPr>
           <w:ilvl w:val="0"/>
-          <w:numId w:val="1036"/>
+          <w:numId w:val="1018"/>
         </w:numPr>
       </w:pPr>
       <w:r>
@@ -5006,7 +4813,7 @@
         <w:pStyle w:val="Compact"/>
         <w:numPr>
           <w:ilvl w:val="0"/>
-          <w:numId w:val="1036"/>
+          <w:numId w:val="1018"/>
         </w:numPr>
       </w:pPr>
       <w:r>
@@ -5018,7 +4825,7 @@
         <w:pStyle w:val="Compact"/>
         <w:numPr>
           <w:ilvl w:val="0"/>
-          <w:numId w:val="1036"/>
+          <w:numId w:val="1018"/>
         </w:numPr>
       </w:pPr>
       <w:r>
@@ -5030,7 +4837,7 @@
         <w:pStyle w:val="Compact"/>
         <w:numPr>
           <w:ilvl w:val="0"/>
-          <w:numId w:val="1036"/>
+          <w:numId w:val="1018"/>
         </w:numPr>
       </w:pPr>
       <w:r>
@@ -5044,9 +4851,9 @@
         </w:pict>
       </w:r>
     </w:p>
-    <w:bookmarkEnd w:id="50"/>
-    <w:bookmarkEnd w:id="51"/>
-    <w:bookmarkStart w:id="55" w:name="Xb4676d605a51ba097b847dca5484a484cdbadb9"/>
+    <w:bookmarkEnd w:id="61"/>
+    <w:bookmarkEnd w:id="62"/>
+    <w:bookmarkStart w:id="66" w:name="gouvernance-comment-décider"/>
     <w:p>
       <w:pPr>
         <w:pStyle w:val="Heading2"/>
@@ -5055,7 +4862,7 @@
         <w:t xml:space="preserve">12. Gouvernance — comment décider</w:t>
       </w:r>
     </w:p>
-    <w:bookmarkStart w:id="52" w:name="Xb2c5dec2c5270899f8712643926c709911e8af2"/>
+    <w:bookmarkStart w:id="63" w:name="rituels-obligatoires"/>
     <w:p>
       <w:pPr>
         <w:pStyle w:val="Heading3"/>
@@ -5069,7 +4876,7 @@
         <w:pStyle w:val="Compact"/>
         <w:numPr>
           <w:ilvl w:val="0"/>
-          <w:numId w:val="1037"/>
+          <w:numId w:val="1019"/>
         </w:numPr>
       </w:pPr>
       <w:r>
@@ -5091,7 +4898,7 @@
         <w:pStyle w:val="Compact"/>
         <w:numPr>
           <w:ilvl w:val="0"/>
-          <w:numId w:val="1037"/>
+          <w:numId w:val="1019"/>
         </w:numPr>
       </w:pPr>
       <w:r>
@@ -5113,7 +4920,7 @@
         <w:pStyle w:val="Compact"/>
         <w:numPr>
           <w:ilvl w:val="0"/>
-          <w:numId w:val="1037"/>
+          <w:numId w:val="1019"/>
         </w:numPr>
       </w:pPr>
       <w:r>
@@ -5135,7 +4942,7 @@
         <w:pStyle w:val="Compact"/>
         <w:numPr>
           <w:ilvl w:val="0"/>
-          <w:numId w:val="1037"/>
+          <w:numId w:val="1019"/>
         </w:numPr>
       </w:pPr>
       <w:r>
@@ -5152,8 +4959,8 @@
         <w:t xml:space="preserve">(1.5 jour) revue mouvements 1-5, ajustement roadmap.</w:t>
       </w:r>
     </w:p>
-    <w:bookmarkEnd w:id="52"/>
-    <w:bookmarkStart w:id="53" w:name="X9cd96ea2403ee89f7d668b8637f5d9e89d423fd"/>
+    <w:bookmarkEnd w:id="63"/>
+    <w:bookmarkStart w:id="64" w:name="cadre-de-décision-qui-décide-quoi"/>
     <w:p>
       <w:pPr>
         <w:pStyle w:val="Heading3"/>
@@ -5167,7 +4974,7 @@
         <w:pStyle w:val="Compact"/>
         <w:numPr>
           <w:ilvl w:val="0"/>
-          <w:numId w:val="1038"/>
+          <w:numId w:val="1020"/>
         </w:numPr>
       </w:pPr>
       <w:r>
@@ -5181,15 +4988,15 @@
         <w:t xml:space="preserve"> </w:t>
       </w:r>
       <w:r>
-        <w:t xml:space="preserve">(changement de prix, suppression d'une feature, breaking change UX) : CEO + CTO + Designer, 48h.</w:t>
-      </w:r>
-    </w:p>
-    <w:p>
-      <w:pPr>
-        <w:pStyle w:val="Compact"/>
-        <w:numPr>
-          <w:ilvl w:val="0"/>
-          <w:numId w:val="1038"/>
+        <w:t xml:space="preserve">(changement de prix, suppression d’une feature, breaking change UX) : CEO + CTO + Designer, 48h.</w:t>
+      </w:r>
+    </w:p>
+    <w:p>
+      <w:pPr>
+        <w:pStyle w:val="Compact"/>
+        <w:numPr>
+          <w:ilvl w:val="0"/>
+          <w:numId w:val="1020"/>
         </w:numPr>
       </w:pPr>
       <w:r>
@@ -5211,7 +5018,7 @@
         <w:pStyle w:val="Compact"/>
         <w:numPr>
           <w:ilvl w:val="0"/>
-          <w:numId w:val="1038"/>
+          <w:numId w:val="1020"/>
         </w:numPr>
       </w:pPr>
       <w:r>
@@ -5233,7 +5040,7 @@
         <w:pStyle w:val="Compact"/>
         <w:numPr>
           <w:ilvl w:val="0"/>
-          <w:numId w:val="1038"/>
+          <w:numId w:val="1020"/>
         </w:numPr>
       </w:pPr>
       <w:r>
@@ -5255,7 +5062,7 @@
         <w:pStyle w:val="Compact"/>
         <w:numPr>
           <w:ilvl w:val="0"/>
-          <w:numId w:val="1038"/>
+          <w:numId w:val="1020"/>
         </w:numPr>
       </w:pPr>
       <w:r>
@@ -5272,8 +5079,8 @@
         <w:t xml:space="preserve">: CEO + Board approval.</w:t>
       </w:r>
     </w:p>
-    <w:bookmarkEnd w:id="53"/>
-    <w:bookmarkStart w:id="54" w:name="X87aaa63aeefdb9d32087aab78b9895e3f2799b9"/>
+    <w:bookmarkEnd w:id="64"/>
+    <w:bookmarkStart w:id="65" w:name="board-cible"/>
     <w:p>
       <w:pPr>
         <w:pStyle w:val="Heading3"/>
@@ -5287,7 +5094,7 @@
         <w:pStyle w:val="Compact"/>
         <w:numPr>
           <w:ilvl w:val="0"/>
-          <w:numId w:val="1039"/>
+          <w:numId w:val="1021"/>
         </w:numPr>
       </w:pPr>
       <w:r>
@@ -5301,9 +5108,9 @@
         </w:pict>
       </w:r>
     </w:p>
-    <w:bookmarkEnd w:id="54"/>
-    <w:bookmarkEnd w:id="55"/>
-    <w:bookmarkStart w:id="60" w:name="X37e16ef4ff2676dddc4cdd6b3f400ef781962dc"/>
+    <w:bookmarkEnd w:id="65"/>
+    <w:bookmarkEnd w:id="66"/>
+    <w:bookmarkStart w:id="71" w:name="marque-communication-image-publique"/>
     <w:p>
       <w:pPr>
         <w:pStyle w:val="Heading2"/>
@@ -5312,7 +5119,7 @@
         <w:t xml:space="preserve">13. Marque, communication, image publique</w:t>
       </w:r>
     </w:p>
-    <w:bookmarkStart w:id="56" w:name="Xa6cc849612e0d6bdef22e3c36e57e52d2863f77"/>
+    <w:bookmarkStart w:id="67" w:name="promesse-de-marque"/>
     <w:p>
       <w:pPr>
         <w:pStyle w:val="Heading3"/>
@@ -5326,7 +5133,7 @@
         <w:pStyle w:val="BlockText"/>
       </w:pPr>
       <w:r>
-        <w:t xml:space="preserve">« Pièces : la pièce qu'il te faut, au juste prix, livrée et garantie. »</w:t>
+        <w:t xml:space="preserve">« Pièces : la pièce qu’il te faut, au juste prix, livrée et garantie. »</w:t>
       </w:r>
     </w:p>
     <w:p>
@@ -5337,8 +5144,8 @@
         <w:t xml:space="preserve">Décliné B2B : « Pièces — votre flotte, votre coût, votre contrôle. »</w:t>
       </w:r>
     </w:p>
-    <w:bookmarkEnd w:id="56"/>
-    <w:bookmarkStart w:id="57" w:name="Xd60af454fb754a5a077be3f03ee8423e8caad79"/>
+    <w:bookmarkEnd w:id="67"/>
+    <w:bookmarkStart w:id="68" w:name="identité-visuelle"/>
     <w:p>
       <w:pPr>
         <w:pStyle w:val="Heading3"/>
@@ -5364,11 +5171,11 @@
         <w:t xml:space="preserve">DESIGN.md</w:t>
       </w:r>
       <w:r>
-        <w:t xml:space="preserve">. Règles d'or : transparence (chips condition), clarté (breakdown), franc-parler en français ivoirien acceptable (pas trop institutionnel pour le canal mécanicien, plus sobre pour le B2B).</w:t>
-      </w:r>
-    </w:p>
-    <w:bookmarkEnd w:id="57"/>
-    <w:bookmarkStart w:id="58" w:name="Xd128178b9e4c46ccb1daabba4c8b7a740a4070b"/>
+        <w:t xml:space="preserve">. Règles d’or : transparence (chips condition), clarté (breakdown), franc-parler en français ivoirien acceptable (pas trop institutionnel pour le canal mécanicien, plus sobre pour le B2B).</w:t>
+      </w:r>
+    </w:p>
+    <w:bookmarkEnd w:id="68"/>
+    <w:bookmarkStart w:id="69" w:name="relations-presse-et-institutionnel"/>
     <w:p>
       <w:pPr>
         <w:pStyle w:val="Heading3"/>
@@ -5382,7 +5189,7 @@
         <w:pStyle w:val="Compact"/>
         <w:numPr>
           <w:ilvl w:val="0"/>
-          <w:numId w:val="1040"/>
+          <w:numId w:val="1022"/>
         </w:numPr>
       </w:pPr>
       <w:r>
@@ -5410,7 +5217,7 @@
         <w:pStyle w:val="Compact"/>
         <w:numPr>
           <w:ilvl w:val="0"/>
-          <w:numId w:val="1040"/>
+          <w:numId w:val="1022"/>
         </w:numPr>
       </w:pPr>
       <w:r>
@@ -5422,15 +5229,15 @@
         <w:pStyle w:val="Compact"/>
         <w:numPr>
           <w:ilvl w:val="0"/>
-          <w:numId w:val="1040"/>
-        </w:numPr>
-      </w:pPr>
-      <w:r>
-        <w:t xml:space="preserve">Adhésion CGECI, JCI Côte d'Ivoire, GAPI. Présence visible aux événements ministère Transports, ministère Commerce.</w:t>
-      </w:r>
-    </w:p>
-    <w:bookmarkEnd w:id="58"/>
-    <w:bookmarkStart w:id="59" w:name="X12a59c7ef80c7916f0ff1c8631cc791a935b646"/>
+          <w:numId w:val="1022"/>
+        </w:numPr>
+      </w:pPr>
+      <w:r>
+        <w:t xml:space="preserve">Adhésion CGECI, JCI Côte d’Ivoire, GAPI. Présence visible aux événements ministère Transports, ministère Commerce.</w:t>
+      </w:r>
+    </w:p>
+    <w:bookmarkEnd w:id="69"/>
+    <w:bookmarkStart w:id="70" w:name="crisis-comms"/>
     <w:p>
       <w:pPr>
         <w:pStyle w:val="Heading3"/>
@@ -5444,7 +5251,7 @@
         <w:pStyle w:val="Compact"/>
         <w:numPr>
           <w:ilvl w:val="0"/>
-          <w:numId w:val="1041"/>
+          <w:numId w:val="1023"/>
         </w:numPr>
       </w:pPr>
       <w:r>
@@ -5456,7 +5263,7 @@
         <w:pStyle w:val="Compact"/>
         <w:numPr>
           <w:ilvl w:val="0"/>
-          <w:numId w:val="1041"/>
+          <w:numId w:val="1023"/>
         </w:numPr>
       </w:pPr>
       <w:r>
@@ -5470,9 +5277,9 @@
         </w:pict>
       </w:r>
     </w:p>
-    <w:bookmarkEnd w:id="59"/>
-    <w:bookmarkEnd w:id="60"/>
-    <w:bookmarkStart w:id="64" w:name="X4a40e63ceaae4c0919c2fc20b00892e906041f7"/>
+    <w:bookmarkEnd w:id="70"/>
+    <w:bookmarkEnd w:id="71"/>
+    <w:bookmarkStart w:id="75" w:name="conformité-et-risques-légaux"/>
     <w:p>
       <w:pPr>
         <w:pStyle w:val="Heading2"/>
@@ -5481,7 +5288,7 @@
         <w:t xml:space="preserve">14. Conformité et risques légaux</w:t>
       </w:r>
     </w:p>
-    <w:bookmarkStart w:id="61" w:name="X567cc01974def157ee1e22e71a916609e0d2694"/>
+    <w:bookmarkStart w:id="72" w:name="statut-juridique-recommandé"/>
     <w:p>
       <w:pPr>
         <w:pStyle w:val="Heading3"/>
@@ -5495,7 +5302,7 @@
         <w:pStyle w:val="Compact"/>
         <w:numPr>
           <w:ilvl w:val="0"/>
-          <w:numId w:val="1042"/>
+          <w:numId w:val="1024"/>
         </w:numPr>
       </w:pPr>
       <w:r>
@@ -5507,15 +5314,15 @@
         <w:pStyle w:val="Compact"/>
         <w:numPr>
           <w:ilvl w:val="0"/>
-          <w:numId w:val="1042"/>
+          <w:numId w:val="1024"/>
         </w:numPr>
       </w:pPr>
       <w:r>
         <w:t xml:space="preserve">Holding sous-régionale envisageable à M24 pour expansion Sénégal / Bénin.</w:t>
       </w:r>
     </w:p>
-    <w:bookmarkEnd w:id="61"/>
-    <w:bookmarkStart w:id="62" w:name="X0ad535d1627f7e42faff995b7777f39e4e6ba41"/>
+    <w:bookmarkEnd w:id="72"/>
+    <w:bookmarkStart w:id="73" w:name="obligations-courantes-à-connaître"/>
     <w:p>
       <w:pPr>
         <w:pStyle w:val="Heading3"/>
@@ -5529,7 +5336,7 @@
         <w:pStyle w:val="Compact"/>
         <w:numPr>
           <w:ilvl w:val="0"/>
-          <w:numId w:val="1043"/>
+          <w:numId w:val="1025"/>
         </w:numPr>
       </w:pPr>
       <w:r>
@@ -5543,15 +5350,15 @@
         <w:t xml:space="preserve"> </w:t>
       </w:r>
       <w:r>
-        <w:t xml:space="preserve">: déclarations TVA, IS, IRPP des salariés. FNE-CI sur transactions plateforme (cf. mouvement 3).</w:t>
-      </w:r>
-    </w:p>
-    <w:p>
-      <w:pPr>
-        <w:pStyle w:val="Compact"/>
-        <w:numPr>
-          <w:ilvl w:val="0"/>
-          <w:numId w:val="1043"/>
+        <w:t xml:space="preserve">: déclarations TVA, IS, IRPP des salariés. FNE-CI sur transactions plateforme (cf. mouvement 3).</w:t>
+      </w:r>
+    </w:p>
+    <w:p>
+      <w:pPr>
+        <w:pStyle w:val="Compact"/>
+        <w:numPr>
+          <w:ilvl w:val="0"/>
+          <w:numId w:val="1025"/>
         </w:numPr>
       </w:pPr>
       <w:r>
@@ -5573,7 +5380,7 @@
         <w:pStyle w:val="Compact"/>
         <w:numPr>
           <w:ilvl w:val="0"/>
-          <w:numId w:val="1043"/>
+          <w:numId w:val="1025"/>
         </w:numPr>
       </w:pPr>
       <w:r>
@@ -5595,7 +5402,7 @@
         <w:pStyle w:val="Compact"/>
         <w:numPr>
           <w:ilvl w:val="0"/>
-          <w:numId w:val="1043"/>
+          <w:numId w:val="1025"/>
         </w:numPr>
       </w:pPr>
       <w:r>
@@ -5617,7 +5424,7 @@
         <w:pStyle w:val="Compact"/>
         <w:numPr>
           <w:ilvl w:val="0"/>
-          <w:numId w:val="1043"/>
+          <w:numId w:val="1025"/>
         </w:numPr>
       </w:pPr>
       <w:r>
@@ -5634,8 +5441,8 @@
         <w:t xml:space="preserve">: partenariats agréés (CinetPay agréé, OM, MTN, Wave directs à étudier).</w:t>
       </w:r>
     </w:p>
-    <w:bookmarkEnd w:id="62"/>
-    <w:bookmarkStart w:id="63" w:name="X58d3ab2fa0979a402a63b97ba715836b96db79c"/>
+    <w:bookmarkEnd w:id="73"/>
+    <w:bookmarkStart w:id="74" w:name="contrats-clés-à-industrialiser"/>
     <w:p>
       <w:pPr>
         <w:pStyle w:val="Heading3"/>
@@ -5649,7 +5456,7 @@
         <w:pStyle w:val="Compact"/>
         <w:numPr>
           <w:ilvl w:val="0"/>
-          <w:numId w:val="1044"/>
+          <w:numId w:val="1026"/>
         </w:numPr>
       </w:pPr>
       <w:r>
@@ -5661,7 +5468,7 @@
         <w:pStyle w:val="Compact"/>
         <w:numPr>
           <w:ilvl w:val="0"/>
-          <w:numId w:val="1044"/>
+          <w:numId w:val="1026"/>
         </w:numPr>
       </w:pPr>
       <w:r>
@@ -5673,7 +5480,7 @@
         <w:pStyle w:val="Compact"/>
         <w:numPr>
           <w:ilvl w:val="0"/>
-          <w:numId w:val="1044"/>
+          <w:numId w:val="1026"/>
         </w:numPr>
       </w:pPr>
       <w:r>
@@ -5685,7 +5492,7 @@
         <w:pStyle w:val="Compact"/>
         <w:numPr>
           <w:ilvl w:val="0"/>
-          <w:numId w:val="1044"/>
+          <w:numId w:val="1026"/>
         </w:numPr>
       </w:pPr>
       <w:r>
@@ -5697,7 +5504,7 @@
         <w:pStyle w:val="Compact"/>
         <w:numPr>
           <w:ilvl w:val="0"/>
-          <w:numId w:val="1044"/>
+          <w:numId w:val="1026"/>
         </w:numPr>
       </w:pPr>
       <w:r>
@@ -5711,9 +5518,9 @@
         </w:pict>
       </w:r>
     </w:p>
-    <w:bookmarkEnd w:id="63"/>
-    <w:bookmarkEnd w:id="64"/>
-    <w:bookmarkStart w:id="69" w:name="X5ff9242d6781c90c8e6c52f4743fb3e410053ed"/>
+    <w:bookmarkEnd w:id="74"/>
+    <w:bookmarkEnd w:id="75"/>
+    <w:bookmarkStart w:id="80" w:name="X2a4bf2ffa055583c9850e154eb0fa582f7bea09"/>
     <w:p>
       <w:pPr>
         <w:pStyle w:val="Heading2"/>
@@ -5722,7 +5529,7 @@
         <w:t xml:space="preserve">15. Roadmap produit — vue CEO (détails CTO Bible)</w:t>
       </w:r>
     </w:p>
-    <w:bookmarkStart w:id="65" w:name="Xb8df14f0763cfd70a41bbd4017b51cc2212b6f1"/>
+    <w:bookmarkStart w:id="76" w:name="p0-m0m6-fondations"/>
     <w:p>
       <w:pPr>
         <w:pStyle w:val="Heading3"/>
@@ -5736,7 +5543,7 @@
         <w:pStyle w:val="Compact"/>
         <w:numPr>
           <w:ilvl w:val="0"/>
-          <w:numId w:val="1045"/>
+          <w:numId w:val="1027"/>
         </w:numPr>
       </w:pPr>
       <w:r>
@@ -5748,7 +5555,7 @@
         <w:pStyle w:val="Compact"/>
         <w:numPr>
           <w:ilvl w:val="0"/>
-          <w:numId w:val="1045"/>
+          <w:numId w:val="1027"/>
         </w:numPr>
       </w:pPr>
       <w:r>
@@ -5760,7 +5567,7 @@
         <w:pStyle w:val="Compact"/>
         <w:numPr>
           <w:ilvl w:val="0"/>
-          <w:numId w:val="1045"/>
+          <w:numId w:val="1027"/>
         </w:numPr>
       </w:pPr>
       <w:r>
@@ -5772,15 +5579,15 @@
         <w:pStyle w:val="Compact"/>
         <w:numPr>
           <w:ilvl w:val="0"/>
-          <w:numId w:val="1045"/>
+          <w:numId w:val="1027"/>
         </w:numPr>
       </w:pPr>
       <w:r>
         <w:t xml:space="preserve">Bot WhatsApp officiel (onboarding mécanicien, recherche pièce, suivi commande).</w:t>
       </w:r>
     </w:p>
-    <w:bookmarkEnd w:id="65"/>
-    <w:bookmarkStart w:id="66" w:name="X0bc070c58935ebfd6b301c9a7cb5de5ab9ce5b1"/>
+    <w:bookmarkEnd w:id="76"/>
+    <w:bookmarkStart w:id="77" w:name="p1-m6m12-monétisation-flotte"/>
     <w:p>
       <w:pPr>
         <w:pStyle w:val="Heading3"/>
@@ -5794,7 +5601,7 @@
         <w:pStyle w:val="Compact"/>
         <w:numPr>
           <w:ilvl w:val="0"/>
-          <w:numId w:val="1046"/>
+          <w:numId w:val="1028"/>
         </w:numPr>
       </w:pPr>
       <w:r>
@@ -5806,19 +5613,19 @@
         <w:pStyle w:val="Compact"/>
         <w:numPr>
           <w:ilvl w:val="0"/>
-          <w:numId w:val="1046"/>
-        </w:numPr>
-      </w:pPr>
-      <w:r>
-        <w:t xml:space="preserve">Flotte Pro + (SLA 4h, urgence, support dédié).</w:t>
-      </w:r>
-    </w:p>
-    <w:p>
-      <w:pPr>
-        <w:pStyle w:val="Compact"/>
-        <w:numPr>
-          <w:ilvl w:val="0"/>
-          <w:numId w:val="1046"/>
+          <w:numId w:val="1028"/>
+        </w:numPr>
+      </w:pPr>
+      <w:r>
+        <w:t xml:space="preserve">Flotte Pro + (livraison prioritaire, urgence, support dédié).</w:t>
+      </w:r>
+    </w:p>
+    <w:p>
+      <w:pPr>
+        <w:pStyle w:val="Compact"/>
+        <w:numPr>
+          <w:ilvl w:val="0"/>
+          <w:numId w:val="1028"/>
         </w:numPr>
       </w:pPr>
       <w:r>
@@ -5830,15 +5637,15 @@
         <w:pStyle w:val="Compact"/>
         <w:numPr>
           <w:ilvl w:val="0"/>
-          <w:numId w:val="1046"/>
+          <w:numId w:val="1028"/>
         </w:numPr>
       </w:pPr>
       <w:r>
         <w:t xml:space="preserve">API publique flotte (Yango, Heetch, Treepz).</w:t>
       </w:r>
     </w:p>
-    <w:bookmarkEnd w:id="66"/>
-    <w:bookmarkStart w:id="67" w:name="X6c703f757c73cc937f99c8704ef486ca25a34de"/>
+    <w:bookmarkEnd w:id="77"/>
+    <w:bookmarkStart w:id="78" w:name="p2-m12m18-différenciation"/>
     <w:p>
       <w:pPr>
         <w:pStyle w:val="Heading3"/>
@@ -5852,7 +5659,7 @@
         <w:pStyle w:val="Compact"/>
         <w:numPr>
           <w:ilvl w:val="0"/>
-          <w:numId w:val="1047"/>
+          <w:numId w:val="1029"/>
         </w:numPr>
       </w:pPr>
       <w:r>
@@ -5864,7 +5671,7 @@
         <w:pStyle w:val="Compact"/>
         <w:numPr>
           <w:ilvl w:val="0"/>
-          <w:numId w:val="1047"/>
+          <w:numId w:val="1029"/>
         </w:numPr>
       </w:pPr>
       <w:r>
@@ -5876,27 +5683,27 @@
         <w:pStyle w:val="Compact"/>
         <w:numPr>
           <w:ilvl w:val="0"/>
-          <w:numId w:val="1047"/>
-        </w:numPr>
-      </w:pPr>
-      <w:r>
-        <w:t xml:space="preserve">Module entretien préventif intelligent (suggestions basées sur l'historique flotte).</w:t>
-      </w:r>
-    </w:p>
-    <w:p>
-      <w:pPr>
-        <w:pStyle w:val="Compact"/>
-        <w:numPr>
-          <w:ilvl w:val="0"/>
-          <w:numId w:val="1047"/>
-        </w:numPr>
-      </w:pPr>
-      <w:r>
-        <w:t xml:space="preserve">Marketplace main-d'œuvre (réseau garages affiliés) — à arbitrer M12 si focus pièces tient.</w:t>
-      </w:r>
-    </w:p>
-    <w:bookmarkEnd w:id="67"/>
-    <w:bookmarkStart w:id="68" w:name="Xa364296760401cfcfeb394be2d9f0ef269ae65e"/>
+          <w:numId w:val="1029"/>
+        </w:numPr>
+      </w:pPr>
+      <w:r>
+        <w:t xml:space="preserve">Module entretien préventif intelligent (suggestions basées sur l’historique flotte).</w:t>
+      </w:r>
+    </w:p>
+    <w:p>
+      <w:pPr>
+        <w:pStyle w:val="Compact"/>
+        <w:numPr>
+          <w:ilvl w:val="0"/>
+          <w:numId w:val="1029"/>
+        </w:numPr>
+      </w:pPr>
+      <w:r>
+        <w:t xml:space="preserve">Marketplace main-d’œuvre (réseau garages affiliés) — à arbitrer M12 si focus pièces tient.</w:t>
+      </w:r>
+    </w:p>
+    <w:bookmarkEnd w:id="78"/>
+    <w:bookmarkStart w:id="79" w:name="p3-m18m24-expansion"/>
     <w:p>
       <w:pPr>
         <w:pStyle w:val="Heading3"/>
@@ -5910,7 +5717,7 @@
         <w:pStyle w:val="Compact"/>
         <w:numPr>
           <w:ilvl w:val="0"/>
-          <w:numId w:val="1048"/>
+          <w:numId w:val="1030"/>
         </w:numPr>
       </w:pPr>
       <w:r>
@@ -5922,7 +5729,7 @@
         <w:pStyle w:val="Compact"/>
         <w:numPr>
           <w:ilvl w:val="0"/>
-          <w:numId w:val="1048"/>
+          <w:numId w:val="1030"/>
         </w:numPr>
       </w:pPr>
       <w:r>
@@ -5934,7 +5741,7 @@
         <w:pStyle w:val="Compact"/>
         <w:numPr>
           <w:ilvl w:val="0"/>
-          <w:numId w:val="1048"/>
+          <w:numId w:val="1030"/>
         </w:numPr>
       </w:pPr>
       <w:r>
@@ -5948,9 +5755,9 @@
         </w:pict>
       </w:r>
     </w:p>
-    <w:bookmarkEnd w:id="68"/>
-    <w:bookmarkEnd w:id="69"/>
-    <w:bookmarkStart w:id="70" w:name="X442d85207afe55442dc52d86f09fe733e6105f3"/>
+    <w:bookmarkEnd w:id="79"/>
+    <w:bookmarkEnd w:id="80"/>
+    <w:bookmarkStart w:id="81" w:name="les-10-erreurs-à-ne-pas-commettre"/>
     <w:p>
       <w:pPr>
         <w:pStyle w:val="Heading2"/>
@@ -5964,7 +5771,7 @@
         <w:pStyle w:val="Compact"/>
         <w:numPr>
           <w:ilvl w:val="0"/>
-          <w:numId w:val="1049"/>
+          <w:numId w:val="1031"/>
         </w:numPr>
       </w:pPr>
       <w:r>
@@ -5975,15 +5782,15 @@
         <w:t xml:space="preserve">Diluer la promesse en couvrant pneus, lubrifiants, accessoires trop tôt</w:t>
       </w:r>
       <w:r>
-        <w:t xml:space="preserve">. Pièces de rechange uniquement jusqu'à M18.</w:t>
-      </w:r>
-    </w:p>
-    <w:p>
-      <w:pPr>
-        <w:pStyle w:val="Compact"/>
-        <w:numPr>
-          <w:ilvl w:val="0"/>
-          <w:numId w:val="1049"/>
+        <w:t xml:space="preserve">. Pièces de rechange uniquement jusqu’à M18.</w:t>
+      </w:r>
+    </w:p>
+    <w:p>
+      <w:pPr>
+        <w:pStyle w:val="Compact"/>
+        <w:numPr>
+          <w:ilvl w:val="0"/>
+          <w:numId w:val="1031"/>
         </w:numPr>
       </w:pPr>
       <w:r>
@@ -6002,15 +5809,15 @@
         <w:pStyle w:val="Compact"/>
         <w:numPr>
           <w:ilvl w:val="0"/>
-          <w:numId w:val="1049"/>
-        </w:numPr>
-      </w:pPr>
-      <w:r>
-        <w:rPr>
-          <w:b/>
-          <w:bCs/>
-        </w:rPr>
-        <w:t xml:space="preserve">Lancer Flotte Pro + sans capacité opérationnelle SLA 4h prouvée</w:t>
+          <w:numId w:val="1031"/>
+        </w:numPr>
+      </w:pPr>
+      <w:r>
+        <w:rPr>
+          <w:b/>
+          <w:bCs/>
+        </w:rPr>
+        <w:t xml:space="preserve">Lancer Flotte Pro + sans capacité opérationnelle de livraison prioritaire prouvée</w:t>
       </w:r>
       <w:r>
         <w:t xml:space="preserve">. Promesse non tenue tue le segment B2B en 3 mois.</w:t>
@@ -6021,7 +5828,7 @@
         <w:pStyle w:val="Compact"/>
         <w:numPr>
           <w:ilvl w:val="0"/>
-          <w:numId w:val="1049"/>
+          <w:numId w:val="1031"/>
         </w:numPr>
       </w:pPr>
       <w:r>
@@ -6035,15 +5842,15 @@
         <w:t xml:space="preserve"> </w:t>
       </w:r>
       <w:r>
-        <w:t xml:space="preserve">au début. C'est un levier d'acquisition, pas un centre de profit immédiat.</w:t>
-      </w:r>
-    </w:p>
-    <w:p>
-      <w:pPr>
-        <w:pStyle w:val="Compact"/>
-        <w:numPr>
-          <w:ilvl w:val="0"/>
-          <w:numId w:val="1049"/>
+        <w:t xml:space="preserve">au début. C’est un levier d’acquisition, pas un centre de profit immédiat.</w:t>
+      </w:r>
+    </w:p>
+    <w:p>
+      <w:pPr>
+        <w:pStyle w:val="Compact"/>
+        <w:numPr>
+          <w:ilvl w:val="0"/>
+          <w:numId w:val="1031"/>
         </w:numPr>
       </w:pPr>
       <w:r>
@@ -6062,7 +5869,7 @@
         <w:pStyle w:val="Compact"/>
         <w:numPr>
           <w:ilvl w:val="0"/>
-          <w:numId w:val="1049"/>
+          <w:numId w:val="1031"/>
         </w:numPr>
       </w:pPr>
       <w:r>
@@ -6081,7 +5888,7 @@
         <w:pStyle w:val="Compact"/>
         <w:numPr>
           <w:ilvl w:val="0"/>
-          <w:numId w:val="1049"/>
+          <w:numId w:val="1031"/>
         </w:numPr>
       </w:pPr>
       <w:r>
@@ -6103,7 +5910,7 @@
         <w:pStyle w:val="Compact"/>
         <w:numPr>
           <w:ilvl w:val="0"/>
-          <w:numId w:val="1049"/>
+          <w:numId w:val="1031"/>
         </w:numPr>
       </w:pPr>
       <w:r>
@@ -6122,7 +5929,7 @@
         <w:pStyle w:val="Compact"/>
         <w:numPr>
           <w:ilvl w:val="0"/>
-          <w:numId w:val="1049"/>
+          <w:numId w:val="1031"/>
         </w:numPr>
       </w:pPr>
       <w:r>
@@ -6136,15 +5943,15 @@
         <w:t xml:space="preserve"> </w:t>
       </w:r>
       <w:r>
-        <w:t xml:space="preserve">(en temps réel, français ivoirien). C'est notre canal #1, pas un coût à compresser.</w:t>
-      </w:r>
-    </w:p>
-    <w:p>
-      <w:pPr>
-        <w:pStyle w:val="Compact"/>
-        <w:numPr>
-          <w:ilvl w:val="0"/>
-          <w:numId w:val="1049"/>
+        <w:t xml:space="preserve">(en temps réel, français ivoirien). C’est notre canal #1, pas un coût à compresser.</w:t>
+      </w:r>
+    </w:p>
+    <w:p>
+      <w:pPr>
+        <w:pStyle w:val="Compact"/>
+        <w:numPr>
+          <w:ilvl w:val="0"/>
+          <w:numId w:val="1031"/>
         </w:numPr>
       </w:pPr>
       <w:r>
@@ -6158,7 +5965,7 @@
         <w:t xml:space="preserve"> </w:t>
       </w:r>
       <w:r>
-        <w:t xml:space="preserve">(DGI, ministère Transports, CGECI). Un acteur de cette taille a besoin d'alliés publics dès M3.</w:t>
+        <w:t xml:space="preserve">(DGI, ministère Transports, CGECI). Un acteur de cette taille a besoin d’alliés publics dès M3.</w:t>
       </w:r>
     </w:p>
     <w:p>
@@ -6168,8 +5975,8 @@
         </w:pict>
       </w:r>
     </w:p>
-    <w:bookmarkEnd w:id="70"/>
-    <w:bookmarkStart w:id="71" w:name="X5d5e7c3dca51020e0044f9ad461dba9d5242de0"/>
+    <w:bookmarkEnd w:id="81"/>
+    <w:bookmarkStart w:id="82" w:name="X9d21ccac201ecb196722d76e143ac00f0c7dec8"/>
     <w:p>
       <w:pPr>
         <w:pStyle w:val="Heading2"/>
@@ -6183,7 +5990,7 @@
         <w:pStyle w:val="Compact"/>
         <w:numPr>
           <w:ilvl w:val="0"/>
-          <w:numId w:val="1050"/>
+          <w:numId w:val="1032"/>
         </w:numPr>
       </w:pPr>
       <w:r>
@@ -6205,7 +6012,7 @@
         <w:pStyle w:val="Compact"/>
         <w:numPr>
           <w:ilvl w:val="0"/>
-          <w:numId w:val="1050"/>
+          <w:numId w:val="1032"/>
         </w:numPr>
       </w:pPr>
       <w:r>
@@ -6227,7 +6034,7 @@
         <w:pStyle w:val="Compact"/>
         <w:numPr>
           <w:ilvl w:val="0"/>
-          <w:numId w:val="1050"/>
+          <w:numId w:val="1032"/>
         </w:numPr>
       </w:pPr>
       <w:r>
@@ -6249,7 +6056,7 @@
         <w:pStyle w:val="Compact"/>
         <w:numPr>
           <w:ilvl w:val="0"/>
-          <w:numId w:val="1050"/>
+          <w:numId w:val="1032"/>
         </w:numPr>
       </w:pPr>
       <w:r>
@@ -6271,15 +6078,15 @@
         <w:pStyle w:val="Compact"/>
         <w:numPr>
           <w:ilvl w:val="0"/>
-          <w:numId w:val="1050"/>
-        </w:numPr>
-      </w:pPr>
-      <w:r>
-        <w:rPr>
-          <w:b/>
-          <w:bCs/>
-        </w:rPr>
-        <w:t xml:space="preserve">Partenariat officiel Yango Côte d'Ivoire</w:t>
+          <w:numId w:val="1032"/>
+        </w:numPr>
+      </w:pPr>
+      <w:r>
+        <w:rPr>
+          <w:b/>
+          <w:bCs/>
+        </w:rPr>
+        <w:t xml:space="preserve">Partenariat officiel Yango Côte d’Ivoire</w:t>
       </w:r>
       <w:r>
         <w:t xml:space="preserve"> </w:t>
@@ -6293,7 +6100,7 @@
         <w:pStyle w:val="Compact"/>
         <w:numPr>
           <w:ilvl w:val="0"/>
-          <w:numId w:val="1050"/>
+          <w:numId w:val="1032"/>
         </w:numPr>
       </w:pPr>
       <w:r>
@@ -6315,7 +6122,7 @@
         <w:pStyle w:val="Compact"/>
         <w:numPr>
           <w:ilvl w:val="0"/>
-          <w:numId w:val="1050"/>
+          <w:numId w:val="1032"/>
         </w:numPr>
       </w:pPr>
       <w:r>
@@ -6337,7 +6144,7 @@
         <w:pStyle w:val="Compact"/>
         <w:numPr>
           <w:ilvl w:val="0"/>
-          <w:numId w:val="1050"/>
+          <w:numId w:val="1032"/>
         </w:numPr>
       </w:pPr>
       <w:r>
@@ -6359,7 +6166,7 @@
         <w:pStyle w:val="Compact"/>
         <w:numPr>
           <w:ilvl w:val="0"/>
-          <w:numId w:val="1050"/>
+          <w:numId w:val="1032"/>
         </w:numPr>
       </w:pPr>
       <w:r>
@@ -6381,7 +6188,7 @@
         <w:pStyle w:val="Compact"/>
         <w:numPr>
           <w:ilvl w:val="0"/>
-          <w:numId w:val="1050"/>
+          <w:numId w:val="1032"/>
         </w:numPr>
       </w:pPr>
       <w:r>
@@ -6405,8 +6212,8 @@
         </w:pict>
       </w:r>
     </w:p>
-    <w:bookmarkEnd w:id="71"/>
-    <w:bookmarkStart w:id="72" w:name="X44e6735b00e4e32432cf055c09e9a26c4859220"/>
+    <w:bookmarkEnd w:id="82"/>
+    <w:bookmarkStart w:id="83" w:name="conclusion-pourquoi-ce-sera-pièces"/>
     <w:p>
       <w:pPr>
         <w:pStyle w:val="Heading2"/>
@@ -6420,7 +6227,7 @@
         <w:pStyle w:val="FirstParagraph"/>
       </w:pPr>
       <w:r>
-        <w:t xml:space="preserve">Le marché est gigantesque, fragmenté, mal servi. Personne ne combine simultanément la marketplace consommateur, la plateforme flotte B2B, et le réseau terrain Liaison. Personne n'a la conformité FNE-CI native. Personne n'a la base de données fitments Côte d'Ivoire qu'on construit transaction par transaction.</w:t>
+        <w:t xml:space="preserve">Le marché est gigantesque, fragmenté, mal servi. Personne ne combine simultanément la marketplace consommateur, la plateforme flotte B2B, et le réseau terrain Liaison. Personne n’a la conformité FNE-CI native. Personne n’a la base de données fitments Côte d’Ivoire qu’on construit transaction par transaction.</w:t>
       </w:r>
     </w:p>
     <w:p>
@@ -6460,17 +6267,17 @@
         <w:t xml:space="preserve"> </w:t>
       </w:r>
       <w:r>
-        <w:t xml:space="preserve">si l'exécution est tenue. La fenêtre se ferme dès qu'un acteur capitalisé pan-africain (Jumia, Yango Garage, un newcomer pétrolier-mobilité) tente la même combinaison.</w:t>
-      </w:r>
-      <w:r>
-        <w:t xml:space="preserve"> </w:t>
-      </w:r>
-      <w:r>
-        <w:rPr>
-          <w:b/>
-          <w:bCs/>
-        </w:rPr>
-        <w:t xml:space="preserve">Notre avance opérationnelle ne tiendra que si nous l'industrialisons maintenant.</w:t>
+        <w:t xml:space="preserve">si l’exécution est tenue. La fenêtre se ferme dès qu’un acteur capitalisé pan-africain (Jumia, Yango Garage, un newcomer pétrolier-mobilité) tente la même combinaison.</w:t>
+      </w:r>
+      <w:r>
+        <w:t xml:space="preserve"> </w:t>
+      </w:r>
+      <w:r>
+        <w:rPr>
+          <w:b/>
+          <w:bCs/>
+        </w:rPr>
+        <w:t xml:space="preserve">Notre avance opérationnelle ne tiendra que si nous l’industrialisons maintenant.</w:t>
       </w:r>
     </w:p>
     <w:p>
@@ -6480,21 +6287,21 @@
       <w:r>
         <w:t xml:space="preserve">Le rôle du CEO :</w:t>
       </w:r>
-    </w:p>
-    <w:p>
-      <w:pPr>
-        <w:pStyle w:val="Compact"/>
-        <w:numPr>
-          <w:ilvl w:val="0"/>
-          <w:numId w:val="1051"/>
-        </w:numPr>
-      </w:pPr>
-      <w:r>
-        <w:rPr>
-          <w:b/>
-          <w:bCs/>
-        </w:rPr>
-        <w:t xml:space="preserve">Vendre l'histoire</w:t>
+      <w:r>
+        <w:t xml:space="preserve"> </w:t>
+      </w:r>
+      <w:r>
+        <w:t xml:space="preserve">-</w:t>
+      </w:r>
+      <w:r>
+        <w:t xml:space="preserve"> </w:t>
+      </w:r>
+      <w:r>
+        <w:rPr>
+          <w:b/>
+          <w:bCs/>
+        </w:rPr>
+        <w:t xml:space="preserve">Vendre l’histoire</w:t>
       </w:r>
       <w:r>
         <w:t xml:space="preserve"> </w:t>
@@ -6502,21 +6309,21 @@
       <w:r>
         <w:t xml:space="preserve">(capital, talents, partenaires institutionnels).</w:t>
       </w:r>
-    </w:p>
-    <w:p>
-      <w:pPr>
-        <w:pStyle w:val="Compact"/>
-        <w:numPr>
-          <w:ilvl w:val="0"/>
-          <w:numId w:val="1051"/>
-        </w:numPr>
-      </w:pPr>
-      <w:r>
-        <w:rPr>
-          <w:b/>
-          <w:bCs/>
-        </w:rPr>
-        <w:t xml:space="preserve">Tenir l'équipe sur l'exécution des cinq mouvements</w:t>
+      <w:r>
+        <w:t xml:space="preserve"> </w:t>
+      </w:r>
+      <w:r>
+        <w:t xml:space="preserve">-</w:t>
+      </w:r>
+      <w:r>
+        <w:t xml:space="preserve"> </w:t>
+      </w:r>
+      <w:r>
+        <w:rPr>
+          <w:b/>
+          <w:bCs/>
+        </w:rPr>
+        <w:t xml:space="preserve">Tenir l’équipe sur l’exécution des cinq mouvements</w:t>
       </w:r>
       <w:r>
         <w:t xml:space="preserve"> </w:t>
@@ -6524,15 +6331,15 @@
       <w:r>
         <w:t xml:space="preserve">sans dispersion.</w:t>
       </w:r>
-    </w:p>
-    <w:p>
-      <w:pPr>
-        <w:pStyle w:val="Compact"/>
-        <w:numPr>
-          <w:ilvl w:val="0"/>
-          <w:numId w:val="1051"/>
-        </w:numPr>
-      </w:pPr>
+      <w:r>
+        <w:t xml:space="preserve"> </w:t>
+      </w:r>
+      <w:r>
+        <w:t xml:space="preserve">-</w:t>
+      </w:r>
+      <w:r>
+        <w:t xml:space="preserve"> </w:t>
+      </w:r>
       <w:r>
         <w:rPr>
           <w:b/>
@@ -6544,15 +6351,15 @@
         <w:t xml:space="preserve"> </w:t>
       </w:r>
       <w:r>
-        <w:t xml:space="preserve">(transparence, vitesse, conformité) même quand l'urgence pousse au shortcut.</w:t>
-      </w:r>
-    </w:p>
-    <w:p>
-      <w:pPr>
-        <w:pStyle w:val="FirstParagraph"/>
-      </w:pPr>
-      <w:r>
-        <w:t xml:space="preserve">Tout le reste — produit, ops, finance — est documenté ici, dans la CTO Bible, dans DESIGN.md, dans le plan d'affaires (</w:t>
+        <w:t xml:space="preserve">(transparence, vitesse, conformité) même quand l’urgence pousse au shortcut.</w:t>
+      </w:r>
+    </w:p>
+    <w:p>
+      <w:pPr>
+        <w:pStyle w:val="BodyText"/>
+      </w:pPr>
+      <w:r>
+        <w:t xml:space="preserve">Tout le reste — produit, ops, finance — est documenté ici, dans la CTO Bible, dans DESIGN.md, dans le plan d’affaires (</w:t>
       </w:r>
       <w:r>
         <w:rPr>
@@ -6661,7 +6468,7 @@
           <w:i/>
           <w:iCs/>
         </w:rPr>
-        <w:t xml:space="preserve">Pièces — la pièce qu'il te faut, au juste prix, livrée et garantie.</w:t>
+        <w:t xml:space="preserve">Pièces — la pièce qu’il te faut, au juste prix, livrée et garantie.</w:t>
       </w:r>
       <w:r>
         <w:t xml:space="preserve"> </w:t>
@@ -6674,13 +6481,9 @@
         <w:t xml:space="preserve">Document interne · Handover CEO · v1.0 · 28 mai 2026.</w:t>
       </w:r>
     </w:p>
-    <w:bookmarkEnd w:id="72"/>
-    <w:bookmarkEnd w:id="73"/>
-    <w:sectPr>
-      <w:footnotePr>
-        <w:numRestart w:val="eachSect"/>
-      </w:footnotePr>
-    </w:sectPr>
+    <w:bookmarkEnd w:id="83"/>
+    <w:bookmarkEnd w:id="84"/>
+    <w:sectPr/>
   </w:body>
 </w:document>
 </file>
@@ -7008,6 +6811,15 @@
     </w:lvlOverride>
   </w:num>
   <w:num w:numId="1002">
+    <w:abstractNumId w:val="991"/>
+  </w:num>
+  <w:num w:numId="1003">
+    <w:abstractNumId w:val="991"/>
+  </w:num>
+  <w:num w:numId="1004">
+    <w:abstractNumId w:val="991"/>
+  </w:num>
+  <w:num w:numId="1005">
     <w:abstractNumId w:val="99411"/>
     <w:lvlOverride w:ilvl="0">
       <w:startOverride w:val="1"/>
@@ -7037,16 +6849,19 @@
       <w:startOverride w:val="1"/>
     </w:lvlOverride>
   </w:num>
-  <w:num w:numId="1003">
+  <w:num w:numId="1006">
     <w:abstractNumId w:val="991"/>
   </w:num>
-  <w:num w:numId="1004">
+  <w:num w:numId="1007">
     <w:abstractNumId w:val="991"/>
   </w:num>
-  <w:num w:numId="1005">
+  <w:num w:numId="1008">
     <w:abstractNumId w:val="991"/>
   </w:num>
-  <w:num w:numId="1006">
+  <w:num w:numId="1009">
+    <w:abstractNumId w:val="991"/>
+  </w:num>
+  <w:num w:numId="1010">
     <w:abstractNumId w:val="99411"/>
     <w:lvlOverride w:ilvl="0">
       <w:startOverride w:val="1"/>
@@ -7075,18 +6890,6 @@
     <w:lvlOverride w:ilvl="8">
       <w:startOverride w:val="1"/>
     </w:lvlOverride>
-  </w:num>
-  <w:num w:numId="1007">
-    <w:abstractNumId w:val="991"/>
-  </w:num>
-  <w:num w:numId="1008">
-    <w:abstractNumId w:val="991"/>
-  </w:num>
-  <w:num w:numId="1009">
-    <w:abstractNumId w:val="991"/>
-  </w:num>
-  <w:num w:numId="1010">
-    <w:abstractNumId w:val="991"/>
   </w:num>
   <w:num w:numId="1011">
     <w:abstractNumId w:val="991"/>
@@ -7140,6 +6943,15 @@
     <w:abstractNumId w:val="991"/>
   </w:num>
   <w:num w:numId="1028">
+    <w:abstractNumId w:val="991"/>
+  </w:num>
+  <w:num w:numId="1029">
+    <w:abstractNumId w:val="991"/>
+  </w:num>
+  <w:num w:numId="1030">
+    <w:abstractNumId w:val="991"/>
+  </w:num>
+  <w:num w:numId="1031">
     <w:abstractNumId w:val="99411"/>
     <w:lvlOverride w:ilvl="0">
       <w:startOverride w:val="1"/>
@@ -7169,67 +6981,7 @@
       <w:startOverride w:val="1"/>
     </w:lvlOverride>
   </w:num>
-  <w:num w:numId="1029">
-    <w:abstractNumId w:val="991"/>
-  </w:num>
-  <w:num w:numId="1030">
-    <w:abstractNumId w:val="991"/>
-  </w:num>
-  <w:num w:numId="1031">
-    <w:abstractNumId w:val="991"/>
-  </w:num>
   <w:num w:numId="1032">
-    <w:abstractNumId w:val="991"/>
-  </w:num>
-  <w:num w:numId="1033">
-    <w:abstractNumId w:val="991"/>
-  </w:num>
-  <w:num w:numId="1034">
-    <w:abstractNumId w:val="991"/>
-  </w:num>
-  <w:num w:numId="1035">
-    <w:abstractNumId w:val="991"/>
-  </w:num>
-  <w:num w:numId="1036">
-    <w:abstractNumId w:val="991"/>
-  </w:num>
-  <w:num w:numId="1037">
-    <w:abstractNumId w:val="991"/>
-  </w:num>
-  <w:num w:numId="1038">
-    <w:abstractNumId w:val="991"/>
-  </w:num>
-  <w:num w:numId="1039">
-    <w:abstractNumId w:val="991"/>
-  </w:num>
-  <w:num w:numId="1040">
-    <w:abstractNumId w:val="991"/>
-  </w:num>
-  <w:num w:numId="1041">
-    <w:abstractNumId w:val="991"/>
-  </w:num>
-  <w:num w:numId="1042">
-    <w:abstractNumId w:val="991"/>
-  </w:num>
-  <w:num w:numId="1043">
-    <w:abstractNumId w:val="991"/>
-  </w:num>
-  <w:num w:numId="1044">
-    <w:abstractNumId w:val="991"/>
-  </w:num>
-  <w:num w:numId="1045">
-    <w:abstractNumId w:val="991"/>
-  </w:num>
-  <w:num w:numId="1046">
-    <w:abstractNumId w:val="991"/>
-  </w:num>
-  <w:num w:numId="1047">
-    <w:abstractNumId w:val="991"/>
-  </w:num>
-  <w:num w:numId="1048">
-    <w:abstractNumId w:val="991"/>
-  </w:num>
-  <w:num w:numId="1049">
     <w:abstractNumId w:val="99411"/>
     <w:lvlOverride w:ilvl="0">
       <w:startOverride w:val="1"/>
@@ -7259,39 +7011,6 @@
       <w:startOverride w:val="1"/>
     </w:lvlOverride>
   </w:num>
-  <w:num w:numId="1050">
-    <w:abstractNumId w:val="99411"/>
-    <w:lvlOverride w:ilvl="0">
-      <w:startOverride w:val="1"/>
-    </w:lvlOverride>
-    <w:lvlOverride w:ilvl="1">
-      <w:startOverride w:val="1"/>
-    </w:lvlOverride>
-    <w:lvlOverride w:ilvl="2">
-      <w:startOverride w:val="1"/>
-    </w:lvlOverride>
-    <w:lvlOverride w:ilvl="3">
-      <w:startOverride w:val="1"/>
-    </w:lvlOverride>
-    <w:lvlOverride w:ilvl="4">
-      <w:startOverride w:val="1"/>
-    </w:lvlOverride>
-    <w:lvlOverride w:ilvl="5">
-      <w:startOverride w:val="1"/>
-    </w:lvlOverride>
-    <w:lvlOverride w:ilvl="6">
-      <w:startOverride w:val="1"/>
-    </w:lvlOverride>
-    <w:lvlOverride w:ilvl="7">
-      <w:startOverride w:val="1"/>
-    </w:lvlOverride>
-    <w:lvlOverride w:ilvl="8">
-      <w:startOverride w:val="1"/>
-    </w:lvlOverride>
-  </w:num>
-  <w:num w:numId="1051">
-    <w:abstractNumId w:val="991"/>
-  </w:num>
 </w:numbering>
 </file>
 
@@ -7300,10 +7019,10 @@
   <w:docDefaults>
     <w:rPrDefault>
       <w:rPr>
-        <w:rFonts w:asciiTheme="minorHAnsi" w:cstheme="minorBidi" w:eastAsiaTheme="minorEastAsia" w:hAnsiTheme="minorHAnsi"/>
+        <w:rFonts w:asciiTheme="minorHAnsi" w:cstheme="minorBidi" w:eastAsiaTheme="minorHAnsi" w:hAnsiTheme="minorHAnsi"/>
         <w:sz w:val="24"/>
         <w:szCs w:val="24"/>
-        <w:lang w:bidi="ar-SA" w:eastAsia="zh-CN" w:val="en-US"/>
+        <w:lang w:bidi="ar-SA" w:eastAsia="en-US" w:val="en-US"/>
       </w:rPr>
     </w:rPrDefault>
     <w:pPrDefault>
@@ -7355,6 +7074,8 @@
     </w:pPr>
     <w:rPr>
       <w:rFonts w:asciiTheme="majorHAnsi" w:cstheme="majorBidi" w:eastAsiaTheme="majorEastAsia" w:hAnsiTheme="majorHAnsi"/>
+      <w:spacing w:val="-10"/>
+      <w:kern w:val="28"/>
       <w:sz w:val="56"/>
       <w:szCs w:val="56"/>
     </w:rPr>
@@ -7367,6 +7088,8 @@
     <w:rsid w:val="00A10FD9"/>
     <w:rPr>
       <w:rFonts w:asciiTheme="majorHAnsi" w:cstheme="majorBidi" w:eastAsiaTheme="majorEastAsia" w:hAnsiTheme="majorHAnsi"/>
+      <w:spacing w:val="-10"/>
+      <w:kern w:val="28"/>
       <w:sz w:val="56"/>
       <w:szCs w:val="56"/>
     </w:rPr>
@@ -7407,31 +7130,23 @@
   </w:style>
   <w:style w:customStyle="1" w:styleId="Author" w:type="paragraph">
     <w:name w:val="Author"/>
-    <w:basedOn w:val="Title"/>
     <w:next w:val="BodyText"/>
     <w:qFormat/>
     <w:pPr>
       <w:keepNext/>
       <w:keepLines/>
+      <w:jc w:val="center"/>
     </w:pPr>
-    <w:rPr>
-      <w:sz w:val="24"/>
-      <w:szCs w:val="24"/>
-    </w:rPr>
   </w:style>
   <w:style w:styleId="Date" w:type="paragraph">
     <w:name w:val="Date"/>
-    <w:basedOn w:val="Title"/>
     <w:next w:val="BodyText"/>
     <w:qFormat/>
     <w:pPr>
       <w:keepNext/>
       <w:keepLines/>
+      <w:jc w:val="center"/>
     </w:pPr>
-    <w:rPr>
-      <w:sz w:val="24"/>
-      <w:szCs w:val="24"/>
-    </w:rPr>
   </w:style>
   <w:style w:customStyle="1" w:styleId="AbstractTitle" w:type="paragraph">
     <w:name w:val="Abstract Title"/>
@@ -7844,6 +7559,13 @@
       </w:tblCellMar>
     </w:tblPr>
     <w:tblStylePr w:type="firstRow">
+      <w:tblPr>
+        <w:jc w:val="left"/>
+        <w:tblInd w:type="dxa" w:w="0"/>
+      </w:tblPr>
+      <w:trPr>
+        <w:jc w:val="left"/>
+      </w:trPr>
       <w:tcPr>
         <w:tcBorders>
           <w:bottom w:val="single"/>

--- a/docs/CEO_BIBLE.docx
+++ b/docs/CEO_BIBLE.docx
@@ -2,7 +2,7 @@
 <file path=word/document.xml><?xml version="1.0" encoding="utf-8"?>
 <w:document xmlns:w="http://schemas.openxmlformats.org/wordprocessingml/2006/main" xmlns:m="http://schemas.openxmlformats.org/officeDocument/2006/math" xmlns:r="http://schemas.openxmlformats.org/officeDocument/2006/relationships" xmlns:o="urn:schemas-microsoft-com:office:office" xmlns:v="urn:schemas-microsoft-com:vml" xmlns:w10="urn:schemas-microsoft-com:office:word" xmlns:a="http://schemas.openxmlformats.org/drawingml/2006/main" xmlns:pic="http://schemas.openxmlformats.org/drawingml/2006/picture" xmlns:wp="http://schemas.openxmlformats.org/drawingml/2006/wordprocessingDrawing">
   <w:body>
-    <w:bookmarkStart w:id="84" w:name="ceo-bible-pièces"/>
+    <w:bookmarkStart w:id="84" w:name="ceo-bible--pièces"/>
     <w:p>
       <w:pPr>
         <w:pStyle w:val="Heading1"/>
@@ -42,7 +42,7 @@
         <w:t xml:space="preserve"> </w:t>
       </w:r>
       <w:r>
-        <w:t xml:space="preserve">: 0 → vision claire + plan d’action 24 mois en une journée de lecture. Tout ce qu’il faut pour servir le marché, imposer Pièces comme</w:t>
+        <w:t xml:space="preserve">: 0 → vision claire + plan d'action 24 mois en une journée de lecture. Tout ce qu'il faut pour servir le marché, imposer Pièces comme</w:t>
       </w:r>
       <w:r>
         <w:t xml:space="preserve"> </w:t>
@@ -74,7 +74,7 @@
         <w:t xml:space="preserve"> </w:t>
       </w:r>
       <w:r>
-        <w:t xml:space="preserve">avant d’étendre à BTP, logistique, et au reste de la sous-région.</w:t>
+        <w:t xml:space="preserve">avant d'étendre à BTP, logistique, et au reste de la sous-région.</w:t>
       </w:r>
     </w:p>
     <w:p>
@@ -136,7 +136,7 @@
         </w:pict>
       </w:r>
     </w:p>
-    <w:bookmarkStart w:id="22" w:name="la-thèse-en-90-secondes"/>
+    <w:bookmarkStart w:id="22" w:name="Xd1024c92292dbd693f3b9f813cf88813fe44e42"/>
     <w:p>
       <w:pPr>
         <w:pStyle w:val="Heading2"/>
@@ -163,7 +163,7 @@
         <w:t xml:space="preserve">massif, fragmenté, opaque, et 100% informel</w:t>
       </w:r>
       <w:r>
-        <w:t xml:space="preserve">. À Adjamé, Yopougon, Marcory, Koumassi, des milliers de vendeurs vendent des pièces neuves, d’occasion importées (Japon, Dubai), ré-usinées et aftermarket — sans catalogue, sans prix affichés, sans garantie, sans facture, sans traçabilité. Le mécanicien perd 2 à 4 heures par pièce à faire le tour des magasins. Le propriétaire paie 30 à 60% trop cher parce qu’il ne sait pas. Le gestionnaire de flotte VTC perd</w:t>
+        <w:t xml:space="preserve">. À Adjamé, Yopougon, Marcory, Koumassi, des milliers de vendeurs vendent des pièces neuves, d'occasion importées (Japon, Dubai), ré-usinées et aftermarket — sans catalogue, sans prix affichés, sans garantie, sans facture, sans traçabilité. Le mécanicien perd 2 à 4 heures par pièce à faire le tour des magasins. Le propriétaire paie 30 à 60% trop cher parce qu'il ne sait pas. Le gestionnaire de flotte VTC perd</w:t>
       </w:r>
       <w:r>
         <w:t xml:space="preserve"> </w:t>
@@ -196,15 +196,15 @@
       <w:r>
         <w:t xml:space="preserve">:</w:t>
       </w:r>
-      <w:r>
-        <w:t xml:space="preserve"> </w:t>
-      </w:r>
-      <w:r>
-        <w:t xml:space="preserve">1.</w:t>
-      </w:r>
-      <w:r>
-        <w:t xml:space="preserve"> </w:t>
-      </w:r>
+    </w:p>
+    <w:p>
+      <w:pPr>
+        <w:pStyle w:val="Compact"/>
+        <w:numPr>
+          <w:ilvl w:val="0"/>
+          <w:numId w:val="1001"/>
+        </w:numPr>
+      </w:pPr>
       <w:r>
         <w:rPr>
           <w:b/>
@@ -226,20 +226,23 @@
           <w:b/>
           <w:bCs/>
         </w:rPr>
-        <w:t xml:space="preserve">escrow Mobile Money</w:t>
-      </w:r>
-      <w:r>
-        <w:t xml:space="preserve">, garantie, traçabilité.</w:t>
-      </w:r>
-      <w:r>
-        <w:t xml:space="preserve"> </w:t>
-      </w:r>
-      <w:r>
-        <w:t xml:space="preserve">2.</w:t>
-      </w:r>
-      <w:r>
-        <w:t xml:space="preserve"> </w:t>
-      </w:r>
+        <w:t xml:space="preserve">paiement direct</w:t>
+      </w:r>
+      <w:r>
+        <w:t xml:space="preserve"> </w:t>
+      </w:r>
+      <w:r>
+        <w:t xml:space="preserve">— encaissement en ligne ou à la remise, rien n'est livré sans être payé, vendeur payé immédiatement — garantie, traçabilité.</w:t>
+      </w:r>
+    </w:p>
+    <w:p>
+      <w:pPr>
+        <w:pStyle w:val="Compact"/>
+        <w:numPr>
+          <w:ilvl w:val="0"/>
+          <w:numId w:val="1001"/>
+        </w:numPr>
+      </w:pPr>
       <w:r>
         <w:rPr>
           <w:b/>
@@ -251,7 +254,7 @@
         <w:t xml:space="preserve"> </w:t>
       </w:r>
       <w:r>
-        <w:t xml:space="preserve">(Flotte Pro / Pro +) qui transforme l’achat de pièces en</w:t>
+        <w:t xml:space="preserve">(Flotte Pro / Pro +) qui transforme l'achat de pièces en</w:t>
       </w:r>
       <w:r>
         <w:t xml:space="preserve"> </w:t>
@@ -269,15 +272,15 @@
       <w:r>
         <w:t xml:space="preserve">pour les flottes VTC, BTP, logistique.</w:t>
       </w:r>
-      <w:r>
-        <w:t xml:space="preserve"> </w:t>
-      </w:r>
-      <w:r>
-        <w:t xml:space="preserve">3.</w:t>
-      </w:r>
-      <w:r>
-        <w:t xml:space="preserve"> </w:t>
-      </w:r>
+    </w:p>
+    <w:p>
+      <w:pPr>
+        <w:pStyle w:val="Compact"/>
+        <w:numPr>
+          <w:ilvl w:val="0"/>
+          <w:numId w:val="1001"/>
+        </w:numPr>
+      </w:pPr>
       <w:r>
         <w:rPr>
           <w:b/>
@@ -289,7 +292,7 @@
         <w:t xml:space="preserve"> </w:t>
       </w:r>
       <w:r>
-        <w:t xml:space="preserve">qui digitalise les vendeurs informels sans qu’ils aient besoin d’un smartphone —</w:t>
+        <w:t xml:space="preserve">qui digitalise les vendeurs informels sans qu'ils aient besoin d'un smartphone —</w:t>
       </w:r>
       <w:r>
         <w:t xml:space="preserve"> </w:t>
@@ -307,6 +310,31 @@
     </w:p>
     <w:p>
       <w:pPr>
+        <w:pStyle w:val="FirstParagraph"/>
+      </w:pPr>
+      <w:r>
+        <w:rPr>
+          <w:b/>
+          <w:bCs/>
+        </w:rPr>
+        <w:t xml:space="preserve">La fenêtre d'opportunité est maintenant</w:t>
+      </w:r>
+      <w:r>
+        <w:t xml:space="preserve">. Aucun acteur n'a tenu la combinaison « marketplace + flotte + onboarding terrain » à Abidjan. Les pure-players e-commerce (Jumia, Glovo Auto) ont échoué sur la pièce détachée parce qu'ils ne comprennent ni le mécanicien, ni le vendeur d'Adjamé. Les gestionnaires de flotte (Yango, Treepz, Heetch sur leur partie VTC, ainsi que les BTP et transporteurs) bricolent sur Excel ou ne pilotent pas.</w:t>
+      </w:r>
+      <w:r>
+        <w:t xml:space="preserve"> </w:t>
+      </w:r>
+      <w:r>
+        <w:rPr>
+          <w:b/>
+          <w:bCs/>
+        </w:rPr>
+        <w:t xml:space="preserve">Celui qui prend le marché VTC en 18 mois prend le marché national en 36.</w:t>
+      </w:r>
+    </w:p>
+    <w:p>
+      <w:pPr>
         <w:pStyle w:val="BodyText"/>
       </w:pPr>
       <w:r>
@@ -314,38 +342,13 @@
           <w:b/>
           <w:bCs/>
         </w:rPr>
-        <w:t xml:space="preserve">La fenêtre d’opportunité est maintenant</w:t>
-      </w:r>
-      <w:r>
-        <w:t xml:space="preserve">. Aucun acteur n’a tenu la combinaison « marketplace + flotte + onboarding terrain » à Abidjan. Les pure-players e-commerce (Jumia, Glovo Auto) ont échoué sur la pièce détachée parce qu’ils ne comprennent ni le mécanicien, ni le vendeur d’Adjamé. Les gestionnaires de flotte (Yango, Treepz, Heetch sur leur partie VTC, ainsi que les BTP et transporteurs) bricolent sur Excel ou ne pilotent pas.</w:t>
-      </w:r>
-      <w:r>
-        <w:t xml:space="preserve"> </w:t>
-      </w:r>
-      <w:r>
-        <w:rPr>
-          <w:b/>
-          <w:bCs/>
-        </w:rPr>
-        <w:t xml:space="preserve">Celui qui prend le marché VTC en 18 mois prend le marché national en 36.</w:t>
-      </w:r>
-    </w:p>
-    <w:p>
-      <w:pPr>
-        <w:pStyle w:val="BodyText"/>
-      </w:pPr>
-      <w:r>
-        <w:rPr>
-          <w:b/>
-          <w:bCs/>
-        </w:rPr>
         <w:t xml:space="preserve">Notre objectif</w:t>
       </w:r>
       <w:r>
         <w:t xml:space="preserve"> </w:t>
       </w:r>
       <w:r>
-        <w:t xml:space="preserve">: 5 000 véhicules VTC sous abonnement Flotte Pro / Pro + d’ici fin 2027, 25 000 transactions marketplace / mois, et la position de</w:t>
+        <w:t xml:space="preserve">: 5 000 véhicules VTC sous abonnement Flotte Pro / Pro + d'ici fin 2027, 25 000 transactions marketplace / mois, et la position de</w:t>
       </w:r>
       <w:r>
         <w:t xml:space="preserve"> </w:t>
@@ -372,7 +375,7 @@
       </w:r>
     </w:p>
     <w:bookmarkEnd w:id="22"/>
-    <w:bookmarkStart w:id="26" w:name="le-marché-taille-structure-dynamique"/>
+    <w:bookmarkStart w:id="26" w:name="X21bec87bd2844f45efe0912ccf77b41d35a9c3f"/>
     <w:p>
       <w:pPr>
         <w:pStyle w:val="Heading2"/>
@@ -381,7 +384,7 @@
         <w:t xml:space="preserve">2. Le marché — taille, structure, dynamique</w:t>
       </w:r>
     </w:p>
-    <w:bookmarkStart w:id="23" w:name="Xf1b8d1e9225894ea8a5f42146942364dcbc95a5"/>
+    <w:bookmarkStart w:id="23" w:name="Xb89e8d038e8ae63aea0f91864ed7c603bedd577"/>
     <w:p>
       <w:pPr>
         <w:pStyle w:val="Heading3"/>
@@ -393,8 +396,7 @@
     <w:tbl>
       <w:tblPr>
         <w:tblStyle w:val="Table"/>
-        <w:tblW w:type="pct" w:w="5000"/>
-        <w:tblLayout w:type="fixed"/>
+        <w:tblW w:type="auto" w:w="0"/>
         <w:tblLook w:firstRow="1" w:lastRow="0" w:firstColumn="0" w:lastColumn="0" w:noHBand="0" w:noVBand="0" w:val="0020"/>
       </w:tblPr>
       <w:tblGrid>
@@ -805,7 +807,7 @@
         <w:t xml:space="preserve"> </w:t>
       </w:r>
       <w:r>
-        <w:t xml:space="preserve">sur la pièce détachée seule. La maintenance complète (pièces + main-d’œuvre) double ce chiffre.</w:t>
+        <w:t xml:space="preserve">sur la pièce détachée seule. La maintenance complète (pièces + main-d'œuvre) double ce chiffre.</w:t>
       </w:r>
     </w:p>
     <w:p>
@@ -856,29 +858,29 @@
       </w:r>
     </w:p>
     <w:bookmarkEnd w:id="23"/>
-    <w:bookmarkStart w:id="24" w:name="X1c2e9133884d5e9510cbdb7204f100455ae792d"/>
+    <w:bookmarkStart w:id="24" w:name="X551645ce3f15aca9f6abbbf2effbdf236f5375a"/>
     <w:p>
       <w:pPr>
         <w:pStyle w:val="Heading3"/>
       </w:pPr>
       <w:r>
-        <w:t xml:space="preserve">2.2 Structure de l’offre — 5 catégories de vendeurs</w:t>
-      </w:r>
-    </w:p>
-    <w:p>
-      <w:pPr>
-        <w:pStyle w:val="Compact"/>
-        <w:numPr>
-          <w:ilvl w:val="0"/>
-          <w:numId w:val="1001"/>
-        </w:numPr>
-      </w:pPr>
-      <w:r>
-        <w:rPr>
-          <w:b/>
-          <w:bCs/>
-        </w:rPr>
-        <w:t xml:space="preserve">Magasins d’Adjamé / Yopougon</w:t>
+        <w:t xml:space="preserve">2.2 Structure de l'offre — 5 catégories de vendeurs</w:t>
+      </w:r>
+    </w:p>
+    <w:p>
+      <w:pPr>
+        <w:pStyle w:val="Compact"/>
+        <w:numPr>
+          <w:ilvl w:val="0"/>
+          <w:numId w:val="1002"/>
+        </w:numPr>
+      </w:pPr>
+      <w:r>
+        <w:rPr>
+          <w:b/>
+          <w:bCs/>
+        </w:rPr>
+        <w:t xml:space="preserve">Magasins d'Adjamé / Yopougon</w:t>
       </w:r>
       <w:r>
         <w:t xml:space="preserve"> </w:t>
@@ -892,7 +894,7 @@
         <w:pStyle w:val="Compact"/>
         <w:numPr>
           <w:ilvl w:val="0"/>
-          <w:numId w:val="1001"/>
+          <w:numId w:val="1002"/>
         </w:numPr>
       </w:pPr>
       <w:r>
@@ -914,7 +916,7 @@
         <w:pStyle w:val="Compact"/>
         <w:numPr>
           <w:ilvl w:val="0"/>
-          <w:numId w:val="1001"/>
+          <w:numId w:val="1002"/>
         </w:numPr>
       </w:pPr>
       <w:r>
@@ -936,7 +938,7 @@
         <w:pStyle w:val="Compact"/>
         <w:numPr>
           <w:ilvl w:val="0"/>
-          <w:numId w:val="1001"/>
+          <w:numId w:val="1002"/>
         </w:numPr>
       </w:pPr>
       <w:r>
@@ -958,7 +960,7 @@
         <w:pStyle w:val="Compact"/>
         <w:numPr>
           <w:ilvl w:val="0"/>
-          <w:numId w:val="1001"/>
+          <w:numId w:val="1002"/>
         </w:numPr>
       </w:pPr>
       <w:r>
@@ -976,7 +978,7 @@
       </w:r>
     </w:p>
     <w:bookmarkEnd w:id="24"/>
-    <w:bookmarkStart w:id="25" w:name="X39cf19757bc6c68c2eb55e57f795ff0f1f41a6f"/>
+    <w:bookmarkStart w:id="25" w:name="X54140778297c86bcbd2395be3c2127db8177753"/>
     <w:p>
       <w:pPr>
         <w:pStyle w:val="Heading3"/>
@@ -988,8 +990,7 @@
     <w:tbl>
       <w:tblPr>
         <w:tblStyle w:val="Table"/>
-        <w:tblW w:type="pct" w:w="5000"/>
-        <w:tblLayout w:type="fixed"/>
+        <w:tblW w:type="auto" w:w="0"/>
         <w:tblLook w:firstRow="1" w:lastRow="0" w:firstColumn="0" w:lastColumn="0" w:noHBand="0" w:noVBand="0" w:val="0020"/>
       </w:tblPr>
       <w:tblGrid>
@@ -1319,16 +1320,16 @@
     </w:p>
     <w:bookmarkEnd w:id="25"/>
     <w:bookmarkEnd w:id="26"/>
-    <w:bookmarkStart w:id="31" w:name="concurrence-qui-est-là-qui-ne-lest-pas"/>
+    <w:bookmarkStart w:id="31" w:name="Xd2d69ded894dd15c2902f042ac5ab0a89812123"/>
     <w:p>
       <w:pPr>
         <w:pStyle w:val="Heading2"/>
       </w:pPr>
       <w:r>
-        <w:t xml:space="preserve">3. Concurrence — qui est là, qui ne l’est pas</w:t>
-      </w:r>
-    </w:p>
-    <w:bookmarkStart w:id="27" w:name="concurrents-directs-marketplace-pièces"/>
+        <w:t xml:space="preserve">3. Concurrence — qui est là, qui ne l'est pas</w:t>
+      </w:r>
+    </w:p>
+    <w:bookmarkStart w:id="27" w:name="X45f6a74072689f3b639c72d5338081ab3900af2"/>
     <w:p>
       <w:pPr>
         <w:pStyle w:val="Heading3"/>
@@ -1342,18 +1343,18 @@
         <w:pStyle w:val="Compact"/>
         <w:numPr>
           <w:ilvl w:val="0"/>
-          <w:numId w:val="1002"/>
-        </w:numPr>
-      </w:pPr>
-      <w:r>
-        <w:rPr>
-          <w:b/>
-          <w:bCs/>
-        </w:rPr>
-        <w:t xml:space="preserve">Aucun acteur structuré à l’échelle nationale</w:t>
-      </w:r>
-      <w:r>
-        <w:t xml:space="preserve">. Quelques pages Facebook (« Pièces Auto Abidjan »), groupes WhatsApp informels, et tentatives ponctuelles e-commerce qui n’ont pas tenu. Recensement à jour : ~48 acteurs Facebook dont 29 vendeurs pièces CI (</w:t>
+          <w:numId w:val="1003"/>
+        </w:numPr>
+      </w:pPr>
+      <w:r>
+        <w:rPr>
+          <w:b/>
+          <w:bCs/>
+        </w:rPr>
+        <w:t xml:space="preserve">Aucun acteur structuré à l'échelle nationale</w:t>
+      </w:r>
+      <w:r>
+        <w:t xml:space="preserve">. Quelques pages Facebook (« Pièces Auto Abidjan »), groupes WhatsApp informels, et tentatives ponctuelles e-commerce qui n'ont pas tenu. Recensement à jour : ~48 acteurs Facebook dont 29 vendeurs pièces CI (</w:t>
       </w:r>
       <w:r>
         <w:rPr>
@@ -1370,7 +1371,7 @@
         <w:pStyle w:val="Compact"/>
         <w:numPr>
           <w:ilvl w:val="0"/>
-          <w:numId w:val="1002"/>
+          <w:numId w:val="1003"/>
         </w:numPr>
       </w:pPr>
       <w:r>
@@ -1394,13 +1395,13 @@
           <w:b/>
           <w:bCs/>
         </w:rPr>
-        <w:t xml:space="preserve">miroité l’intégralité dans notre catalogue</w:t>
-      </w:r>
-      <w:r>
-        <w:t xml:space="preserve"> </w:t>
-      </w:r>
-      <w:r>
-        <w:t xml:space="preserve">au 2026-05-29 (3 780 références prix + arbre véhicules complet) — non comme cession à l’adversaire, mais comme</w:t>
+        <w:t xml:space="preserve">miroité l'intégralité dans notre catalogue</w:t>
+      </w:r>
+      <w:r>
+        <w:t xml:space="preserve"> </w:t>
+      </w:r>
+      <w:r>
+        <w:t xml:space="preserve">au 2026-05-29 (3 780 références prix + arbre véhicules complet) — non comme cession à l'adversaire, mais comme</w:t>
       </w:r>
       <w:r>
         <w:t xml:space="preserve"> </w:t>
@@ -1421,7 +1422,7 @@
         <w:pStyle w:val="Compact"/>
         <w:numPr>
           <w:ilvl w:val="0"/>
-          <w:numId w:val="1002"/>
+          <w:numId w:val="1003"/>
         </w:numPr>
       </w:pPr>
       <w:r>
@@ -1435,11 +1436,11 @@
         <w:t xml:space="preserve"> </w:t>
       </w:r>
       <w:r>
-        <w:t xml:space="preserve">: pas de catalogue pièces, pas d’expertise verticale. Ne sont pas une menace à court terme mais pourraient acquérir un acteur établi à 24-36 mois.</w:t>
+        <w:t xml:space="preserve">: pas de catalogue pièces, pas d'expertise verticale. Ne sont pas une menace à court terme mais pourraient acquérir un acteur établi à 24-36 mois.</w:t>
       </w:r>
     </w:p>
     <w:bookmarkEnd w:id="27"/>
-    <w:bookmarkStart w:id="28" w:name="concurrents-indirects-flotte"/>
+    <w:bookmarkStart w:id="28" w:name="X08dd2cdf1c15784adfc30fa4ec6ccc1ceccdfd2"/>
     <w:p>
       <w:pPr>
         <w:pStyle w:val="Heading3"/>
@@ -1453,7 +1454,7 @@
         <w:pStyle w:val="Compact"/>
         <w:numPr>
           <w:ilvl w:val="0"/>
-          <w:numId w:val="1003"/>
+          <w:numId w:val="1004"/>
         </w:numPr>
       </w:pPr>
       <w:r>
@@ -1467,15 +1468,15 @@
         <w:t xml:space="preserve"> </w:t>
       </w:r>
       <w:r>
-        <w:t xml:space="preserve">: le concurrent réel sur 90% des flottes. Notre vrai job : prouver qu’on rend ce stack obsolète sans demander un changement de comportement brutal.</w:t>
-      </w:r>
-    </w:p>
-    <w:p>
-      <w:pPr>
-        <w:pStyle w:val="Compact"/>
-        <w:numPr>
-          <w:ilvl w:val="0"/>
-          <w:numId w:val="1003"/>
+        <w:t xml:space="preserve">: le concurrent réel sur 90% des flottes. Notre vrai job : prouver qu'on rend ce stack obsolète sans demander un changement de comportement brutal.</w:t>
+      </w:r>
+    </w:p>
+    <w:p>
+      <w:pPr>
+        <w:pStyle w:val="Compact"/>
+        <w:numPr>
+          <w:ilvl w:val="0"/>
+          <w:numId w:val="1004"/>
         </w:numPr>
       </w:pPr>
       <w:r>
@@ -1497,7 +1498,7 @@
         <w:pStyle w:val="Compact"/>
         <w:numPr>
           <w:ilvl w:val="0"/>
-          <w:numId w:val="1003"/>
+          <w:numId w:val="1004"/>
         </w:numPr>
       </w:pPr>
       <w:r>
@@ -1515,7 +1516,7 @@
       </w:r>
     </w:p>
     <w:bookmarkEnd w:id="28"/>
-    <w:bookmarkStart w:id="29" w:name="concurrents-sur-le-service-additionnel"/>
+    <w:bookmarkStart w:id="29" w:name="Xb5c0040416bc83eabb037b2ea9f5edf04d59ca3"/>
     <w:p>
       <w:pPr>
         <w:pStyle w:val="Heading3"/>
@@ -1529,7 +1530,7 @@
         <w:pStyle w:val="Compact"/>
         <w:numPr>
           <w:ilvl w:val="0"/>
-          <w:numId w:val="1004"/>
+          <w:numId w:val="1005"/>
         </w:numPr>
       </w:pPr>
       <w:r>
@@ -1543,15 +1544,15 @@
         <w:t xml:space="preserve"> </w:t>
       </w:r>
       <w:r>
-        <w:t xml:space="preserve">(Speedy, Norauto via partenariats) : concurrents sur la prestation main-d’œuvre, pas sur la pièce. Partenaires probables pour le réseau de centres agréés.</w:t>
-      </w:r>
-    </w:p>
-    <w:p>
-      <w:pPr>
-        <w:pStyle w:val="Compact"/>
-        <w:numPr>
-          <w:ilvl w:val="0"/>
-          <w:numId w:val="1004"/>
+        <w:t xml:space="preserve">(Speedy, Norauto via partenariats) : concurrents sur la prestation main-d'œuvre, pas sur la pièce. Partenaires probables pour le réseau de centres agréés.</w:t>
+      </w:r>
+    </w:p>
+    <w:p>
+      <w:pPr>
+        <w:pStyle w:val="Compact"/>
+        <w:numPr>
+          <w:ilvl w:val="0"/>
+          <w:numId w:val="1005"/>
         </w:numPr>
       </w:pPr>
       <w:r>
@@ -1565,11 +1566,11 @@
         <w:t xml:space="preserve"> </w:t>
       </w:r>
       <w:r>
-        <w:t xml:space="preserve">: concurrents sur la garantie constructeur, mais hors de prix pour les véhicules de plus de 5 ans (90% du parc). On capture ce qu’ils ne servent pas.</w:t>
+        <w:t xml:space="preserve">: concurrents sur la garantie constructeur, mais hors de prix pour les véhicules de plus de 5 ans (90% du parc). On capture ce qu'ils ne servent pas.</w:t>
       </w:r>
     </w:p>
     <w:bookmarkEnd w:id="29"/>
-    <w:bookmarkStart w:id="30" w:name="notre-douve-concurrentielle-durable"/>
+    <w:bookmarkStart w:id="30" w:name="Xa3383bf5768cc30fcd081592f069aab75a2dedf"/>
     <w:p>
       <w:pPr>
         <w:pStyle w:val="Heading3"/>
@@ -1583,7 +1584,7 @@
         <w:pStyle w:val="Compact"/>
         <w:numPr>
           <w:ilvl w:val="0"/>
-          <w:numId w:val="1005"/>
+          <w:numId w:val="1006"/>
         </w:numPr>
       </w:pPr>
       <w:r>
@@ -1618,15 +1619,15 @@
         <w:pStyle w:val="Compact"/>
         <w:numPr>
           <w:ilvl w:val="0"/>
-          <w:numId w:val="1005"/>
-        </w:numPr>
-      </w:pPr>
-      <w:r>
-        <w:rPr>
-          <w:b/>
-          <w:bCs/>
-        </w:rPr>
-        <w:t xml:space="preserve">La data fitments Côte d’Ivoire</w:t>
+          <w:numId w:val="1006"/>
+        </w:numPr>
+      </w:pPr>
+      <w:r>
+        <w:rPr>
+          <w:b/>
+          <w:bCs/>
+        </w:rPr>
+        <w:t xml:space="preserve">La data fitments Côte d'Ivoire</w:t>
       </w:r>
       <w:r>
         <w:t xml:space="preserve"> </w:t>
@@ -1650,29 +1651,29 @@
         <w:pStyle w:val="Compact"/>
         <w:numPr>
           <w:ilvl w:val="0"/>
-          <w:numId w:val="1005"/>
-        </w:numPr>
-      </w:pPr>
-      <w:r>
-        <w:rPr>
-          <w:b/>
-          <w:bCs/>
-        </w:rPr>
-        <w:t xml:space="preserve">L’escrow Mobile Money + garantie Pièces</w:t>
-      </w:r>
-      <w:r>
-        <w:t xml:space="preserve"> </w:t>
-      </w:r>
-      <w:r>
-        <w:t xml:space="preserve">— confiance institutionnelle dans un marché 100% méfiance. Difficile à copier sans capital.</w:t>
-      </w:r>
-    </w:p>
-    <w:p>
-      <w:pPr>
-        <w:pStyle w:val="Compact"/>
-        <w:numPr>
-          <w:ilvl w:val="0"/>
-          <w:numId w:val="1005"/>
+          <w:numId w:val="1006"/>
+        </w:numPr>
+      </w:pPr>
+      <w:r>
+        <w:rPr>
+          <w:b/>
+          <w:bCs/>
+        </w:rPr>
+        <w:t xml:space="preserve">Le paiement direct + garantie Pièces</w:t>
+      </w:r>
+      <w:r>
+        <w:t xml:space="preserve"> </w:t>
+      </w:r>
+      <w:r>
+        <w:t xml:space="preserve">— l'acheteur voit la pièce avant de payer s'il règle à la remise, le vendeur est payé immédiatement : la confiance vient du circuit lui-même, pas d'une rétention de fonds. Difficile à copier sans réseau logistique.</w:t>
+      </w:r>
+    </w:p>
+    <w:p>
+      <w:pPr>
+        <w:pStyle w:val="Compact"/>
+        <w:numPr>
+          <w:ilvl w:val="0"/>
+          <w:numId w:val="1006"/>
         </w:numPr>
       </w:pPr>
       <w:r>
@@ -1698,7 +1699,7 @@
     </w:p>
     <w:bookmarkEnd w:id="30"/>
     <w:bookmarkEnd w:id="31"/>
-    <w:bookmarkStart w:id="35" w:name="positionnement-et-proposition-de-valeur"/>
+    <w:bookmarkStart w:id="35" w:name="Xa51ae0ced374a627eb985a01fae5adb16623b5f"/>
     <w:p>
       <w:pPr>
         <w:pStyle w:val="Heading2"/>
@@ -1707,7 +1708,7 @@
         <w:t xml:space="preserve">4. Positionnement et proposition de valeur</w:t>
       </w:r>
     </w:p>
-    <w:bookmarkStart w:id="32" w:name="le-pitch-une-phrase-par-persona"/>
+    <w:bookmarkStart w:id="32" w:name="X211f8f57e9cad01e897c26d7d4804e17e296034"/>
     <w:p>
       <w:pPr>
         <w:pStyle w:val="Heading3"/>
@@ -1721,7 +1722,7 @@
         <w:pStyle w:val="Compact"/>
         <w:numPr>
           <w:ilvl w:val="0"/>
-          <w:numId w:val="1006"/>
+          <w:numId w:val="1007"/>
         </w:numPr>
       </w:pPr>
       <w:r>
@@ -1743,7 +1744,7 @@
         <w:pStyle w:val="Compact"/>
         <w:numPr>
           <w:ilvl w:val="0"/>
-          <w:numId w:val="1006"/>
+          <w:numId w:val="1007"/>
         </w:numPr>
       </w:pPr>
       <w:r>
@@ -1765,7 +1766,7 @@
         <w:pStyle w:val="Compact"/>
         <w:numPr>
           <w:ilvl w:val="0"/>
-          <w:numId w:val="1006"/>
+          <w:numId w:val="1007"/>
         </w:numPr>
       </w:pPr>
       <w:r>
@@ -1787,7 +1788,7 @@
         <w:pStyle w:val="Compact"/>
         <w:numPr>
           <w:ilvl w:val="0"/>
-          <w:numId w:val="1006"/>
+          <w:numId w:val="1007"/>
         </w:numPr>
       </w:pPr>
       <w:r>
@@ -1809,7 +1810,7 @@
         <w:pStyle w:val="Compact"/>
         <w:numPr>
           <w:ilvl w:val="0"/>
-          <w:numId w:val="1006"/>
+          <w:numId w:val="1007"/>
         </w:numPr>
       </w:pPr>
       <w:r>
@@ -1827,7 +1828,7 @@
       </w:r>
     </w:p>
     <w:bookmarkEnd w:id="32"/>
-    <w:bookmarkStart w:id="33" w:name="positionnement-marque"/>
+    <w:bookmarkStart w:id="33" w:name="Xb35e53cce09a3e38b4659d923df6de13534139c"/>
     <w:p>
       <w:pPr>
         <w:pStyle w:val="Heading3"/>
@@ -1845,7 +1846,7 @@
           <w:b/>
           <w:bCs/>
         </w:rPr>
-        <w:t xml:space="preserve">Pièces n’est pas un site e-commerce. Pièces est l’infrastructure de confiance de la pièce auto en Côte d’Ivoire.</w:t>
+        <w:t xml:space="preserve">Pièces n'est pas un site e-commerce. Pièces est l'infrastructure de confiance de la pièce auto en Côte d'Ivoire.</w:t>
       </w:r>
     </w:p>
     <w:p>
@@ -1855,15 +1856,15 @@
       <w:r>
         <w:t xml:space="preserve">Trois mots à graver dans toute communication :</w:t>
       </w:r>
-      <w:r>
-        <w:t xml:space="preserve"> </w:t>
-      </w:r>
-      <w:r>
-        <w:t xml:space="preserve">-</w:t>
-      </w:r>
-      <w:r>
-        <w:t xml:space="preserve"> </w:t>
-      </w:r>
+    </w:p>
+    <w:p>
+      <w:pPr>
+        <w:pStyle w:val="Compact"/>
+        <w:numPr>
+          <w:ilvl w:val="0"/>
+          <w:numId w:val="1008"/>
+        </w:numPr>
+      </w:pPr>
       <w:r>
         <w:rPr>
           <w:b/>
@@ -1890,15 +1891,15 @@
       <w:r>
         <w:t xml:space="preserve">, breakdown des frais explicite avant paiement).</w:t>
       </w:r>
-      <w:r>
-        <w:t xml:space="preserve"> </w:t>
-      </w:r>
-      <w:r>
-        <w:t xml:space="preserve">-</w:t>
-      </w:r>
-      <w:r>
-        <w:t xml:space="preserve"> </w:t>
-      </w:r>
+    </w:p>
+    <w:p>
+      <w:pPr>
+        <w:pStyle w:val="Compact"/>
+        <w:numPr>
+          <w:ilvl w:val="0"/>
+          <w:numId w:val="1008"/>
+        </w:numPr>
+      </w:pPr>
       <w:r>
         <w:rPr>
           <w:b/>
@@ -1912,15 +1913,15 @@
       <w:r>
         <w:t xml:space="preserve">(livraison express prioritaire Flotte Pro +, livraison standard le jour ouvré suivant à Abidjan).</w:t>
       </w:r>
-      <w:r>
-        <w:t xml:space="preserve"> </w:t>
-      </w:r>
-      <w:r>
-        <w:t xml:space="preserve">-</w:t>
-      </w:r>
-      <w:r>
-        <w:t xml:space="preserve"> </w:t>
-      </w:r>
+    </w:p>
+    <w:p>
+      <w:pPr>
+        <w:pStyle w:val="Compact"/>
+        <w:numPr>
+          <w:ilvl w:val="0"/>
+          <w:numId w:val="1008"/>
+        </w:numPr>
+      </w:pPr>
       <w:r>
         <w:rPr>
           <w:b/>
@@ -1932,11 +1933,11 @@
         <w:t xml:space="preserve"> </w:t>
       </w:r>
       <w:r>
-        <w:t xml:space="preserve">(escrow, garantie, facture normalisée DGI).</w:t>
+        <w:t xml:space="preserve">(traçabilité des encaissements, garantie, facture normalisée DGI).</w:t>
       </w:r>
     </w:p>
     <w:bookmarkEnd w:id="33"/>
-    <w:bookmarkStart w:id="34" w:name="les-non-négociables-produit-design.md"/>
+    <w:bookmarkStart w:id="34" w:name="X2cdbe38b05827046a4011804ff305a13de6877a"/>
     <w:p>
       <w:pPr>
         <w:pStyle w:val="Heading3"/>
@@ -1950,7 +1951,7 @@
         <w:pStyle w:val="Compact"/>
         <w:numPr>
           <w:ilvl w:val="0"/>
-          <w:numId w:val="1007"/>
+          <w:numId w:val="1009"/>
         </w:numPr>
       </w:pPr>
       <w:r>
@@ -1972,7 +1973,7 @@
         <w:pStyle w:val="Compact"/>
         <w:numPr>
           <w:ilvl w:val="0"/>
-          <w:numId w:val="1007"/>
+          <w:numId w:val="1009"/>
         </w:numPr>
       </w:pPr>
       <w:r>
@@ -1986,15 +1987,15 @@
         <w:t xml:space="preserve"> </w:t>
       </w:r>
       <w:r>
-        <w:t xml:space="preserve">(prix vendeur / main-d’œuvre / livraison / frais plateforme / total) avant le bouton payer.</w:t>
-      </w:r>
-    </w:p>
-    <w:p>
-      <w:pPr>
-        <w:pStyle w:val="Compact"/>
-        <w:numPr>
-          <w:ilvl w:val="0"/>
-          <w:numId w:val="1007"/>
+        <w:t xml:space="preserve">(prix vendeur / main-d'œuvre / livraison / frais plateforme / total) avant le bouton payer.</w:t>
+      </w:r>
+    </w:p>
+    <w:p>
+      <w:pPr>
+        <w:pStyle w:val="Compact"/>
+        <w:numPr>
+          <w:ilvl w:val="0"/>
+          <w:numId w:val="1009"/>
         </w:numPr>
       </w:pPr>
       <w:r>
@@ -2025,7 +2026,7 @@
         <w:pStyle w:val="FirstParagraph"/>
       </w:pPr>
       <w:r>
-        <w:t xml:space="preserve">Tout ce qui s’éloigne de ces règles trahit la promesse et doit être bloqué en review.</w:t>
+        <w:t xml:space="preserve">Tout ce qui s'éloigne de ces règles trahit la promesse et doit être bloqué en review.</w:t>
       </w:r>
     </w:p>
     <w:p>
@@ -2037,7 +2038,7 @@
     </w:p>
     <w:bookmarkEnd w:id="34"/>
     <w:bookmarkEnd w:id="35"/>
-    <w:bookmarkStart w:id="41" w:name="la-stratégie-en-5-mouvements-24-mois"/>
+    <w:bookmarkStart w:id="41" w:name="X076f50ab137ddb315c545907b39c0180ecdc1ca"/>
     <w:p>
       <w:pPr>
         <w:pStyle w:val="Heading2"/>
@@ -2046,7 +2047,7 @@
         <w:t xml:space="preserve">5. La stratégie en 5 mouvements (24 mois)</w:t>
       </w:r>
     </w:p>
-    <w:bookmarkStart w:id="36" w:name="X79097e767d66e7062f1f188aeb4f66c2d59277d"/>
+    <w:bookmarkStart w:id="36" w:name="Xa1022c661079494230e5fd2ef22f35c7c3d96e3"/>
     <w:p>
       <w:pPr>
         <w:pStyle w:val="Heading3"/>
@@ -2090,11 +2091,17 @@
       <w:r>
         <w:t xml:space="preserve">:</w:t>
       </w:r>
-      <w:r>
-        <w:t xml:space="preserve"> </w:t>
-      </w:r>
-      <w:r>
-        <w:t xml:space="preserve">- Recruter et former</w:t>
+    </w:p>
+    <w:p>
+      <w:pPr>
+        <w:pStyle w:val="Compact"/>
+        <w:numPr>
+          <w:ilvl w:val="0"/>
+          <w:numId w:val="1010"/>
+        </w:numPr>
+      </w:pPr>
+      <w:r>
+        <w:t xml:space="preserve">Recruter et former</w:t>
       </w:r>
       <w:r>
         <w:t xml:space="preserve"> </w:t>
@@ -2112,11 +2119,17 @@
       <w:r>
         <w:t xml:space="preserve">(commission 3 à 5% sur ventes générées + fixe modeste).</w:t>
       </w:r>
-      <w:r>
-        <w:t xml:space="preserve"> </w:t>
-      </w:r>
-      <w:r>
-        <w:t xml:space="preserve">- Photographier et publier</w:t>
+    </w:p>
+    <w:p>
+      <w:pPr>
+        <w:pStyle w:val="Compact"/>
+        <w:numPr>
+          <w:ilvl w:val="0"/>
+          <w:numId w:val="1010"/>
+        </w:numPr>
+      </w:pPr>
+      <w:r>
+        <w:t xml:space="preserve">Photographier et publier</w:t>
       </w:r>
       <w:r>
         <w:t xml:space="preserve"> </w:t>
@@ -2134,11 +2147,63 @@
       <w:r>
         <w:t xml:space="preserve">dans le catalogue Pièces.</w:t>
       </w:r>
-      <w:r>
-        <w:t xml:space="preserve"> </w:t>
-      </w:r>
-      <w:r>
-        <w:t xml:space="preserve">- Lancer une campagne mécanicien (WhatsApp groups, radio Adjamé) pour générer 200 commandes/jour à fin M6.</w:t>
+    </w:p>
+    <w:p>
+      <w:pPr>
+        <w:pStyle w:val="Compact"/>
+        <w:numPr>
+          <w:ilvl w:val="0"/>
+          <w:numId w:val="1010"/>
+        </w:numPr>
+      </w:pPr>
+      <w:r>
+        <w:t xml:space="preserve">Lancer une campagne mécanicien (WhatsApp groups, radio Adjamé) pour générer 200 commandes/jour à fin M6.</w:t>
+      </w:r>
+    </w:p>
+    <w:p>
+      <w:pPr>
+        <w:pStyle w:val="FirstParagraph"/>
+      </w:pPr>
+      <w:r>
+        <w:rPr>
+          <w:b/>
+          <w:bCs/>
+        </w:rPr>
+        <w:t xml:space="preserve">KPI go/no-go</w:t>
+      </w:r>
+      <w:r>
+        <w:t xml:space="preserve"> </w:t>
+      </w:r>
+      <w:r>
+        <w:t xml:space="preserve">: 150+ commandes/jour à fin M3, 350+ à fin M6.</w:t>
+      </w:r>
+    </w:p>
+    <w:bookmarkEnd w:id="36"/>
+    <w:bookmarkStart w:id="37" w:name="X604f7bb6dce60abd3d0ef62cfe2ea6fe29f3028"/>
+    <w:p>
+      <w:pPr>
+        <w:pStyle w:val="Heading3"/>
+      </w:pPr>
+      <w:r>
+        <w:t xml:space="preserve">Mouvement 2 — Prendre la verticale VTC (mois 3–12)</w:t>
+      </w:r>
+    </w:p>
+    <w:p>
+      <w:pPr>
+        <w:pStyle w:val="FirstParagraph"/>
+      </w:pPr>
+      <w:r>
+        <w:rPr>
+          <w:b/>
+          <w:bCs/>
+        </w:rPr>
+        <w:t xml:space="preserve">Objectif</w:t>
+      </w:r>
+      <w:r>
+        <w:t xml:space="preserve"> </w:t>
+      </w:r>
+      <w:r>
+        <w:t xml:space="preserve">: 1 500 véhicules VTC sous Flotte Pro / Pro +.</w:t>
       </w:r>
     </w:p>
     <w:p>
@@ -2150,23 +2215,129 @@
           <w:b/>
           <w:bCs/>
         </w:rPr>
+        <w:t xml:space="preserve">Comment</w:t>
+      </w:r>
+      <w:r>
+        <w:t xml:space="preserve"> </w:t>
+      </w:r>
+      <w:r>
+        <w:t xml:space="preserve">:</w:t>
+      </w:r>
+    </w:p>
+    <w:p>
+      <w:pPr>
+        <w:pStyle w:val="Compact"/>
+        <w:numPr>
+          <w:ilvl w:val="0"/>
+          <w:numId w:val="1011"/>
+        </w:numPr>
+      </w:pPr>
+      <w:r>
+        <w:rPr>
+          <w:b/>
+          <w:bCs/>
+        </w:rPr>
+        <w:t xml:space="preserve">Partenariat Yango</w:t>
+      </w:r>
+      <w:r>
+        <w:t xml:space="preserve"> </w:t>
+      </w:r>
+      <w:r>
+        <w:t xml:space="preserve">(premier gros volume, ~12 000 conducteurs Abidjan). Offre pilote : 3 mois gratuits Flotte Pro pour 200 conducteurs, ROI mesuré, déploiement masse.</w:t>
+      </w:r>
+    </w:p>
+    <w:p>
+      <w:pPr>
+        <w:pStyle w:val="Compact"/>
+        <w:numPr>
+          <w:ilvl w:val="0"/>
+          <w:numId w:val="1011"/>
+        </w:numPr>
+      </w:pPr>
+      <w:r>
+        <w:rPr>
+          <w:b/>
+          <w:bCs/>
+        </w:rPr>
+        <w:t xml:space="preserve">Partenariat Heetch + Treepz</w:t>
+      </w:r>
+      <w:r>
+        <w:t xml:space="preserve"> </w:t>
+      </w:r>
+      <w:r>
+        <w:t xml:space="preserve">en parallèle, modèle similaire.</w:t>
+      </w:r>
+    </w:p>
+    <w:p>
+      <w:pPr>
+        <w:pStyle w:val="Compact"/>
+        <w:numPr>
+          <w:ilvl w:val="0"/>
+          <w:numId w:val="1011"/>
+        </w:numPr>
+      </w:pPr>
+      <w:r>
+        <w:rPr>
+          <w:b/>
+          <w:bCs/>
+        </w:rPr>
+        <w:t xml:space="preserve">Offre flottes indépendantes</w:t>
+      </w:r>
+      <w:r>
+        <w:t xml:space="preserve"> </w:t>
+      </w:r>
+      <w:r>
+        <w:t xml:space="preserve">(sociétés VTC propriétaires de 5 à 200 véhicules) : démarchage commercial direct, démo terrain, signature 12 mois.</w:t>
+      </w:r>
+    </w:p>
+    <w:p>
+      <w:pPr>
+        <w:pStyle w:val="Compact"/>
+        <w:numPr>
+          <w:ilvl w:val="0"/>
+          <w:numId w:val="1011"/>
+        </w:numPr>
+      </w:pPr>
+      <w:r>
+        <w:rPr>
+          <w:b/>
+          <w:bCs/>
+        </w:rPr>
+        <w:t xml:space="preserve">Cas client phare</w:t>
+      </w:r>
+      <w:r>
+        <w:t xml:space="preserve"> </w:t>
+      </w:r>
+      <w:r>
+        <w:t xml:space="preserve">: sélectionner 3 flottes (50 / 200 / 500 véhicules), instrumenter à fond, publier les économies réalisées (objectif : -18 à -25% sur le budget pièces annuel).</w:t>
+      </w:r>
+    </w:p>
+    <w:p>
+      <w:pPr>
+        <w:pStyle w:val="FirstParagraph"/>
+      </w:pPr>
+      <w:r>
+        <w:rPr>
+          <w:b/>
+          <w:bCs/>
+        </w:rPr>
         <w:t xml:space="preserve">KPI go/no-go</w:t>
       </w:r>
       <w:r>
         <w:t xml:space="preserve"> </w:t>
       </w:r>
       <w:r>
-        <w:t xml:space="preserve">: 150+ commandes/jour à fin M3, 350+ à fin M6.</w:t>
-      </w:r>
-    </w:p>
-    <w:bookmarkEnd w:id="36"/>
-    <w:bookmarkStart w:id="37" w:name="X467843c6644b53fd07e672f8766ae2b96d80264"/>
+        <w:t xml:space="preserve">: 500 véhicules sous abonnement à M9, 1 500 à M12, churn &lt; 5%/mois.</w:t>
+      </w:r>
+    </w:p>
+    <w:bookmarkEnd w:id="37"/>
+    <w:bookmarkStart w:id="38" w:name="Xb65c934d831f9cdb63b1fea6b46114a3258f94c"/>
     <w:p>
       <w:pPr>
         <w:pStyle w:val="Heading3"/>
       </w:pPr>
       <w:r>
-        <w:t xml:space="preserve">Mouvement 2 — Prendre la verticale VTC (mois 3–12)</w:t>
+        <w:t xml:space="preserve">Mouvement 3 — Devenir le standard FNE-CI sur la pièce (mois 6–15)</w:t>
       </w:r>
     </w:p>
     <w:p>
@@ -2184,7 +2355,7 @@
         <w:t xml:space="preserve"> </w:t>
       </w:r>
       <w:r>
-        <w:t xml:space="preserve">: 1 500 véhicules VTC sous Flotte Pro / Pro +.</w:t>
+        <w:t xml:space="preserve">: émettre 80% des factures normalisées sur la pièce détachée à Abidjan, devenir un interlocuteur officiel DGI.</w:t>
       </w:r>
     </w:p>
     <w:p>
@@ -2204,93 +2375,125 @@
       <w:r>
         <w:t xml:space="preserve">:</w:t>
       </w:r>
-      <w:r>
-        <w:t xml:space="preserve"> </w:t>
-      </w:r>
-      <w:r>
-        <w:t xml:space="preserve">-</w:t>
-      </w:r>
-      <w:r>
-        <w:t xml:space="preserve"> </w:t>
-      </w:r>
-      <w:r>
-        <w:rPr>
-          <w:b/>
-          <w:bCs/>
-        </w:rPr>
-        <w:t xml:space="preserve">Partenariat Yango</w:t>
-      </w:r>
-      <w:r>
-        <w:t xml:space="preserve"> </w:t>
-      </w:r>
-      <w:r>
-        <w:t xml:space="preserve">(premier gros volume, ~12 000 conducteurs Abidjan). Offre pilote : 3 mois gratuits Flotte Pro pour 200 conducteurs, ROI mesuré, déploiement masse.</w:t>
-      </w:r>
-      <w:r>
-        <w:t xml:space="preserve"> </w:t>
-      </w:r>
-      <w:r>
-        <w:t xml:space="preserve">-</w:t>
-      </w:r>
-      <w:r>
-        <w:t xml:space="preserve"> </w:t>
-      </w:r>
-      <w:r>
-        <w:rPr>
-          <w:b/>
-          <w:bCs/>
-        </w:rPr>
-        <w:t xml:space="preserve">Partenariat Heetch + Treepz</w:t>
-      </w:r>
-      <w:r>
-        <w:t xml:space="preserve"> </w:t>
-      </w:r>
-      <w:r>
-        <w:t xml:space="preserve">en parallèle, modèle similaire.</w:t>
-      </w:r>
-      <w:r>
-        <w:t xml:space="preserve"> </w:t>
-      </w:r>
-      <w:r>
-        <w:t xml:space="preserve">-</w:t>
-      </w:r>
-      <w:r>
-        <w:t xml:space="preserve"> </w:t>
-      </w:r>
-      <w:r>
-        <w:rPr>
-          <w:b/>
-          <w:bCs/>
-        </w:rPr>
-        <w:t xml:space="preserve">Offre flottes indépendantes</w:t>
-      </w:r>
-      <w:r>
-        <w:t xml:space="preserve"> </w:t>
-      </w:r>
-      <w:r>
-        <w:t xml:space="preserve">(sociétés VTC propriétaires de 5 à 200 véhicules) : démarchage commercial direct, démo terrain, signature 12 mois.</w:t>
-      </w:r>
-      <w:r>
-        <w:t xml:space="preserve"> </w:t>
-      </w:r>
-      <w:r>
-        <w:t xml:space="preserve">-</w:t>
-      </w:r>
-      <w:r>
-        <w:t xml:space="preserve"> </w:t>
-      </w:r>
-      <w:r>
-        <w:rPr>
-          <w:b/>
-          <w:bCs/>
-        </w:rPr>
-        <w:t xml:space="preserve">Cas client phare</w:t>
-      </w:r>
-      <w:r>
-        <w:t xml:space="preserve"> </w:t>
-      </w:r>
-      <w:r>
-        <w:t xml:space="preserve">: sélectionner 3 flottes (50 / 200 / 500 véhicules), instrumenter à fond, publier les économies réalisées (objectif : -18 à -25% sur le budget pièces annuel).</w:t>
+    </w:p>
+    <w:p>
+      <w:pPr>
+        <w:pStyle w:val="Compact"/>
+        <w:numPr>
+          <w:ilvl w:val="0"/>
+          <w:numId w:val="1012"/>
+        </w:numPr>
+      </w:pPr>
+      <w:r>
+        <w:t xml:space="preserve">Finaliser l'intégration FNE-CI (sprint produit dédié, voir CTO Bible).</w:t>
+      </w:r>
+    </w:p>
+    <w:p>
+      <w:pPr>
+        <w:pStyle w:val="Compact"/>
+        <w:numPr>
+          <w:ilvl w:val="0"/>
+          <w:numId w:val="1012"/>
+        </w:numPr>
+      </w:pPr>
+      <w:r>
+        <w:t xml:space="preserve">Rencontrer la DGI dès la mise en prod (briefing institutionnel, posture « partenaire de la formalisation »).</w:t>
+      </w:r>
+    </w:p>
+    <w:p>
+      <w:pPr>
+        <w:pStyle w:val="Compact"/>
+        <w:numPr>
+          <w:ilvl w:val="0"/>
+          <w:numId w:val="1012"/>
+        </w:numPr>
+      </w:pPr>
+      <w:r>
+        <w:t xml:space="preserve">Forcer la conformité comme</w:t>
+      </w:r>
+      <w:r>
+        <w:t xml:space="preserve"> </w:t>
+      </w:r>
+      <w:r>
+        <w:rPr>
+          <w:b/>
+          <w:bCs/>
+        </w:rPr>
+        <w:t xml:space="preserve">vente directe aux DAF</w:t>
+      </w:r>
+      <w:r>
+        <w:t xml:space="preserve"> </w:t>
+      </w:r>
+      <w:r>
+        <w:t xml:space="preserve">des flottes corporate et BTP (qui ont un problème TVA non récupérable aujourd'hui).</w:t>
+      </w:r>
+    </w:p>
+    <w:p>
+      <w:pPr>
+        <w:pStyle w:val="Compact"/>
+        <w:numPr>
+          <w:ilvl w:val="0"/>
+          <w:numId w:val="1012"/>
+        </w:numPr>
+      </w:pPr>
+      <w:r>
+        <w:t xml:space="preserve">Communication B2B forte :</w:t>
+      </w:r>
+      <w:r>
+        <w:t xml:space="preserve"> </w:t>
+      </w:r>
+      <w:r>
+        <w:rPr>
+          <w:b/>
+          <w:bCs/>
+        </w:rPr>
+        <w:t xml:space="preserve">« Vos chauffeurs achètent leurs pièces ailleurs en cash → vous perdez la TVA. Avec Pièces, vous récupérez 18% de votre budget pièces annuel. »</w:t>
+      </w:r>
+    </w:p>
+    <w:p>
+      <w:pPr>
+        <w:pStyle w:val="FirstParagraph"/>
+      </w:pPr>
+      <w:r>
+        <w:rPr>
+          <w:b/>
+          <w:bCs/>
+        </w:rPr>
+        <w:t xml:space="preserve">KPI go/no-go</w:t>
+      </w:r>
+      <w:r>
+        <w:t xml:space="preserve"> </w:t>
+      </w:r>
+      <w:r>
+        <w:t xml:space="preserve">: 5 000 factures FNE-CI émises à M12, 25 000 à M15.</w:t>
+      </w:r>
+    </w:p>
+    <w:bookmarkEnd w:id="38"/>
+    <w:bookmarkStart w:id="39" w:name="Xd84e98ba68735eada0cfed14204a82b3143463f"/>
+    <w:p>
+      <w:pPr>
+        <w:pStyle w:val="Heading3"/>
+      </w:pPr>
+      <w:r>
+        <w:t xml:space="preserve">Mouvement 4 — Étendre au BTP, transport collectif, corporate (mois 12–18)</w:t>
+      </w:r>
+    </w:p>
+    <w:p>
+      <w:pPr>
+        <w:pStyle w:val="FirstParagraph"/>
+      </w:pPr>
+      <w:r>
+        <w:rPr>
+          <w:b/>
+          <w:bCs/>
+        </w:rPr>
+        <w:t xml:space="preserve">Objectif</w:t>
+      </w:r>
+      <w:r>
+        <w:t xml:space="preserve"> </w:t>
+      </w:r>
+      <w:r>
+        <w:t xml:space="preserve">: +2 500 véhicules sous abonnement (au-delà du VTC).</w:t>
       </w:r>
     </w:p>
     <w:p>
@@ -2302,23 +2505,71 @@
           <w:b/>
           <w:bCs/>
         </w:rPr>
-        <w:t xml:space="preserve">KPI go/no-go</w:t>
-      </w:r>
-      <w:r>
-        <w:t xml:space="preserve"> </w:t>
-      </w:r>
-      <w:r>
-        <w:t xml:space="preserve">: 500 véhicules sous abonnement à M9, 1 500 à M12, churn &lt; 5%/mois.</w:t>
-      </w:r>
-    </w:p>
-    <w:bookmarkEnd w:id="37"/>
-    <w:bookmarkStart w:id="38" w:name="X59152a6ab95d921213a37cb90e4fe79ce9d2713"/>
+        <w:t xml:space="preserve">Comment</w:t>
+      </w:r>
+      <w:r>
+        <w:t xml:space="preserve"> </w:t>
+      </w:r>
+      <w:r>
+        <w:t xml:space="preserve">:</w:t>
+      </w:r>
+    </w:p>
+    <w:p>
+      <w:pPr>
+        <w:pStyle w:val="Compact"/>
+        <w:numPr>
+          <w:ilvl w:val="0"/>
+          <w:numId w:val="1013"/>
+        </w:numPr>
+      </w:pPr>
+      <w:r>
+        <w:t xml:space="preserve">Offre dédiée BTP (déjà cadrée — voir</w:t>
+      </w:r>
+      <w:r>
+        <w:t xml:space="preserve"> </w:t>
+      </w:r>
+      <w:r>
+        <w:rPr>
+          <w:rStyle w:val="VerbatimChar"/>
+        </w:rPr>
+        <w:t xml:space="preserve">brochure-btp-grand-compte</w:t>
+      </w:r>
+      <w:r>
+        <w:t xml:space="preserve">) : disponibilité critique, contrats SLA renforcés, pricing Pro + par défaut.</w:t>
+      </w:r>
+    </w:p>
+    <w:p>
+      <w:pPr>
+        <w:pStyle w:val="Compact"/>
+        <w:numPr>
+          <w:ilvl w:val="0"/>
+          <w:numId w:val="1013"/>
+        </w:numPr>
+      </w:pPr>
+      <w:r>
+        <w:t xml:space="preserve">Offre corporate (banques, telco, distribution) : argument fiscal et conformité prioritaire.</w:t>
+      </w:r>
+    </w:p>
+    <w:p>
+      <w:pPr>
+        <w:pStyle w:val="Compact"/>
+        <w:numPr>
+          <w:ilvl w:val="0"/>
+          <w:numId w:val="1013"/>
+        </w:numPr>
+      </w:pPr>
+      <w:r>
+        <w:t xml:space="preserve">Offre transport collectif (UNATRCI, syndicats gbaka) : pricing tier intermédiaire, paiement groupé syndical.</w:t>
+      </w:r>
+    </w:p>
+    <w:bookmarkEnd w:id="39"/>
+    <w:bookmarkStart w:id="40" w:name="Xb85b14ad853b70698f58bc87ccac1759e191d02"/>
     <w:p>
       <w:pPr>
         <w:pStyle w:val="Heading3"/>
       </w:pPr>
       <w:r>
-        <w:t xml:space="preserve">Mouvement 3 — Devenir le standard FNE-CI sur la pièce (mois 6–15)</w:t>
+        <w:t xml:space="preserve">Mouvement 5 — Sortir d'Abidjan, puis du pays (mois 18–24)</w:t>
       </w:r>
     </w:p>
     <w:p>
@@ -2336,7 +2587,7 @@
         <w:t xml:space="preserve"> </w:t>
       </w:r>
       <w:r>
-        <w:t xml:space="preserve">: émettre 80% des factures normalisées sur la pièce détachée à Abidjan, devenir un interlocuteur officiel DGI.</w:t>
+        <w:t xml:space="preserve">: présence opérationnelle à Bouaké, San Pedro, Yamoussoukro. Pilote Dakar ou Cotonou.</w:t>
       </w:r>
     </w:p>
     <w:p>
@@ -2356,218 +2607,46 @@
       <w:r>
         <w:t xml:space="preserve">:</w:t>
       </w:r>
-      <w:r>
-        <w:t xml:space="preserve"> </w:t>
-      </w:r>
-      <w:r>
-        <w:t xml:space="preserve">- Finaliser l’intégration FNE-CI (sprint produit dédié, voir CTO Bible).</w:t>
-      </w:r>
-      <w:r>
-        <w:t xml:space="preserve"> </w:t>
-      </w:r>
-      <w:r>
-        <w:t xml:space="preserve">- Rencontrer la DGI dès la mise en prod (briefing institutionnel, posture « partenaire de la formalisation »).</w:t>
-      </w:r>
-      <w:r>
-        <w:t xml:space="preserve"> </w:t>
-      </w:r>
-      <w:r>
-        <w:t xml:space="preserve">- Forcer la conformité comme</w:t>
-      </w:r>
-      <w:r>
-        <w:t xml:space="preserve"> </w:t>
-      </w:r>
-      <w:r>
-        <w:rPr>
-          <w:b/>
-          <w:bCs/>
-        </w:rPr>
-        <w:t xml:space="preserve">vente directe aux DAF</w:t>
-      </w:r>
-      <w:r>
-        <w:t xml:space="preserve"> </w:t>
-      </w:r>
-      <w:r>
-        <w:t xml:space="preserve">des flottes corporate et BTP (qui ont un problème TVA non récupérable aujourd’hui).</w:t>
-      </w:r>
-      <w:r>
-        <w:t xml:space="preserve"> </w:t>
-      </w:r>
-      <w:r>
-        <w:t xml:space="preserve">- Communication B2B forte :</w:t>
-      </w:r>
-      <w:r>
-        <w:t xml:space="preserve"> </w:t>
-      </w:r>
-      <w:r>
-        <w:rPr>
-          <w:b/>
-          <w:bCs/>
-        </w:rPr>
-        <w:t xml:space="preserve">« Vos chauffeurs achètent leurs pièces ailleurs en cash → vous perdez la TVA. Avec Pièces, vous récupérez 18% de votre budget pièces annuel. »</w:t>
-      </w:r>
-    </w:p>
-    <w:p>
-      <w:pPr>
-        <w:pStyle w:val="BodyText"/>
-      </w:pPr>
-      <w:r>
-        <w:rPr>
-          <w:b/>
-          <w:bCs/>
-        </w:rPr>
-        <w:t xml:space="preserve">KPI go/no-go</w:t>
-      </w:r>
-      <w:r>
-        <w:t xml:space="preserve"> </w:t>
-      </w:r>
-      <w:r>
-        <w:t xml:space="preserve">: 5 000 factures FNE-CI émises à M12, 25 000 à M15.</w:t>
-      </w:r>
-    </w:p>
-    <w:bookmarkEnd w:id="38"/>
-    <w:bookmarkStart w:id="39" w:name="X581de439ec18afab67a27ea8aca3a9a252b28e4"/>
-    <w:p>
-      <w:pPr>
-        <w:pStyle w:val="Heading3"/>
-      </w:pPr>
-      <w:r>
-        <w:t xml:space="preserve">Mouvement 4 — Étendre au BTP, transport collectif, corporate (mois 12–18)</w:t>
+    </w:p>
+    <w:p>
+      <w:pPr>
+        <w:pStyle w:val="Compact"/>
+        <w:numPr>
+          <w:ilvl w:val="0"/>
+          <w:numId w:val="1014"/>
+        </w:numPr>
+      </w:pPr>
+      <w:r>
+        <w:t xml:space="preserve">Reproduire le modèle Liaison sur Bouaké (4 agents, 100 vendeurs, 6 mois).</w:t>
+      </w:r>
+    </w:p>
+    <w:p>
+      <w:pPr>
+        <w:pStyle w:val="Compact"/>
+        <w:numPr>
+          <w:ilvl w:val="0"/>
+          <w:numId w:val="1014"/>
+        </w:numPr>
+      </w:pPr>
+      <w:r>
+        <w:t xml:space="preserve">Pilote sous-régional dans une ville où le modèle Mobile Money + parc auto similaire fonctionne (Dakar avec Wave et Orange Money, Cotonou via MTN MoMo).</w:t>
+      </w:r>
+    </w:p>
+    <w:p>
+      <w:pPr>
+        <w:pStyle w:val="Compact"/>
+        <w:numPr>
+          <w:ilvl w:val="0"/>
+          <w:numId w:val="1014"/>
+        </w:numPr>
+      </w:pPr>
+      <w:r>
+        <w:t xml:space="preserve">Recrutement d'un Country Manager Sénégal ou Bénin à M18.</w:t>
       </w:r>
     </w:p>
     <w:p>
       <w:pPr>
         <w:pStyle w:val="FirstParagraph"/>
-      </w:pPr>
-      <w:r>
-        <w:rPr>
-          <w:b/>
-          <w:bCs/>
-        </w:rPr>
-        <w:t xml:space="preserve">Objectif</w:t>
-      </w:r>
-      <w:r>
-        <w:t xml:space="preserve"> </w:t>
-      </w:r>
-      <w:r>
-        <w:t xml:space="preserve">: +2 500 véhicules sous abonnement (au-delà du VTC).</w:t>
-      </w:r>
-    </w:p>
-    <w:p>
-      <w:pPr>
-        <w:pStyle w:val="BodyText"/>
-      </w:pPr>
-      <w:r>
-        <w:rPr>
-          <w:b/>
-          <w:bCs/>
-        </w:rPr>
-        <w:t xml:space="preserve">Comment</w:t>
-      </w:r>
-      <w:r>
-        <w:t xml:space="preserve"> </w:t>
-      </w:r>
-      <w:r>
-        <w:t xml:space="preserve">:</w:t>
-      </w:r>
-      <w:r>
-        <w:t xml:space="preserve"> </w:t>
-      </w:r>
-      <w:r>
-        <w:t xml:space="preserve">- Offre dédiée BTP (déjà cadrée — voir</w:t>
-      </w:r>
-      <w:r>
-        <w:t xml:space="preserve"> </w:t>
-      </w:r>
-      <w:r>
-        <w:rPr>
-          <w:rStyle w:val="VerbatimChar"/>
-        </w:rPr>
-        <w:t xml:space="preserve">brochure-btp-grand-compte</w:t>
-      </w:r>
-      <w:r>
-        <w:t xml:space="preserve">) : disponibilité critique, contrats SLA renforcés, pricing Pro + par défaut.</w:t>
-      </w:r>
-      <w:r>
-        <w:t xml:space="preserve"> </w:t>
-      </w:r>
-      <w:r>
-        <w:t xml:space="preserve">- Offre corporate (banques, telco, distribution) : argument fiscal et conformité prioritaire.</w:t>
-      </w:r>
-      <w:r>
-        <w:t xml:space="preserve"> </w:t>
-      </w:r>
-      <w:r>
-        <w:t xml:space="preserve">- Offre transport collectif (UNATRCI, syndicats gbaka) : pricing tier intermédiaire, paiement groupé syndical.</w:t>
-      </w:r>
-    </w:p>
-    <w:bookmarkEnd w:id="39"/>
-    <w:bookmarkStart w:id="40" w:name="X21c24b0b9b32be499d918f2ea95bac1e15c175b"/>
-    <w:p>
-      <w:pPr>
-        <w:pStyle w:val="Heading3"/>
-      </w:pPr>
-      <w:r>
-        <w:t xml:space="preserve">Mouvement 5 — Sortir d’Abidjan, puis du pays (mois 18–24)</w:t>
-      </w:r>
-    </w:p>
-    <w:p>
-      <w:pPr>
-        <w:pStyle w:val="FirstParagraph"/>
-      </w:pPr>
-      <w:r>
-        <w:rPr>
-          <w:b/>
-          <w:bCs/>
-        </w:rPr>
-        <w:t xml:space="preserve">Objectif</w:t>
-      </w:r>
-      <w:r>
-        <w:t xml:space="preserve"> </w:t>
-      </w:r>
-      <w:r>
-        <w:t xml:space="preserve">: présence opérationnelle à Bouaké, San Pedro, Yamoussoukro. Pilote Dakar ou Cotonou.</w:t>
-      </w:r>
-    </w:p>
-    <w:p>
-      <w:pPr>
-        <w:pStyle w:val="BodyText"/>
-      </w:pPr>
-      <w:r>
-        <w:rPr>
-          <w:b/>
-          <w:bCs/>
-        </w:rPr>
-        <w:t xml:space="preserve">Comment</w:t>
-      </w:r>
-      <w:r>
-        <w:t xml:space="preserve"> </w:t>
-      </w:r>
-      <w:r>
-        <w:t xml:space="preserve">:</w:t>
-      </w:r>
-      <w:r>
-        <w:t xml:space="preserve"> </w:t>
-      </w:r>
-      <w:r>
-        <w:t xml:space="preserve">- Reproduire le modèle Liaison sur Bouaké (4 agents, 100 vendeurs, 6 mois).</w:t>
-      </w:r>
-      <w:r>
-        <w:t xml:space="preserve"> </w:t>
-      </w:r>
-      <w:r>
-        <w:t xml:space="preserve">- Pilote sous-régional dans une ville où le modèle Mobile Money + parc auto similaire fonctionne (Dakar avec Wave et Orange Money, Cotonou via MTN MoMo).</w:t>
-      </w:r>
-      <w:r>
-        <w:t xml:space="preserve"> </w:t>
-      </w:r>
-      <w:r>
-        <w:t xml:space="preserve">- Recrutement d’un Country Manager Sénégal ou Bénin à M18.</w:t>
-      </w:r>
-    </w:p>
-    <w:p>
-      <w:pPr>
-        <w:pStyle w:val="BodyText"/>
       </w:pPr>
       <w:r>
         <w:rPr>
@@ -2592,16 +2671,16 @@
     </w:p>
     <w:bookmarkEnd w:id="40"/>
     <w:bookmarkEnd w:id="41"/>
-    <w:bookmarkStart w:id="45" w:name="Xd023be4c501644fcae6dff7573b60ff585ee51a"/>
+    <w:bookmarkStart w:id="45" w:name="Xa81a8ec7edad8896f41af6303d6148e9f2a6336"/>
     <w:p>
       <w:pPr>
         <w:pStyle w:val="Heading2"/>
       </w:pPr>
       <w:r>
-        <w:t xml:space="preserve">6. Modèle économique — comment Pièces gagne de l’argent</w:t>
-      </w:r>
-    </w:p>
-    <w:bookmarkStart w:id="42" w:name="quatre-flux-de-revenus"/>
+        <w:t xml:space="preserve">6. Modèle économique — comment Pièces gagne de l'argent</w:t>
+      </w:r>
+    </w:p>
+    <w:bookmarkStart w:id="42" w:name="X5c66d5d9885df1772825564efef71a1ad222843"/>
     <w:p>
       <w:pPr>
         <w:pStyle w:val="Heading3"/>
@@ -2613,8 +2692,7 @@
     <w:tbl>
       <w:tblPr>
         <w:tblStyle w:val="Table"/>
-        <w:tblW w:type="pct" w:w="5000"/>
-        <w:tblLayout w:type="fixed"/>
+        <w:tblW w:type="auto" w:w="0"/>
         <w:tblLook w:firstRow="1" w:lastRow="0" w:firstColumn="0" w:lastColumn="0" w:noHBand="0" w:noVBand="0" w:val="0020"/>
       </w:tblPr>
       <w:tblGrid>
@@ -2679,7 +2757,7 @@
               <w:pStyle w:val="Compact"/>
             </w:pPr>
             <w:r>
-              <w:t xml:space="preserve">5 à 10% côté vendeur, prélevée à l’escrow release</w:t>
+              <w:t xml:space="preserve">5 à 10% côté vendeur, prélevée sur l'encaissement</w:t>
             </w:r>
           </w:p>
         </w:tc>
@@ -2802,7 +2880,7 @@
       </w:tr>
     </w:tbl>
     <w:bookmarkEnd w:id="42"/>
-    <w:bookmarkStart w:id="43" w:name="Xe44cf58777fa2fcd8d26aa43d5c0568832e88b9"/>
+    <w:bookmarkStart w:id="43" w:name="X7fd7804bc8b5e125ed35978acca4c5bef1bd56c"/>
     <w:p>
       <w:pPr>
         <w:pStyle w:val="Heading3"/>
@@ -2816,7 +2894,7 @@
         <w:pStyle w:val="Compact"/>
         <w:numPr>
           <w:ilvl w:val="0"/>
-          <w:numId w:val="1008"/>
+          <w:numId w:val="1015"/>
         </w:numPr>
       </w:pPr>
       <w:r>
@@ -2838,7 +2916,7 @@
         <w:pStyle w:val="Compact"/>
         <w:numPr>
           <w:ilvl w:val="0"/>
-          <w:numId w:val="1008"/>
+          <w:numId w:val="1015"/>
         </w:numPr>
       </w:pPr>
       <w:r>
@@ -2860,7 +2938,7 @@
         <w:pStyle w:val="Compact"/>
         <w:numPr>
           <w:ilvl w:val="0"/>
-          <w:numId w:val="1008"/>
+          <w:numId w:val="1015"/>
         </w:numPr>
       </w:pPr>
       <w:r>
@@ -2882,7 +2960,7 @@
         <w:pStyle w:val="Compact"/>
         <w:numPr>
           <w:ilvl w:val="0"/>
-          <w:numId w:val="1008"/>
+          <w:numId w:val="1015"/>
         </w:numPr>
       </w:pPr>
       <w:r>
@@ -2904,7 +2982,7 @@
         <w:pStyle w:val="Compact"/>
         <w:numPr>
           <w:ilvl w:val="0"/>
-          <w:numId w:val="1008"/>
+          <w:numId w:val="1015"/>
         </w:numPr>
       </w:pPr>
       <w:r>
@@ -2922,7 +3000,7 @@
       </w:r>
     </w:p>
     <w:bookmarkEnd w:id="43"/>
-    <w:bookmarkStart w:id="44" w:name="path-to-profitability"/>
+    <w:bookmarkStart w:id="44" w:name="X7fa8afa9aad2a0b8d7d96539a0c0f4287ea7247"/>
     <w:p>
       <w:pPr>
         <w:pStyle w:val="Heading3"/>
@@ -2936,7 +3014,7 @@
         <w:pStyle w:val="Compact"/>
         <w:numPr>
           <w:ilvl w:val="0"/>
-          <w:numId w:val="1009"/>
+          <w:numId w:val="1016"/>
         </w:numPr>
       </w:pPr>
       <w:r>
@@ -2948,7 +3026,7 @@
         <w:pStyle w:val="Compact"/>
         <w:numPr>
           <w:ilvl w:val="0"/>
-          <w:numId w:val="1009"/>
+          <w:numId w:val="1016"/>
         </w:numPr>
       </w:pPr>
       <w:r>
@@ -2960,7 +3038,7 @@
         <w:pStyle w:val="Compact"/>
         <w:numPr>
           <w:ilvl w:val="0"/>
-          <w:numId w:val="1009"/>
+          <w:numId w:val="1016"/>
         </w:numPr>
       </w:pPr>
       <w:r>
@@ -2972,7 +3050,7 @@
         <w:pStyle w:val="Compact"/>
         <w:numPr>
           <w:ilvl w:val="0"/>
-          <w:numId w:val="1009"/>
+          <w:numId w:val="1016"/>
         </w:numPr>
       </w:pPr>
       <w:r>
@@ -2988,7 +3066,7 @@
     </w:p>
     <w:bookmarkEnd w:id="44"/>
     <w:bookmarkEnd w:id="45"/>
-    <w:bookmarkStart w:id="49" w:name="gtm-go-to-market-opérationnel"/>
+    <w:bookmarkStart w:id="49" w:name="X4a34cc10c32c7fcafed93dbeeab3db6c110b222"/>
     <w:p>
       <w:pPr>
         <w:pStyle w:val="Heading2"/>
@@ -2997,7 +3075,7 @@
         <w:t xml:space="preserve">7. GTM — go-to-market opérationnel</w:t>
       </w:r>
     </w:p>
-    <w:bookmarkStart w:id="46" w:name="acquisition-vendeurs-offre"/>
+    <w:bookmarkStart w:id="46" w:name="X9cc70b76dcbe75e2cdf8c637165478c2ef50f00"/>
     <w:p>
       <w:pPr>
         <w:pStyle w:val="Heading3"/>
@@ -3020,29 +3098,53 @@
       <w:r>
         <w:t xml:space="preserve">.</w:t>
       </w:r>
-      <w:r>
-        <w:t xml:space="preserve"> </w:t>
-      </w:r>
-      <w:r>
-        <w:t xml:space="preserve">- Recrutement local (jeunes 22-30 ans, smartphone, motivation commission).</w:t>
-      </w:r>
-      <w:r>
-        <w:t xml:space="preserve"> </w:t>
-      </w:r>
-      <w:r>
-        <w:t xml:space="preserve">- Formation initiale 3 jours (photo, app Liaison, posture, négociation commission vendeur).</w:t>
-      </w:r>
-      <w:r>
-        <w:t xml:space="preserve"> </w:t>
-      </w:r>
-      <w:r>
-        <w:t xml:space="preserve">- Quota : 15 vendeurs onboardés / mois et par Liaison à régime de croisière.</w:t>
-      </w:r>
-      <w:r>
-        <w:t xml:space="preserve"> </w:t>
-      </w:r>
-      <w:r>
-        <w:t xml:space="preserve">- Rémunération : fixe modeste (50 000 F/mois) + commission 3 à 5% sur ventes générées par leurs vendeurs onboardés. Plafond commissionable défini server-side, jamais affiché comme « recommandation » (voir</w:t>
+    </w:p>
+    <w:p>
+      <w:pPr>
+        <w:pStyle w:val="Compact"/>
+        <w:numPr>
+          <w:ilvl w:val="0"/>
+          <w:numId w:val="1017"/>
+        </w:numPr>
+      </w:pPr>
+      <w:r>
+        <w:t xml:space="preserve">Recrutement local (jeunes 22-30 ans, smartphone, motivation commission).</w:t>
+      </w:r>
+    </w:p>
+    <w:p>
+      <w:pPr>
+        <w:pStyle w:val="Compact"/>
+        <w:numPr>
+          <w:ilvl w:val="0"/>
+          <w:numId w:val="1017"/>
+        </w:numPr>
+      </w:pPr>
+      <w:r>
+        <w:t xml:space="preserve">Formation initiale 3 jours (photo, app Liaison, posture, négociation commission vendeur).</w:t>
+      </w:r>
+    </w:p>
+    <w:p>
+      <w:pPr>
+        <w:pStyle w:val="Compact"/>
+        <w:numPr>
+          <w:ilvl w:val="0"/>
+          <w:numId w:val="1017"/>
+        </w:numPr>
+      </w:pPr>
+      <w:r>
+        <w:t xml:space="preserve">Quota : 15 vendeurs onboardés / mois et par Liaison à régime de croisière.</w:t>
+      </w:r>
+    </w:p>
+    <w:p>
+      <w:pPr>
+        <w:pStyle w:val="Compact"/>
+        <w:numPr>
+          <w:ilvl w:val="0"/>
+          <w:numId w:val="1017"/>
+        </w:numPr>
+      </w:pPr>
+      <w:r>
+        <w:t xml:space="preserve">Rémunération : fixe modeste (50 000 F/mois) + commission 3 à 5% sur ventes générées par leurs vendeurs onboardés. Plafond commissionable défini server-side, jamais affiché comme « recommandation » (voir</w:t>
       </w:r>
       <w:r>
         <w:t xml:space="preserve"> </w:t>
@@ -3059,7 +3161,7 @@
     </w:p>
     <w:p>
       <w:pPr>
-        <w:pStyle w:val="BodyText"/>
+        <w:pStyle w:val="FirstParagraph"/>
       </w:pPr>
       <w:r>
         <w:rPr>
@@ -3071,16 +3173,22 @@
       <w:r>
         <w:t xml:space="preserve">.</w:t>
       </w:r>
-      <w:r>
-        <w:t xml:space="preserve"> </w:t>
-      </w:r>
-      <w:r>
-        <w:t xml:space="preserve">- UNATRCI, syndicats vendeurs Adjamé, chambres consulaires. Légitimité institutionnelle = porte ouverte sur les magasins historiques.</w:t>
-      </w:r>
-    </w:p>
-    <w:p>
-      <w:pPr>
-        <w:pStyle w:val="BodyText"/>
+    </w:p>
+    <w:p>
+      <w:pPr>
+        <w:pStyle w:val="Compact"/>
+        <w:numPr>
+          <w:ilvl w:val="0"/>
+          <w:numId w:val="1018"/>
+        </w:numPr>
+      </w:pPr>
+      <w:r>
+        <w:t xml:space="preserve">UNATRCI, syndicats vendeurs Adjamé, chambres consulaires. Légitimité institutionnelle = porte ouverte sur les magasins historiques.</w:t>
+      </w:r>
+    </w:p>
+    <w:p>
+      <w:pPr>
+        <w:pStyle w:val="FirstParagraph"/>
       </w:pPr>
       <w:r>
         <w:rPr>
@@ -3092,15 +3200,21 @@
       <w:r>
         <w:t xml:space="preserve">.</w:t>
       </w:r>
-      <w:r>
-        <w:t xml:space="preserve"> </w:t>
-      </w:r>
-      <w:r>
-        <w:t xml:space="preserve">- Programme de parrainage vendeur → vendeur (5 000 F par vendeur amené qui fait sa première vente).</w:t>
+    </w:p>
+    <w:p>
+      <w:pPr>
+        <w:pStyle w:val="Compact"/>
+        <w:numPr>
+          <w:ilvl w:val="0"/>
+          <w:numId w:val="1019"/>
+        </w:numPr>
+      </w:pPr>
+      <w:r>
+        <w:t xml:space="preserve">Programme de parrainage vendeur → vendeur (5 000 F par vendeur amené qui fait sa première vente).</w:t>
       </w:r>
     </w:p>
     <w:bookmarkEnd w:id="46"/>
-    <w:bookmarkStart w:id="47" w:name="Xdb77ff4d138befd52f78d70f084062672c93ccb"/>
+    <w:bookmarkStart w:id="47" w:name="Xa15e8b492b3365d5ceba4d0e8d1b0a275047e12"/>
     <w:p>
       <w:pPr>
         <w:pStyle w:val="Heading3"/>
@@ -3123,16 +3237,22 @@
       <w:r>
         <w:t xml:space="preserve">.</w:t>
       </w:r>
-      <w:r>
-        <w:t xml:space="preserve"> </w:t>
-      </w:r>
-      <w:r>
-        <w:t xml:space="preserve">- 200+ groupes WhatsApp mécaniciens identifiés. Animation par community managers (2 ETP à M6), contenu utile (tutos identification pièces), pas de spam.</w:t>
-      </w:r>
-    </w:p>
-    <w:p>
-      <w:pPr>
-        <w:pStyle w:val="BodyText"/>
+    </w:p>
+    <w:p>
+      <w:pPr>
+        <w:pStyle w:val="Compact"/>
+        <w:numPr>
+          <w:ilvl w:val="0"/>
+          <w:numId w:val="1020"/>
+        </w:numPr>
+      </w:pPr>
+      <w:r>
+        <w:t xml:space="preserve">200+ groupes WhatsApp mécaniciens identifiés. Animation par community managers (2 ETP à M6), contenu utile (tutos identification pièces), pas de spam.</w:t>
+      </w:r>
+    </w:p>
+    <w:p>
+      <w:pPr>
+        <w:pStyle w:val="FirstParagraph"/>
       </w:pPr>
       <w:r>
         <w:rPr>
@@ -3144,16 +3264,22 @@
       <w:r>
         <w:t xml:space="preserve">.</w:t>
       </w:r>
-      <w:r>
-        <w:t xml:space="preserve"> </w:t>
-      </w:r>
-      <w:r>
-        <w:t xml:space="preserve">- Radio Yopougon, Radio Treichville, panneaux affichage magasins. Message simple : « Pièces.ci — la pièce qu’il te faut, au juste prix, livrée. »</w:t>
-      </w:r>
-    </w:p>
-    <w:p>
-      <w:pPr>
-        <w:pStyle w:val="BodyText"/>
+    </w:p>
+    <w:p>
+      <w:pPr>
+        <w:pStyle w:val="Compact"/>
+        <w:numPr>
+          <w:ilvl w:val="0"/>
+          <w:numId w:val="1021"/>
+        </w:numPr>
+      </w:pPr>
+      <w:r>
+        <w:t xml:space="preserve">Radio Yopougon, Radio Treichville, panneaux affichage magasins. Message simple : « Pièces.ci — la pièce qu'il te faut, au juste prix, livrée. »</w:t>
+      </w:r>
+    </w:p>
+    <w:p>
+      <w:pPr>
+        <w:pStyle w:val="FirstParagraph"/>
       </w:pPr>
       <w:r>
         <w:rPr>
@@ -3165,16 +3291,22 @@
       <w:r>
         <w:t xml:space="preserve">.</w:t>
       </w:r>
-      <w:r>
-        <w:t xml:space="preserve"> </w:t>
-      </w:r>
-      <w:r>
-        <w:t xml:space="preserve">- Point d’entrée n°1 pour mécaniciens et propriétaires non équipés. À pousser via QR code sur factures, packaging, communication.</w:t>
-      </w:r>
-    </w:p>
-    <w:p>
-      <w:pPr>
-        <w:pStyle w:val="BodyText"/>
+    </w:p>
+    <w:p>
+      <w:pPr>
+        <w:pStyle w:val="Compact"/>
+        <w:numPr>
+          <w:ilvl w:val="0"/>
+          <w:numId w:val="1022"/>
+        </w:numPr>
+      </w:pPr>
+      <w:r>
+        <w:t xml:space="preserve">Point d'entrée n°1 pour mécaniciens et propriétaires non équipés. À pousser via QR code sur factures, packaging, communication.</w:t>
+      </w:r>
+    </w:p>
+    <w:p>
+      <w:pPr>
+        <w:pStyle w:val="FirstParagraph"/>
       </w:pPr>
       <w:r>
         <w:rPr>
@@ -3187,11 +3319,11 @@
         <w:t xml:space="preserve"> </w:t>
       </w:r>
       <w:r>
-        <w:t xml:space="preserve">(les Liaisons recommandent Pièces aux mécaniciens qu’ils croisent en magasin).</w:t>
+        <w:t xml:space="preserve">(les Liaisons recommandent Pièces aux mécaniciens qu'ils croisent en magasin).</w:t>
       </w:r>
     </w:p>
     <w:bookmarkEnd w:id="47"/>
-    <w:bookmarkStart w:id="48" w:name="acquisition-flottes-b2b"/>
+    <w:bookmarkStart w:id="48" w:name="X1ab38090f5863a840116a3b3a28145788034b90"/>
     <w:p>
       <w:pPr>
         <w:pStyle w:val="Heading3"/>
@@ -3214,28 +3346,46 @@
       <w:r>
         <w:t xml:space="preserve">.</w:t>
       </w:r>
-      <w:r>
-        <w:t xml:space="preserve"> </w:t>
-      </w:r>
-      <w:r>
-        <w:t xml:space="preserve">- 1 AE senior à M3, 3 AE à M9.</w:t>
-      </w:r>
-      <w:r>
-        <w:t xml:space="preserve"> </w:t>
-      </w:r>
-      <w:r>
-        <w:t xml:space="preserve">- ICP prioritaire (mois 3-9) : sociétés VTC indépendantes 20 à 200 véhicules, gérants joignables, douleur cash flow / immobilisation forte.</w:t>
-      </w:r>
-      <w:r>
-        <w:t xml:space="preserve"> </w:t>
-      </w:r>
-      <w:r>
-        <w:t xml:space="preserve">- Cycle de vente cible : 21 jours signature, déploiement initial 30 jours, scaling 60 jours.</w:t>
-      </w:r>
-    </w:p>
-    <w:p>
-      <w:pPr>
-        <w:pStyle w:val="BodyText"/>
+    </w:p>
+    <w:p>
+      <w:pPr>
+        <w:pStyle w:val="Compact"/>
+        <w:numPr>
+          <w:ilvl w:val="0"/>
+          <w:numId w:val="1023"/>
+        </w:numPr>
+      </w:pPr>
+      <w:r>
+        <w:t xml:space="preserve">1 AE senior à M3, 3 AE à M9.</w:t>
+      </w:r>
+    </w:p>
+    <w:p>
+      <w:pPr>
+        <w:pStyle w:val="Compact"/>
+        <w:numPr>
+          <w:ilvl w:val="0"/>
+          <w:numId w:val="1023"/>
+        </w:numPr>
+      </w:pPr>
+      <w:r>
+        <w:t xml:space="preserve">ICP prioritaire (mois 3-9) : sociétés VTC indépendantes 20 à 200 véhicules, gérants joignables, douleur cash flow / immobilisation forte.</w:t>
+      </w:r>
+    </w:p>
+    <w:p>
+      <w:pPr>
+        <w:pStyle w:val="Compact"/>
+        <w:numPr>
+          <w:ilvl w:val="0"/>
+          <w:numId w:val="1023"/>
+        </w:numPr>
+      </w:pPr>
+      <w:r>
+        <w:t xml:space="preserve">Cycle de vente cible : 21 jours signature, déploiement initial 30 jours, scaling 60 jours.</w:t>
+      </w:r>
+    </w:p>
+    <w:p>
+      <w:pPr>
+        <w:pStyle w:val="FirstParagraph"/>
       </w:pPr>
       <w:r>
         <w:rPr>
@@ -3247,16 +3397,22 @@
       <w:r>
         <w:t xml:space="preserve">.</w:t>
       </w:r>
-      <w:r>
-        <w:t xml:space="preserve"> </w:t>
-      </w:r>
-      <w:r>
-        <w:t xml:space="preserve">- Yango, Heetch, Treepz : offre intégrée pour les conducteurs partenaires. Modèle revenue share si nécessaire.</w:t>
-      </w:r>
-    </w:p>
-    <w:p>
-      <w:pPr>
-        <w:pStyle w:val="BodyText"/>
+    </w:p>
+    <w:p>
+      <w:pPr>
+        <w:pStyle w:val="Compact"/>
+        <w:numPr>
+          <w:ilvl w:val="0"/>
+          <w:numId w:val="1024"/>
+        </w:numPr>
+      </w:pPr>
+      <w:r>
+        <w:t xml:space="preserve">Yango, Heetch, Treepz : offre intégrée pour les conducteurs partenaires. Modèle revenue share si nécessaire.</w:t>
+      </w:r>
+    </w:p>
+    <w:p>
+      <w:pPr>
+        <w:pStyle w:val="FirstParagraph"/>
       </w:pPr>
       <w:r>
         <w:rPr>
@@ -3268,16 +3424,22 @@
       <w:r>
         <w:t xml:space="preserve">.</w:t>
       </w:r>
-      <w:r>
-        <w:t xml:space="preserve"> </w:t>
-      </w:r>
-      <w:r>
-        <w:t xml:space="preserve">- L’argument FNE-CI / récupération TVA / optimisation fiscale ouvre les portes des cabinets comptables. Programme de prescription : 2 à 3% de commission sur abonnements générés.</w:t>
-      </w:r>
-    </w:p>
-    <w:p>
-      <w:pPr>
-        <w:pStyle w:val="BodyText"/>
+    </w:p>
+    <w:p>
+      <w:pPr>
+        <w:pStyle w:val="Compact"/>
+        <w:numPr>
+          <w:ilvl w:val="0"/>
+          <w:numId w:val="1025"/>
+        </w:numPr>
+      </w:pPr>
+      <w:r>
+        <w:t xml:space="preserve">L'argument FNE-CI / récupération TVA / optimisation fiscale ouvre les portes des cabinets comptables. Programme de prescription : 2 à 3% de commission sur abonnements générés.</w:t>
+      </w:r>
+    </w:p>
+    <w:p>
+      <w:pPr>
+        <w:pStyle w:val="FirstParagraph"/>
       </w:pPr>
       <w:r>
         <w:rPr>
@@ -3289,11 +3451,17 @@
       <w:r>
         <w:t xml:space="preserve">.</w:t>
       </w:r>
-      <w:r>
-        <w:t xml:space="preserve"> </w:t>
-      </w:r>
-      <w:r>
-        <w:t xml:space="preserve">- Salon Auto Abidjan, événements UNATRCI, déjeuners DAF. Présence physique = signal de sérieux pour le segment corporate.</w:t>
+    </w:p>
+    <w:p>
+      <w:pPr>
+        <w:pStyle w:val="Compact"/>
+        <w:numPr>
+          <w:ilvl w:val="0"/>
+          <w:numId w:val="1026"/>
+        </w:numPr>
+      </w:pPr>
+      <w:r>
+        <w:t xml:space="preserve">Salon Auto Abidjan, événements UNATRCI, déjeuners DAF. Présence physique = signal de sérieux pour le segment corporate.</w:t>
       </w:r>
     </w:p>
     <w:p>
@@ -3305,7 +3473,7 @@
     </w:p>
     <w:bookmarkEnd w:id="48"/>
     <w:bookmarkEnd w:id="49"/>
-    <w:bookmarkStart w:id="53" w:name="Xb0a878455cea9bd3ad7e3d4f40ebb1489b42cf8"/>
+    <w:bookmarkStart w:id="53" w:name="X24bc5f9db31a5adbf29bd3cb129e6e5ccc50062"/>
     <w:p>
       <w:pPr>
         <w:pStyle w:val="Heading2"/>
@@ -3314,7 +3482,7 @@
         <w:t xml:space="preserve">8. Organisation cible — équipe à 12, 24 et 36 mois</w:t>
       </w:r>
     </w:p>
-    <w:bookmarkStart w:id="50" w:name="équipe-m12-25-personnes"/>
+    <w:bookmarkStart w:id="50" w:name="Xdcf3a7ca454681044c019b58f1d8f8d9a3ec579"/>
     <w:p>
       <w:pPr>
         <w:pStyle w:val="Heading3"/>
@@ -3326,8 +3494,7 @@
     <w:tbl>
       <w:tblPr>
         <w:tblStyle w:val="Table"/>
-        <w:tblW w:type="pct" w:w="5000"/>
-        <w:tblLayout w:type="fixed"/>
+        <w:tblW w:type="auto" w:w="0"/>
         <w:tblLook w:firstRow="1" w:lastRow="0" w:firstColumn="0" w:lastColumn="0" w:noHBand="0" w:noVBand="0" w:val="0020"/>
       </w:tblPr>
       <w:tblGrid>
@@ -3585,7 +3752,7 @@
       </w:tr>
     </w:tbl>
     <w:bookmarkEnd w:id="50"/>
-    <w:bookmarkStart w:id="51" w:name="équipe-m24-55-personnes"/>
+    <w:bookmarkStart w:id="51" w:name="X1add776e5141a0e3931fa8dc2332a865cfb9ca8"/>
     <w:p>
       <w:pPr>
         <w:pStyle w:val="Heading3"/>
@@ -3601,39 +3768,69 @@
       <w:r>
         <w:t xml:space="preserve">Ajouts clés :</w:t>
       </w:r>
-      <w:r>
-        <w:t xml:space="preserve"> </w:t>
-      </w:r>
-      <w:r>
-        <w:t xml:space="preserve">- Country Manager Bouaké, Country Manager sous-régional.</w:t>
-      </w:r>
-      <w:r>
-        <w:t xml:space="preserve"> </w:t>
-      </w:r>
-      <w:r>
-        <w:t xml:space="preserve">- VP Sales, VP Operations.</w:t>
-      </w:r>
-      <w:r>
-        <w:t xml:space="preserve"> </w:t>
-      </w:r>
-      <w:r>
-        <w:t xml:space="preserve">- Marketing director (acquisition demande + brand).</w:t>
-      </w:r>
-      <w:r>
-        <w:t xml:space="preserve"> </w:t>
-      </w:r>
-      <w:r>
-        <w:t xml:space="preserve">- Compliance officer (FNE-CI, DGI, autorité de protection des données).</w:t>
-      </w:r>
-      <w:r>
-        <w:t xml:space="preserve"> </w:t>
-      </w:r>
-      <w:r>
-        <w:t xml:space="preserve">- Doublement Liaison et commercial.</w:t>
+    </w:p>
+    <w:p>
+      <w:pPr>
+        <w:pStyle w:val="Compact"/>
+        <w:numPr>
+          <w:ilvl w:val="0"/>
+          <w:numId w:val="1027"/>
+        </w:numPr>
+      </w:pPr>
+      <w:r>
+        <w:t xml:space="preserve">Country Manager Bouaké, Country Manager sous-régional.</w:t>
+      </w:r>
+    </w:p>
+    <w:p>
+      <w:pPr>
+        <w:pStyle w:val="Compact"/>
+        <w:numPr>
+          <w:ilvl w:val="0"/>
+          <w:numId w:val="1027"/>
+        </w:numPr>
+      </w:pPr>
+      <w:r>
+        <w:t xml:space="preserve">VP Sales, VP Operations.</w:t>
+      </w:r>
+    </w:p>
+    <w:p>
+      <w:pPr>
+        <w:pStyle w:val="Compact"/>
+        <w:numPr>
+          <w:ilvl w:val="0"/>
+          <w:numId w:val="1027"/>
+        </w:numPr>
+      </w:pPr>
+      <w:r>
+        <w:t xml:space="preserve">Marketing director (acquisition demande + brand).</w:t>
+      </w:r>
+    </w:p>
+    <w:p>
+      <w:pPr>
+        <w:pStyle w:val="Compact"/>
+        <w:numPr>
+          <w:ilvl w:val="0"/>
+          <w:numId w:val="1027"/>
+        </w:numPr>
+      </w:pPr>
+      <w:r>
+        <w:t xml:space="preserve">Compliance officer (FNE-CI, DGI, autorité de protection des données).</w:t>
+      </w:r>
+    </w:p>
+    <w:p>
+      <w:pPr>
+        <w:pStyle w:val="Compact"/>
+        <w:numPr>
+          <w:ilvl w:val="0"/>
+          <w:numId w:val="1027"/>
+        </w:numPr>
+      </w:pPr>
+      <w:r>
+        <w:t xml:space="preserve">Doublement Liaison et commercial.</w:t>
       </w:r>
     </w:p>
     <w:bookmarkEnd w:id="51"/>
-    <w:bookmarkStart w:id="52" w:name="premiers-recrutements-prioritaires-m0m3"/>
+    <w:bookmarkStart w:id="52" w:name="Xb0676059d508a7bec0efc8669030c05f91c18cb"/>
     <w:p>
       <w:pPr>
         <w:pStyle w:val="Heading3"/>
@@ -3647,7 +3844,7 @@
         <w:pStyle w:val="Compact"/>
         <w:numPr>
           <w:ilvl w:val="0"/>
-          <w:numId w:val="1010"/>
+          <w:numId w:val="1028"/>
         </w:numPr>
       </w:pPr>
       <w:r>
@@ -3661,15 +3858,15 @@
         <w:t xml:space="preserve"> </w:t>
       </w:r>
       <w:r>
-        <w:t xml:space="preserve">(l’arme stratégique — recrute soit un ancien ops Jumia/Glovo, soit un cadre commercial expérimenté Adjamé).</w:t>
-      </w:r>
-    </w:p>
-    <w:p>
-      <w:pPr>
-        <w:pStyle w:val="Compact"/>
-        <w:numPr>
-          <w:ilvl w:val="0"/>
-          <w:numId w:val="1010"/>
+        <w:t xml:space="preserve">(l'arme stratégique — recrute soit un ancien ops Jumia/Glovo, soit un cadre commercial expérimenté Adjamé).</w:t>
+      </w:r>
+    </w:p>
+    <w:p>
+      <w:pPr>
+        <w:pStyle w:val="Compact"/>
+        <w:numPr>
+          <w:ilvl w:val="0"/>
+          <w:numId w:val="1028"/>
         </w:numPr>
       </w:pPr>
       <w:r>
@@ -3691,7 +3888,7 @@
         <w:pStyle w:val="Compact"/>
         <w:numPr>
           <w:ilvl w:val="0"/>
-          <w:numId w:val="1010"/>
+          <w:numId w:val="1028"/>
         </w:numPr>
       </w:pPr>
       <w:r>
@@ -3713,7 +3910,7 @@
         <w:pStyle w:val="Compact"/>
         <w:numPr>
           <w:ilvl w:val="0"/>
-          <w:numId w:val="1010"/>
+          <w:numId w:val="1028"/>
         </w:numPr>
       </w:pPr>
       <w:r>
@@ -3739,7 +3936,7 @@
     </w:p>
     <w:bookmarkEnd w:id="52"/>
     <w:bookmarkEnd w:id="53"/>
-    <w:bookmarkStart w:id="57" w:name="financement-combien-quand-pour-quoi"/>
+    <w:bookmarkStart w:id="57" w:name="X593eea8d4480f240afae1cc23ec216a87c8ebf9"/>
     <w:p>
       <w:pPr>
         <w:pStyle w:val="Heading2"/>
@@ -3748,7 +3945,7 @@
         <w:t xml:space="preserve">9. Financement — combien, quand, pour quoi</w:t>
       </w:r>
     </w:p>
-    <w:bookmarkStart w:id="54" w:name="hypothèse-de-levée"/>
+    <w:bookmarkStart w:id="54" w:name="Xf862580d9d9f9a171b2ec51fa16fbc457b2b3d8"/>
     <w:p>
       <w:pPr>
         <w:pStyle w:val="Heading3"/>
@@ -3762,7 +3959,7 @@
         <w:pStyle w:val="Compact"/>
         <w:numPr>
           <w:ilvl w:val="0"/>
-          <w:numId w:val="1011"/>
+          <w:numId w:val="1029"/>
         </w:numPr>
       </w:pPr>
       <w:r>
@@ -3784,7 +3981,7 @@
         <w:pStyle w:val="Compact"/>
         <w:numPr>
           <w:ilvl w:val="1"/>
-          <w:numId w:val="1012"/>
+          <w:numId w:val="1030"/>
         </w:numPr>
       </w:pPr>
       <w:r>
@@ -3796,7 +3993,7 @@
         <w:pStyle w:val="Compact"/>
         <w:numPr>
           <w:ilvl w:val="0"/>
-          <w:numId w:val="1011"/>
+          <w:numId w:val="1029"/>
         </w:numPr>
       </w:pPr>
       <w:r>
@@ -3818,7 +4015,7 @@
         <w:pStyle w:val="Compact"/>
         <w:numPr>
           <w:ilvl w:val="1"/>
-          <w:numId w:val="1013"/>
+          <w:numId w:val="1031"/>
         </w:numPr>
       </w:pPr>
       <w:r>
@@ -3826,7 +4023,7 @@
       </w:r>
     </w:p>
     <w:bookmarkEnd w:id="54"/>
-    <w:bookmarkStart w:id="55" w:name="Xf679fd1fbbdf2c2884fc0045c540016425c6924"/>
+    <w:bookmarkStart w:id="55" w:name="Xe49fb0a1ad84adb40fc1cf6704dd4bfdf6ff955"/>
     <w:p>
       <w:pPr>
         <w:pStyle w:val="Heading3"/>
@@ -3840,7 +4037,7 @@
         <w:pStyle w:val="Compact"/>
         <w:numPr>
           <w:ilvl w:val="0"/>
-          <w:numId w:val="1014"/>
+          <w:numId w:val="1032"/>
         </w:numPr>
       </w:pPr>
       <w:r>
@@ -3852,7 +4049,7 @@
         <w:pStyle w:val="Compact"/>
         <w:numPr>
           <w:ilvl w:val="0"/>
-          <w:numId w:val="1014"/>
+          <w:numId w:val="1032"/>
         </w:numPr>
       </w:pPr>
       <w:r>
@@ -3864,7 +4061,7 @@
         <w:pStyle w:val="Compact"/>
         <w:numPr>
           <w:ilvl w:val="0"/>
-          <w:numId w:val="1014"/>
+          <w:numId w:val="1032"/>
         </w:numPr>
       </w:pPr>
       <w:r>
@@ -3876,7 +4073,7 @@
         <w:pStyle w:val="Compact"/>
         <w:numPr>
           <w:ilvl w:val="0"/>
-          <w:numId w:val="1014"/>
+          <w:numId w:val="1032"/>
         </w:numPr>
       </w:pPr>
       <w:r>
@@ -3888,7 +4085,7 @@
         <w:pStyle w:val="Compact"/>
         <w:numPr>
           <w:ilvl w:val="0"/>
-          <w:numId w:val="1014"/>
+          <w:numId w:val="1032"/>
         </w:numPr>
       </w:pPr>
       <w:r>
@@ -3896,7 +4093,7 @@
       </w:r>
     </w:p>
     <w:bookmarkEnd w:id="55"/>
-    <w:bookmarkStart w:id="56" w:name="alternatives-non-equity"/>
+    <w:bookmarkStart w:id="56" w:name="Xe043c9ea8ab228e350bc1ff5f20eaa2791731a5"/>
     <w:p>
       <w:pPr>
         <w:pStyle w:val="Heading3"/>
@@ -3910,7 +4107,7 @@
         <w:pStyle w:val="Compact"/>
         <w:numPr>
           <w:ilvl w:val="0"/>
-          <w:numId w:val="1015"/>
+          <w:numId w:val="1033"/>
         </w:numPr>
       </w:pPr>
       <w:r>
@@ -3932,7 +4129,7 @@
         <w:pStyle w:val="Compact"/>
         <w:numPr>
           <w:ilvl w:val="0"/>
-          <w:numId w:val="1015"/>
+          <w:numId w:val="1033"/>
         </w:numPr>
       </w:pPr>
       <w:r>
@@ -3954,7 +4151,7 @@
         <w:pStyle w:val="Compact"/>
         <w:numPr>
           <w:ilvl w:val="0"/>
-          <w:numId w:val="1015"/>
+          <w:numId w:val="1033"/>
         </w:numPr>
       </w:pPr>
       <w:r>
@@ -3968,7 +4165,7 @@
         <w:t xml:space="preserve"> </w:t>
       </w:r>
       <w:r>
-        <w:t xml:space="preserve">(Total, Vivo Energy, Yango) pour cofinancer l’acquisition flotte.</w:t>
+        <w:t xml:space="preserve">(Total, Vivo Energy, Yango) pour cofinancer l'acquisition flotte.</w:t>
       </w:r>
     </w:p>
     <w:p>
@@ -3980,7 +4177,7 @@
     </w:p>
     <w:bookmarkEnd w:id="56"/>
     <w:bookmarkEnd w:id="57"/>
-    <w:bookmarkStart w:id="58" w:name="Xbf78f766349f9279dd031cdb03b6dd2e894596c"/>
+    <w:bookmarkStart w:id="58" w:name="X2b53c5a34afa5a68e084293b26a7f83655ebc84"/>
     <w:p>
       <w:pPr>
         <w:pStyle w:val="Heading2"/>
@@ -3992,8 +4189,7 @@
     <w:tbl>
       <w:tblPr>
         <w:tblStyle w:val="Table"/>
-        <w:tblW w:type="pct" w:w="5000"/>
-        <w:tblLayout w:type="fixed"/>
+        <w:tblW w:type="auto" w:w="0"/>
         <w:tblLook w:firstRow="1" w:lastRow="0" w:firstColumn="0" w:lastColumn="0" w:noHBand="0" w:noVBand="0" w:val="0020"/>
       </w:tblPr>
       <w:tblGrid>
@@ -4602,7 +4798,7 @@
       </w:r>
     </w:p>
     <w:bookmarkEnd w:id="58"/>
-    <w:bookmarkStart w:id="62" w:name="kpis-le-dashboard-ceo"/>
+    <w:bookmarkStart w:id="62" w:name="Xfc9c688d1163d4bf09bdf4f87dd9b44c45bcf94"/>
     <w:p>
       <w:pPr>
         <w:pStyle w:val="Heading2"/>
@@ -4611,7 +4807,7 @@
         <w:t xml:space="preserve">11. KPIs — le dashboard CEO</w:t>
       </w:r>
     </w:p>
-    <w:bookmarkStart w:id="59" w:name="vue-hebdomadaire-lundi-9h"/>
+    <w:bookmarkStart w:id="59" w:name="Xb116fcd2687239f6adcb4b3737d9db5ab7c2cc0"/>
     <w:p>
       <w:pPr>
         <w:pStyle w:val="Heading3"/>
@@ -4625,7 +4821,7 @@
         <w:pStyle w:val="Compact"/>
         <w:numPr>
           <w:ilvl w:val="0"/>
-          <w:numId w:val="1016"/>
+          <w:numId w:val="1034"/>
         </w:numPr>
       </w:pPr>
       <w:r>
@@ -4637,7 +4833,7 @@
         <w:pStyle w:val="Compact"/>
         <w:numPr>
           <w:ilvl w:val="0"/>
-          <w:numId w:val="1016"/>
+          <w:numId w:val="1034"/>
         </w:numPr>
       </w:pPr>
       <w:r>
@@ -4649,7 +4845,7 @@
         <w:pStyle w:val="Compact"/>
         <w:numPr>
           <w:ilvl w:val="0"/>
-          <w:numId w:val="1016"/>
+          <w:numId w:val="1034"/>
         </w:numPr>
       </w:pPr>
       <w:r>
@@ -4661,7 +4857,7 @@
         <w:pStyle w:val="Compact"/>
         <w:numPr>
           <w:ilvl w:val="0"/>
-          <w:numId w:val="1016"/>
+          <w:numId w:val="1034"/>
         </w:numPr>
       </w:pPr>
       <w:r>
@@ -4673,7 +4869,7 @@
         <w:pStyle w:val="Compact"/>
         <w:numPr>
           <w:ilvl w:val="0"/>
-          <w:numId w:val="1016"/>
+          <w:numId w:val="1034"/>
         </w:numPr>
       </w:pPr>
       <w:r>
@@ -4681,7 +4877,7 @@
       </w:r>
     </w:p>
     <w:bookmarkEnd w:id="59"/>
-    <w:bookmarkStart w:id="60" w:name="vue-mensuelle-board-pack"/>
+    <w:bookmarkStart w:id="60" w:name="Xa128e8f828b8d864fd5fae1cebae033023048f9"/>
     <w:p>
       <w:pPr>
         <w:pStyle w:val="Heading3"/>
@@ -4695,7 +4891,7 @@
         <w:pStyle w:val="Compact"/>
         <w:numPr>
           <w:ilvl w:val="0"/>
-          <w:numId w:val="1017"/>
+          <w:numId w:val="1035"/>
         </w:numPr>
       </w:pPr>
       <w:r>
@@ -4707,7 +4903,7 @@
         <w:pStyle w:val="Compact"/>
         <w:numPr>
           <w:ilvl w:val="0"/>
-          <w:numId w:val="1017"/>
+          <w:numId w:val="1035"/>
         </w:numPr>
       </w:pPr>
       <w:r>
@@ -4719,7 +4915,7 @@
         <w:pStyle w:val="Compact"/>
         <w:numPr>
           <w:ilvl w:val="0"/>
-          <w:numId w:val="1017"/>
+          <w:numId w:val="1035"/>
         </w:numPr>
       </w:pPr>
       <w:r>
@@ -4731,7 +4927,7 @@
         <w:pStyle w:val="Compact"/>
         <w:numPr>
           <w:ilvl w:val="0"/>
-          <w:numId w:val="1017"/>
+          <w:numId w:val="1035"/>
         </w:numPr>
       </w:pPr>
       <w:r>
@@ -4743,7 +4939,7 @@
         <w:pStyle w:val="Compact"/>
         <w:numPr>
           <w:ilvl w:val="0"/>
-          <w:numId w:val="1017"/>
+          <w:numId w:val="1035"/>
         </w:numPr>
       </w:pPr>
       <w:r>
@@ -4755,7 +4951,7 @@
         <w:pStyle w:val="Compact"/>
         <w:numPr>
           <w:ilvl w:val="0"/>
-          <w:numId w:val="1017"/>
+          <w:numId w:val="1035"/>
         </w:numPr>
       </w:pPr>
       <w:r>
@@ -4767,7 +4963,7 @@
         <w:pStyle w:val="Compact"/>
         <w:numPr>
           <w:ilvl w:val="0"/>
-          <w:numId w:val="1017"/>
+          <w:numId w:val="1035"/>
         </w:numPr>
       </w:pPr>
       <w:r>
@@ -4775,7 +4971,7 @@
       </w:r>
     </w:p>
     <w:bookmarkEnd w:id="60"/>
-    <w:bookmarkStart w:id="61" w:name="vue-trimestrielle-revue-stratégique"/>
+    <w:bookmarkStart w:id="61" w:name="Xbc31cc420dbef19fbc1f31687be12296c70982f"/>
     <w:p>
       <w:pPr>
         <w:pStyle w:val="Heading3"/>
@@ -4789,7 +4985,7 @@
         <w:pStyle w:val="Compact"/>
         <w:numPr>
           <w:ilvl w:val="0"/>
-          <w:numId w:val="1018"/>
+          <w:numId w:val="1036"/>
         </w:numPr>
       </w:pPr>
       <w:r>
@@ -4801,7 +4997,7 @@
         <w:pStyle w:val="Compact"/>
         <w:numPr>
           <w:ilvl w:val="0"/>
-          <w:numId w:val="1018"/>
+          <w:numId w:val="1036"/>
         </w:numPr>
       </w:pPr>
       <w:r>
@@ -4813,7 +5009,7 @@
         <w:pStyle w:val="Compact"/>
         <w:numPr>
           <w:ilvl w:val="0"/>
-          <w:numId w:val="1018"/>
+          <w:numId w:val="1036"/>
         </w:numPr>
       </w:pPr>
       <w:r>
@@ -4825,7 +5021,7 @@
         <w:pStyle w:val="Compact"/>
         <w:numPr>
           <w:ilvl w:val="0"/>
-          <w:numId w:val="1018"/>
+          <w:numId w:val="1036"/>
         </w:numPr>
       </w:pPr>
       <w:r>
@@ -4837,7 +5033,7 @@
         <w:pStyle w:val="Compact"/>
         <w:numPr>
           <w:ilvl w:val="0"/>
-          <w:numId w:val="1018"/>
+          <w:numId w:val="1036"/>
         </w:numPr>
       </w:pPr>
       <w:r>
@@ -4853,7 +5049,7 @@
     </w:p>
     <w:bookmarkEnd w:id="61"/>
     <w:bookmarkEnd w:id="62"/>
-    <w:bookmarkStart w:id="66" w:name="gouvernance-comment-décider"/>
+    <w:bookmarkStart w:id="66" w:name="Xb4676d605a51ba097b847dca5484a484cdbadb9"/>
     <w:p>
       <w:pPr>
         <w:pStyle w:val="Heading2"/>
@@ -4862,7 +5058,7 @@
         <w:t xml:space="preserve">12. Gouvernance — comment décider</w:t>
       </w:r>
     </w:p>
-    <w:bookmarkStart w:id="63" w:name="rituels-obligatoires"/>
+    <w:bookmarkStart w:id="63" w:name="Xb2c5dec2c5270899f8712643926c709911e8af2"/>
     <w:p>
       <w:pPr>
         <w:pStyle w:val="Heading3"/>
@@ -4876,7 +5072,7 @@
         <w:pStyle w:val="Compact"/>
         <w:numPr>
           <w:ilvl w:val="0"/>
-          <w:numId w:val="1019"/>
+          <w:numId w:val="1037"/>
         </w:numPr>
       </w:pPr>
       <w:r>
@@ -4898,7 +5094,7 @@
         <w:pStyle w:val="Compact"/>
         <w:numPr>
           <w:ilvl w:val="0"/>
-          <w:numId w:val="1019"/>
+          <w:numId w:val="1037"/>
         </w:numPr>
       </w:pPr>
       <w:r>
@@ -4920,7 +5116,7 @@
         <w:pStyle w:val="Compact"/>
         <w:numPr>
           <w:ilvl w:val="0"/>
-          <w:numId w:val="1019"/>
+          <w:numId w:val="1037"/>
         </w:numPr>
       </w:pPr>
       <w:r>
@@ -4942,7 +5138,7 @@
         <w:pStyle w:val="Compact"/>
         <w:numPr>
           <w:ilvl w:val="0"/>
-          <w:numId w:val="1019"/>
+          <w:numId w:val="1037"/>
         </w:numPr>
       </w:pPr>
       <w:r>
@@ -4960,7 +5156,7 @@
       </w:r>
     </w:p>
     <w:bookmarkEnd w:id="63"/>
-    <w:bookmarkStart w:id="64" w:name="cadre-de-décision-qui-décide-quoi"/>
+    <w:bookmarkStart w:id="64" w:name="X9cd96ea2403ee89f7d668b8637f5d9e89d423fd"/>
     <w:p>
       <w:pPr>
         <w:pStyle w:val="Heading3"/>
@@ -4974,7 +5170,7 @@
         <w:pStyle w:val="Compact"/>
         <w:numPr>
           <w:ilvl w:val="0"/>
-          <w:numId w:val="1020"/>
+          <w:numId w:val="1038"/>
         </w:numPr>
       </w:pPr>
       <w:r>
@@ -4988,15 +5184,15 @@
         <w:t xml:space="preserve"> </w:t>
       </w:r>
       <w:r>
-        <w:t xml:space="preserve">(changement de prix, suppression d’une feature, breaking change UX) : CEO + CTO + Designer, 48h.</w:t>
-      </w:r>
-    </w:p>
-    <w:p>
-      <w:pPr>
-        <w:pStyle w:val="Compact"/>
-        <w:numPr>
-          <w:ilvl w:val="0"/>
-          <w:numId w:val="1020"/>
+        <w:t xml:space="preserve">(changement de prix, suppression d'une feature, breaking change UX) : CEO + CTO + Designer, 48h.</w:t>
+      </w:r>
+    </w:p>
+    <w:p>
+      <w:pPr>
+        <w:pStyle w:val="Compact"/>
+        <w:numPr>
+          <w:ilvl w:val="0"/>
+          <w:numId w:val="1038"/>
         </w:numPr>
       </w:pPr>
       <w:r>
@@ -5018,7 +5214,7 @@
         <w:pStyle w:val="Compact"/>
         <w:numPr>
           <w:ilvl w:val="0"/>
-          <w:numId w:val="1020"/>
+          <w:numId w:val="1038"/>
         </w:numPr>
       </w:pPr>
       <w:r>
@@ -5040,7 +5236,7 @@
         <w:pStyle w:val="Compact"/>
         <w:numPr>
           <w:ilvl w:val="0"/>
-          <w:numId w:val="1020"/>
+          <w:numId w:val="1038"/>
         </w:numPr>
       </w:pPr>
       <w:r>
@@ -5062,7 +5258,7 @@
         <w:pStyle w:val="Compact"/>
         <w:numPr>
           <w:ilvl w:val="0"/>
-          <w:numId w:val="1020"/>
+          <w:numId w:val="1038"/>
         </w:numPr>
       </w:pPr>
       <w:r>
@@ -5080,7 +5276,7 @@
       </w:r>
     </w:p>
     <w:bookmarkEnd w:id="64"/>
-    <w:bookmarkStart w:id="65" w:name="board-cible"/>
+    <w:bookmarkStart w:id="65" w:name="X87aaa63aeefdb9d32087aab78b9895e3f2799b9"/>
     <w:p>
       <w:pPr>
         <w:pStyle w:val="Heading3"/>
@@ -5094,7 +5290,7 @@
         <w:pStyle w:val="Compact"/>
         <w:numPr>
           <w:ilvl w:val="0"/>
-          <w:numId w:val="1021"/>
+          <w:numId w:val="1039"/>
         </w:numPr>
       </w:pPr>
       <w:r>
@@ -5110,7 +5306,7 @@
     </w:p>
     <w:bookmarkEnd w:id="65"/>
     <w:bookmarkEnd w:id="66"/>
-    <w:bookmarkStart w:id="71" w:name="marque-communication-image-publique"/>
+    <w:bookmarkStart w:id="71" w:name="X37e16ef4ff2676dddc4cdd6b3f400ef781962dc"/>
     <w:p>
       <w:pPr>
         <w:pStyle w:val="Heading2"/>
@@ -5119,7 +5315,7 @@
         <w:t xml:space="preserve">13. Marque, communication, image publique</w:t>
       </w:r>
     </w:p>
-    <w:bookmarkStart w:id="67" w:name="promesse-de-marque"/>
+    <w:bookmarkStart w:id="67" w:name="Xa6cc849612e0d6bdef22e3c36e57e52d2863f77"/>
     <w:p>
       <w:pPr>
         <w:pStyle w:val="Heading3"/>
@@ -5133,7 +5329,7 @@
         <w:pStyle w:val="BlockText"/>
       </w:pPr>
       <w:r>
-        <w:t xml:space="preserve">« Pièces : la pièce qu’il te faut, au juste prix, livrée et garantie. »</w:t>
+        <w:t xml:space="preserve">« Pièces : la pièce qu'il te faut, au juste prix, livrée et garantie. »</w:t>
       </w:r>
     </w:p>
     <w:p>
@@ -5145,7 +5341,7 @@
       </w:r>
     </w:p>
     <w:bookmarkEnd w:id="67"/>
-    <w:bookmarkStart w:id="68" w:name="identité-visuelle"/>
+    <w:bookmarkStart w:id="68" w:name="Xd60af454fb754a5a077be3f03ee8423e8caad79"/>
     <w:p>
       <w:pPr>
         <w:pStyle w:val="Heading3"/>
@@ -5171,11 +5367,11 @@
         <w:t xml:space="preserve">DESIGN.md</w:t>
       </w:r>
       <w:r>
-        <w:t xml:space="preserve">. Règles d’or : transparence (chips condition), clarté (breakdown), franc-parler en français ivoirien acceptable (pas trop institutionnel pour le canal mécanicien, plus sobre pour le B2B).</w:t>
+        <w:t xml:space="preserve">. Règles d'or : transparence (chips condition), clarté (breakdown), franc-parler en français ivoirien acceptable (pas trop institutionnel pour le canal mécanicien, plus sobre pour le B2B).</w:t>
       </w:r>
     </w:p>
     <w:bookmarkEnd w:id="68"/>
-    <w:bookmarkStart w:id="69" w:name="relations-presse-et-institutionnel"/>
+    <w:bookmarkStart w:id="69" w:name="Xd128178b9e4c46ccb1daabba4c8b7a740a4070b"/>
     <w:p>
       <w:pPr>
         <w:pStyle w:val="Heading3"/>
@@ -5189,7 +5385,7 @@
         <w:pStyle w:val="Compact"/>
         <w:numPr>
           <w:ilvl w:val="0"/>
-          <w:numId w:val="1022"/>
+          <w:numId w:val="1040"/>
         </w:numPr>
       </w:pPr>
       <w:r>
@@ -5217,7 +5413,7 @@
         <w:pStyle w:val="Compact"/>
         <w:numPr>
           <w:ilvl w:val="0"/>
-          <w:numId w:val="1022"/>
+          <w:numId w:val="1040"/>
         </w:numPr>
       </w:pPr>
       <w:r>
@@ -5229,15 +5425,15 @@
         <w:pStyle w:val="Compact"/>
         <w:numPr>
           <w:ilvl w:val="0"/>
-          <w:numId w:val="1022"/>
-        </w:numPr>
-      </w:pPr>
-      <w:r>
-        <w:t xml:space="preserve">Adhésion CGECI, JCI Côte d’Ivoire, GAPI. Présence visible aux événements ministère Transports, ministère Commerce.</w:t>
+          <w:numId w:val="1040"/>
+        </w:numPr>
+      </w:pPr>
+      <w:r>
+        <w:t xml:space="preserve">Adhésion CGECI, JCI Côte d'Ivoire, GAPI. Présence visible aux événements ministère Transports, ministère Commerce.</w:t>
       </w:r>
     </w:p>
     <w:bookmarkEnd w:id="69"/>
-    <w:bookmarkStart w:id="70" w:name="crisis-comms"/>
+    <w:bookmarkStart w:id="70" w:name="X12a59c7ef80c7916f0ff1c8631cc791a935b646"/>
     <w:p>
       <w:pPr>
         <w:pStyle w:val="Heading3"/>
@@ -5251,7 +5447,7 @@
         <w:pStyle w:val="Compact"/>
         <w:numPr>
           <w:ilvl w:val="0"/>
-          <w:numId w:val="1023"/>
+          <w:numId w:val="1041"/>
         </w:numPr>
       </w:pPr>
       <w:r>
@@ -5263,7 +5459,7 @@
         <w:pStyle w:val="Compact"/>
         <w:numPr>
           <w:ilvl w:val="0"/>
-          <w:numId w:val="1023"/>
+          <w:numId w:val="1041"/>
         </w:numPr>
       </w:pPr>
       <w:r>
@@ -5279,7 +5475,7 @@
     </w:p>
     <w:bookmarkEnd w:id="70"/>
     <w:bookmarkEnd w:id="71"/>
-    <w:bookmarkStart w:id="75" w:name="conformité-et-risques-légaux"/>
+    <w:bookmarkStart w:id="75" w:name="X4a40e63ceaae4c0919c2fc20b00892e906041f7"/>
     <w:p>
       <w:pPr>
         <w:pStyle w:val="Heading2"/>
@@ -5288,7 +5484,7 @@
         <w:t xml:space="preserve">14. Conformité et risques légaux</w:t>
       </w:r>
     </w:p>
-    <w:bookmarkStart w:id="72" w:name="statut-juridique-recommandé"/>
+    <w:bookmarkStart w:id="72" w:name="X567cc01974def157ee1e22e71a916609e0d2694"/>
     <w:p>
       <w:pPr>
         <w:pStyle w:val="Heading3"/>
@@ -5302,7 +5498,7 @@
         <w:pStyle w:val="Compact"/>
         <w:numPr>
           <w:ilvl w:val="0"/>
-          <w:numId w:val="1024"/>
+          <w:numId w:val="1042"/>
         </w:numPr>
       </w:pPr>
       <w:r>
@@ -5314,7 +5510,7 @@
         <w:pStyle w:val="Compact"/>
         <w:numPr>
           <w:ilvl w:val="0"/>
-          <w:numId w:val="1024"/>
+          <w:numId w:val="1042"/>
         </w:numPr>
       </w:pPr>
       <w:r>
@@ -5322,7 +5518,7 @@
       </w:r>
     </w:p>
     <w:bookmarkEnd w:id="72"/>
-    <w:bookmarkStart w:id="73" w:name="obligations-courantes-à-connaître"/>
+    <w:bookmarkStart w:id="73" w:name="X0ad535d1627f7e42faff995b7777f39e4e6ba41"/>
     <w:p>
       <w:pPr>
         <w:pStyle w:val="Heading3"/>
@@ -5336,7 +5532,7 @@
         <w:pStyle w:val="Compact"/>
         <w:numPr>
           <w:ilvl w:val="0"/>
-          <w:numId w:val="1025"/>
+          <w:numId w:val="1043"/>
         </w:numPr>
       </w:pPr>
       <w:r>
@@ -5350,15 +5546,15 @@
         <w:t xml:space="preserve"> </w:t>
       </w:r>
       <w:r>
-        <w:t xml:space="preserve">: déclarations TVA, IS, IRPP des salariés. FNE-CI sur transactions plateforme (cf. mouvement 3).</w:t>
-      </w:r>
-    </w:p>
-    <w:p>
-      <w:pPr>
-        <w:pStyle w:val="Compact"/>
-        <w:numPr>
-          <w:ilvl w:val="0"/>
-          <w:numId w:val="1025"/>
+        <w:t xml:space="preserve">: déclarations TVA, IS, IRPP des salariés. FNE-CI sur transactions plateforme (cf. mouvement 3).</w:t>
+      </w:r>
+    </w:p>
+    <w:p>
+      <w:pPr>
+        <w:pStyle w:val="Compact"/>
+        <w:numPr>
+          <w:ilvl w:val="0"/>
+          <w:numId w:val="1043"/>
         </w:numPr>
       </w:pPr>
       <w:r>
@@ -5380,7 +5576,7 @@
         <w:pStyle w:val="Compact"/>
         <w:numPr>
           <w:ilvl w:val="0"/>
-          <w:numId w:val="1025"/>
+          <w:numId w:val="1043"/>
         </w:numPr>
       </w:pPr>
       <w:r>
@@ -5402,7 +5598,7 @@
         <w:pStyle w:val="Compact"/>
         <w:numPr>
           <w:ilvl w:val="0"/>
-          <w:numId w:val="1025"/>
+          <w:numId w:val="1043"/>
         </w:numPr>
       </w:pPr>
       <w:r>
@@ -5424,7 +5620,7 @@
         <w:pStyle w:val="Compact"/>
         <w:numPr>
           <w:ilvl w:val="0"/>
-          <w:numId w:val="1025"/>
+          <w:numId w:val="1043"/>
         </w:numPr>
       </w:pPr>
       <w:r>
@@ -5442,7 +5638,7 @@
       </w:r>
     </w:p>
     <w:bookmarkEnd w:id="73"/>
-    <w:bookmarkStart w:id="74" w:name="contrats-clés-à-industrialiser"/>
+    <w:bookmarkStart w:id="74" w:name="X58d3ab2fa0979a402a63b97ba715836b96db79c"/>
     <w:p>
       <w:pPr>
         <w:pStyle w:val="Heading3"/>
@@ -5456,7 +5652,7 @@
         <w:pStyle w:val="Compact"/>
         <w:numPr>
           <w:ilvl w:val="0"/>
-          <w:numId w:val="1026"/>
+          <w:numId w:val="1044"/>
         </w:numPr>
       </w:pPr>
       <w:r>
@@ -5468,7 +5664,7 @@
         <w:pStyle w:val="Compact"/>
         <w:numPr>
           <w:ilvl w:val="0"/>
-          <w:numId w:val="1026"/>
+          <w:numId w:val="1044"/>
         </w:numPr>
       </w:pPr>
       <w:r>
@@ -5480,7 +5676,7 @@
         <w:pStyle w:val="Compact"/>
         <w:numPr>
           <w:ilvl w:val="0"/>
-          <w:numId w:val="1026"/>
+          <w:numId w:val="1044"/>
         </w:numPr>
       </w:pPr>
       <w:r>
@@ -5492,7 +5688,7 @@
         <w:pStyle w:val="Compact"/>
         <w:numPr>
           <w:ilvl w:val="0"/>
-          <w:numId w:val="1026"/>
+          <w:numId w:val="1044"/>
         </w:numPr>
       </w:pPr>
       <w:r>
@@ -5504,7 +5700,7 @@
         <w:pStyle w:val="Compact"/>
         <w:numPr>
           <w:ilvl w:val="0"/>
-          <w:numId w:val="1026"/>
+          <w:numId w:val="1044"/>
         </w:numPr>
       </w:pPr>
       <w:r>
@@ -5520,7 +5716,7 @@
     </w:p>
     <w:bookmarkEnd w:id="74"/>
     <w:bookmarkEnd w:id="75"/>
-    <w:bookmarkStart w:id="80" w:name="X2a4bf2ffa055583c9850e154eb0fa582f7bea09"/>
+    <w:bookmarkStart w:id="80" w:name="X5ff9242d6781c90c8e6c52f4743fb3e410053ed"/>
     <w:p>
       <w:pPr>
         <w:pStyle w:val="Heading2"/>
@@ -5529,7 +5725,7 @@
         <w:t xml:space="preserve">15. Roadmap produit — vue CEO (détails CTO Bible)</w:t>
       </w:r>
     </w:p>
-    <w:bookmarkStart w:id="76" w:name="p0-m0m6-fondations"/>
+    <w:bookmarkStart w:id="76" w:name="Xb8df14f0763cfd70a41bbd4017b51cc2212b6f1"/>
     <w:p>
       <w:pPr>
         <w:pStyle w:val="Heading3"/>
@@ -5543,19 +5739,19 @@
         <w:pStyle w:val="Compact"/>
         <w:numPr>
           <w:ilvl w:val="0"/>
-          <w:numId w:val="1027"/>
-        </w:numPr>
-      </w:pPr>
-      <w:r>
-        <w:t xml:space="preserve">Stabilité plateforme, fitments véhicules CI précis, escrow + COD opérationnels.</w:t>
-      </w:r>
-    </w:p>
-    <w:p>
-      <w:pPr>
-        <w:pStyle w:val="Compact"/>
-        <w:numPr>
-          <w:ilvl w:val="0"/>
-          <w:numId w:val="1027"/>
+          <w:numId w:val="1045"/>
+        </w:numPr>
+      </w:pPr>
+      <w:r>
+        <w:t xml:space="preserve">Stabilité plateforme, fitments véhicules CI précis, encaissement en ligne + à la remise opérationnels.</w:t>
+      </w:r>
+    </w:p>
+    <w:p>
+      <w:pPr>
+        <w:pStyle w:val="Compact"/>
+        <w:numPr>
+          <w:ilvl w:val="0"/>
+          <w:numId w:val="1045"/>
         </w:numPr>
       </w:pPr>
       <w:r>
@@ -5567,7 +5763,7 @@
         <w:pStyle w:val="Compact"/>
         <w:numPr>
           <w:ilvl w:val="0"/>
-          <w:numId w:val="1027"/>
+          <w:numId w:val="1045"/>
         </w:numPr>
       </w:pPr>
       <w:r>
@@ -5579,7 +5775,7 @@
         <w:pStyle w:val="Compact"/>
         <w:numPr>
           <w:ilvl w:val="0"/>
-          <w:numId w:val="1027"/>
+          <w:numId w:val="1045"/>
         </w:numPr>
       </w:pPr>
       <w:r>
@@ -5587,7 +5783,7 @@
       </w:r>
     </w:p>
     <w:bookmarkEnd w:id="76"/>
-    <w:bookmarkStart w:id="77" w:name="p1-m6m12-monétisation-flotte"/>
+    <w:bookmarkStart w:id="77" w:name="X0bc070c58935ebfd6b301c9a7cb5de5ab9ce5b1"/>
     <w:p>
       <w:pPr>
         <w:pStyle w:val="Heading3"/>
@@ -5601,7 +5797,7 @@
         <w:pStyle w:val="Compact"/>
         <w:numPr>
           <w:ilvl w:val="0"/>
-          <w:numId w:val="1028"/>
+          <w:numId w:val="1046"/>
         </w:numPr>
       </w:pPr>
       <w:r>
@@ -5613,7 +5809,7 @@
         <w:pStyle w:val="Compact"/>
         <w:numPr>
           <w:ilvl w:val="0"/>
-          <w:numId w:val="1028"/>
+          <w:numId w:val="1046"/>
         </w:numPr>
       </w:pPr>
       <w:r>
@@ -5625,7 +5821,7 @@
         <w:pStyle w:val="Compact"/>
         <w:numPr>
           <w:ilvl w:val="0"/>
-          <w:numId w:val="1028"/>
+          <w:numId w:val="1046"/>
         </w:numPr>
       </w:pPr>
       <w:r>
@@ -5637,7 +5833,7 @@
         <w:pStyle w:val="Compact"/>
         <w:numPr>
           <w:ilvl w:val="0"/>
-          <w:numId w:val="1028"/>
+          <w:numId w:val="1046"/>
         </w:numPr>
       </w:pPr>
       <w:r>
@@ -5645,7 +5841,7 @@
       </w:r>
     </w:p>
     <w:bookmarkEnd w:id="77"/>
-    <w:bookmarkStart w:id="78" w:name="p2-m12m18-différenciation"/>
+    <w:bookmarkStart w:id="78" w:name="X6c703f757c73cc937f99c8704ef486ca25a34de"/>
     <w:p>
       <w:pPr>
         <w:pStyle w:val="Heading3"/>
@@ -5659,7 +5855,7 @@
         <w:pStyle w:val="Compact"/>
         <w:numPr>
           <w:ilvl w:val="0"/>
-          <w:numId w:val="1029"/>
+          <w:numId w:val="1047"/>
         </w:numPr>
       </w:pPr>
       <w:r>
@@ -5671,7 +5867,7 @@
         <w:pStyle w:val="Compact"/>
         <w:numPr>
           <w:ilvl w:val="0"/>
-          <w:numId w:val="1029"/>
+          <w:numId w:val="1047"/>
         </w:numPr>
       </w:pPr>
       <w:r>
@@ -5683,27 +5879,27 @@
         <w:pStyle w:val="Compact"/>
         <w:numPr>
           <w:ilvl w:val="0"/>
-          <w:numId w:val="1029"/>
-        </w:numPr>
-      </w:pPr>
-      <w:r>
-        <w:t xml:space="preserve">Module entretien préventif intelligent (suggestions basées sur l’historique flotte).</w:t>
-      </w:r>
-    </w:p>
-    <w:p>
-      <w:pPr>
-        <w:pStyle w:val="Compact"/>
-        <w:numPr>
-          <w:ilvl w:val="0"/>
-          <w:numId w:val="1029"/>
-        </w:numPr>
-      </w:pPr>
-      <w:r>
-        <w:t xml:space="preserve">Marketplace main-d’œuvre (réseau garages affiliés) — à arbitrer M12 si focus pièces tient.</w:t>
+          <w:numId w:val="1047"/>
+        </w:numPr>
+      </w:pPr>
+      <w:r>
+        <w:t xml:space="preserve">Module entretien préventif intelligent (suggestions basées sur l'historique flotte).</w:t>
+      </w:r>
+    </w:p>
+    <w:p>
+      <w:pPr>
+        <w:pStyle w:val="Compact"/>
+        <w:numPr>
+          <w:ilvl w:val="0"/>
+          <w:numId w:val="1047"/>
+        </w:numPr>
+      </w:pPr>
+      <w:r>
+        <w:t xml:space="preserve">Marketplace main-d'œuvre (réseau garages affiliés) — à arbitrer M12 si focus pièces tient.</w:t>
       </w:r>
     </w:p>
     <w:bookmarkEnd w:id="78"/>
-    <w:bookmarkStart w:id="79" w:name="p3-m18m24-expansion"/>
+    <w:bookmarkStart w:id="79" w:name="Xa364296760401cfcfeb394be2d9f0ef269ae65e"/>
     <w:p>
       <w:pPr>
         <w:pStyle w:val="Heading3"/>
@@ -5717,7 +5913,7 @@
         <w:pStyle w:val="Compact"/>
         <w:numPr>
           <w:ilvl w:val="0"/>
-          <w:numId w:val="1030"/>
+          <w:numId w:val="1048"/>
         </w:numPr>
       </w:pPr>
       <w:r>
@@ -5729,7 +5925,7 @@
         <w:pStyle w:val="Compact"/>
         <w:numPr>
           <w:ilvl w:val="0"/>
-          <w:numId w:val="1030"/>
+          <w:numId w:val="1048"/>
         </w:numPr>
       </w:pPr>
       <w:r>
@@ -5741,7 +5937,7 @@
         <w:pStyle w:val="Compact"/>
         <w:numPr>
           <w:ilvl w:val="0"/>
-          <w:numId w:val="1030"/>
+          <w:numId w:val="1048"/>
         </w:numPr>
       </w:pPr>
       <w:r>
@@ -5757,7 +5953,7 @@
     </w:p>
     <w:bookmarkEnd w:id="79"/>
     <w:bookmarkEnd w:id="80"/>
-    <w:bookmarkStart w:id="81" w:name="les-10-erreurs-à-ne-pas-commettre"/>
+    <w:bookmarkStart w:id="81" w:name="X442d85207afe55442dc52d86f09fe733e6105f3"/>
     <w:p>
       <w:pPr>
         <w:pStyle w:val="Heading2"/>
@@ -5771,7 +5967,7 @@
         <w:pStyle w:val="Compact"/>
         <w:numPr>
           <w:ilvl w:val="0"/>
-          <w:numId w:val="1031"/>
+          <w:numId w:val="1049"/>
         </w:numPr>
       </w:pPr>
       <w:r>
@@ -5782,15 +5978,15 @@
         <w:t xml:space="preserve">Diluer la promesse en couvrant pneus, lubrifiants, accessoires trop tôt</w:t>
       </w:r>
       <w:r>
-        <w:t xml:space="preserve">. Pièces de rechange uniquement jusqu’à M18.</w:t>
-      </w:r>
-    </w:p>
-    <w:p>
-      <w:pPr>
-        <w:pStyle w:val="Compact"/>
-        <w:numPr>
-          <w:ilvl w:val="0"/>
-          <w:numId w:val="1031"/>
+        <w:t xml:space="preserve">. Pièces de rechange uniquement jusqu'à M18.</w:t>
+      </w:r>
+    </w:p>
+    <w:p>
+      <w:pPr>
+        <w:pStyle w:val="Compact"/>
+        <w:numPr>
+          <w:ilvl w:val="0"/>
+          <w:numId w:val="1049"/>
         </w:numPr>
       </w:pPr>
       <w:r>
@@ -5809,7 +6005,7 @@
         <w:pStyle w:val="Compact"/>
         <w:numPr>
           <w:ilvl w:val="0"/>
-          <w:numId w:val="1031"/>
+          <w:numId w:val="1049"/>
         </w:numPr>
       </w:pPr>
       <w:r>
@@ -5828,7 +6024,7 @@
         <w:pStyle w:val="Compact"/>
         <w:numPr>
           <w:ilvl w:val="0"/>
-          <w:numId w:val="1031"/>
+          <w:numId w:val="1049"/>
         </w:numPr>
       </w:pPr>
       <w:r>
@@ -5842,15 +6038,15 @@
         <w:t xml:space="preserve"> </w:t>
       </w:r>
       <w:r>
-        <w:t xml:space="preserve">au début. C’est un levier d’acquisition, pas un centre de profit immédiat.</w:t>
-      </w:r>
-    </w:p>
-    <w:p>
-      <w:pPr>
-        <w:pStyle w:val="Compact"/>
-        <w:numPr>
-          <w:ilvl w:val="0"/>
-          <w:numId w:val="1031"/>
+        <w:t xml:space="preserve">au début. C'est un levier d'acquisition, pas un centre de profit immédiat.</w:t>
+      </w:r>
+    </w:p>
+    <w:p>
+      <w:pPr>
+        <w:pStyle w:val="Compact"/>
+        <w:numPr>
+          <w:ilvl w:val="0"/>
+          <w:numId w:val="1049"/>
         </w:numPr>
       </w:pPr>
       <w:r>
@@ -5869,7 +6065,7 @@
         <w:pStyle w:val="Compact"/>
         <w:numPr>
           <w:ilvl w:val="0"/>
-          <w:numId w:val="1031"/>
+          <w:numId w:val="1049"/>
         </w:numPr>
       </w:pPr>
       <w:r>
@@ -5888,7 +6084,7 @@
         <w:pStyle w:val="Compact"/>
         <w:numPr>
           <w:ilvl w:val="0"/>
-          <w:numId w:val="1031"/>
+          <w:numId w:val="1049"/>
         </w:numPr>
       </w:pPr>
       <w:r>
@@ -5910,7 +6106,7 @@
         <w:pStyle w:val="Compact"/>
         <w:numPr>
           <w:ilvl w:val="0"/>
-          <w:numId w:val="1031"/>
+          <w:numId w:val="1049"/>
         </w:numPr>
       </w:pPr>
       <w:r>
@@ -5929,7 +6125,7 @@
         <w:pStyle w:val="Compact"/>
         <w:numPr>
           <w:ilvl w:val="0"/>
-          <w:numId w:val="1031"/>
+          <w:numId w:val="1049"/>
         </w:numPr>
       </w:pPr>
       <w:r>
@@ -5943,15 +6139,15 @@
         <w:t xml:space="preserve"> </w:t>
       </w:r>
       <w:r>
-        <w:t xml:space="preserve">(en temps réel, français ivoirien). C’est notre canal #1, pas un coût à compresser.</w:t>
-      </w:r>
-    </w:p>
-    <w:p>
-      <w:pPr>
-        <w:pStyle w:val="Compact"/>
-        <w:numPr>
-          <w:ilvl w:val="0"/>
-          <w:numId w:val="1031"/>
+        <w:t xml:space="preserve">(en temps réel, français ivoirien). C'est notre canal #1, pas un coût à compresser.</w:t>
+      </w:r>
+    </w:p>
+    <w:p>
+      <w:pPr>
+        <w:pStyle w:val="Compact"/>
+        <w:numPr>
+          <w:ilvl w:val="0"/>
+          <w:numId w:val="1049"/>
         </w:numPr>
       </w:pPr>
       <w:r>
@@ -5965,7 +6161,7 @@
         <w:t xml:space="preserve"> </w:t>
       </w:r>
       <w:r>
-        <w:t xml:space="preserve">(DGI, ministère Transports, CGECI). Un acteur de cette taille a besoin d’alliés publics dès M3.</w:t>
+        <w:t xml:space="preserve">(DGI, ministère Transports, CGECI). Un acteur de cette taille a besoin d'alliés publics dès M3.</w:t>
       </w:r>
     </w:p>
     <w:p>
@@ -5976,7 +6172,7 @@
       </w:r>
     </w:p>
     <w:bookmarkEnd w:id="81"/>
-    <w:bookmarkStart w:id="82" w:name="X9d21ccac201ecb196722d76e143ac00f0c7dec8"/>
+    <w:bookmarkStart w:id="82" w:name="X5d5e7c3dca51020e0044f9ad461dba9d5242de0"/>
     <w:p>
       <w:pPr>
         <w:pStyle w:val="Heading2"/>
@@ -5990,7 +6186,7 @@
         <w:pStyle w:val="Compact"/>
         <w:numPr>
           <w:ilvl w:val="0"/>
-          <w:numId w:val="1032"/>
+          <w:numId w:val="1050"/>
         </w:numPr>
       </w:pPr>
       <w:r>
@@ -6012,7 +6208,7 @@
         <w:pStyle w:val="Compact"/>
         <w:numPr>
           <w:ilvl w:val="0"/>
-          <w:numId w:val="1032"/>
+          <w:numId w:val="1050"/>
         </w:numPr>
       </w:pPr>
       <w:r>
@@ -6034,7 +6230,7 @@
         <w:pStyle w:val="Compact"/>
         <w:numPr>
           <w:ilvl w:val="0"/>
-          <w:numId w:val="1032"/>
+          <w:numId w:val="1050"/>
         </w:numPr>
       </w:pPr>
       <w:r>
@@ -6056,7 +6252,7 @@
         <w:pStyle w:val="Compact"/>
         <w:numPr>
           <w:ilvl w:val="0"/>
-          <w:numId w:val="1032"/>
+          <w:numId w:val="1050"/>
         </w:numPr>
       </w:pPr>
       <w:r>
@@ -6078,15 +6274,15 @@
         <w:pStyle w:val="Compact"/>
         <w:numPr>
           <w:ilvl w:val="0"/>
-          <w:numId w:val="1032"/>
-        </w:numPr>
-      </w:pPr>
-      <w:r>
-        <w:rPr>
-          <w:b/>
-          <w:bCs/>
-        </w:rPr>
-        <w:t xml:space="preserve">Partenariat officiel Yango Côte d’Ivoire</w:t>
+          <w:numId w:val="1050"/>
+        </w:numPr>
+      </w:pPr>
+      <w:r>
+        <w:rPr>
+          <w:b/>
+          <w:bCs/>
+        </w:rPr>
+        <w:t xml:space="preserve">Partenariat officiel Yango Côte d'Ivoire</w:t>
       </w:r>
       <w:r>
         <w:t xml:space="preserve"> </w:t>
@@ -6100,7 +6296,7 @@
         <w:pStyle w:val="Compact"/>
         <w:numPr>
           <w:ilvl w:val="0"/>
-          <w:numId w:val="1032"/>
+          <w:numId w:val="1050"/>
         </w:numPr>
       </w:pPr>
       <w:r>
@@ -6122,7 +6318,7 @@
         <w:pStyle w:val="Compact"/>
         <w:numPr>
           <w:ilvl w:val="0"/>
-          <w:numId w:val="1032"/>
+          <w:numId w:val="1050"/>
         </w:numPr>
       </w:pPr>
       <w:r>
@@ -6144,7 +6340,7 @@
         <w:pStyle w:val="Compact"/>
         <w:numPr>
           <w:ilvl w:val="0"/>
-          <w:numId w:val="1032"/>
+          <w:numId w:val="1050"/>
         </w:numPr>
       </w:pPr>
       <w:r>
@@ -6166,7 +6362,7 @@
         <w:pStyle w:val="Compact"/>
         <w:numPr>
           <w:ilvl w:val="0"/>
-          <w:numId w:val="1032"/>
+          <w:numId w:val="1050"/>
         </w:numPr>
       </w:pPr>
       <w:r>
@@ -6188,7 +6384,7 @@
         <w:pStyle w:val="Compact"/>
         <w:numPr>
           <w:ilvl w:val="0"/>
-          <w:numId w:val="1032"/>
+          <w:numId w:val="1050"/>
         </w:numPr>
       </w:pPr>
       <w:r>
@@ -6213,7 +6409,7 @@
       </w:r>
     </w:p>
     <w:bookmarkEnd w:id="82"/>
-    <w:bookmarkStart w:id="83" w:name="conclusion-pourquoi-ce-sera-pièces"/>
+    <w:bookmarkStart w:id="83" w:name="X44e6735b00e4e32432cf055c09e9a26c4859220"/>
     <w:p>
       <w:pPr>
         <w:pStyle w:val="Heading2"/>
@@ -6227,7 +6423,7 @@
         <w:pStyle w:val="FirstParagraph"/>
       </w:pPr>
       <w:r>
-        <w:t xml:space="preserve">Le marché est gigantesque, fragmenté, mal servi. Personne ne combine simultanément la marketplace consommateur, la plateforme flotte B2B, et le réseau terrain Liaison. Personne n’a la conformité FNE-CI native. Personne n’a la base de données fitments Côte d’Ivoire qu’on construit transaction par transaction.</w:t>
+        <w:t xml:space="preserve">Le marché est gigantesque, fragmenté, mal servi. Personne ne combine simultanément la marketplace consommateur, la plateforme flotte B2B, et le réseau terrain Liaison. Personne n'a la conformité FNE-CI native. Personne n'a la base de données fitments Côte d'Ivoire qu'on construit transaction par transaction.</w:t>
       </w:r>
     </w:p>
     <w:p>
@@ -6267,17 +6463,17 @@
         <w:t xml:space="preserve"> </w:t>
       </w:r>
       <w:r>
-        <w:t xml:space="preserve">si l’exécution est tenue. La fenêtre se ferme dès qu’un acteur capitalisé pan-africain (Jumia, Yango Garage, un newcomer pétrolier-mobilité) tente la même combinaison.</w:t>
-      </w:r>
-      <w:r>
-        <w:t xml:space="preserve"> </w:t>
-      </w:r>
-      <w:r>
-        <w:rPr>
-          <w:b/>
-          <w:bCs/>
-        </w:rPr>
-        <w:t xml:space="preserve">Notre avance opérationnelle ne tiendra que si nous l’industrialisons maintenant.</w:t>
+        <w:t xml:space="preserve">si l'exécution est tenue. La fenêtre se ferme dès qu'un acteur capitalisé pan-africain (Jumia, Yango Garage, un newcomer pétrolier-mobilité) tente la même combinaison.</w:t>
+      </w:r>
+      <w:r>
+        <w:t xml:space="preserve"> </w:t>
+      </w:r>
+      <w:r>
+        <w:rPr>
+          <w:b/>
+          <w:bCs/>
+        </w:rPr>
+        <w:t xml:space="preserve">Notre avance opérationnelle ne tiendra que si nous l'industrialisons maintenant.</w:t>
       </w:r>
     </w:p>
     <w:p>
@@ -6287,21 +6483,21 @@
       <w:r>
         <w:t xml:space="preserve">Le rôle du CEO :</w:t>
       </w:r>
-      <w:r>
-        <w:t xml:space="preserve"> </w:t>
-      </w:r>
-      <w:r>
-        <w:t xml:space="preserve">-</w:t>
-      </w:r>
-      <w:r>
-        <w:t xml:space="preserve"> </w:t>
-      </w:r>
-      <w:r>
-        <w:rPr>
-          <w:b/>
-          <w:bCs/>
-        </w:rPr>
-        <w:t xml:space="preserve">Vendre l’histoire</w:t>
+    </w:p>
+    <w:p>
+      <w:pPr>
+        <w:pStyle w:val="Compact"/>
+        <w:numPr>
+          <w:ilvl w:val="0"/>
+          <w:numId w:val="1051"/>
+        </w:numPr>
+      </w:pPr>
+      <w:r>
+        <w:rPr>
+          <w:b/>
+          <w:bCs/>
+        </w:rPr>
+        <w:t xml:space="preserve">Vendre l'histoire</w:t>
       </w:r>
       <w:r>
         <w:t xml:space="preserve"> </w:t>
@@ -6309,21 +6505,21 @@
       <w:r>
         <w:t xml:space="preserve">(capital, talents, partenaires institutionnels).</w:t>
       </w:r>
-      <w:r>
-        <w:t xml:space="preserve"> </w:t>
-      </w:r>
-      <w:r>
-        <w:t xml:space="preserve">-</w:t>
-      </w:r>
-      <w:r>
-        <w:t xml:space="preserve"> </w:t>
-      </w:r>
-      <w:r>
-        <w:rPr>
-          <w:b/>
-          <w:bCs/>
-        </w:rPr>
-        <w:t xml:space="preserve">Tenir l’équipe sur l’exécution des cinq mouvements</w:t>
+    </w:p>
+    <w:p>
+      <w:pPr>
+        <w:pStyle w:val="Compact"/>
+        <w:numPr>
+          <w:ilvl w:val="0"/>
+          <w:numId w:val="1051"/>
+        </w:numPr>
+      </w:pPr>
+      <w:r>
+        <w:rPr>
+          <w:b/>
+          <w:bCs/>
+        </w:rPr>
+        <w:t xml:space="preserve">Tenir l'équipe sur l'exécution des cinq mouvements</w:t>
       </w:r>
       <w:r>
         <w:t xml:space="preserve"> </w:t>
@@ -6331,15 +6527,15 @@
       <w:r>
         <w:t xml:space="preserve">sans dispersion.</w:t>
       </w:r>
-      <w:r>
-        <w:t xml:space="preserve"> </w:t>
-      </w:r>
-      <w:r>
-        <w:t xml:space="preserve">-</w:t>
-      </w:r>
-      <w:r>
-        <w:t xml:space="preserve"> </w:t>
-      </w:r>
+    </w:p>
+    <w:p>
+      <w:pPr>
+        <w:pStyle w:val="Compact"/>
+        <w:numPr>
+          <w:ilvl w:val="0"/>
+          <w:numId w:val="1051"/>
+        </w:numPr>
+      </w:pPr>
       <w:r>
         <w:rPr>
           <w:b/>
@@ -6351,15 +6547,15 @@
         <w:t xml:space="preserve"> </w:t>
       </w:r>
       <w:r>
-        <w:t xml:space="preserve">(transparence, vitesse, conformité) même quand l’urgence pousse au shortcut.</w:t>
-      </w:r>
-    </w:p>
-    <w:p>
-      <w:pPr>
-        <w:pStyle w:val="BodyText"/>
-      </w:pPr>
-      <w:r>
-        <w:t xml:space="preserve">Tout le reste — produit, ops, finance — est documenté ici, dans la CTO Bible, dans DESIGN.md, dans le plan d’affaires (</w:t>
+        <w:t xml:space="preserve">(transparence, vitesse, conformité) même quand l'urgence pousse au shortcut.</w:t>
+      </w:r>
+    </w:p>
+    <w:p>
+      <w:pPr>
+        <w:pStyle w:val="FirstParagraph"/>
+      </w:pPr>
+      <w:r>
+        <w:t xml:space="preserve">Tout le reste — produit, ops, finance — est documenté ici, dans la CTO Bible, dans DESIGN.md, dans le plan d'affaires (</w:t>
       </w:r>
       <w:r>
         <w:rPr>
@@ -6468,7 +6664,7 @@
           <w:i/>
           <w:iCs/>
         </w:rPr>
-        <w:t xml:space="preserve">Pièces — la pièce qu’il te faut, au juste prix, livrée et garantie.</w:t>
+        <w:t xml:space="preserve">Pièces — la pièce qu'il te faut, au juste prix, livrée et garantie.</w:t>
       </w:r>
       <w:r>
         <w:t xml:space="preserve"> </w:t>
@@ -6483,7 +6679,11 @@
     </w:p>
     <w:bookmarkEnd w:id="83"/>
     <w:bookmarkEnd w:id="84"/>
-    <w:sectPr/>
+    <w:sectPr>
+      <w:footnotePr>
+        <w:numRestart w:val="eachSect"/>
+      </w:footnotePr>
+    </w:sectPr>
   </w:body>
 </w:document>
 </file>
@@ -6811,15 +7011,6 @@
     </w:lvlOverride>
   </w:num>
   <w:num w:numId="1002">
-    <w:abstractNumId w:val="991"/>
-  </w:num>
-  <w:num w:numId="1003">
-    <w:abstractNumId w:val="991"/>
-  </w:num>
-  <w:num w:numId="1004">
-    <w:abstractNumId w:val="991"/>
-  </w:num>
-  <w:num w:numId="1005">
     <w:abstractNumId w:val="99411"/>
     <w:lvlOverride w:ilvl="0">
       <w:startOverride w:val="1"/>
@@ -6849,19 +7040,16 @@
       <w:startOverride w:val="1"/>
     </w:lvlOverride>
   </w:num>
-  <w:num w:numId="1006">
+  <w:num w:numId="1003">
     <w:abstractNumId w:val="991"/>
   </w:num>
-  <w:num w:numId="1007">
+  <w:num w:numId="1004">
     <w:abstractNumId w:val="991"/>
   </w:num>
-  <w:num w:numId="1008">
+  <w:num w:numId="1005">
     <w:abstractNumId w:val="991"/>
   </w:num>
-  <w:num w:numId="1009">
-    <w:abstractNumId w:val="991"/>
-  </w:num>
-  <w:num w:numId="1010">
+  <w:num w:numId="1006">
     <w:abstractNumId w:val="99411"/>
     <w:lvlOverride w:ilvl="0">
       <w:startOverride w:val="1"/>
@@ -6890,6 +7078,18 @@
     <w:lvlOverride w:ilvl="8">
       <w:startOverride w:val="1"/>
     </w:lvlOverride>
+  </w:num>
+  <w:num w:numId="1007">
+    <w:abstractNumId w:val="991"/>
+  </w:num>
+  <w:num w:numId="1008">
+    <w:abstractNumId w:val="991"/>
+  </w:num>
+  <w:num w:numId="1009">
+    <w:abstractNumId w:val="991"/>
+  </w:num>
+  <w:num w:numId="1010">
+    <w:abstractNumId w:val="991"/>
   </w:num>
   <w:num w:numId="1011">
     <w:abstractNumId w:val="991"/>
@@ -6943,15 +7143,6 @@
     <w:abstractNumId w:val="991"/>
   </w:num>
   <w:num w:numId="1028">
-    <w:abstractNumId w:val="991"/>
-  </w:num>
-  <w:num w:numId="1029">
-    <w:abstractNumId w:val="991"/>
-  </w:num>
-  <w:num w:numId="1030">
-    <w:abstractNumId w:val="991"/>
-  </w:num>
-  <w:num w:numId="1031">
     <w:abstractNumId w:val="99411"/>
     <w:lvlOverride w:ilvl="0">
       <w:startOverride w:val="1"/>
@@ -6981,7 +7172,67 @@
       <w:startOverride w:val="1"/>
     </w:lvlOverride>
   </w:num>
+  <w:num w:numId="1029">
+    <w:abstractNumId w:val="991"/>
+  </w:num>
+  <w:num w:numId="1030">
+    <w:abstractNumId w:val="991"/>
+  </w:num>
+  <w:num w:numId="1031">
+    <w:abstractNumId w:val="991"/>
+  </w:num>
   <w:num w:numId="1032">
+    <w:abstractNumId w:val="991"/>
+  </w:num>
+  <w:num w:numId="1033">
+    <w:abstractNumId w:val="991"/>
+  </w:num>
+  <w:num w:numId="1034">
+    <w:abstractNumId w:val="991"/>
+  </w:num>
+  <w:num w:numId="1035">
+    <w:abstractNumId w:val="991"/>
+  </w:num>
+  <w:num w:numId="1036">
+    <w:abstractNumId w:val="991"/>
+  </w:num>
+  <w:num w:numId="1037">
+    <w:abstractNumId w:val="991"/>
+  </w:num>
+  <w:num w:numId="1038">
+    <w:abstractNumId w:val="991"/>
+  </w:num>
+  <w:num w:numId="1039">
+    <w:abstractNumId w:val="991"/>
+  </w:num>
+  <w:num w:numId="1040">
+    <w:abstractNumId w:val="991"/>
+  </w:num>
+  <w:num w:numId="1041">
+    <w:abstractNumId w:val="991"/>
+  </w:num>
+  <w:num w:numId="1042">
+    <w:abstractNumId w:val="991"/>
+  </w:num>
+  <w:num w:numId="1043">
+    <w:abstractNumId w:val="991"/>
+  </w:num>
+  <w:num w:numId="1044">
+    <w:abstractNumId w:val="991"/>
+  </w:num>
+  <w:num w:numId="1045">
+    <w:abstractNumId w:val="991"/>
+  </w:num>
+  <w:num w:numId="1046">
+    <w:abstractNumId w:val="991"/>
+  </w:num>
+  <w:num w:numId="1047">
+    <w:abstractNumId w:val="991"/>
+  </w:num>
+  <w:num w:numId="1048">
+    <w:abstractNumId w:val="991"/>
+  </w:num>
+  <w:num w:numId="1049">
     <w:abstractNumId w:val="99411"/>
     <w:lvlOverride w:ilvl="0">
       <w:startOverride w:val="1"/>
@@ -7010,6 +7261,39 @@
     <w:lvlOverride w:ilvl="8">
       <w:startOverride w:val="1"/>
     </w:lvlOverride>
+  </w:num>
+  <w:num w:numId="1050">
+    <w:abstractNumId w:val="99411"/>
+    <w:lvlOverride w:ilvl="0">
+      <w:startOverride w:val="1"/>
+    </w:lvlOverride>
+    <w:lvlOverride w:ilvl="1">
+      <w:startOverride w:val="1"/>
+    </w:lvlOverride>
+    <w:lvlOverride w:ilvl="2">
+      <w:startOverride w:val="1"/>
+    </w:lvlOverride>
+    <w:lvlOverride w:ilvl="3">
+      <w:startOverride w:val="1"/>
+    </w:lvlOverride>
+    <w:lvlOverride w:ilvl="4">
+      <w:startOverride w:val="1"/>
+    </w:lvlOverride>
+    <w:lvlOverride w:ilvl="5">
+      <w:startOverride w:val="1"/>
+    </w:lvlOverride>
+    <w:lvlOverride w:ilvl="6">
+      <w:startOverride w:val="1"/>
+    </w:lvlOverride>
+    <w:lvlOverride w:ilvl="7">
+      <w:startOverride w:val="1"/>
+    </w:lvlOverride>
+    <w:lvlOverride w:ilvl="8">
+      <w:startOverride w:val="1"/>
+    </w:lvlOverride>
+  </w:num>
+  <w:num w:numId="1051">
+    <w:abstractNumId w:val="991"/>
   </w:num>
 </w:numbering>
 </file>
@@ -7074,8 +7358,6 @@
     </w:pPr>
     <w:rPr>
       <w:rFonts w:asciiTheme="majorHAnsi" w:cstheme="majorBidi" w:eastAsiaTheme="majorEastAsia" w:hAnsiTheme="majorHAnsi"/>
-      <w:spacing w:val="-10"/>
-      <w:kern w:val="28"/>
       <w:sz w:val="56"/>
       <w:szCs w:val="56"/>
     </w:rPr>
@@ -7088,8 +7370,6 @@
     <w:rsid w:val="00A10FD9"/>
     <w:rPr>
       <w:rFonts w:asciiTheme="majorHAnsi" w:cstheme="majorBidi" w:eastAsiaTheme="majorEastAsia" w:hAnsiTheme="majorHAnsi"/>
-      <w:spacing w:val="-10"/>
-      <w:kern w:val="28"/>
       <w:sz w:val="56"/>
       <w:szCs w:val="56"/>
     </w:rPr>
@@ -7130,23 +7410,31 @@
   </w:style>
   <w:style w:customStyle="1" w:styleId="Author" w:type="paragraph">
     <w:name w:val="Author"/>
+    <w:basedOn w:val="Title"/>
     <w:next w:val="BodyText"/>
     <w:qFormat/>
     <w:pPr>
       <w:keepNext/>
       <w:keepLines/>
-      <w:jc w:val="center"/>
     </w:pPr>
+    <w:rPr>
+      <w:sz w:val="24"/>
+      <w:szCs w:val="24"/>
+    </w:rPr>
   </w:style>
   <w:style w:styleId="Date" w:type="paragraph">
     <w:name w:val="Date"/>
+    <w:basedOn w:val="Title"/>
     <w:next w:val="BodyText"/>
     <w:qFormat/>
     <w:pPr>
       <w:keepNext/>
       <w:keepLines/>
-      <w:jc w:val="center"/>
     </w:pPr>
+    <w:rPr>
+      <w:sz w:val="24"/>
+      <w:szCs w:val="24"/>
+    </w:rPr>
   </w:style>
   <w:style w:customStyle="1" w:styleId="AbstractTitle" w:type="paragraph">
     <w:name w:val="Abstract Title"/>
